--- a/Отчет по УП (6) — копия.docx
+++ b/Отчет по УП (6) — копия.docx
@@ -65,7 +65,7 @@
                                 <a14:useLocalDpi xmlns:a14="http://schemas.microsoft.com/office/drawing/2010/main" val="0"/>
                               </a:ext>
                               <a:ext uri="{96DAC541-7B7A-43D3-8B79-37D633B846F1}">
-                                <asvg:svgBlip xmlns:asvg="http://schemas.microsoft.com/office/drawing/2016/SVG/main" xmlns:w16sdtdh="http://schemas.microsoft.com/office/word/2020/wordml/sdtdatahash" xmlns:w16="http://schemas.microsoft.com/office/word/2018/wordml" xmlns:w16cid="http://schemas.microsoft.com/office/word/2016/wordml/cid" xmlns:w16cex="http://schemas.microsoft.com/office/word/2018/wordml/cex" xmlns:w="http://schemas.openxmlformats.org/wordprocessingml/2006/main" xmlns:w10="urn:schemas-microsoft-com:office:word" xmlns:v="urn:schemas-microsoft-com:vml" xmlns:o="urn:schemas-microsoft-com:office:office" xmlns:am3d="http://schemas.microsoft.com/office/drawing/2017/model3d" xmlns:aink="http://schemas.microsoft.com/office/drawing/2016/ink" xmlns:cx8="http://schemas.microsoft.com/office/drawing/2016/5/14/chartex" xmlns:cx7="http://schemas.microsoft.com/office/drawing/2016/5/13/chartex" xmlns:cx6="http://schemas.microsoft.com/office/drawing/2016/5/12/chartex" xmlns:cx5="http://schemas.microsoft.com/office/drawing/2016/5/11/chartex" xmlns:cx4="http://schemas.microsoft.com/office/drawing/2016/5/10/chartex" xmlns:cx3="http://schemas.microsoft.com/office/drawing/2016/5/9/chartex" xmlns:cx2="http://schemas.microsoft.com/office/drawing/2015/10/21/chartex" xmlns="" r:embed="rId9"/>
+                                <asvg:svgBlip xmlns="" xmlns:cx2="http://schemas.microsoft.com/office/drawing/2015/10/21/chartex" xmlns:cx3="http://schemas.microsoft.com/office/drawing/2016/5/9/chartex" xmlns:cx4="http://schemas.microsoft.com/office/drawing/2016/5/10/chartex" xmlns:cx5="http://schemas.microsoft.com/office/drawing/2016/5/11/chartex" xmlns:cx6="http://schemas.microsoft.com/office/drawing/2016/5/12/chartex" xmlns:cx7="http://schemas.microsoft.com/office/drawing/2016/5/13/chartex" xmlns:cx8="http://schemas.microsoft.com/office/drawing/2016/5/14/chartex" xmlns:aink="http://schemas.microsoft.com/office/drawing/2016/ink" xmlns:am3d="http://schemas.microsoft.com/office/drawing/2017/model3d" xmlns:o="urn:schemas-microsoft-com:office:office" xmlns:v="urn:schemas-microsoft-com:vml" xmlns:w10="urn:schemas-microsoft-com:office:word" xmlns:w="http://schemas.openxmlformats.org/wordprocessingml/2006/main" xmlns:w16cex="http://schemas.microsoft.com/office/word/2018/wordml/cex" xmlns:w16cid="http://schemas.microsoft.com/office/word/2016/wordml/cid" xmlns:w16="http://schemas.microsoft.com/office/word/2018/wordml" xmlns:w16sdtdh="http://schemas.microsoft.com/office/word/2020/wordml/sdtdatahash" xmlns:asvg="http://schemas.microsoft.com/office/drawing/2016/SVG/main" r:embed="rId9"/>
                               </a:ext>
                             </a:extLst>
                           </a:blip>
@@ -694,10 +694,10 @@
     <w:sdt>
       <w:sdtPr>
         <w:rPr>
-          <w:rFonts w:asciiTheme="minorHAnsi" w:eastAsiaTheme="minorHAnsi" w:hAnsiTheme="minorHAnsi" w:cstheme="minorBidi"/>
+          <w:rFonts w:ascii="Times New Roman" w:eastAsiaTheme="minorHAnsi" w:hAnsi="Times New Roman" w:cs="Times New Roman"/>
           <w:color w:val="auto"/>
-          <w:sz w:val="22"/>
-          <w:szCs w:val="22"/>
+          <w:sz w:val="28"/>
+          <w:szCs w:val="28"/>
           <w:lang w:eastAsia="en-US"/>
         </w:rPr>
         <w:id w:val="1840657372"/>
@@ -716,13 +716,18 @@
         <w:p>
           <w:pPr>
             <w:pStyle w:val="ae"/>
+            <w:numPr>
+              <w:ilvl w:val="0"/>
+              <w:numId w:val="0"/>
+            </w:numPr>
             <w:spacing w:after="360"/>
+            <w:ind w:left="720"/>
             <w:jc w:val="center"/>
             <w:rPr>
               <w:rFonts w:ascii="Times New Roman" w:hAnsi="Times New Roman" w:cs="Times New Roman"/>
               <w:b/>
               <w:color w:val="000000" w:themeColor="text1"/>
-              <w:sz w:val="24"/>
+              <w:sz w:val="28"/>
               <w:szCs w:val="28"/>
             </w:rPr>
           </w:pPr>
@@ -731,7 +736,7 @@
               <w:rFonts w:ascii="Times New Roman" w:hAnsi="Times New Roman" w:cs="Times New Roman"/>
               <w:b/>
               <w:color w:val="000000" w:themeColor="text1"/>
-              <w:sz w:val="24"/>
+              <w:sz w:val="28"/>
               <w:szCs w:val="28"/>
             </w:rPr>
             <w:t>СОДЕРЖАНИЕ</w:t>
@@ -741,6 +746,7 @@
           <w:pPr>
             <w:pStyle w:val="11"/>
             <w:tabs>
+              <w:tab w:val="left" w:pos="440"/>
               <w:tab w:val="right" w:leader="dot" w:pos="9628"/>
             </w:tabs>
             <w:rPr>
@@ -750,20 +756,50 @@
             </w:rPr>
           </w:pPr>
           <w:r>
+            <w:rPr>
+              <w:rFonts w:ascii="Times New Roman" w:hAnsi="Times New Roman" w:cs="Times New Roman"/>
+              <w:sz w:val="28"/>
+              <w:szCs w:val="28"/>
+            </w:rPr>
             <w:fldChar w:fldCharType="begin"/>
           </w:r>
           <w:r>
+            <w:rPr>
+              <w:rFonts w:ascii="Times New Roman" w:hAnsi="Times New Roman" w:cs="Times New Roman"/>
+              <w:sz w:val="28"/>
+              <w:szCs w:val="28"/>
+            </w:rPr>
             <w:instrText xml:space="preserve"> TOC \o "1-3" \h \z \u </w:instrText>
           </w:r>
           <w:r>
+            <w:rPr>
+              <w:rFonts w:ascii="Times New Roman" w:hAnsi="Times New Roman" w:cs="Times New Roman"/>
+              <w:sz w:val="28"/>
+              <w:szCs w:val="28"/>
+            </w:rPr>
             <w:fldChar w:fldCharType="separate"/>
           </w:r>
-          <w:hyperlink w:anchor="_Toc224494889" w:history="1">
+          <w:hyperlink w:anchor="_Toc225708673" w:history="1">
             <w:r>
               <w:rPr>
                 <w:rStyle w:val="a4"/>
                 <w:noProof/>
               </w:rPr>
+              <w:t>1)</w:t>
+            </w:r>
+            <w:r>
+              <w:rPr>
+                <w:rFonts w:eastAsiaTheme="minorEastAsia"/>
+                <w:noProof/>
+                <w:lang w:eastAsia="ru-RU"/>
+              </w:rPr>
+              <w:tab/>
+            </w:r>
+            <w:r>
+              <w:rPr>
+                <w:rStyle w:val="a4"/>
+                <w:noProof/>
+              </w:rPr>
               <w:t>ВВЕДЕНИЕ</w:t>
             </w:r>
             <w:r>
@@ -785,7 +821,7 @@
                 <w:noProof/>
                 <w:webHidden/>
               </w:rPr>
-              <w:instrText xml:space="preserve"> PAGEREF _Toc224494889 \h </w:instrText>
+              <w:instrText xml:space="preserve"> PAGEREF _Toc225708673 \h </w:instrText>
             </w:r>
             <w:r>
               <w:rPr>
@@ -820,6 +856,7 @@
           <w:pPr>
             <w:pStyle w:val="11"/>
             <w:tabs>
+              <w:tab w:val="left" w:pos="440"/>
               <w:tab w:val="right" w:leader="dot" w:pos="9628"/>
             </w:tabs>
             <w:rPr>
@@ -828,12 +865,27 @@
               <w:lang w:eastAsia="ru-RU"/>
             </w:rPr>
           </w:pPr>
-          <w:hyperlink w:anchor="_Toc224494890" w:history="1">
+          <w:hyperlink w:anchor="_Toc225708674" w:history="1">
             <w:r>
               <w:rPr>
                 <w:rStyle w:val="a4"/>
                 <w:noProof/>
               </w:rPr>
+              <w:t>2)</w:t>
+            </w:r>
+            <w:r>
+              <w:rPr>
+                <w:rFonts w:eastAsiaTheme="minorEastAsia"/>
+                <w:noProof/>
+                <w:lang w:eastAsia="ru-RU"/>
+              </w:rPr>
+              <w:tab/>
+            </w:r>
+            <w:r>
+              <w:rPr>
+                <w:rStyle w:val="a4"/>
+                <w:noProof/>
+              </w:rPr>
               <w:t>СОДЕРЖАНИЕ УЧЕБНОЙ ПРАКТИКИ</w:t>
             </w:r>
             <w:r>
@@ -855,7 +907,7 @@
                 <w:noProof/>
                 <w:webHidden/>
               </w:rPr>
-              <w:instrText xml:space="preserve"> PAGEREF _Toc224494890 \h </w:instrText>
+              <w:instrText xml:space="preserve"> PAGEREF _Toc225708674 \h </w:instrText>
             </w:r>
             <w:r>
               <w:rPr>
@@ -898,7 +950,7 @@
               <w:lang w:eastAsia="ru-RU"/>
             </w:rPr>
           </w:pPr>
-          <w:hyperlink w:anchor="_Toc224494891" w:history="1">
+          <w:hyperlink w:anchor="_Toc225708675" w:history="1">
             <w:r>
               <w:rPr>
                 <w:rStyle w:val="a4"/>
@@ -925,7 +977,7 @@
                 <w:noProof/>
                 <w:webHidden/>
               </w:rPr>
-              <w:instrText xml:space="preserve"> PAGEREF _Toc224494891 \h </w:instrText>
+              <w:instrText xml:space="preserve"> PAGEREF _Toc225708675 \h </w:instrText>
             </w:r>
             <w:r>
               <w:rPr>
@@ -968,7 +1020,7 @@
               <w:lang w:eastAsia="ru-RU"/>
             </w:rPr>
           </w:pPr>
-          <w:hyperlink w:anchor="_Toc224494892" w:history="1">
+          <w:hyperlink w:anchor="_Toc225708676" w:history="1">
             <w:r>
               <w:rPr>
                 <w:rStyle w:val="a4"/>
@@ -983,6 +1035,8 @@
               </w:rPr>
               <w:tab/>
             </w:r>
+            <w:bookmarkStart w:id="0" w:name="_GoBack"/>
+            <w:bookmarkEnd w:id="0"/>
             <w:r>
               <w:rPr>
                 <w:noProof/>
@@ -995,7 +1049,7 @@
                 <w:noProof/>
                 <w:webHidden/>
               </w:rPr>
-              <w:instrText xml:space="preserve"> PAGEREF _Toc224494892 \h </w:instrText>
+              <w:instrText xml:space="preserve"> PAGEREF _Toc225708676 \h </w:instrText>
             </w:r>
             <w:r>
               <w:rPr>
@@ -1038,7 +1092,7 @@
               <w:lang w:eastAsia="ru-RU"/>
             </w:rPr>
           </w:pPr>
-          <w:hyperlink w:anchor="_Toc224494893" w:history="1">
+          <w:hyperlink w:anchor="_Toc225708677" w:history="1">
             <w:r>
               <w:rPr>
                 <w:rStyle w:val="a4"/>
@@ -1095,7 +1149,7 @@
                 <w:noProof/>
                 <w:webHidden/>
               </w:rPr>
-              <w:instrText xml:space="preserve"> PAGEREF _Toc224494893 \h </w:instrText>
+              <w:instrText xml:space="preserve"> PAGEREF _Toc225708677 \h </w:instrText>
             </w:r>
             <w:r>
               <w:rPr>
@@ -1138,7 +1192,7 @@
               <w:lang w:eastAsia="ru-RU"/>
             </w:rPr>
           </w:pPr>
-          <w:hyperlink w:anchor="_Toc224494894" w:history="1">
+          <w:hyperlink w:anchor="_Toc225708678" w:history="1">
             <w:r>
               <w:rPr>
                 <w:rStyle w:val="a4"/>
@@ -1152,14 +1206,14 @@
                 <w:noProof/>
                 <w:lang w:val="en-US"/>
               </w:rPr>
-              <w:t xml:space="preserve">idef0 </w:t>
+              <w:t>idef</w:t>
             </w:r>
             <w:r>
               <w:rPr>
                 <w:rStyle w:val="a4"/>
                 <w:noProof/>
               </w:rPr>
-              <w:t>диаграммы</w:t>
+              <w:t>0 диаграммы</w:t>
             </w:r>
             <w:r>
               <w:rPr>
@@ -1180,7 +1234,7 @@
                 <w:noProof/>
                 <w:webHidden/>
               </w:rPr>
-              <w:instrText xml:space="preserve"> PAGEREF _Toc224494894 \h </w:instrText>
+              <w:instrText xml:space="preserve"> PAGEREF _Toc225708678 \h </w:instrText>
             </w:r>
             <w:r>
               <w:rPr>
@@ -1218,10 +1272,12 @@
               <w:tab w:val="right" w:leader="dot" w:pos="9628"/>
             </w:tabs>
             <w:rPr>
+              <w:rFonts w:eastAsiaTheme="minorEastAsia"/>
               <w:noProof/>
+              <w:lang w:eastAsia="ru-RU"/>
             </w:rPr>
           </w:pPr>
-          <w:hyperlink w:anchor="_Toc224494895" w:history="1">
+          <w:hyperlink w:anchor="_Toc225708679" w:history="1">
             <w:r>
               <w:rPr>
                 <w:rStyle w:val="a4"/>
@@ -1248,7 +1304,7 @@
                 <w:noProof/>
                 <w:webHidden/>
               </w:rPr>
-              <w:instrText xml:space="preserve"> PAGEREF _Toc224494895 \h </w:instrText>
+              <w:instrText xml:space="preserve"> PAGEREF _Toc225708679 \h </w:instrText>
             </w:r>
             <w:r>
               <w:rPr>
@@ -1281,7 +1337,7 @@
         </w:p>
         <w:p>
           <w:pPr>
-            <w:pStyle w:val="11"/>
+            <w:pStyle w:val="21"/>
             <w:tabs>
               <w:tab w:val="right" w:leader="dot" w:pos="9628"/>
             </w:tabs>
@@ -1291,13 +1347,13 @@
               <w:lang w:eastAsia="ru-RU"/>
             </w:rPr>
           </w:pPr>
-          <w:hyperlink w:anchor="_Toc224494896" w:history="1">
+          <w:hyperlink w:anchor="_Toc225708680" w:history="1">
             <w:r>
               <w:rPr>
                 <w:rStyle w:val="a4"/>
                 <w:noProof/>
               </w:rPr>
-              <w:t>ЗАКЛЮЧЕНИЕ</w:t>
+              <w:t>ER диаграмма</w:t>
             </w:r>
             <w:r>
               <w:rPr>
@@ -1318,7 +1374,7 @@
                 <w:noProof/>
                 <w:webHidden/>
               </w:rPr>
-              <w:instrText xml:space="preserve"> PAGEREF _Toc224494896 \h </w:instrText>
+              <w:instrText xml:space="preserve"> PAGEREF _Toc225708680 \h </w:instrText>
             </w:r>
             <w:r>
               <w:rPr>
@@ -1338,7 +1394,7 @@
                 <w:noProof/>
                 <w:webHidden/>
               </w:rPr>
-              <w:t>12</w:t>
+              <w:t>13</w:t>
             </w:r>
             <w:r>
               <w:rPr>
@@ -1351,7 +1407,7 @@
         </w:p>
         <w:p>
           <w:pPr>
-            <w:pStyle w:val="11"/>
+            <w:pStyle w:val="21"/>
             <w:tabs>
               <w:tab w:val="right" w:leader="dot" w:pos="9628"/>
             </w:tabs>
@@ -1361,13 +1417,256 @@
               <w:lang w:eastAsia="ru-RU"/>
             </w:rPr>
           </w:pPr>
-          <w:hyperlink w:anchor="_Toc224494897" w:history="1">
+          <w:hyperlink w:anchor="_Toc225708681" w:history="1">
+            <w:r>
+              <w:rPr>
+                <w:rStyle w:val="a4"/>
+                <w:noProof/>
+              </w:rPr>
+              <w:t>Выбор программных средств реализаций</w:t>
+            </w:r>
+            <w:r>
+              <w:rPr>
+                <w:noProof/>
+                <w:webHidden/>
+              </w:rPr>
+              <w:tab/>
+            </w:r>
+            <w:r>
+              <w:rPr>
+                <w:noProof/>
+                <w:webHidden/>
+              </w:rPr>
+              <w:fldChar w:fldCharType="begin"/>
+            </w:r>
+            <w:r>
+              <w:rPr>
+                <w:noProof/>
+                <w:webHidden/>
+              </w:rPr>
+              <w:instrText xml:space="preserve"> PAGEREF _Toc225708681 \h </w:instrText>
+            </w:r>
+            <w:r>
+              <w:rPr>
+                <w:noProof/>
+                <w:webHidden/>
+              </w:rPr>
+            </w:r>
+            <w:r>
+              <w:rPr>
+                <w:noProof/>
+                <w:webHidden/>
+              </w:rPr>
+              <w:fldChar w:fldCharType="separate"/>
+            </w:r>
+            <w:r>
+              <w:rPr>
+                <w:noProof/>
+                <w:webHidden/>
+              </w:rPr>
+              <w:t>16</w:t>
+            </w:r>
+            <w:r>
+              <w:rPr>
+                <w:noProof/>
+                <w:webHidden/>
+              </w:rPr>
+              <w:fldChar w:fldCharType="end"/>
+            </w:r>
+          </w:hyperlink>
+        </w:p>
+        <w:p>
+          <w:pPr>
+            <w:pStyle w:val="21"/>
+            <w:tabs>
+              <w:tab w:val="right" w:leader="dot" w:pos="9628"/>
+            </w:tabs>
+            <w:rPr>
+              <w:rFonts w:eastAsiaTheme="minorEastAsia"/>
+              <w:noProof/>
+              <w:lang w:eastAsia="ru-RU"/>
+            </w:rPr>
+          </w:pPr>
+          <w:hyperlink w:anchor="_Toc225708682" w:history="1">
+            <w:r>
+              <w:rPr>
+                <w:rStyle w:val="a4"/>
+                <w:noProof/>
+              </w:rPr>
+              <w:t>Практическая реализация</w:t>
+            </w:r>
+            <w:r>
+              <w:rPr>
+                <w:noProof/>
+                <w:webHidden/>
+              </w:rPr>
+              <w:tab/>
+            </w:r>
+            <w:r>
+              <w:rPr>
+                <w:noProof/>
+                <w:webHidden/>
+              </w:rPr>
+              <w:fldChar w:fldCharType="begin"/>
+            </w:r>
+            <w:r>
+              <w:rPr>
+                <w:noProof/>
+                <w:webHidden/>
+              </w:rPr>
+              <w:instrText xml:space="preserve"> PAGEREF _Toc225708682 \h </w:instrText>
+            </w:r>
+            <w:r>
+              <w:rPr>
+                <w:noProof/>
+                <w:webHidden/>
+              </w:rPr>
+            </w:r>
+            <w:r>
+              <w:rPr>
+                <w:noProof/>
+                <w:webHidden/>
+              </w:rPr>
+              <w:fldChar w:fldCharType="separate"/>
+            </w:r>
+            <w:r>
+              <w:rPr>
+                <w:noProof/>
+                <w:webHidden/>
+              </w:rPr>
+              <w:t>19</w:t>
+            </w:r>
+            <w:r>
+              <w:rPr>
+                <w:noProof/>
+                <w:webHidden/>
+              </w:rPr>
+              <w:fldChar w:fldCharType="end"/>
+            </w:r>
+          </w:hyperlink>
+        </w:p>
+        <w:p>
+          <w:pPr>
+            <w:pStyle w:val="11"/>
+            <w:tabs>
+              <w:tab w:val="left" w:pos="440"/>
+              <w:tab w:val="right" w:leader="dot" w:pos="9628"/>
+            </w:tabs>
+            <w:rPr>
+              <w:rFonts w:eastAsiaTheme="minorEastAsia"/>
+              <w:noProof/>
+              <w:lang w:eastAsia="ru-RU"/>
+            </w:rPr>
+          </w:pPr>
+          <w:hyperlink w:anchor="_Toc225708683" w:history="1">
+            <w:r>
+              <w:rPr>
+                <w:rStyle w:val="a4"/>
+                <w:noProof/>
+              </w:rPr>
+              <w:t>3)</w:t>
+            </w:r>
+            <w:r>
+              <w:rPr>
+                <w:rFonts w:eastAsiaTheme="minorEastAsia"/>
+                <w:noProof/>
+                <w:lang w:eastAsia="ru-RU"/>
+              </w:rPr>
+              <w:tab/>
+            </w:r>
+            <w:r>
+              <w:rPr>
+                <w:rStyle w:val="a4"/>
+                <w:noProof/>
+              </w:rPr>
+              <w:t>ЗАКЛЮЧЕНИЕ</w:t>
+            </w:r>
+            <w:r>
+              <w:rPr>
+                <w:noProof/>
+                <w:webHidden/>
+              </w:rPr>
+              <w:tab/>
+            </w:r>
+            <w:r>
+              <w:rPr>
+                <w:noProof/>
+                <w:webHidden/>
+              </w:rPr>
+              <w:fldChar w:fldCharType="begin"/>
+            </w:r>
+            <w:r>
+              <w:rPr>
+                <w:noProof/>
+                <w:webHidden/>
+              </w:rPr>
+              <w:instrText xml:space="preserve"> PAGEREF _Toc225708683 \h </w:instrText>
+            </w:r>
+            <w:r>
+              <w:rPr>
+                <w:noProof/>
+                <w:webHidden/>
+              </w:rPr>
+            </w:r>
+            <w:r>
+              <w:rPr>
+                <w:noProof/>
+                <w:webHidden/>
+              </w:rPr>
+              <w:fldChar w:fldCharType="separate"/>
+            </w:r>
+            <w:r>
+              <w:rPr>
+                <w:noProof/>
+                <w:webHidden/>
+              </w:rPr>
+              <w:t>20</w:t>
+            </w:r>
+            <w:r>
+              <w:rPr>
+                <w:noProof/>
+                <w:webHidden/>
+              </w:rPr>
+              <w:fldChar w:fldCharType="end"/>
+            </w:r>
+          </w:hyperlink>
+        </w:p>
+        <w:p>
+          <w:pPr>
+            <w:pStyle w:val="11"/>
+            <w:tabs>
+              <w:tab w:val="left" w:pos="440"/>
+              <w:tab w:val="right" w:leader="dot" w:pos="9628"/>
+            </w:tabs>
+            <w:rPr>
+              <w:rFonts w:eastAsiaTheme="minorEastAsia"/>
+              <w:noProof/>
+              <w:lang w:eastAsia="ru-RU"/>
+            </w:rPr>
+          </w:pPr>
+          <w:hyperlink w:anchor="_Toc225708684" w:history="1">
             <w:r>
               <w:rPr>
                 <w:rStyle w:val="a4"/>
                 <w:rFonts w:eastAsiaTheme="majorEastAsia"/>
                 <w:noProof/>
               </w:rPr>
+              <w:t>4)</w:t>
+            </w:r>
+            <w:r>
+              <w:rPr>
+                <w:rFonts w:eastAsiaTheme="minorEastAsia"/>
+                <w:noProof/>
+                <w:lang w:eastAsia="ru-RU"/>
+              </w:rPr>
+              <w:tab/>
+            </w:r>
+            <w:r>
+              <w:rPr>
+                <w:rStyle w:val="a4"/>
+                <w:rFonts w:eastAsiaTheme="majorEastAsia"/>
+                <w:noProof/>
+              </w:rPr>
               <w:t>СПИСОК ИСПОЛЬЗОВАННЫХ ИСТОЧНИКОВ</w:t>
             </w:r>
             <w:r>
@@ -1389,7 +1688,7 @@
                 <w:noProof/>
                 <w:webHidden/>
               </w:rPr>
-              <w:instrText xml:space="preserve"> PAGEREF _Toc224494897 \h </w:instrText>
+              <w:instrText xml:space="preserve"> PAGEREF _Toc225708684 \h </w:instrText>
             </w:r>
             <w:r>
               <w:rPr>
@@ -1409,7 +1708,7 @@
                 <w:noProof/>
                 <w:webHidden/>
               </w:rPr>
-              <w:t>13</w:t>
+              <w:t>21</w:t>
             </w:r>
             <w:r>
               <w:rPr>
@@ -1423,8 +1722,11 @@
         <w:p>
           <w:r>
             <w:rPr>
+              <w:rFonts w:ascii="Times New Roman" w:hAnsi="Times New Roman" w:cs="Times New Roman"/>
               <w:b/>
               <w:bCs/>
+              <w:sz w:val="28"/>
+              <w:szCs w:val="28"/>
             </w:rPr>
             <w:fldChar w:fldCharType="end"/>
           </w:r>
@@ -1563,19 +1865,13 @@
       <w:pPr>
         <w:pStyle w:val="1"/>
         <w:jc w:val="center"/>
-        <w:rPr>
-          <w:sz w:val="28"/>
-        </w:rPr>
-      </w:pPr>
-      <w:bookmarkStart w:id="0" w:name="_Toc224494889"/>
-      <w:r>
-        <w:rPr>
-          <w:sz w:val="28"/>
-        </w:rPr>
+      </w:pPr>
+      <w:bookmarkStart w:id="1" w:name="_Toc225708673"/>
+      <w:r>
         <w:lastRenderedPageBreak/>
         <w:t>ВВЕДЕНИЕ</w:t>
       </w:r>
-      <w:bookmarkEnd w:id="0"/>
+      <w:bookmarkEnd w:id="1"/>
     </w:p>
     <w:p>
       <w:pPr>
@@ -1664,30 +1960,28 @@
         <w:pStyle w:val="1"/>
         <w:jc w:val="center"/>
         <w:rPr>
-          <w:sz w:val="28"/>
-          <w:szCs w:val="28"/>
-        </w:rPr>
-      </w:pPr>
-      <w:bookmarkStart w:id="1" w:name="_Toc224494890"/>
-      <w:r>
-        <w:rPr>
-          <w:sz w:val="28"/>
+          <w:szCs w:val="28"/>
+        </w:rPr>
+      </w:pPr>
+      <w:bookmarkStart w:id="2" w:name="_Toc225708674"/>
+      <w:r>
+        <w:rPr>
           <w:szCs w:val="28"/>
         </w:rPr>
         <w:lastRenderedPageBreak/>
         <w:t>СОДЕРЖАНИЕ УЧЕБНОЙ ПРАКТИКИ</w:t>
       </w:r>
-      <w:bookmarkEnd w:id="1"/>
+      <w:bookmarkEnd w:id="2"/>
     </w:p>
     <w:p>
       <w:pPr>
         <w:pStyle w:val="2"/>
       </w:pPr>
-      <w:bookmarkStart w:id="2" w:name="_Toc224494891"/>
+      <w:bookmarkStart w:id="3" w:name="_Toc225708675"/>
       <w:r>
         <w:t>Описание предметной области</w:t>
       </w:r>
-      <w:bookmarkEnd w:id="2"/>
+      <w:bookmarkEnd w:id="3"/>
     </w:p>
     <w:p>
       <w:pPr>
@@ -1832,11 +2126,11 @@
       <w:pPr>
         <w:pStyle w:val="2"/>
       </w:pPr>
-      <w:bookmarkStart w:id="3" w:name="_Toc224494892"/>
+      <w:bookmarkStart w:id="4" w:name="_Toc225708676"/>
       <w:r>
         <w:t>Обзор аналогов</w:t>
       </w:r>
-      <w:bookmarkEnd w:id="3"/>
+      <w:bookmarkEnd w:id="4"/>
       <w:r>
         <w:br/>
       </w:r>
@@ -2362,7 +2656,7 @@
       <w:pPr>
         <w:pStyle w:val="2"/>
       </w:pPr>
-      <w:bookmarkStart w:id="4" w:name="_Toc224494893"/>
+      <w:bookmarkStart w:id="5" w:name="_Toc225708677"/>
       <w:r>
         <w:t xml:space="preserve">Разработка </w:t>
       </w:r>
@@ -2387,7 +2681,7 @@
       <w:r>
         <w:t>диаграммы</w:t>
       </w:r>
-      <w:bookmarkEnd w:id="4"/>
+      <w:bookmarkEnd w:id="5"/>
       <w:r>
         <w:br/>
       </w:r>
@@ -2621,7 +2915,35 @@
           <w:szCs w:val="28"/>
         </w:rPr>
         <w:lastRenderedPageBreak/>
-        <w:t>ознакомление со сведениями об образовательной организации, просмотр списка специальностей, а также возможность заказа справок. Данные функции позволяют посетителям сайта получить актуальную информацию о деятельности колледжа и образовательных программах.</w:t>
+        <w:t>ознакомление со сведениями об образовательной организации, просмотр списка специальностей, а также возможность заказа справок</w:t>
+      </w:r>
+      <w:r>
+        <w:rPr>
+          <w:sz w:val="28"/>
+          <w:szCs w:val="28"/>
+        </w:rPr>
+        <w:t xml:space="preserve"> </w:t>
+      </w:r>
+      <w:r>
+        <w:rPr>
+          <w:sz w:val="28"/>
+          <w:szCs w:val="28"/>
+        </w:rPr>
+        <w:t>и оставить сообщение о проблемах колледжа</w:t>
+      </w:r>
+      <w:r>
+        <w:rPr>
+          <w:sz w:val="28"/>
+          <w:szCs w:val="28"/>
+        </w:rPr>
+        <w:t>. Данные функции позволяют посетителям сайта получить актуальную информацию о деятельности коллед</w:t>
+      </w:r>
+      <w:r>
+        <w:rPr>
+          <w:sz w:val="28"/>
+          <w:szCs w:val="28"/>
+        </w:rPr>
+        <w:t>жа и образовательных программах, а также взаимодействовать с образовательным учреждением.</w:t>
       </w:r>
     </w:p>
     <w:p>
@@ -2634,13 +2956,6 @@
           <w:szCs w:val="28"/>
         </w:rPr>
       </w:pPr>
-      <w:r>
-        <w:rPr>
-          <w:sz w:val="28"/>
-          <w:szCs w:val="28"/>
-        </w:rPr>
-        <w:t>Актор «Admin» выполняет функции управления сайтом и его содержимым. Администратор осуществляет вход в административную панель сайта, где получает доступ к инструментам управления контентом. Через панель администратора возможен просмотр списка страниц, добавление новостей, а также управление установленными плагинами.</w:t>
-      </w:r>
     </w:p>
     <w:p>
       <w:pPr>
@@ -2657,7 +2972,7 @@
           <w:sz w:val="28"/>
           <w:szCs w:val="28"/>
         </w:rPr>
-        <w:t>Отдельным вариантом использования является изменение контента страницы. Данный вариант использования может включать несколько дополнительных операций, таких как создание новой страницы, удаление страницы и изменение структуры страницы. Эти действия представлены на диаграмме с использованием отношения расширения (&lt;&gt;), что означает возможность выполнения дополнительных операций в рамках основного процесса редактирования контента.</w:t>
+        <w:t>Актор «Admin» выполняет функции управления сайтом и его содержимым. Администратор осуществляет вход в административную панель сайта, где получает доступ к инструментам управления контентом. Через панель администратора возможен просмотр списка страниц, добавление новостей, а также управление установленными плагинами.</w:t>
       </w:r>
     </w:p>
     <w:p>
@@ -2675,6 +2990,24 @@
           <w:sz w:val="28"/>
           <w:szCs w:val="28"/>
         </w:rPr>
+        <w:t>Отдельным вариантом использования является изменение контента страницы. Данный вариант использования может включать несколько дополнительных операций, таких как создание новой страницы, удаление страницы и изменение структуры страницы. Эти действия представлены на диаграмме с использованием отношения расширения, что означает возможность выполнения дополнительных операций в рамках основного процесса редактирования контента.</w:t>
+      </w:r>
+    </w:p>
+    <w:p>
+      <w:pPr>
+        <w:pStyle w:val="isselectedend"/>
+        <w:spacing w:before="0" w:beforeAutospacing="0" w:after="0" w:afterAutospacing="0" w:line="360" w:lineRule="auto"/>
+        <w:ind w:firstLine="709"/>
+        <w:rPr>
+          <w:sz w:val="28"/>
+          <w:szCs w:val="28"/>
+        </w:rPr>
+      </w:pPr>
+      <w:r>
+        <w:rPr>
+          <w:sz w:val="28"/>
+          <w:szCs w:val="28"/>
+        </w:rPr>
         <w:t>Также администратор может управлять функциональными возможностями сайта посредством работы с плагинами. Для этого предусмотрены варианты использования установки новых плагинов и удаления существующих. Эти действия также связаны отношением расширения, поскольку выполняются в рамках общего процесса управления плагинами.</w:t>
       </w:r>
     </w:p>
@@ -2707,7 +3040,7 @@
       <w:pPr>
         <w:pStyle w:val="2"/>
       </w:pPr>
-      <w:bookmarkStart w:id="5" w:name="_Toc224494894"/>
+      <w:bookmarkStart w:id="6" w:name="_Toc225708678"/>
       <w:r>
         <w:t xml:space="preserve">Разработка </w:t>
       </w:r>
@@ -2715,12 +3048,15 @@
         <w:rPr>
           <w:lang w:val="en-US"/>
         </w:rPr>
-        <w:t xml:space="preserve">idef0 </w:t>
+        <w:t>idef</w:t>
+      </w:r>
+      <w:r>
+        <w:t xml:space="preserve">0 </w:t>
       </w:r>
       <w:r>
         <w:t>диаграммы</w:t>
       </w:r>
-      <w:bookmarkEnd w:id="5"/>
+      <w:bookmarkEnd w:id="6"/>
     </w:p>
     <w:p>
       <w:pPr>
@@ -2737,15 +3073,8 @@
           <w:sz w:val="28"/>
           <w:szCs w:val="28"/>
         </w:rPr>
-        <w:t xml:space="preserve">Для проектирования функциональной структуры информационной системы сайта колледжа была использована методология IDEF0 (Integration Definition for Function Modeling). Данная методология предназначена для </w:t>
-      </w:r>
-      <w:r>
-        <w:rPr>
-          <w:sz w:val="28"/>
-          <w:szCs w:val="28"/>
-        </w:rPr>
         <w:lastRenderedPageBreak/>
-        <w:t>построения функциональных моделей и позволяет наглядно представить процессы, происходящие в системе, а также связи между ними.</w:t>
+        <w:t>Для проектирования функциональной структуры информационной системы сайта колледжа была использована методология IDEF0 (Integration Definition for Function Modeling). Данная методология предназначена для построения функциональных моделей и позволяет наглядно представить процессы, происходящие в системе, а также связи между ними.</w:t>
       </w:r>
     </w:p>
     <w:p>
@@ -2754,36 +3083,80 @@
         <w:spacing w:before="0" w:beforeAutospacing="0" w:after="0" w:afterAutospacing="0" w:line="360" w:lineRule="auto"/>
         <w:ind w:firstLine="709"/>
         <w:rPr>
-          <w:sz w:val="28"/>
-          <w:szCs w:val="28"/>
-        </w:rPr>
-      </w:pPr>
-      <w:r>
-        <w:rPr>
-          <w:sz w:val="28"/>
-          <w:szCs w:val="28"/>
+          <w:noProof/>
+        </w:rPr>
+      </w:pPr>
+      <w:r>
+        <w:rPr>
+          <w:sz w:val="28"/>
+          <w:szCs w:val="28"/>
+        </w:rPr>
+        <w:t xml:space="preserve">Применение IDEF0 позволяет создавать структурированную документацию, которая может использоваться как на этапе проектирования системы, так и при её дальнейшем развитии и модернизации. Контекстная диаграмма представляет систему в виде единого функционального блока без детализации внутренних процессов. Центральный функциональный блок имеет название </w:t>
+      </w:r>
+      <w:r>
+        <w:rPr>
+          <w:rStyle w:val="a6"/>
+          <w:b w:val="0"/>
+          <w:sz w:val="28"/>
+          <w:szCs w:val="28"/>
+        </w:rPr>
+        <w:t>«Информационная система сайта колледжа»</w:t>
+      </w:r>
+      <w:r>
+        <w:rPr>
+          <w:sz w:val="28"/>
+          <w:szCs w:val="28"/>
+        </w:rPr>
+        <w:t xml:space="preserve"> и обозначается как </w:t>
+      </w:r>
+      <w:r>
+        <w:rPr>
+          <w:rStyle w:val="a6"/>
+          <w:b w:val="0"/>
+          <w:sz w:val="28"/>
+          <w:szCs w:val="28"/>
+        </w:rPr>
+        <w:t>A0</w:t>
+      </w:r>
+      <w:r>
+        <w:rPr>
+          <w:rStyle w:val="a6"/>
+          <w:b w:val="0"/>
+          <w:sz w:val="28"/>
+          <w:szCs w:val="28"/>
+        </w:rPr>
+        <w:t>(Рисунок 2)</w:t>
+      </w:r>
+      <w:r>
+        <w:rPr>
+          <w:b/>
+          <w:sz w:val="28"/>
+          <w:szCs w:val="28"/>
+        </w:rPr>
+        <w:t>.</w:t>
+      </w:r>
+      <w:r>
+        <w:rPr>
+          <w:sz w:val="28"/>
+          <w:szCs w:val="28"/>
+        </w:rPr>
+        <w:t xml:space="preserve"> Основная задача данного блока заключается в обработке поступающей информации и предоставлении пользователям актуальных данных через веб-интерфейс.</w:t>
+      </w:r>
+      <w:r>
+        <w:rPr>
+          <w:noProof/>
+        </w:rPr>
+        <w:t xml:space="preserve"> </w:t>
+      </w:r>
+      <w:r>
+        <w:rPr>
+          <w:noProof/>
         </w:rPr>
         <w:drawing>
-          <wp:anchor distT="0" distB="0" distL="114300" distR="114300" simplePos="0" relativeHeight="251658240" behindDoc="0" locked="0" layoutInCell="1" allowOverlap="1" wp14:anchorId="0AE1E894" wp14:editId="443B828A">
-            <wp:simplePos x="0" y="0"/>
-            <wp:positionH relativeFrom="column">
-              <wp:posOffset>-158115</wp:posOffset>
-            </wp:positionH>
-            <wp:positionV relativeFrom="paragraph">
-              <wp:posOffset>2758440</wp:posOffset>
-            </wp:positionV>
-            <wp:extent cx="6120130" cy="3292475"/>
-            <wp:effectExtent l="0" t="0" r="0" b="3175"/>
-            <wp:wrapThrough wrapText="bothSides">
-              <wp:wrapPolygon edited="0">
-                <wp:start x="0" y="0"/>
-                <wp:lineTo x="0" y="21496"/>
-                <wp:lineTo x="21515" y="21496"/>
-                <wp:lineTo x="21515" y="0"/>
-                <wp:lineTo x="0" y="0"/>
-              </wp:wrapPolygon>
-            </wp:wrapThrough>
-            <wp:docPr id="2" name="Рисунок 2"/>
+          <wp:inline distT="0" distB="0" distL="0" distR="0" wp14:anchorId="64BECEE4" wp14:editId="6FF0E385">
+            <wp:extent cx="6120130" cy="2991485"/>
+            <wp:effectExtent l="0" t="0" r="0" b="0"/>
+            <wp:docPr id="8" name="Рисунок 8"/>
             <wp:cNvGraphicFramePr>
               <a:graphicFrameLocks xmlns:a="http://schemas.openxmlformats.org/drawingml/2006/main" noChangeAspect="1"/>
             </wp:cNvGraphicFramePr>
@@ -2795,13 +3168,7 @@
                     <pic:cNvPicPr/>
                   </pic:nvPicPr>
                   <pic:blipFill>
-                    <a:blip r:embed="rId11" cstate="print">
-                      <a:extLst>
-                        <a:ext uri="{28A0092B-C50C-407E-A947-70E740481C1C}">
-                          <a14:useLocalDpi xmlns:a14="http://schemas.microsoft.com/office/drawing/2010/main" val="0"/>
-                        </a:ext>
-                      </a:extLst>
-                    </a:blip>
+                    <a:blip r:embed="rId11"/>
                     <a:stretch>
                       <a:fillRect/>
                     </a:stretch>
@@ -2809,7 +3176,7 @@
                   <pic:spPr>
                     <a:xfrm>
                       <a:off x="0" y="0"/>
-                      <a:ext cx="6120130" cy="3292475"/>
+                      <a:ext cx="6120130" cy="2991485"/>
                     </a:xfrm>
                     <a:prstGeom prst="rect">
                       <a:avLst/>
@@ -2818,99 +3185,20 @@
                 </pic:pic>
               </a:graphicData>
             </a:graphic>
-            <wp14:sizeRelH relativeFrom="page">
-              <wp14:pctWidth>0</wp14:pctWidth>
-            </wp14:sizeRelH>
-            <wp14:sizeRelV relativeFrom="page">
-              <wp14:pctHeight>0</wp14:pctHeight>
-            </wp14:sizeRelV>
-          </wp:anchor>
+          </wp:inline>
         </w:drawing>
       </w:r>
-      <w:r>
-        <w:rPr>
-          <w:sz w:val="28"/>
-          <w:szCs w:val="28"/>
-        </w:rPr>
-        <w:t>Применение IDEF0 позволяет создавать структурированную документацию, которая может использоваться как на этапе проектирования системы, так и при её дальнейшем развитии и модернизации.</w:t>
-      </w:r>
-      <w:r>
-        <w:rPr>
-          <w:sz w:val="28"/>
-          <w:szCs w:val="28"/>
-        </w:rPr>
-        <w:t xml:space="preserve"> </w:t>
-      </w:r>
-      <w:r>
-        <w:rPr>
-          <w:sz w:val="28"/>
-          <w:szCs w:val="28"/>
-        </w:rPr>
-        <w:t>Контекстная диаграмма представляет систему в виде единого функционального блока без детализации внутренних процессов</w:t>
-      </w:r>
-      <w:r>
-        <w:rPr>
-          <w:sz w:val="28"/>
-          <w:szCs w:val="28"/>
-        </w:rPr>
-        <w:t xml:space="preserve">. </w:t>
-      </w:r>
-      <w:r>
-        <w:rPr>
-          <w:sz w:val="28"/>
-          <w:szCs w:val="28"/>
-        </w:rPr>
-        <w:t xml:space="preserve">Центральный функциональный блок имеет название </w:t>
-      </w:r>
-      <w:r>
-        <w:rPr>
-          <w:rStyle w:val="a6"/>
-          <w:b w:val="0"/>
-          <w:sz w:val="28"/>
-          <w:szCs w:val="28"/>
-        </w:rPr>
-        <w:t>«Информационная система сайта колледжа»</w:t>
-      </w:r>
-      <w:r>
-        <w:rPr>
-          <w:sz w:val="28"/>
-          <w:szCs w:val="28"/>
-        </w:rPr>
-        <w:t xml:space="preserve"> и обозначается как </w:t>
-      </w:r>
-      <w:r>
-        <w:rPr>
-          <w:rStyle w:val="a6"/>
-          <w:b w:val="0"/>
-          <w:sz w:val="28"/>
-          <w:szCs w:val="28"/>
-        </w:rPr>
-        <w:t>A0</w:t>
-      </w:r>
-      <w:r>
-        <w:rPr>
-          <w:rStyle w:val="a6"/>
-          <w:b w:val="0"/>
-          <w:sz w:val="28"/>
-          <w:szCs w:val="28"/>
-        </w:rPr>
-        <w:t>(Рисунок 2)</w:t>
-      </w:r>
-      <w:r>
-        <w:rPr>
-          <w:b/>
-          <w:sz w:val="28"/>
-          <w:szCs w:val="28"/>
-        </w:rPr>
-        <w:t>.</w:t>
-      </w:r>
-      <w:r>
-        <w:rPr>
-          <w:sz w:val="28"/>
-          <w:szCs w:val="28"/>
-        </w:rPr>
-        <w:t xml:space="preserve"> Основная задача данного блока заключается в обработке поступающей информации и предоставлении пользователям актуальных данных через веб-интерфейс.</w:t>
-      </w:r>
+    </w:p>
+    <w:p>
+      <w:pPr>
+        <w:pStyle w:val="a5"/>
+        <w:spacing w:before="0" w:beforeAutospacing="0" w:after="0" w:afterAutospacing="0" w:line="360" w:lineRule="auto"/>
+        <w:ind w:firstLine="709"/>
+        <w:rPr>
+          <w:sz w:val="28"/>
+          <w:szCs w:val="28"/>
+        </w:rPr>
+      </w:pPr>
     </w:p>
     <w:p>
       <w:pPr>
@@ -2964,15 +3252,8 @@
           <w:sz w:val="28"/>
           <w:szCs w:val="28"/>
         </w:rPr>
-        <w:t xml:space="preserve">В качестве управляющих воздействий выступают техническое задание, определяющее требования к разработке системы, а также Федеральный закон </w:t>
-      </w:r>
-      <w:r>
-        <w:rPr>
-          <w:sz w:val="28"/>
-          <w:szCs w:val="28"/>
-        </w:rPr>
         <w:lastRenderedPageBreak/>
-        <w:t>№152-ФЗ «О персональных данных», регламентирующий порядок обработки персональной информации пользователей.</w:t>
+        <w:t>В качестве управляющих воздействий выступают техническое задание, определяющее требования к разработке системы, а также Федеральный закон №152-ФЗ «О персональных данных», регламентирующий порядок обработки персональной информации пользователей.</w:t>
       </w:r>
     </w:p>
     <w:p>
@@ -3015,18 +3296,18 @@
       <w:pPr>
         <w:pStyle w:val="3"/>
       </w:pPr>
-      <w:bookmarkStart w:id="6" w:name="_Toc224494895"/>
+      <w:bookmarkStart w:id="7" w:name="_Toc225708679"/>
       <w:r>
         <w:t>Декомпозиция первого уровня</w:t>
       </w:r>
-      <w:bookmarkEnd w:id="6"/>
+      <w:bookmarkEnd w:id="7"/>
       <w:r>
         <w:br/>
       </w:r>
     </w:p>
     <w:p>
       <w:pPr>
-        <w:pStyle w:val="a5"/>
+        <w:pStyle w:val="isselectedend"/>
         <w:spacing w:before="0" w:beforeAutospacing="0" w:after="0" w:afterAutospacing="0" w:line="360" w:lineRule="auto"/>
         <w:ind w:firstLine="709"/>
         <w:rPr>
@@ -3056,45 +3337,21 @@
           <w:sz w:val="28"/>
           <w:szCs w:val="28"/>
         </w:rPr>
-        <w:t xml:space="preserve"> детализации основной процесс A0 разбивается на несколько функциональных блоков. Такая декомпозиция позволяет более подробно рассмотреть внутреннюю структуру системы и определить основные этапы обработки информации</w:t>
-      </w:r>
-      <w:r>
-        <w:rPr>
-          <w:sz w:val="28"/>
-          <w:szCs w:val="28"/>
-        </w:rPr>
-        <w:t>.</w:t>
-      </w:r>
-      <w:r>
-        <w:rPr>
-          <w:sz w:val="28"/>
-          <w:szCs w:val="28"/>
-        </w:rPr>
-        <w:t xml:space="preserve"> </w:t>
-      </w:r>
-      <w:r>
-        <w:rPr>
-          <w:sz w:val="28"/>
-          <w:szCs w:val="28"/>
-        </w:rPr>
-        <w:t>Функциональный блок A1 отвечает за формирование и поддержку структуры веб-сайта. В рамках данного процесса осуществляется создание страниц, настройка разделов сайта и организация навигационной структуры.</w:t>
-      </w:r>
-    </w:p>
-    <w:p>
-      <w:pPr>
-        <w:rPr>
-          <w:rFonts w:ascii="Times New Roman" w:eastAsia="Times New Roman" w:hAnsi="Times New Roman" w:cs="Times New Roman"/>
-          <w:sz w:val="28"/>
-          <w:szCs w:val="28"/>
-          <w:lang w:eastAsia="ru-RU"/>
-        </w:rPr>
-      </w:pPr>
-      <w:r>
-        <w:rPr>
-          <w:sz w:val="28"/>
-          <w:szCs w:val="28"/>
-        </w:rPr>
-        <w:br w:type="page"/>
+        <w:t xml:space="preserve"> детализации основной процесс A0 разбивается на несколько функциональных блоков</w:t>
+      </w:r>
+      <w:r>
+        <w:rPr>
+          <w:sz w:val="28"/>
+          <w:szCs w:val="28"/>
+        </w:rPr>
+        <w:t xml:space="preserve">. </w:t>
+      </w:r>
+      <w:r>
+        <w:rPr>
+          <w:sz w:val="28"/>
+          <w:szCs w:val="28"/>
+        </w:rPr>
+        <w:t>A1 — «Управление пользователем», A2 — «Управление плагинами системы» и A3 — «Управление контентом страницы». Данная декомпозиция позволяет более детально рассмотреть процессы, происходящие в информационной системе сайта колледжа, а также определить взаимосвязи между ними.</w:t>
       </w:r>
     </w:p>
     <w:p>
@@ -3115,26 +3372,18 @@
         </w:rPr>
         <w:lastRenderedPageBreak/>
         <w:drawing>
-          <wp:anchor distT="0" distB="0" distL="114300" distR="114300" simplePos="0" relativeHeight="251659264" behindDoc="0" locked="0" layoutInCell="1" allowOverlap="1" wp14:anchorId="3E296DAB" wp14:editId="504E7C5C">
+          <wp:anchor distT="0" distB="0" distL="114300" distR="114300" simplePos="0" relativeHeight="251659264" behindDoc="0" locked="0" layoutInCell="1" allowOverlap="1" wp14:anchorId="4A99243C" wp14:editId="700FF12E">
             <wp:simplePos x="0" y="0"/>
             <wp:positionH relativeFrom="column">
-              <wp:posOffset>17145</wp:posOffset>
+              <wp:posOffset>40005</wp:posOffset>
             </wp:positionH>
             <wp:positionV relativeFrom="paragraph">
               <wp:posOffset>0</wp:posOffset>
             </wp:positionV>
-            <wp:extent cx="6120130" cy="3271520"/>
-            <wp:effectExtent l="0" t="0" r="0" b="5080"/>
-            <wp:wrapThrough wrapText="bothSides">
-              <wp:wrapPolygon edited="0">
-                <wp:start x="0" y="0"/>
-                <wp:lineTo x="0" y="21508"/>
-                <wp:lineTo x="21515" y="21508"/>
-                <wp:lineTo x="21515" y="0"/>
-                <wp:lineTo x="0" y="0"/>
-              </wp:wrapPolygon>
-            </wp:wrapThrough>
-            <wp:docPr id="5" name="Рисунок 5"/>
+            <wp:extent cx="6120130" cy="2995295"/>
+            <wp:effectExtent l="0" t="0" r="0" b="0"/>
+            <wp:wrapTopAndBottom/>
+            <wp:docPr id="9" name="Рисунок 9"/>
             <wp:cNvGraphicFramePr>
               <a:graphicFrameLocks xmlns:a="http://schemas.openxmlformats.org/drawingml/2006/main" noChangeAspect="1"/>
             </wp:cNvGraphicFramePr>
@@ -3160,7 +3409,7 @@
                   <pic:spPr>
                     <a:xfrm>
                       <a:off x="0" y="0"/>
-                      <a:ext cx="6120130" cy="3271520"/>
+                      <a:ext cx="6120130" cy="2995295"/>
                     </a:xfrm>
                     <a:prstGeom prst="rect">
                       <a:avLst/>
@@ -3178,14 +3427,186 @@
           </wp:anchor>
         </w:drawing>
       </w:r>
-      <w:bookmarkStart w:id="7" w:name="_GoBack"/>
-      <w:bookmarkEnd w:id="7"/>
       <w:r>
         <w:rPr>
           <w:sz w:val="28"/>
           <w:szCs w:val="28"/>
         </w:rPr>
         <w:t>Рисунок 3</w:t>
+      </w:r>
+    </w:p>
+    <w:p>
+      <w:pPr>
+        <w:pStyle w:val="isselectedend"/>
+        <w:spacing w:before="0" w:beforeAutospacing="0" w:after="0" w:afterAutospacing="0" w:line="360" w:lineRule="auto"/>
+        <w:ind w:firstLine="709"/>
+        <w:rPr>
+          <w:sz w:val="28"/>
+          <w:szCs w:val="28"/>
+        </w:rPr>
+      </w:pPr>
+    </w:p>
+    <w:p>
+      <w:pPr>
+        <w:spacing w:after="0" w:line="360" w:lineRule="auto"/>
+        <w:ind w:firstLine="709"/>
+        <w:rPr>
+          <w:rFonts w:ascii="Times New Roman" w:eastAsia="Times New Roman" w:hAnsi="Times New Roman" w:cs="Times New Roman"/>
+          <w:sz w:val="28"/>
+          <w:szCs w:val="28"/>
+          <w:lang w:eastAsia="ru-RU"/>
+        </w:rPr>
+      </w:pPr>
+      <w:r>
+        <w:rPr>
+          <w:rFonts w:ascii="Times New Roman" w:eastAsia="Times New Roman" w:hAnsi="Times New Roman" w:cs="Times New Roman"/>
+          <w:sz w:val="28"/>
+          <w:szCs w:val="28"/>
+          <w:lang w:eastAsia="ru-RU"/>
+        </w:rPr>
+        <w:t>Блок A1 «Управление пользователем» отвечает за обработку данных пользователей системы. Входным потоком для данного блока являются данные пользователя. Управляющими воздействиями выступают техническое задание и требования законодательства, в частности Федеральный закон №152-ФЗ «О персональных данных». В результате работы блока формируется информация о пользователе, которая может использоваться другими компонентами системы. Основная роль в реализации данного процесса принадлежит администратору.</w:t>
+      </w:r>
+    </w:p>
+    <w:p>
+      <w:pPr>
+        <w:spacing w:after="0" w:line="360" w:lineRule="auto"/>
+        <w:ind w:firstLine="709"/>
+        <w:rPr>
+          <w:rFonts w:ascii="Times New Roman" w:eastAsia="Times New Roman" w:hAnsi="Times New Roman" w:cs="Times New Roman"/>
+          <w:sz w:val="28"/>
+          <w:szCs w:val="28"/>
+          <w:lang w:eastAsia="ru-RU"/>
+        </w:rPr>
+      </w:pPr>
+      <w:r>
+        <w:rPr>
+          <w:rFonts w:ascii="Times New Roman" w:eastAsia="Times New Roman" w:hAnsi="Times New Roman" w:cs="Times New Roman"/>
+          <w:sz w:val="28"/>
+          <w:szCs w:val="28"/>
+          <w:lang w:eastAsia="ru-RU"/>
+        </w:rPr>
+        <w:t>Блок A2 «Управление плагинами системы» предназначен для настройки и расширения функциональных возможностей сайта. Входными данными являются сведения о плагинах и информация о пользователях, поступающая из блока A1. Управляющие воздействия аналогичны предыдущему блоку и включают техническое задание и нормативные требования. В результате работы блока формируется информация об установленных плагинах, которая передаётся в блок A3. Данный процесс также реализуется администратором системы.</w:t>
+      </w:r>
+    </w:p>
+    <w:p>
+      <w:pPr>
+        <w:spacing w:after="0" w:line="360" w:lineRule="auto"/>
+        <w:ind w:firstLine="709"/>
+        <w:rPr>
+          <w:rFonts w:ascii="Times New Roman" w:eastAsia="Times New Roman" w:hAnsi="Times New Roman" w:cs="Times New Roman"/>
+          <w:sz w:val="28"/>
+          <w:szCs w:val="28"/>
+          <w:lang w:eastAsia="ru-RU"/>
+        </w:rPr>
+      </w:pPr>
+      <w:r>
+        <w:rPr>
+          <w:rFonts w:ascii="Times New Roman" w:eastAsia="Times New Roman" w:hAnsi="Times New Roman" w:cs="Times New Roman"/>
+          <w:sz w:val="28"/>
+          <w:szCs w:val="28"/>
+          <w:lang w:eastAsia="ru-RU"/>
+        </w:rPr>
+        <w:t xml:space="preserve">Блок A3 «Управление контентом страницы» является ключевым элементом системы, обеспечивающим наполнение сайта информацией. Входные данные включают новости колледжа, информацию о занятиях, </w:t>
+      </w:r>
+      <w:r>
+        <w:rPr>
+          <w:rFonts w:ascii="Times New Roman" w:eastAsia="Times New Roman" w:hAnsi="Times New Roman" w:cs="Times New Roman"/>
+          <w:sz w:val="28"/>
+          <w:szCs w:val="28"/>
+          <w:lang w:eastAsia="ru-RU"/>
+        </w:rPr>
+        <w:lastRenderedPageBreak/>
+        <w:t>медиафайлы, а также сведения об установленны</w:t>
+      </w:r>
+      <w:r>
+        <w:rPr>
+          <w:rFonts w:ascii="Times New Roman" w:eastAsia="Times New Roman" w:hAnsi="Times New Roman" w:cs="Times New Roman"/>
+          <w:sz w:val="28"/>
+          <w:szCs w:val="28"/>
+          <w:lang w:eastAsia="ru-RU"/>
+        </w:rPr>
+        <w:t xml:space="preserve"> </w:t>
+      </w:r>
+      <w:r>
+        <w:rPr>
+          <w:rFonts w:ascii="Times New Roman" w:eastAsia="Times New Roman" w:hAnsi="Times New Roman" w:cs="Times New Roman"/>
+          <w:sz w:val="28"/>
+          <w:szCs w:val="28"/>
+          <w:lang w:eastAsia="ru-RU"/>
+        </w:rPr>
+        <w:tab/>
+      </w:r>
+      <w:r>
+        <w:rPr>
+          <w:rFonts w:ascii="Times New Roman" w:eastAsia="Times New Roman" w:hAnsi="Times New Roman" w:cs="Times New Roman"/>
+          <w:sz w:val="28"/>
+          <w:szCs w:val="28"/>
+          <w:lang w:eastAsia="ru-RU"/>
+        </w:rPr>
+        <w:t>х плагинах, поступающие из блока A2. Управляющие воздействия представлены техническим заданием и требованиями законодательства.</w:t>
+      </w:r>
+    </w:p>
+    <w:p>
+      <w:pPr>
+        <w:spacing w:after="0" w:line="360" w:lineRule="auto"/>
+        <w:ind w:firstLine="709"/>
+        <w:rPr>
+          <w:rFonts w:ascii="Times New Roman" w:eastAsia="Times New Roman" w:hAnsi="Times New Roman" w:cs="Times New Roman"/>
+          <w:sz w:val="28"/>
+          <w:szCs w:val="28"/>
+          <w:lang w:eastAsia="ru-RU"/>
+        </w:rPr>
+      </w:pPr>
+      <w:r>
+        <w:rPr>
+          <w:rFonts w:ascii="Times New Roman" w:eastAsia="Times New Roman" w:hAnsi="Times New Roman" w:cs="Times New Roman"/>
+          <w:sz w:val="28"/>
+          <w:szCs w:val="28"/>
+          <w:lang w:eastAsia="ru-RU"/>
+        </w:rPr>
+        <w:t>В результате функционирования блока A3 формируются выходные данные системы, к которым относятся опубликованные новости колледжа, информация о колледже, план занятий и список страниц сайта. Эти данные становятся доступными для пользователей через веб-интерфейс.</w:t>
+      </w:r>
+    </w:p>
+    <w:p>
+      <w:pPr>
+        <w:spacing w:after="0" w:line="360" w:lineRule="auto"/>
+        <w:ind w:firstLine="709"/>
+        <w:rPr>
+          <w:rFonts w:ascii="Times New Roman" w:eastAsia="Times New Roman" w:hAnsi="Times New Roman" w:cs="Times New Roman"/>
+          <w:sz w:val="28"/>
+          <w:szCs w:val="28"/>
+          <w:lang w:eastAsia="ru-RU"/>
+        </w:rPr>
+      </w:pPr>
+      <w:r>
+        <w:rPr>
+          <w:rFonts w:ascii="Times New Roman" w:eastAsia="Times New Roman" w:hAnsi="Times New Roman" w:cs="Times New Roman"/>
+          <w:sz w:val="28"/>
+          <w:szCs w:val="28"/>
+          <w:lang w:eastAsia="ru-RU"/>
+        </w:rPr>
+        <w:t>Между функциональными блоками установлены следующие связи: от блока A1 к блоку A2 передаётся информация о пользователе, обеспечивающая корректную работу системы управления плагинами; от блока A2 к блоку A3 передаётся информация об установленных плагинах, необходимая для управления контентом сайта. Таким образом, обеспечивается последовательная обработка данных — от управления пользователями и настройкой системы до формирования и публикации контента.</w:t>
+      </w:r>
+    </w:p>
+    <w:p>
+      <w:pPr>
+        <w:spacing w:after="0" w:line="360" w:lineRule="auto"/>
+        <w:ind w:firstLine="709"/>
+        <w:rPr>
+          <w:rFonts w:ascii="Times New Roman" w:eastAsia="Times New Roman" w:hAnsi="Times New Roman" w:cs="Times New Roman"/>
+          <w:sz w:val="28"/>
+          <w:szCs w:val="28"/>
+          <w:lang w:eastAsia="ru-RU"/>
+        </w:rPr>
+      </w:pPr>
+      <w:r>
+        <w:rPr>
+          <w:rFonts w:ascii="Times New Roman" w:eastAsia="Times New Roman" w:hAnsi="Times New Roman" w:cs="Times New Roman"/>
+          <w:sz w:val="28"/>
+          <w:szCs w:val="28"/>
+          <w:lang w:eastAsia="ru-RU"/>
+        </w:rPr>
+        <w:t>Представленная декомпозиция позволяет структурировать основные процессы информационной системы и отражает логическую последовательность её функционирования.</w:t>
       </w:r>
     </w:p>
     <w:p>
@@ -3203,7 +3624,326 @@
           <w:sz w:val="28"/>
           <w:szCs w:val="28"/>
         </w:rPr>
-        <w:t>Входными данными для блока являются новости, медиафайлы, информация о колледже и сведения о расписании занятий. Управляющими элементами выступают техническое задание и требования законодательства.</w:t>
+        <w:br w:type="page"/>
+      </w:r>
+    </w:p>
+    <w:p>
+      <w:pPr>
+        <w:pStyle w:val="isselectedend"/>
+        <w:spacing w:before="0" w:beforeAutospacing="0" w:after="0" w:afterAutospacing="0" w:line="360" w:lineRule="auto"/>
+        <w:ind w:firstLine="709"/>
+        <w:rPr>
+          <w:sz w:val="28"/>
+          <w:szCs w:val="28"/>
+        </w:rPr>
+      </w:pPr>
+      <w:bookmarkStart w:id="8" w:name="_Toc225708680"/>
+      <w:r>
+        <w:rPr>
+          <w:rStyle w:val="20"/>
+        </w:rPr>
+        <w:lastRenderedPageBreak/>
+        <w:t>ER диаграмма</w:t>
+      </w:r>
+      <w:bookmarkEnd w:id="8"/>
+      <w:r>
+        <w:rPr>
+          <w:rStyle w:val="20"/>
+        </w:rPr>
+        <w:br/>
+      </w:r>
+      <w:r>
+        <w:rPr>
+          <w:sz w:val="28"/>
+          <w:szCs w:val="28"/>
+        </w:rPr>
+        <w:t>Одним из ключевых этапов проектирования информационной системы является разработка структуры базы данных. Для наглядного представления сущностей системы, их атрибутов и взаимосвязей используется ER-диаграмма (диаграмма «сущность–связь»).</w:t>
+      </w:r>
+    </w:p>
+    <w:p>
+      <w:pPr>
+        <w:pStyle w:val="isselectedend"/>
+        <w:spacing w:before="0" w:beforeAutospacing="0" w:after="0" w:afterAutospacing="0" w:line="360" w:lineRule="auto"/>
+        <w:ind w:firstLine="709"/>
+        <w:rPr>
+          <w:sz w:val="28"/>
+          <w:szCs w:val="28"/>
+        </w:rPr>
+      </w:pPr>
+      <w:r>
+        <w:rPr>
+          <w:sz w:val="28"/>
+          <w:szCs w:val="28"/>
+        </w:rPr>
+        <w:t>Построение ER-диаграммы позволяет формализовать структуру хранимых данных, определить основные таблицы базы данных и установить связи между ними. Это, в свою очередь, упрощает процесс разработки системы, обеспечивает целостность данных и повышает удобство их дальнейшего использования.</w:t>
+      </w:r>
+    </w:p>
+    <w:p>
+      <w:pPr>
+        <w:pStyle w:val="isselectedend"/>
+        <w:spacing w:before="0" w:beforeAutospacing="0" w:after="0" w:afterAutospacing="0" w:line="360" w:lineRule="auto"/>
+        <w:ind w:firstLine="709"/>
+        <w:rPr>
+          <w:sz w:val="28"/>
+          <w:szCs w:val="28"/>
+        </w:rPr>
+      </w:pPr>
+      <w:r>
+        <w:rPr>
+          <w:sz w:val="28"/>
+          <w:szCs w:val="28"/>
+        </w:rPr>
+        <w:t>В рамках данной работы ER-диаграмма отражает структуру базы данных сайта колледжа и демонстрирует организацию хранения информации, связанной с пользователями, контентом, комментариями и другими элементами системы.</w:t>
+      </w:r>
+      <w:r>
+        <w:rPr>
+          <w:sz w:val="28"/>
+          <w:szCs w:val="28"/>
+        </w:rPr>
+        <w:t xml:space="preserve"> Диаграмма представлена ниже (Рисунок 4, Рисунок 5).</w:t>
+      </w:r>
+    </w:p>
+    <w:p>
+      <w:pPr>
+        <w:pStyle w:val="isselectedend"/>
+        <w:spacing w:before="0" w:beforeAutospacing="0" w:after="0" w:afterAutospacing="0" w:line="360" w:lineRule="auto"/>
+        <w:ind w:firstLine="709"/>
+        <w:jc w:val="center"/>
+        <w:rPr>
+          <w:sz w:val="28"/>
+          <w:szCs w:val="28"/>
+        </w:rPr>
+      </w:pPr>
+      <w:r>
+        <w:rPr>
+          <w:noProof/>
+        </w:rPr>
+        <w:lastRenderedPageBreak/>
+        <w:drawing>
+          <wp:anchor distT="0" distB="0" distL="114300" distR="114300" simplePos="0" relativeHeight="251660288" behindDoc="0" locked="0" layoutInCell="1" allowOverlap="1" wp14:anchorId="3A43FE4F" wp14:editId="52754B3E">
+            <wp:simplePos x="0" y="0"/>
+            <wp:positionH relativeFrom="column">
+              <wp:posOffset>-28575</wp:posOffset>
+            </wp:positionH>
+            <wp:positionV relativeFrom="paragraph">
+              <wp:posOffset>0</wp:posOffset>
+            </wp:positionV>
+            <wp:extent cx="6120130" cy="5854700"/>
+            <wp:effectExtent l="0" t="0" r="0" b="0"/>
+            <wp:wrapTopAndBottom/>
+            <wp:docPr id="10" name="Рисунок 10"/>
+            <wp:cNvGraphicFramePr>
+              <a:graphicFrameLocks xmlns:a="http://schemas.openxmlformats.org/drawingml/2006/main" noChangeAspect="1"/>
+            </wp:cNvGraphicFramePr>
+            <a:graphic xmlns:a="http://schemas.openxmlformats.org/drawingml/2006/main">
+              <a:graphicData uri="http://schemas.openxmlformats.org/drawingml/2006/picture">
+                <pic:pic xmlns:pic="http://schemas.openxmlformats.org/drawingml/2006/picture">
+                  <pic:nvPicPr>
+                    <pic:cNvPr id="1" name=""/>
+                    <pic:cNvPicPr/>
+                  </pic:nvPicPr>
+                  <pic:blipFill>
+                    <a:blip r:embed="rId13">
+                      <a:extLst>
+                        <a:ext uri="{28A0092B-C50C-407E-A947-70E740481C1C}">
+                          <a14:useLocalDpi xmlns:a14="http://schemas.microsoft.com/office/drawing/2010/main" val="0"/>
+                        </a:ext>
+                      </a:extLst>
+                    </a:blip>
+                    <a:stretch>
+                      <a:fillRect/>
+                    </a:stretch>
+                  </pic:blipFill>
+                  <pic:spPr>
+                    <a:xfrm>
+                      <a:off x="0" y="0"/>
+                      <a:ext cx="6120130" cy="5854700"/>
+                    </a:xfrm>
+                    <a:prstGeom prst="rect">
+                      <a:avLst/>
+                    </a:prstGeom>
+                  </pic:spPr>
+                </pic:pic>
+              </a:graphicData>
+            </a:graphic>
+            <wp14:sizeRelH relativeFrom="page">
+              <wp14:pctWidth>0</wp14:pctWidth>
+            </wp14:sizeRelH>
+            <wp14:sizeRelV relativeFrom="page">
+              <wp14:pctHeight>0</wp14:pctHeight>
+            </wp14:sizeRelV>
+          </wp:anchor>
+        </w:drawing>
+      </w:r>
+      <w:r>
+        <w:rPr>
+          <w:sz w:val="28"/>
+          <w:szCs w:val="28"/>
+        </w:rPr>
+        <w:t>Рисунок 4</w:t>
+      </w:r>
+    </w:p>
+    <w:p>
+      <w:pPr>
+        <w:pStyle w:val="isselectedend"/>
+        <w:spacing w:before="0" w:beforeAutospacing="0" w:after="0" w:afterAutospacing="0" w:line="360" w:lineRule="auto"/>
+        <w:ind w:firstLine="709"/>
+        <w:jc w:val="center"/>
+        <w:rPr>
+          <w:sz w:val="28"/>
+          <w:szCs w:val="28"/>
+        </w:rPr>
+      </w:pPr>
+      <w:r>
+        <w:rPr>
+          <w:noProof/>
+        </w:rPr>
+        <w:lastRenderedPageBreak/>
+        <w:drawing>
+          <wp:inline distT="0" distB="0" distL="0" distR="0" wp14:anchorId="14A14E40" wp14:editId="69B72074">
+            <wp:extent cx="6120130" cy="3790950"/>
+            <wp:effectExtent l="0" t="0" r="0" b="0"/>
+            <wp:docPr id="11" name="Рисунок 11"/>
+            <wp:cNvGraphicFramePr>
+              <a:graphicFrameLocks xmlns:a="http://schemas.openxmlformats.org/drawingml/2006/main" noChangeAspect="1"/>
+            </wp:cNvGraphicFramePr>
+            <a:graphic xmlns:a="http://schemas.openxmlformats.org/drawingml/2006/main">
+              <a:graphicData uri="http://schemas.openxmlformats.org/drawingml/2006/picture">
+                <pic:pic xmlns:pic="http://schemas.openxmlformats.org/drawingml/2006/picture">
+                  <pic:nvPicPr>
+                    <pic:cNvPr id="1" name=""/>
+                    <pic:cNvPicPr/>
+                  </pic:nvPicPr>
+                  <pic:blipFill>
+                    <a:blip r:embed="rId14"/>
+                    <a:stretch>
+                      <a:fillRect/>
+                    </a:stretch>
+                  </pic:blipFill>
+                  <pic:spPr>
+                    <a:xfrm>
+                      <a:off x="0" y="0"/>
+                      <a:ext cx="6120130" cy="3790950"/>
+                    </a:xfrm>
+                    <a:prstGeom prst="rect">
+                      <a:avLst/>
+                    </a:prstGeom>
+                  </pic:spPr>
+                </pic:pic>
+              </a:graphicData>
+            </a:graphic>
+          </wp:inline>
+        </w:drawing>
+      </w:r>
+    </w:p>
+    <w:p>
+      <w:pPr>
+        <w:pStyle w:val="isselectedend"/>
+        <w:spacing w:before="0" w:beforeAutospacing="0" w:after="0" w:afterAutospacing="0" w:line="360" w:lineRule="auto"/>
+        <w:ind w:firstLine="709"/>
+        <w:jc w:val="center"/>
+        <w:rPr>
+          <w:sz w:val="28"/>
+          <w:szCs w:val="28"/>
+        </w:rPr>
+      </w:pPr>
+      <w:r>
+        <w:rPr>
+          <w:sz w:val="28"/>
+          <w:szCs w:val="28"/>
+        </w:rPr>
+        <w:t xml:space="preserve">Рисунок 5 </w:t>
+      </w:r>
+    </w:p>
+    <w:p>
+      <w:pPr>
+        <w:pStyle w:val="isselectedend"/>
+        <w:spacing w:before="0" w:beforeAutospacing="0" w:after="0" w:afterAutospacing="0" w:line="360" w:lineRule="auto"/>
+        <w:ind w:firstLine="709"/>
+        <w:rPr>
+          <w:sz w:val="28"/>
+          <w:szCs w:val="28"/>
+        </w:rPr>
+      </w:pPr>
+      <w:r>
+        <w:rPr>
+          <w:sz w:val="28"/>
+          <w:szCs w:val="28"/>
+        </w:rPr>
+        <w:t>База данных реализована на основе системы управления базами данных MySQL и соответствует структуре, используемой системой управления контентом WordPress.</w:t>
+      </w:r>
+    </w:p>
+    <w:p>
+      <w:pPr>
+        <w:pStyle w:val="isselectedend"/>
+        <w:spacing w:before="0" w:beforeAutospacing="0" w:after="0" w:afterAutospacing="0" w:line="360" w:lineRule="auto"/>
+        <w:ind w:firstLine="709"/>
+        <w:rPr>
+          <w:sz w:val="28"/>
+          <w:szCs w:val="28"/>
+        </w:rPr>
+      </w:pPr>
+      <w:r>
+        <w:rPr>
+          <w:sz w:val="28"/>
+          <w:szCs w:val="28"/>
+        </w:rPr>
+        <w:t>Для хранения комментариев используется таблица wp_comments, в которой содержатся текст комментария, данные автора, дата создания и другие параметры. Дополнительные данные о комментариях размещаются в таблице wp_commentmeta.</w:t>
+      </w:r>
+    </w:p>
+    <w:p>
+      <w:pPr>
+        <w:pStyle w:val="isselectedend"/>
+        <w:spacing w:before="0" w:beforeAutospacing="0" w:after="0" w:afterAutospacing="0" w:line="360" w:lineRule="auto"/>
+        <w:ind w:firstLine="709"/>
+        <w:rPr>
+          <w:sz w:val="28"/>
+          <w:szCs w:val="28"/>
+        </w:rPr>
+      </w:pPr>
+      <w:r>
+        <w:rPr>
+          <w:sz w:val="28"/>
+          <w:szCs w:val="28"/>
+        </w:rPr>
+        <w:t>Система категорий и тегов реализована с использованием таблиц wp_terms, wp_term_taxonomy и wp_term_relationships. Таблица wp_terms хранит названия категорий и тегов, wp_term_taxonomy определяет тип таксономии, а wp_term_relationships устанавливает связь между записями и соответствующими категориями или тегами.</w:t>
+      </w:r>
+    </w:p>
+    <w:p>
+      <w:pPr>
+        <w:pStyle w:val="isselectedend"/>
+        <w:spacing w:before="0" w:beforeAutospacing="0" w:after="0" w:afterAutospacing="0" w:line="360" w:lineRule="auto"/>
+        <w:ind w:firstLine="709"/>
+        <w:rPr>
+          <w:sz w:val="28"/>
+          <w:szCs w:val="28"/>
+        </w:rPr>
+      </w:pPr>
+      <w:r>
+        <w:rPr>
+          <w:sz w:val="28"/>
+          <w:szCs w:val="28"/>
+        </w:rPr>
+        <w:t>Дополнительные параметры системы хранятся в таблице wp_options, которая содержит настройки сайта, такие как параметры конфигурации, настройки темы и плагинов.</w:t>
+      </w:r>
+    </w:p>
+    <w:p>
+      <w:pPr>
+        <w:pStyle w:val="isselectedend"/>
+        <w:spacing w:before="0" w:beforeAutospacing="0" w:after="0" w:afterAutospacing="0" w:line="360" w:lineRule="auto"/>
+        <w:ind w:firstLine="709"/>
+        <w:rPr>
+          <w:sz w:val="28"/>
+          <w:szCs w:val="28"/>
+        </w:rPr>
+      </w:pPr>
+      <w:r>
+        <w:rPr>
+          <w:sz w:val="28"/>
+          <w:szCs w:val="28"/>
+        </w:rPr>
+        <w:lastRenderedPageBreak/>
+        <w:t>В базе данных также присутствуют таблицы, связанные с расширением функциональности системы, например, таблицы плагинов (в частности wp_links, wp_e_events), которые используются для реализации дополнительных возможностей сайта.</w:t>
       </w:r>
     </w:p>
     <w:p>
@@ -3221,7 +3961,151 @@
           <w:sz w:val="28"/>
           <w:szCs w:val="28"/>
         </w:rPr>
-        <w:t>В результате работы блока формируется структура сайта, которая передаётся для дальнейшего использования другим функциональным элементам системы. Основным механизмом выполнения данного процесса является администратор сайта.</w:t>
+        <w:t>Таким образом, разработанная ER-диаграмма отражает структуру базы данных сайта колледжа и демонстрирует взаимосвязь между основными сущностями системы. Использование данной структуры обеспечивает гибкость, расширяемость и удобство управления данными.</w:t>
+      </w:r>
+    </w:p>
+    <w:p>
+      <w:pPr>
+        <w:pStyle w:val="2"/>
+      </w:pPr>
+      <w:bookmarkStart w:id="9" w:name="_Toc225708681"/>
+      <w:r>
+        <w:t>Выбор программных средств реализаций</w:t>
+      </w:r>
+      <w:bookmarkEnd w:id="9"/>
+    </w:p>
+    <w:p>
+      <w:pPr>
+        <w:pStyle w:val="isselectedend"/>
+        <w:spacing w:before="0" w:beforeAutospacing="0" w:after="0" w:afterAutospacing="0" w:line="360" w:lineRule="auto"/>
+        <w:ind w:firstLine="709"/>
+        <w:rPr>
+          <w:sz w:val="28"/>
+          <w:szCs w:val="28"/>
+        </w:rPr>
+      </w:pPr>
+      <w:r>
+        <w:rPr>
+          <w:sz w:val="28"/>
+          <w:szCs w:val="28"/>
+        </w:rPr>
+        <w:t>При разработке информационной системы сайта колледжа необходимо выбрать программные средства, обеспечивающие удобную разработку, управление содержимым сайта и его дальнейшую поддержку. При выборе инструментов учитывались такие факторы, как удобство использования, распространённость технологий, наличие документации, а также возможность масштабирования и развития системы.</w:t>
+      </w:r>
+    </w:p>
+    <w:p>
+      <w:pPr>
+        <w:pStyle w:val="isselectedend"/>
+        <w:spacing w:before="0" w:beforeAutospacing="0" w:after="0" w:afterAutospacing="0" w:line="360" w:lineRule="auto"/>
+        <w:ind w:firstLine="709"/>
+        <w:rPr>
+          <w:sz w:val="28"/>
+          <w:szCs w:val="28"/>
+        </w:rPr>
+      </w:pPr>
+      <w:r>
+        <w:rPr>
+          <w:sz w:val="28"/>
+          <w:szCs w:val="28"/>
+        </w:rPr>
+        <w:t>В качестве основы для реализации веб-сайта была выбрана система управления контентом WordPress. Данная платформа является одной из наиболее популярных CMS в мире и широко применяется для создания различных типов веб-сайтов, включая информационные ресурсы образовательных учреждений.</w:t>
+      </w:r>
+    </w:p>
+    <w:p>
+      <w:pPr>
+        <w:pStyle w:val="isselectedend"/>
+        <w:spacing w:before="0" w:beforeAutospacing="0" w:after="0" w:afterAutospacing="0" w:line="360" w:lineRule="auto"/>
+        <w:ind w:firstLine="709"/>
+        <w:rPr>
+          <w:sz w:val="28"/>
+          <w:szCs w:val="28"/>
+        </w:rPr>
+      </w:pPr>
+      <w:r>
+        <w:rPr>
+          <w:sz w:val="28"/>
+          <w:szCs w:val="28"/>
+        </w:rPr>
+        <w:t>Использование системы управления контентом позволяет существенно упростить процесс разработки сайта. В отличие от создания веб-приложения с нуля, CMS предоставляет готовые инструменты для управления страницами, публикации новостей, работы с медиафайлами и настройки структуры сайта, что значительно сокращает время разработки и упрощает сопровождение ресурса.</w:t>
+      </w:r>
+    </w:p>
+    <w:p>
+      <w:pPr>
+        <w:pStyle w:val="isselectedend"/>
+        <w:spacing w:before="0" w:beforeAutospacing="0" w:after="0" w:afterAutospacing="0" w:line="360" w:lineRule="auto"/>
+        <w:ind w:firstLine="709"/>
+        <w:rPr>
+          <w:sz w:val="28"/>
+          <w:szCs w:val="28"/>
+        </w:rPr>
+      </w:pPr>
+      <w:r>
+        <w:rPr>
+          <w:sz w:val="28"/>
+          <w:szCs w:val="28"/>
+        </w:rPr>
+        <w:t>Система WordPress обладает рядом преимуществ. Во-первых, она имеет удобный административный интерфейс, позволяющий пользователям без глубоких знаний программирования добавлять и редактировать контент. Во-</w:t>
+      </w:r>
+      <w:r>
+        <w:rPr>
+          <w:sz w:val="28"/>
+          <w:szCs w:val="28"/>
+        </w:rPr>
+        <w:lastRenderedPageBreak/>
+        <w:t>вторых, поддерживается использование разнообразных тем оформления, что даёт возможность быстро изменять внешний вид сайта. В-третьих, платформа имеет большое количество плагинов, значительно расширяющих её функциональные возможности.</w:t>
+      </w:r>
+    </w:p>
+    <w:p>
+      <w:pPr>
+        <w:pStyle w:val="isselectedend"/>
+        <w:spacing w:before="0" w:beforeAutospacing="0" w:after="0" w:afterAutospacing="0" w:line="360" w:lineRule="auto"/>
+        <w:ind w:firstLine="709"/>
+        <w:rPr>
+          <w:sz w:val="28"/>
+          <w:szCs w:val="28"/>
+        </w:rPr>
+      </w:pPr>
+      <w:r>
+        <w:rPr>
+          <w:sz w:val="28"/>
+          <w:szCs w:val="28"/>
+        </w:rPr>
+        <w:t>Альтернативой при разработке сайта могли выступать другие системы управления контентом и конструкторы сайтов, такие как Joomla!, Drupal и Tilda. Однако каждая из них имеет определённые ограничения. Например, Joomla! и Drupal обладают более сложной структурой и требуют более глубоких технических знаний для настройки и поддержки. Это может усложнить работу администратора сайта в условиях образовательного учреждения.</w:t>
+      </w:r>
+    </w:p>
+    <w:p>
+      <w:pPr>
+        <w:pStyle w:val="isselectedend"/>
+        <w:spacing w:before="0" w:beforeAutospacing="0" w:after="0" w:afterAutospacing="0" w:line="360" w:lineRule="auto"/>
+        <w:ind w:firstLine="709"/>
+        <w:rPr>
+          <w:sz w:val="28"/>
+          <w:szCs w:val="28"/>
+        </w:rPr>
+      </w:pPr>
+      <w:r>
+        <w:rPr>
+          <w:sz w:val="28"/>
+          <w:szCs w:val="28"/>
+        </w:rPr>
+        <w:t>Конструктор сайтов Tilda, в свою очередь, отличается простотой использования и удобным визуальным редактором, однако имеет ограничения в гибкости настройки и расширении функционала. Кроме того, такие платформы часто зависят от подписки и не предоставляют полного контроля над системой и базой данных.</w:t>
+      </w:r>
+    </w:p>
+    <w:p>
+      <w:pPr>
+        <w:pStyle w:val="isselectedend"/>
+        <w:spacing w:before="0" w:beforeAutospacing="0" w:after="0" w:afterAutospacing="0" w:line="360" w:lineRule="auto"/>
+        <w:ind w:firstLine="709"/>
+        <w:rPr>
+          <w:sz w:val="28"/>
+          <w:szCs w:val="28"/>
+        </w:rPr>
+      </w:pPr>
+      <w:r>
+        <w:rPr>
+          <w:sz w:val="28"/>
+          <w:szCs w:val="28"/>
+        </w:rPr>
+        <w:t>В отличие от перечисленных решений, WordPress сочетает в себе простоту использования, гибкость настройки и широкие возможности расширения. Платформа является бесплатной, имеет большое сообщество разработчиков и обширную документацию, что упрощает процесс разработки и решения возможных проблем.</w:t>
       </w:r>
     </w:p>
     <w:p>
@@ -3239,21 +4123,25 @@
           <w:sz w:val="28"/>
           <w:szCs w:val="28"/>
         </w:rPr>
-        <w:t>Администратор определяет структуру разделов и подразделов сайта, а также при необходимости вносит изменения в организацию страниц в соответствии с потребностями образовательного учреждения.</w:t>
-      </w:r>
-      <w:r>
-        <w:rPr>
-          <w:sz w:val="28"/>
-          <w:szCs w:val="28"/>
-        </w:rPr>
-        <w:t xml:space="preserve"> </w:t>
-      </w:r>
-      <w:r>
-        <w:rPr>
-          <w:sz w:val="28"/>
-          <w:szCs w:val="28"/>
-        </w:rPr>
-        <w:t>Функциональный блок A2 предназначен для наполнения сайта информационными материалами. В рамках данного процесса осуществляется добавление новостей, загрузка медиафайлов, обновление расписания занятий и размещение информации о колледже.</w:t>
+        <w:t>Таким образом, выбор WordPress в качестве программной основы для реализации сайта колледжа является обоснованным, поскольку данная система обеспечивает оптимальное соотношение функциональности, удобства использования и возможностей дальнейшего развития проекта.</w:t>
+      </w:r>
+    </w:p>
+    <w:p>
+      <w:pPr>
+        <w:pStyle w:val="isselectedend"/>
+        <w:spacing w:before="0" w:beforeAutospacing="0" w:after="0" w:afterAutospacing="0" w:line="360" w:lineRule="auto"/>
+        <w:ind w:firstLine="709"/>
+        <w:rPr>
+          <w:sz w:val="28"/>
+          <w:szCs w:val="28"/>
+        </w:rPr>
+      </w:pPr>
+      <w:r>
+        <w:rPr>
+          <w:sz w:val="28"/>
+          <w:szCs w:val="28"/>
+        </w:rPr>
+        <w:t>Для хранения данных сайта используется система управления базами данных MySQL. Данная СУБД обеспечивает надёжное хранение информации и эффективную обработку запросов. Использование базы данных позволяет структурировать данные сайта, включая страницы, новости, пользователей и другие элементы системы.</w:t>
       </w:r>
     </w:p>
     <w:p>
@@ -3271,7 +4159,61 @@
           <w:sz w:val="28"/>
           <w:szCs w:val="28"/>
         </w:rPr>
-        <w:t>Входными данными для данного блока являются подготовленные информационные материалы и структура сайта, сформированная на предыдущем этапе. Управляющими элементами выступают техническое задание и требования законодательства.</w:t>
+        <w:lastRenderedPageBreak/>
+        <w:t xml:space="preserve">Для проектирования структуры базы данных использовался ранее рассмотренный инструмент </w:t>
+      </w:r>
+      <w:r>
+        <w:rPr>
+          <w:rStyle w:val="whitespace-normal"/>
+          <w:sz w:val="28"/>
+          <w:szCs w:val="28"/>
+        </w:rPr>
+        <w:t>MySQL Workbench</w:t>
+      </w:r>
+      <w:r>
+        <w:rPr>
+          <w:sz w:val="28"/>
+          <w:szCs w:val="28"/>
+        </w:rPr>
+        <w:t>, который предоставляет широкие возможности для построения ER-диаграмм, визуального моделирования структуры базы данных и последующей генерации её схемы</w:t>
+      </w:r>
+      <w:r>
+        <w:t>.</w:t>
+      </w:r>
+    </w:p>
+    <w:p>
+      <w:pPr>
+        <w:pStyle w:val="2"/>
+      </w:pPr>
+      <w:r>
+        <w:br w:type="page"/>
+      </w:r>
+      <w:r>
+        <w:lastRenderedPageBreak/>
+        <w:t xml:space="preserve"> </w:t>
+      </w:r>
+      <w:bookmarkStart w:id="10" w:name="_Toc225708682"/>
+      <w:r>
+        <w:t>Практическая реализация</w:t>
+      </w:r>
+      <w:bookmarkEnd w:id="10"/>
+    </w:p>
+    <w:p>
+      <w:pPr>
+        <w:pStyle w:val="isselectedend"/>
+        <w:spacing w:before="0" w:beforeAutospacing="0" w:after="0" w:afterAutospacing="0" w:line="360" w:lineRule="auto"/>
+        <w:ind w:firstLine="709"/>
+        <w:rPr>
+          <w:sz w:val="28"/>
+          <w:szCs w:val="28"/>
+        </w:rPr>
+      </w:pPr>
+      <w:r>
+        <w:rPr>
+          <w:sz w:val="28"/>
+          <w:szCs w:val="28"/>
+        </w:rPr>
+        <w:t>В рамках учебной практики была выполнена разработка информационной системы сайта колледжа с использованием системы управления контентом WordPress. Основной целью практической части являлось создание функционального веб-сайта, обеспечивающего удобное представление информации для пользователей и возможность управления контентом со стороны администратора.</w:t>
       </w:r>
     </w:p>
     <w:p>
@@ -3289,337 +4231,44 @@
           <w:sz w:val="28"/>
           <w:szCs w:val="28"/>
         </w:rPr>
-        <w:lastRenderedPageBreak/>
-        <w:t>Результатом работы блока является опубликованный контент сайта, включающий новости колледжа и страницы с актуальной информацией. Все операции выполняются администратором системы.</w:t>
-      </w:r>
-    </w:p>
-    <w:p>
-      <w:pPr>
-        <w:pStyle w:val="a5"/>
-        <w:spacing w:before="0" w:beforeAutospacing="0" w:after="0" w:afterAutospacing="0" w:line="360" w:lineRule="auto"/>
-        <w:ind w:firstLine="709"/>
-        <w:rPr>
-          <w:sz w:val="28"/>
-          <w:szCs w:val="28"/>
-        </w:rPr>
-      </w:pPr>
-      <w:r>
-        <w:rPr>
-          <w:sz w:val="28"/>
-          <w:szCs w:val="28"/>
-        </w:rPr>
-        <w:t>Перед публикацией информация может проходить проверку и предварительный просмотр, что позволяет избежать ошибок и обеспечить корректность размещаемых материалов.</w:t>
-      </w:r>
-      <w:r>
-        <w:rPr>
-          <w:sz w:val="28"/>
-          <w:szCs w:val="28"/>
-        </w:rPr>
-        <w:t xml:space="preserve"> </w:t>
-      </w:r>
-      <w:r>
-        <w:rPr>
-          <w:sz w:val="28"/>
-          <w:szCs w:val="28"/>
-        </w:rPr>
-        <w:t>Функциональный блок A3 обеспечивает взаимодействие пользователей с опубликованной информацией сайта. Пользователи могут просматривать новости колледжа, получать информацию о расписании занятий и переходить по различным разделам сайта.</w:t>
-      </w:r>
-    </w:p>
-    <w:p>
-      <w:pPr>
-        <w:pStyle w:val="a5"/>
-        <w:spacing w:before="0" w:beforeAutospacing="0" w:after="0" w:afterAutospacing="0" w:line="360" w:lineRule="auto"/>
-        <w:ind w:firstLine="709"/>
-        <w:rPr>
-          <w:sz w:val="28"/>
-          <w:szCs w:val="28"/>
-        </w:rPr>
-      </w:pPr>
-      <w:r>
-        <w:rPr>
-          <w:sz w:val="28"/>
-          <w:szCs w:val="28"/>
-        </w:rPr>
-        <w:t>Входными данными для данного процесса являются новости колледжа, план занятий и список страниц, сформированные на предыдущих этапах работы системы.</w:t>
-      </w:r>
-    </w:p>
-    <w:p>
-      <w:pPr>
-        <w:pStyle w:val="a5"/>
-        <w:spacing w:before="0" w:beforeAutospacing="0" w:after="0" w:afterAutospacing="0" w:line="360" w:lineRule="auto"/>
-        <w:ind w:firstLine="709"/>
-        <w:rPr>
-          <w:sz w:val="28"/>
-          <w:szCs w:val="28"/>
-        </w:rPr>
-      </w:pPr>
-      <w:r>
-        <w:rPr>
-          <w:sz w:val="28"/>
-          <w:szCs w:val="28"/>
-        </w:rPr>
-        <w:t>Основными механизмами выполнения процесса выступают пользователи системы — гость и администратор. Через веб-интерфейс они получают доступ к опубликованному контенту и могут просматривать необходимую информацию.</w:t>
+        <w:t>На начальном этапе была выполнена установка и настройка системы WordPress. Были заданы основные параметры сайта, включая название, структуру постоянных ссылок и базовые настройки отображения. После этого был выполнен выбор и установка темы оформления, соответствующей требованиям к внешнему виду сайта образовательного учреждения.</w:t>
       </w:r>
     </w:p>
     <w:p>
       <w:pPr>
         <w:pStyle w:val="2"/>
       </w:pPr>
-      <w:r>
-        <w:rPr>
-          <w:lang w:val="en-US"/>
-        </w:rPr>
-        <w:t xml:space="preserve">ER </w:t>
-      </w:r>
-      <w:r>
-        <w:t>диаграмма</w:t>
+    </w:p>
+    <w:p>
+      <w:pPr>
+        <w:rPr>
+          <w:rFonts w:ascii="Times New Roman" w:eastAsia="Times New Roman" w:hAnsi="Times New Roman" w:cs="Times New Roman"/>
+          <w:b/>
+          <w:bCs/>
+          <w:sz w:val="28"/>
+          <w:szCs w:val="36"/>
+          <w:lang w:eastAsia="ru-RU"/>
+        </w:rPr>
+      </w:pPr>
+      <w:r>
+        <w:br w:type="page"/>
       </w:r>
     </w:p>
     <w:p>
       <w:pPr>
         <w:pStyle w:val="2"/>
       </w:pPr>
-    </w:p>
-    <w:p>
-      <w:pPr>
-        <w:pStyle w:val="2"/>
-      </w:pPr>
-    </w:p>
-    <w:p>
-      <w:pPr>
-        <w:pStyle w:val="2"/>
-      </w:pPr>
-    </w:p>
-    <w:p>
-      <w:pPr>
-        <w:pStyle w:val="2"/>
-      </w:pPr>
-    </w:p>
-    <w:p>
-      <w:pPr>
-        <w:pStyle w:val="2"/>
-      </w:pPr>
-      <w:r>
-        <w:t>Выбор программных средств реализаций</w:t>
-      </w:r>
-    </w:p>
-    <w:p>
-      <w:pPr>
-        <w:pStyle w:val="isselectedend"/>
-        <w:spacing w:before="0" w:beforeAutospacing="0" w:after="0" w:afterAutospacing="0" w:line="360" w:lineRule="auto"/>
-        <w:ind w:firstLine="709"/>
-        <w:rPr>
-          <w:sz w:val="28"/>
-          <w:szCs w:val="28"/>
-        </w:rPr>
-      </w:pPr>
-      <w:r>
-        <w:rPr>
-          <w:sz w:val="28"/>
-          <w:szCs w:val="28"/>
-        </w:rPr>
-        <w:t>При разработке информационной системы сайта колледжа необходимо выбрать программные средства, обеспечивающие удобную разработку, управление содержимым сайта и дальнейшую поддержку системы. При выборе инструментов учитывались такие факторы, как удобство использования, распространённость технологий, наличие документации, а также возможность дальнейшего развития и сопровождения системы.</w:t>
-      </w:r>
-    </w:p>
-    <w:p>
-      <w:pPr>
-        <w:pStyle w:val="isselectedend"/>
-        <w:spacing w:before="0" w:beforeAutospacing="0" w:after="0" w:afterAutospacing="0" w:line="360" w:lineRule="auto"/>
-        <w:ind w:firstLine="709"/>
-        <w:rPr>
-          <w:sz w:val="28"/>
-          <w:szCs w:val="28"/>
-        </w:rPr>
-      </w:pPr>
-      <w:r>
-        <w:rPr>
-          <w:sz w:val="28"/>
-          <w:szCs w:val="28"/>
-        </w:rPr>
-        <w:lastRenderedPageBreak/>
-        <w:t>В качестве основы для реализации веб-сайта была выбрана система управления контентом WordPress. Данная платформа является одной из наиболее популярных CMS в мире и широко применяется для создания различных типов веб-сайтов, включая информационные порталы образовательных учреждений.</w:t>
-      </w:r>
-    </w:p>
-    <w:p>
-      <w:pPr>
-        <w:pStyle w:val="isselectedend"/>
-        <w:spacing w:before="0" w:beforeAutospacing="0" w:after="0" w:afterAutospacing="0" w:line="360" w:lineRule="auto"/>
-        <w:ind w:firstLine="709"/>
-        <w:rPr>
-          <w:sz w:val="28"/>
-          <w:szCs w:val="28"/>
-        </w:rPr>
-      </w:pPr>
-      <w:r>
-        <w:rPr>
-          <w:sz w:val="28"/>
-          <w:szCs w:val="28"/>
-        </w:rPr>
-        <w:t>Использование системы управления контентом позволяет существенно упростить процесс разработки сайта. В отличие от разработки веб-приложения с нуля, CMS предоставляет готовый набор инструментов для управления страницами, публикации новостей, работы с медиафайлами и настройки структуры сайта. Это значительно сокращает время разработки и упрощает дальнейшее сопровождение ресурса.</w:t>
-      </w:r>
-    </w:p>
-    <w:p>
-      <w:pPr>
-        <w:pStyle w:val="isselectedend"/>
-        <w:spacing w:before="0" w:beforeAutospacing="0" w:after="0" w:afterAutospacing="0" w:line="360" w:lineRule="auto"/>
-        <w:ind w:firstLine="709"/>
-        <w:rPr>
-          <w:sz w:val="28"/>
-          <w:szCs w:val="28"/>
-        </w:rPr>
-      </w:pPr>
-      <w:r>
-        <w:rPr>
-          <w:sz w:val="28"/>
-          <w:szCs w:val="28"/>
-        </w:rPr>
-        <w:t>Система WordPress обладает рядом преимуществ. Во-первых, она имеет удобный административный интерфейс, который позволяет пользователю без специальных навыков программирования добавлять и редактировать содержимое сайта. Во-вторых, система поддерживает использование различных тем оформления, что позволяет быстро изменить внешний вид сайта. В-третьих, платформа имеет большое количество плагинов, расширяющих функциональные возможности системы.</w:t>
-      </w:r>
-    </w:p>
-    <w:p>
-      <w:pPr>
-        <w:pStyle w:val="isselectedend"/>
-        <w:spacing w:before="0" w:beforeAutospacing="0" w:after="0" w:afterAutospacing="0" w:line="360" w:lineRule="auto"/>
-        <w:ind w:firstLine="709"/>
-        <w:rPr>
-          <w:sz w:val="28"/>
-          <w:szCs w:val="28"/>
-        </w:rPr>
-      </w:pPr>
-      <w:r>
-        <w:rPr>
-          <w:sz w:val="28"/>
-          <w:szCs w:val="28"/>
-        </w:rPr>
-        <w:t>Для хранения данных сайта используется система управления базами данных MySQL. Данная СУБД обеспечивает надёжное хранение информации и эффективную обработку запросов. Использование базы данных позволяет структурировать данные сайта, включая страницы, новости, пользователей и другие элементы системы.</w:t>
-      </w:r>
-    </w:p>
-    <w:p>
-      <w:pPr>
-        <w:pStyle w:val="a5"/>
-        <w:spacing w:before="0" w:beforeAutospacing="0" w:after="0" w:afterAutospacing="0" w:line="360" w:lineRule="auto"/>
-        <w:ind w:firstLine="709"/>
-        <w:rPr>
-          <w:sz w:val="28"/>
-          <w:szCs w:val="28"/>
-        </w:rPr>
-      </w:pPr>
-      <w:r>
-        <w:rPr>
-          <w:sz w:val="28"/>
-          <w:szCs w:val="28"/>
-        </w:rPr>
-        <w:t>Для проектирования структуры базы данных была использована программа MySQL Workbench. Данный инструмент предоставляет удобные средства для создания ER-диаграмм, визуального моделирования структуры базы данных и последующей генерации схемы базы данных.</w:t>
-      </w:r>
-    </w:p>
-    <w:p>
-      <w:pPr>
-        <w:pStyle w:val="2"/>
-      </w:pPr>
-    </w:p>
-    <w:p>
-      <w:pPr>
-        <w:pStyle w:val="a5"/>
-        <w:spacing w:before="0" w:beforeAutospacing="0" w:after="0" w:afterAutospacing="0" w:line="360" w:lineRule="auto"/>
-        <w:ind w:firstLine="709"/>
-        <w:rPr>
-          <w:sz w:val="28"/>
-          <w:szCs w:val="28"/>
-        </w:rPr>
-      </w:pPr>
-    </w:p>
-    <w:p>
-      <w:pPr>
-        <w:pStyle w:val="a5"/>
-        <w:spacing w:before="0" w:beforeAutospacing="0" w:after="0" w:afterAutospacing="0" w:line="360" w:lineRule="auto"/>
-        <w:ind w:firstLine="709"/>
-        <w:rPr>
-          <w:sz w:val="28"/>
-          <w:szCs w:val="28"/>
-        </w:rPr>
-      </w:pPr>
-    </w:p>
-    <w:p>
-      <w:pPr>
-        <w:pStyle w:val="a5"/>
-        <w:spacing w:before="0" w:beforeAutospacing="0" w:after="0" w:afterAutospacing="0" w:line="360" w:lineRule="auto"/>
-        <w:ind w:firstLine="709"/>
-        <w:rPr>
-          <w:sz w:val="28"/>
-          <w:szCs w:val="28"/>
-        </w:rPr>
-      </w:pPr>
-    </w:p>
-    <w:p>
-      <w:pPr>
-        <w:pStyle w:val="a5"/>
-        <w:spacing w:before="0" w:beforeAutospacing="0" w:after="0" w:afterAutospacing="0" w:line="360" w:lineRule="auto"/>
-        <w:ind w:firstLine="709"/>
-      </w:pPr>
-    </w:p>
-    <w:p>
-      <w:pPr>
-        <w:pStyle w:val="2"/>
-      </w:pPr>
-    </w:p>
-    <w:p>
-      <w:pPr>
-        <w:pStyle w:val="a5"/>
-        <w:spacing w:before="0" w:beforeAutospacing="0" w:after="0" w:afterAutospacing="0" w:line="360" w:lineRule="auto"/>
-        <w:ind w:firstLine="709"/>
-        <w:rPr>
-          <w:sz w:val="28"/>
-          <w:szCs w:val="28"/>
-        </w:rPr>
-      </w:pPr>
-    </w:p>
-    <w:p>
-      <w:pPr>
-        <w:pStyle w:val="a5"/>
-        <w:spacing w:before="0" w:beforeAutospacing="0" w:after="0" w:afterAutospacing="0" w:line="360" w:lineRule="auto"/>
-        <w:ind w:firstLine="709"/>
-        <w:rPr>
-          <w:sz w:val="28"/>
-          <w:szCs w:val="28"/>
-        </w:rPr>
-      </w:pPr>
-      <w:r>
-        <w:rPr>
-          <w:sz w:val="28"/>
-          <w:szCs w:val="28"/>
-        </w:rPr>
-        <w:br/>
-        <w:t xml:space="preserve"> </w:t>
-      </w:r>
-    </w:p>
-    <w:p>
-      <w:pPr>
-        <w:pStyle w:val="2"/>
-      </w:pPr>
-      <w:r>
-        <w:br w:type="page"/>
-      </w:r>
-      <w:r>
-        <w:lastRenderedPageBreak/>
-        <w:t xml:space="preserve"> </w:t>
-      </w:r>
     </w:p>
     <w:p>
       <w:pPr>
         <w:pStyle w:val="1"/>
         <w:jc w:val="center"/>
-        <w:rPr>
-          <w:sz w:val="28"/>
-        </w:rPr>
-      </w:pPr>
-      <w:bookmarkStart w:id="8" w:name="_Toc224494896"/>
-      <w:r>
-        <w:rPr>
-          <w:sz w:val="28"/>
-        </w:rPr>
+      </w:pPr>
+      <w:bookmarkStart w:id="11" w:name="_Toc225708683"/>
+      <w:r>
         <w:t>ЗАКЛЮЧЕНИЕ</w:t>
       </w:r>
-      <w:bookmarkEnd w:id="8"/>
+      <w:bookmarkEnd w:id="11"/>
     </w:p>
     <w:p>
       <w:pPr>
@@ -3846,23 +4495,21 @@
         <w:jc w:val="center"/>
         <w:rPr>
           <w:rFonts w:eastAsiaTheme="majorEastAsia"/>
-          <w:sz w:val="28"/>
-          <w:szCs w:val="28"/>
-        </w:rPr>
-      </w:pPr>
-      <w:bookmarkStart w:id="9" w:name="_Toc161611545"/>
-      <w:bookmarkStart w:id="10" w:name="_Toc224494897"/>
+          <w:szCs w:val="28"/>
+        </w:rPr>
+      </w:pPr>
+      <w:bookmarkStart w:id="12" w:name="_Toc161611545"/>
+      <w:bookmarkStart w:id="13" w:name="_Toc225708684"/>
       <w:r>
         <w:rPr>
           <w:rFonts w:eastAsiaTheme="majorEastAsia"/>
-          <w:sz w:val="28"/>
           <w:szCs w:val="28"/>
         </w:rPr>
         <w:lastRenderedPageBreak/>
         <w:t>СПИСОК ИСПОЛЬЗОВАННЫХ ИСТОЧНИКОВ</w:t>
       </w:r>
-      <w:bookmarkEnd w:id="9"/>
-      <w:bookmarkEnd w:id="10"/>
+      <w:bookmarkEnd w:id="12"/>
+      <w:bookmarkEnd w:id="13"/>
     </w:p>
     <w:p>
       <w:pPr>
@@ -3919,7 +4566,7 @@
       </w:r>
     </w:p>
     <w:sectPr>
-      <w:footerReference w:type="default" r:id="rId13"/>
+      <w:footerReference w:type="default" r:id="rId15"/>
       <w:pgSz w:w="11906" w:h="16838"/>
       <w:pgMar w:top="1134" w:right="567" w:bottom="1134" w:left="1701" w:header="709" w:footer="709" w:gutter="0"/>
       <w:cols w:space="708"/>
@@ -4006,7 +4653,7 @@
             <w:noProof/>
             <w:sz w:val="28"/>
           </w:rPr>
-          <w:t>12</w:t>
+          <w:t>2</w:t>
         </w:r>
         <w:r>
           <w:rPr>
@@ -4939,6 +5586,93 @@
     </w:lvl>
   </w:abstractNum>
   <w:abstractNum w:abstractNumId="7" w15:restartNumberingAfterBreak="0">
+    <w:nsid w:val="30F320ED"/>
+    <w:multiLevelType w:val="hybridMultilevel"/>
+    <w:tmpl w:val="36C813A4"/>
+    <w:lvl w:ilvl="0" w:tplc="EDE03F3C">
+      <w:start w:val="1"/>
+      <w:numFmt w:val="decimal"/>
+      <w:pStyle w:val="1"/>
+      <w:lvlText w:val="%1)"/>
+      <w:lvlJc w:val="left"/>
+      <w:pPr>
+        <w:ind w:left="720" w:hanging="360"/>
+      </w:pPr>
+    </w:lvl>
+    <w:lvl w:ilvl="1" w:tplc="04190019" w:tentative="1">
+      <w:start w:val="1"/>
+      <w:numFmt w:val="lowerLetter"/>
+      <w:lvlText w:val="%2."/>
+      <w:lvlJc w:val="left"/>
+      <w:pPr>
+        <w:ind w:left="1440" w:hanging="360"/>
+      </w:pPr>
+    </w:lvl>
+    <w:lvl w:ilvl="2" w:tplc="0419001B" w:tentative="1">
+      <w:start w:val="1"/>
+      <w:numFmt w:val="lowerRoman"/>
+      <w:lvlText w:val="%3."/>
+      <w:lvlJc w:val="right"/>
+      <w:pPr>
+        <w:ind w:left="2160" w:hanging="180"/>
+      </w:pPr>
+    </w:lvl>
+    <w:lvl w:ilvl="3" w:tplc="0419000F" w:tentative="1">
+      <w:start w:val="1"/>
+      <w:numFmt w:val="decimal"/>
+      <w:lvlText w:val="%4."/>
+      <w:lvlJc w:val="left"/>
+      <w:pPr>
+        <w:ind w:left="2880" w:hanging="360"/>
+      </w:pPr>
+    </w:lvl>
+    <w:lvl w:ilvl="4" w:tplc="04190019" w:tentative="1">
+      <w:start w:val="1"/>
+      <w:numFmt w:val="lowerLetter"/>
+      <w:lvlText w:val="%5."/>
+      <w:lvlJc w:val="left"/>
+      <w:pPr>
+        <w:ind w:left="3600" w:hanging="360"/>
+      </w:pPr>
+    </w:lvl>
+    <w:lvl w:ilvl="5" w:tplc="0419001B" w:tentative="1">
+      <w:start w:val="1"/>
+      <w:numFmt w:val="lowerRoman"/>
+      <w:lvlText w:val="%6."/>
+      <w:lvlJc w:val="right"/>
+      <w:pPr>
+        <w:ind w:left="4320" w:hanging="180"/>
+      </w:pPr>
+    </w:lvl>
+    <w:lvl w:ilvl="6" w:tplc="0419000F" w:tentative="1">
+      <w:start w:val="1"/>
+      <w:numFmt w:val="decimal"/>
+      <w:lvlText w:val="%7."/>
+      <w:lvlJc w:val="left"/>
+      <w:pPr>
+        <w:ind w:left="5040" w:hanging="360"/>
+      </w:pPr>
+    </w:lvl>
+    <w:lvl w:ilvl="7" w:tplc="04190019" w:tentative="1">
+      <w:start w:val="1"/>
+      <w:numFmt w:val="lowerLetter"/>
+      <w:lvlText w:val="%8."/>
+      <w:lvlJc w:val="left"/>
+      <w:pPr>
+        <w:ind w:left="5760" w:hanging="360"/>
+      </w:pPr>
+    </w:lvl>
+    <w:lvl w:ilvl="8" w:tplc="0419001B" w:tentative="1">
+      <w:start w:val="1"/>
+      <w:numFmt w:val="lowerRoman"/>
+      <w:lvlText w:val="%9."/>
+      <w:lvlJc w:val="right"/>
+      <w:pPr>
+        <w:ind w:left="6480" w:hanging="180"/>
+      </w:pPr>
+    </w:lvl>
+  </w:abstractNum>
+  <w:abstractNum w:abstractNumId="8" w15:restartNumberingAfterBreak="0">
     <w:nsid w:val="42806BE6"/>
     <w:multiLevelType w:val="multilevel"/>
     <w:tmpl w:val="59D6EA9A"/>
@@ -5087,7 +5821,93 @@
       </w:rPr>
     </w:lvl>
   </w:abstractNum>
-  <w:abstractNum w:abstractNumId="8" w15:restartNumberingAfterBreak="0">
+  <w:abstractNum w:abstractNumId="9" w15:restartNumberingAfterBreak="0">
+    <w:nsid w:val="42B601E8"/>
+    <w:multiLevelType w:val="hybridMultilevel"/>
+    <w:tmpl w:val="A2E0F54C"/>
+    <w:lvl w:ilvl="0" w:tplc="AA42465C">
+      <w:start w:val="1"/>
+      <w:numFmt w:val="decimal"/>
+      <w:lvlText w:val="%1."/>
+      <w:lvlJc w:val="left"/>
+      <w:pPr>
+        <w:ind w:left="720" w:hanging="360"/>
+      </w:pPr>
+    </w:lvl>
+    <w:lvl w:ilvl="1" w:tplc="04190019" w:tentative="1">
+      <w:start w:val="1"/>
+      <w:numFmt w:val="lowerLetter"/>
+      <w:lvlText w:val="%2."/>
+      <w:lvlJc w:val="left"/>
+      <w:pPr>
+        <w:ind w:left="1440" w:hanging="360"/>
+      </w:pPr>
+    </w:lvl>
+    <w:lvl w:ilvl="2" w:tplc="0419001B" w:tentative="1">
+      <w:start w:val="1"/>
+      <w:numFmt w:val="lowerRoman"/>
+      <w:lvlText w:val="%3."/>
+      <w:lvlJc w:val="right"/>
+      <w:pPr>
+        <w:ind w:left="2160" w:hanging="180"/>
+      </w:pPr>
+    </w:lvl>
+    <w:lvl w:ilvl="3" w:tplc="0419000F" w:tentative="1">
+      <w:start w:val="1"/>
+      <w:numFmt w:val="decimal"/>
+      <w:lvlText w:val="%4."/>
+      <w:lvlJc w:val="left"/>
+      <w:pPr>
+        <w:ind w:left="2880" w:hanging="360"/>
+      </w:pPr>
+    </w:lvl>
+    <w:lvl w:ilvl="4" w:tplc="04190019" w:tentative="1">
+      <w:start w:val="1"/>
+      <w:numFmt w:val="lowerLetter"/>
+      <w:lvlText w:val="%5."/>
+      <w:lvlJc w:val="left"/>
+      <w:pPr>
+        <w:ind w:left="3600" w:hanging="360"/>
+      </w:pPr>
+    </w:lvl>
+    <w:lvl w:ilvl="5" w:tplc="0419001B" w:tentative="1">
+      <w:start w:val="1"/>
+      <w:numFmt w:val="lowerRoman"/>
+      <w:lvlText w:val="%6."/>
+      <w:lvlJc w:val="right"/>
+      <w:pPr>
+        <w:ind w:left="4320" w:hanging="180"/>
+      </w:pPr>
+    </w:lvl>
+    <w:lvl w:ilvl="6" w:tplc="0419000F" w:tentative="1">
+      <w:start w:val="1"/>
+      <w:numFmt w:val="decimal"/>
+      <w:lvlText w:val="%7."/>
+      <w:lvlJc w:val="left"/>
+      <w:pPr>
+        <w:ind w:left="5040" w:hanging="360"/>
+      </w:pPr>
+    </w:lvl>
+    <w:lvl w:ilvl="7" w:tplc="04190019" w:tentative="1">
+      <w:start w:val="1"/>
+      <w:numFmt w:val="lowerLetter"/>
+      <w:lvlText w:val="%8."/>
+      <w:lvlJc w:val="left"/>
+      <w:pPr>
+        <w:ind w:left="5760" w:hanging="360"/>
+      </w:pPr>
+    </w:lvl>
+    <w:lvl w:ilvl="8" w:tplc="0419001B" w:tentative="1">
+      <w:start w:val="1"/>
+      <w:numFmt w:val="lowerRoman"/>
+      <w:lvlText w:val="%9."/>
+      <w:lvlJc w:val="right"/>
+      <w:pPr>
+        <w:ind w:left="6480" w:hanging="180"/>
+      </w:pPr>
+    </w:lvl>
+  </w:abstractNum>
+  <w:abstractNum w:abstractNumId="10" w15:restartNumberingAfterBreak="0">
     <w:nsid w:val="48FA6313"/>
     <w:multiLevelType w:val="hybridMultilevel"/>
     <w:tmpl w:val="1884CE48"/>
@@ -5200,7 +6020,7 @@
       </w:rPr>
     </w:lvl>
   </w:abstractNum>
-  <w:abstractNum w:abstractNumId="9" w15:restartNumberingAfterBreak="0">
+  <w:abstractNum w:abstractNumId="11" w15:restartNumberingAfterBreak="0">
     <w:nsid w:val="532E61FB"/>
     <w:multiLevelType w:val="hybridMultilevel"/>
     <w:tmpl w:val="3392CE6A"/>
@@ -5289,7 +6109,7 @@
       </w:pPr>
     </w:lvl>
   </w:abstractNum>
-  <w:abstractNum w:abstractNumId="10" w15:restartNumberingAfterBreak="0">
+  <w:abstractNum w:abstractNumId="12" w15:restartNumberingAfterBreak="0">
     <w:nsid w:val="53F23E31"/>
     <w:multiLevelType w:val="multilevel"/>
     <w:tmpl w:val="49A4B11A"/>
@@ -5438,7 +6258,7 @@
       </w:rPr>
     </w:lvl>
   </w:abstractNum>
-  <w:abstractNum w:abstractNumId="11" w15:restartNumberingAfterBreak="0">
+  <w:abstractNum w:abstractNumId="13" w15:restartNumberingAfterBreak="0">
     <w:nsid w:val="59432DC5"/>
     <w:multiLevelType w:val="hybridMultilevel"/>
     <w:tmpl w:val="5388F2AE"/>
@@ -5551,7 +6371,7 @@
       </w:rPr>
     </w:lvl>
   </w:abstractNum>
-  <w:abstractNum w:abstractNumId="12" w15:restartNumberingAfterBreak="0">
+  <w:abstractNum w:abstractNumId="14" w15:restartNumberingAfterBreak="0">
     <w:nsid w:val="59D872F5"/>
     <w:multiLevelType w:val="multilevel"/>
     <w:tmpl w:val="C8482C96"/>
@@ -5700,7 +6520,7 @@
       </w:rPr>
     </w:lvl>
   </w:abstractNum>
-  <w:abstractNum w:abstractNumId="13" w15:restartNumberingAfterBreak="0">
+  <w:abstractNum w:abstractNumId="15" w15:restartNumberingAfterBreak="0">
     <w:nsid w:val="5A44292F"/>
     <w:multiLevelType w:val="hybridMultilevel"/>
     <w:tmpl w:val="400A16DC"/>
@@ -5814,7 +6634,7 @@
       </w:rPr>
     </w:lvl>
   </w:abstractNum>
-  <w:abstractNum w:abstractNumId="14" w15:restartNumberingAfterBreak="0">
+  <w:abstractNum w:abstractNumId="16" w15:restartNumberingAfterBreak="0">
     <w:nsid w:val="6B9D2BBD"/>
     <w:multiLevelType w:val="hybridMultilevel"/>
     <w:tmpl w:val="56626378"/>
@@ -5903,7 +6723,7 @@
       </w:pPr>
     </w:lvl>
   </w:abstractNum>
-  <w:abstractNum w:abstractNumId="15" w15:restartNumberingAfterBreak="0">
+  <w:abstractNum w:abstractNumId="17" w15:restartNumberingAfterBreak="0">
     <w:nsid w:val="6E660CFE"/>
     <w:multiLevelType w:val="multilevel"/>
     <w:tmpl w:val="4F003F5E"/>
@@ -6052,7 +6872,7 @@
       </w:rPr>
     </w:lvl>
   </w:abstractNum>
-  <w:abstractNum w:abstractNumId="16" w15:restartNumberingAfterBreak="0">
+  <w:abstractNum w:abstractNumId="18" w15:restartNumberingAfterBreak="0">
     <w:nsid w:val="71FA5772"/>
     <w:multiLevelType w:val="multilevel"/>
     <w:tmpl w:val="D3829E26"/>
@@ -6201,7 +7021,7 @@
       </w:rPr>
     </w:lvl>
   </w:abstractNum>
-  <w:abstractNum w:abstractNumId="17" w15:restartNumberingAfterBreak="0">
+  <w:abstractNum w:abstractNumId="19" w15:restartNumberingAfterBreak="0">
     <w:nsid w:val="7BD7319F"/>
     <w:multiLevelType w:val="hybridMultilevel"/>
     <w:tmpl w:val="C0945F86"/>
@@ -6314,7 +7134,7 @@
       </w:rPr>
     </w:lvl>
   </w:abstractNum>
-  <w:abstractNum w:abstractNumId="18" w15:restartNumberingAfterBreak="0">
+  <w:abstractNum w:abstractNumId="20" w15:restartNumberingAfterBreak="0">
     <w:nsid w:val="7F27452D"/>
     <w:multiLevelType w:val="hybridMultilevel"/>
     <w:tmpl w:val="2DB85594"/>
@@ -6434,31 +7254,31 @@
     <w:abstractNumId w:val="2"/>
   </w:num>
   <w:num w:numId="3">
-    <w:abstractNumId w:val="9"/>
+    <w:abstractNumId w:val="11"/>
   </w:num>
   <w:num w:numId="4">
-    <w:abstractNumId w:val="14"/>
+    <w:abstractNumId w:val="16"/>
   </w:num>
   <w:num w:numId="5">
-    <w:abstractNumId w:val="8"/>
+    <w:abstractNumId w:val="10"/>
   </w:num>
   <w:num w:numId="6">
-    <w:abstractNumId w:val="13"/>
+    <w:abstractNumId w:val="15"/>
   </w:num>
   <w:num w:numId="7">
     <w:abstractNumId w:val="5"/>
   </w:num>
   <w:num w:numId="8">
-    <w:abstractNumId w:val="11"/>
+    <w:abstractNumId w:val="13"/>
   </w:num>
   <w:num w:numId="9">
-    <w:abstractNumId w:val="10"/>
+    <w:abstractNumId w:val="12"/>
   </w:num>
   <w:num w:numId="10">
-    <w:abstractNumId w:val="7"/>
+    <w:abstractNumId w:val="8"/>
   </w:num>
   <w:num w:numId="11">
-    <w:abstractNumId w:val="12"/>
+    <w:abstractNumId w:val="14"/>
   </w:num>
   <w:num w:numId="12">
     <w:abstractNumId w:val="0"/>
@@ -6467,22 +7287,28 @@
     <w:abstractNumId w:val="4"/>
   </w:num>
   <w:num w:numId="14">
-    <w:abstractNumId w:val="18"/>
+    <w:abstractNumId w:val="20"/>
   </w:num>
   <w:num w:numId="15">
-    <w:abstractNumId w:val="17"/>
+    <w:abstractNumId w:val="19"/>
   </w:num>
   <w:num w:numId="16">
     <w:abstractNumId w:val="1"/>
   </w:num>
   <w:num w:numId="17">
-    <w:abstractNumId w:val="16"/>
+    <w:abstractNumId w:val="18"/>
   </w:num>
   <w:num w:numId="18">
-    <w:abstractNumId w:val="15"/>
+    <w:abstractNumId w:val="17"/>
   </w:num>
   <w:num w:numId="19">
     <w:abstractNumId w:val="6"/>
+  </w:num>
+  <w:num w:numId="20">
+    <w:abstractNumId w:val="9"/>
+  </w:num>
+  <w:num w:numId="21">
+    <w:abstractNumId w:val="7"/>
   </w:num>
 </w:numbering>
 </file>
@@ -6887,8 +7713,11 @@
     <w:link w:val="10"/>
     <w:uiPriority w:val="9"/>
     <w:qFormat/>
-    <w:rsid w:val="009002B6"/>
+    <w:rsid w:val="00715B7A"/>
     <w:pPr>
+      <w:numPr>
+        <w:numId w:val="21"/>
+      </w:numPr>
       <w:spacing w:before="100" w:beforeAutospacing="1" w:after="100" w:afterAutospacing="1" w:line="240" w:lineRule="auto"/>
       <w:outlineLvl w:val="0"/>
     </w:pPr>
@@ -6897,7 +7726,7 @@
       <w:b/>
       <w:bCs/>
       <w:kern w:val="36"/>
-      <w:sz w:val="48"/>
+      <w:sz w:val="28"/>
       <w:szCs w:val="48"/>
       <w:lang w:eastAsia="ru-RU"/>
     </w:rPr>
@@ -6908,7 +7737,7 @@
     <w:link w:val="20"/>
     <w:uiPriority w:val="9"/>
     <w:qFormat/>
-    <w:rsid w:val="00866851"/>
+    <w:rsid w:val="00715B7A"/>
     <w:pPr>
       <w:spacing w:before="100" w:beforeAutospacing="1" w:after="100" w:afterAutospacing="1" w:line="240" w:lineRule="auto"/>
       <w:outlineLvl w:val="1"/>
@@ -6996,7 +7825,6 @@
     <w:name w:val="Normal (Web)"/>
     <w:basedOn w:val="a"/>
     <w:uiPriority w:val="99"/>
-    <w:semiHidden/>
     <w:unhideWhenUsed/>
     <w:rsid w:val="00406289"/>
     <w:pPr>
@@ -7049,13 +7877,13 @@
     <w:basedOn w:val="a0"/>
     <w:link w:val="1"/>
     <w:uiPriority w:val="9"/>
-    <w:rsid w:val="009002B6"/>
+    <w:rsid w:val="00715B7A"/>
     <w:rPr>
       <w:rFonts w:ascii="Times New Roman" w:eastAsia="Times New Roman" w:hAnsi="Times New Roman" w:cs="Times New Roman"/>
       <w:b/>
       <w:bCs/>
       <w:kern w:val="36"/>
-      <w:sz w:val="48"/>
+      <w:sz w:val="28"/>
       <w:szCs w:val="48"/>
       <w:lang w:eastAsia="ru-RU"/>
     </w:rPr>
@@ -7236,6 +8064,11 @@
       <w:spacing w:after="100"/>
       <w:ind w:left="440"/>
     </w:pPr>
+  </w:style>
+  <w:style w:type="character" w:customStyle="1" w:styleId="whitespace-normal">
+    <w:name w:val="whitespace-normal"/>
+    <w:basedOn w:val="a0"/>
+    <w:rsid w:val="008A0F71"/>
   </w:style>
 </w:styles>
 </file>
@@ -7506,7 +8339,7 @@
 </file>
 
 <file path=customXml/itemProps1.xml><?xml version="1.0" encoding="utf-8"?>
-<ds:datastoreItem xmlns:ds="http://schemas.openxmlformats.org/officeDocument/2006/customXml" ds:itemID="{0B27C126-3A92-4D9F-89F1-F2E4C2AA36EA}">
+<ds:datastoreItem xmlns:ds="http://schemas.openxmlformats.org/officeDocument/2006/customXml" ds:itemID="{37321AE1-FA11-4399-8E3E-28F1AB8C8D9E}">
   <ds:schemaRefs>
     <ds:schemaRef ds:uri="http://schemas.openxmlformats.org/officeDocument/2006/bibliography"/>
   </ds:schemaRefs>

--- a/Отчет по УП (6) — копия.docx
+++ b/Отчет по УП (6) — копия.docx
@@ -1035,8 +1035,6 @@
               </w:rPr>
               <w:tab/>
             </w:r>
-            <w:bookmarkStart w:id="0" w:name="_GoBack"/>
-            <w:bookmarkEnd w:id="0"/>
             <w:r>
               <w:rPr>
                 <w:noProof/>
@@ -1866,12 +1864,12 @@
         <w:pStyle w:val="1"/>
         <w:jc w:val="center"/>
       </w:pPr>
-      <w:bookmarkStart w:id="1" w:name="_Toc225708673"/>
+      <w:bookmarkStart w:id="0" w:name="_Toc225708673"/>
       <w:r>
         <w:lastRenderedPageBreak/>
         <w:t>ВВЕДЕНИЕ</w:t>
       </w:r>
-      <w:bookmarkEnd w:id="1"/>
+      <w:bookmarkEnd w:id="0"/>
     </w:p>
     <w:p>
       <w:pPr>
@@ -1963,7 +1961,7 @@
           <w:szCs w:val="28"/>
         </w:rPr>
       </w:pPr>
-      <w:bookmarkStart w:id="2" w:name="_Toc225708674"/>
+      <w:bookmarkStart w:id="1" w:name="_Toc225708674"/>
       <w:r>
         <w:rPr>
           <w:szCs w:val="28"/>
@@ -1971,17 +1969,17 @@
         <w:lastRenderedPageBreak/>
         <w:t>СОДЕРЖАНИЕ УЧЕБНОЙ ПРАКТИКИ</w:t>
       </w:r>
+      <w:bookmarkEnd w:id="1"/>
+    </w:p>
+    <w:p>
+      <w:pPr>
+        <w:pStyle w:val="2"/>
+      </w:pPr>
+      <w:bookmarkStart w:id="2" w:name="_Toc225708675"/>
+      <w:r>
+        <w:t>Описание предметной области</w:t>
+      </w:r>
       <w:bookmarkEnd w:id="2"/>
-    </w:p>
-    <w:p>
-      <w:pPr>
-        <w:pStyle w:val="2"/>
-      </w:pPr>
-      <w:bookmarkStart w:id="3" w:name="_Toc225708675"/>
-      <w:r>
-        <w:t>Описание предметной области</w:t>
-      </w:r>
-      <w:bookmarkEnd w:id="3"/>
     </w:p>
     <w:p>
       <w:pPr>
@@ -2126,11 +2124,11 @@
       <w:pPr>
         <w:pStyle w:val="2"/>
       </w:pPr>
-      <w:bookmarkStart w:id="4" w:name="_Toc225708676"/>
+      <w:bookmarkStart w:id="3" w:name="_Toc225708676"/>
       <w:r>
         <w:t>Обзор аналогов</w:t>
       </w:r>
-      <w:bookmarkEnd w:id="4"/>
+      <w:bookmarkEnd w:id="3"/>
       <w:r>
         <w:br/>
       </w:r>
@@ -2656,7 +2654,7 @@
       <w:pPr>
         <w:pStyle w:val="2"/>
       </w:pPr>
-      <w:bookmarkStart w:id="5" w:name="_Toc225708677"/>
+      <w:bookmarkStart w:id="4" w:name="_Toc225708677"/>
       <w:r>
         <w:t xml:space="preserve">Разработка </w:t>
       </w:r>
@@ -2681,7 +2679,7 @@
       <w:r>
         <w:t>диаграммы</w:t>
       </w:r>
-      <w:bookmarkEnd w:id="5"/>
+      <w:bookmarkEnd w:id="4"/>
       <w:r>
         <w:br/>
       </w:r>
@@ -3040,7 +3038,7 @@
       <w:pPr>
         <w:pStyle w:val="2"/>
       </w:pPr>
-      <w:bookmarkStart w:id="6" w:name="_Toc225708678"/>
+      <w:bookmarkStart w:id="5" w:name="_Toc225708678"/>
       <w:r>
         <w:t xml:space="preserve">Разработка </w:t>
       </w:r>
@@ -3056,7 +3054,7 @@
       <w:r>
         <w:t>диаграммы</w:t>
       </w:r>
-      <w:bookmarkEnd w:id="6"/>
+      <w:bookmarkEnd w:id="5"/>
     </w:p>
     <w:p>
       <w:pPr>
@@ -3296,11 +3294,11 @@
       <w:pPr>
         <w:pStyle w:val="3"/>
       </w:pPr>
-      <w:bookmarkStart w:id="7" w:name="_Toc225708679"/>
+      <w:bookmarkStart w:id="6" w:name="_Toc225708679"/>
       <w:r>
         <w:t>Декомпозиция первого уровня</w:t>
       </w:r>
-      <w:bookmarkEnd w:id="7"/>
+      <w:bookmarkEnd w:id="6"/>
       <w:r>
         <w:br/>
       </w:r>
@@ -3637,7 +3635,7 @@
           <w:szCs w:val="28"/>
         </w:rPr>
       </w:pPr>
-      <w:bookmarkStart w:id="8" w:name="_Toc225708680"/>
+      <w:bookmarkStart w:id="7" w:name="_Toc225708680"/>
       <w:r>
         <w:rPr>
           <w:rStyle w:val="20"/>
@@ -3645,7 +3643,7 @@
         <w:lastRenderedPageBreak/>
         <w:t>ER диаграмма</w:t>
       </w:r>
-      <w:bookmarkEnd w:id="8"/>
+      <w:bookmarkEnd w:id="7"/>
       <w:r>
         <w:rPr>
           <w:rStyle w:val="20"/>
@@ -3968,11 +3966,11 @@
       <w:pPr>
         <w:pStyle w:val="2"/>
       </w:pPr>
-      <w:bookmarkStart w:id="9" w:name="_Toc225708681"/>
+      <w:bookmarkStart w:id="8" w:name="_Toc225708681"/>
       <w:r>
         <w:t>Выбор программных средств реализаций</w:t>
       </w:r>
-      <w:bookmarkEnd w:id="9"/>
+      <w:bookmarkEnd w:id="8"/>
     </w:p>
     <w:p>
       <w:pPr>
@@ -4192,11 +4190,14 @@
         <w:lastRenderedPageBreak/>
         <w:t xml:space="preserve"> </w:t>
       </w:r>
-      <w:bookmarkStart w:id="10" w:name="_Toc225708682"/>
+      <w:bookmarkStart w:id="9" w:name="_Toc225708682"/>
+      <w:r>
+        <w:t xml:space="preserve"> </w:t>
+      </w:r>
       <w:r>
         <w:t>Практическая реализация</w:t>
       </w:r>
-      <w:bookmarkEnd w:id="10"/>
+      <w:bookmarkEnd w:id="9"/>
     </w:p>
     <w:p>
       <w:pPr>
@@ -4231,8 +4232,376 @@
           <w:sz w:val="28"/>
           <w:szCs w:val="28"/>
         </w:rPr>
-        <w:t>На начальном этапе была выполнена установка и настройка системы WordPress. Были заданы основные параметры сайта, включая название, структуру постоянных ссылок и базовые настройки отображения. После этого был выполнен выбор и установка темы оформления, соответствующей требованиям к внешнему виду сайта образовательного учреждения.</w:t>
-      </w:r>
+        <w:t>После выполнения базовой настройки системы осуществляется переход в административную панель WordPress, которая является основным инструментом управления сайтом. Главная страница а</w:t>
+      </w:r>
+      <w:r>
+        <w:rPr>
+          <w:sz w:val="28"/>
+          <w:szCs w:val="28"/>
+        </w:rPr>
+        <w:t>дминистративной панели (Рисунок 6)</w:t>
+      </w:r>
+      <w:r>
+        <w:rPr>
+          <w:sz w:val="28"/>
+          <w:szCs w:val="28"/>
+        </w:rPr>
+        <w:t xml:space="preserve"> предоставляет пользователю сводную информацию о состоянии системы и быстрый доступ к основным функциям.</w:t>
+      </w:r>
+      <w:r>
+        <w:rPr>
+          <w:sz w:val="28"/>
+          <w:szCs w:val="28"/>
+        </w:rPr>
+        <w:br/>
+      </w:r>
+      <w:r>
+        <w:rPr>
+          <w:noProof/>
+        </w:rPr>
+        <w:drawing>
+          <wp:inline distT="0" distB="0" distL="0" distR="0" wp14:anchorId="4FE48F54" wp14:editId="466DC53E">
+            <wp:extent cx="6120130" cy="3016885"/>
+            <wp:effectExtent l="0" t="0" r="0" b="0"/>
+            <wp:docPr id="12" name="Рисунок 12"/>
+            <wp:cNvGraphicFramePr>
+              <a:graphicFrameLocks xmlns:a="http://schemas.openxmlformats.org/drawingml/2006/main" noChangeAspect="1"/>
+            </wp:cNvGraphicFramePr>
+            <a:graphic xmlns:a="http://schemas.openxmlformats.org/drawingml/2006/main">
+              <a:graphicData uri="http://schemas.openxmlformats.org/drawingml/2006/picture">
+                <pic:pic xmlns:pic="http://schemas.openxmlformats.org/drawingml/2006/picture">
+                  <pic:nvPicPr>
+                    <pic:cNvPr id="1" name=""/>
+                    <pic:cNvPicPr/>
+                  </pic:nvPicPr>
+                  <pic:blipFill>
+                    <a:blip r:embed="rId15"/>
+                    <a:stretch>
+                      <a:fillRect/>
+                    </a:stretch>
+                  </pic:blipFill>
+                  <pic:spPr>
+                    <a:xfrm>
+                      <a:off x="0" y="0"/>
+                      <a:ext cx="6120130" cy="3016885"/>
+                    </a:xfrm>
+                    <a:prstGeom prst="rect">
+                      <a:avLst/>
+                    </a:prstGeom>
+                  </pic:spPr>
+                </pic:pic>
+              </a:graphicData>
+            </a:graphic>
+          </wp:inline>
+        </w:drawing>
+      </w:r>
+    </w:p>
+    <w:p>
+      <w:pPr>
+        <w:pStyle w:val="a5"/>
+        <w:spacing w:before="0" w:beforeAutospacing="0" w:after="0" w:afterAutospacing="0" w:line="360" w:lineRule="auto"/>
+        <w:ind w:firstLine="709"/>
+        <w:jc w:val="center"/>
+        <w:rPr>
+          <w:sz w:val="28"/>
+          <w:szCs w:val="28"/>
+        </w:rPr>
+      </w:pPr>
+      <w:r>
+        <w:rPr>
+          <w:sz w:val="28"/>
+          <w:szCs w:val="28"/>
+        </w:rPr>
+        <w:t>Рисунок 6</w:t>
+      </w:r>
+    </w:p>
+    <w:p>
+      <w:pPr>
+        <w:pStyle w:val="a5"/>
+        <w:spacing w:before="0" w:beforeAutospacing="0" w:after="0" w:afterAutospacing="0" w:line="360" w:lineRule="auto"/>
+        <w:ind w:firstLine="709"/>
+        <w:rPr>
+          <w:sz w:val="28"/>
+          <w:szCs w:val="28"/>
+        </w:rPr>
+      </w:pPr>
+      <w:r>
+        <w:rPr>
+          <w:sz w:val="28"/>
+          <w:szCs w:val="28"/>
+        </w:rPr>
+        <w:t>В левой части интерфейса расположено навигационное меню, содержащее основные разделы управления сайтом, такие как «Записи», «Страницы», «Медиафайлы», «Комментарии», «Внешний вид», «Плагины», «Пользователи» и «Настройки». С помощью данного меню администратор может переходить к различным функциям системы и выполнять необходимые действия по управлению сайтом.</w:t>
+      </w:r>
+    </w:p>
+    <w:p>
+      <w:pPr>
+        <w:pStyle w:val="a5"/>
+        <w:spacing w:before="0" w:beforeAutospacing="0" w:after="0" w:afterAutospacing="0" w:line="360" w:lineRule="auto"/>
+        <w:ind w:firstLine="709"/>
+        <w:rPr>
+          <w:sz w:val="28"/>
+          <w:szCs w:val="28"/>
+        </w:rPr>
+      </w:pPr>
+      <w:r>
+        <w:rPr>
+          <w:sz w:val="28"/>
+          <w:szCs w:val="28"/>
+        </w:rPr>
+        <w:lastRenderedPageBreak/>
+        <w:t>Центральная часть экрана представляет собой рабочую область, в которой отображаются информационные блоки. К ним относятся приветственное сообщение, быстрый доступ к созданию страниц, блок «Быстрый черновик» для оперативного добавления записей, а также другие элементы, позволяющие отслеживать текущее состояние сайта.</w:t>
+      </w:r>
+    </w:p>
+    <w:p>
+      <w:pPr>
+        <w:pStyle w:val="a5"/>
+        <w:spacing w:before="0" w:beforeAutospacing="0" w:after="0" w:afterAutospacing="0" w:line="360" w:lineRule="auto"/>
+        <w:ind w:firstLine="709"/>
+        <w:rPr>
+          <w:sz w:val="28"/>
+          <w:szCs w:val="28"/>
+        </w:rPr>
+      </w:pPr>
+      <w:r>
+        <w:rPr>
+          <w:sz w:val="28"/>
+          <w:szCs w:val="28"/>
+        </w:rPr>
+        <w:t>В верхней части интерфейса расположена панель управления, содержащая элементы быстрого доступа, такие как переход на сайт, уведомления об обновлениях и возможность создания нового контента. Также отображается информация о текущем пользователе системы.</w:t>
+      </w:r>
+    </w:p>
+    <w:p>
+      <w:pPr>
+        <w:pStyle w:val="a5"/>
+        <w:spacing w:before="0" w:beforeAutospacing="0" w:after="0" w:afterAutospacing="0" w:line="360" w:lineRule="auto"/>
+        <w:ind w:firstLine="709"/>
+        <w:rPr>
+          <w:sz w:val="28"/>
+          <w:szCs w:val="28"/>
+        </w:rPr>
+      </w:pPr>
+      <w:r>
+        <w:rPr>
+          <w:sz w:val="28"/>
+          <w:szCs w:val="28"/>
+        </w:rPr>
+        <w:t>Таким образом, главная страница административной панели WordPress обеспечивает удобный доступ ко всем основным функциям управления сайтом и позволяет администратору эффективно взаимодействовать с системой.</w:t>
+      </w:r>
+    </w:p>
+    <w:p>
+      <w:pPr>
+        <w:pStyle w:val="a5"/>
+        <w:spacing w:before="0" w:beforeAutospacing="0" w:after="0" w:afterAutospacing="0" w:line="360" w:lineRule="auto"/>
+        <w:ind w:firstLine="709"/>
+        <w:rPr>
+          <w:sz w:val="28"/>
+          <w:szCs w:val="28"/>
+        </w:rPr>
+      </w:pPr>
+      <w:r>
+        <w:rPr>
+          <w:sz w:val="28"/>
+          <w:szCs w:val="28"/>
+        </w:rPr>
+        <w:t>Раздел «Плагины» в системе WordPress предназначен для управления дополнительными модулями, расширяющими функциональные возможности сайта.</w:t>
+      </w:r>
+    </w:p>
+    <w:p>
+      <w:pPr>
+        <w:pStyle w:val="a5"/>
+        <w:spacing w:before="0" w:beforeAutospacing="0" w:after="0" w:afterAutospacing="0" w:line="360" w:lineRule="auto"/>
+        <w:ind w:firstLine="709"/>
+        <w:rPr>
+          <w:sz w:val="28"/>
+          <w:szCs w:val="28"/>
+        </w:rPr>
+      </w:pPr>
+      <w:r>
+        <w:rPr>
+          <w:sz w:val="28"/>
+          <w:szCs w:val="28"/>
+        </w:rPr>
+        <w:t>На странице</w:t>
+      </w:r>
+      <w:r>
+        <w:rPr>
+          <w:sz w:val="28"/>
+          <w:szCs w:val="28"/>
+        </w:rPr>
+        <w:t xml:space="preserve"> (Рисунок 7)</w:t>
+      </w:r>
+      <w:r>
+        <w:rPr>
+          <w:sz w:val="28"/>
+          <w:szCs w:val="28"/>
+        </w:rPr>
+        <w:t xml:space="preserve"> отображается список всех установленных плагинов с указанием их названия, версии, описания и информации о разработчике. Администратор может выполнять основные действия, такие как активация, деактивация, обновление и удаление плагинов.</w:t>
+      </w:r>
+    </w:p>
+    <w:p>
+      <w:pPr>
+        <w:pStyle w:val="a5"/>
+        <w:spacing w:before="0" w:beforeAutospacing="0" w:after="0" w:afterAutospacing="0" w:line="360" w:lineRule="auto"/>
+        <w:ind w:firstLine="709"/>
+        <w:rPr>
+          <w:sz w:val="28"/>
+          <w:szCs w:val="28"/>
+        </w:rPr>
+      </w:pPr>
+      <w:r>
+        <w:rPr>
+          <w:sz w:val="28"/>
+          <w:szCs w:val="28"/>
+        </w:rPr>
+        <w:t>В верхней части интерфейса расположены инструменты фильтрации и поиска, позволяющие быстро находить необходимые плагины и сортировать их по статусу, например, активные или неактивные.</w:t>
+      </w:r>
+    </w:p>
+    <w:p>
+      <w:pPr>
+        <w:pStyle w:val="a5"/>
+        <w:spacing w:before="0" w:beforeAutospacing="0" w:after="0" w:afterAutospacing="0" w:line="360" w:lineRule="auto"/>
+        <w:ind w:firstLine="709"/>
+        <w:rPr>
+          <w:sz w:val="28"/>
+          <w:szCs w:val="28"/>
+        </w:rPr>
+      </w:pPr>
+      <w:r>
+        <w:rPr>
+          <w:sz w:val="28"/>
+          <w:szCs w:val="28"/>
+        </w:rPr>
+        <w:t>Система WordPress также отображает уведомления о доступных обновлениях и возможных проблемах совместимости. Это позволяет своевременно обновлять компоненты и поддерживать стабильную работу сайта.</w:t>
+      </w:r>
+    </w:p>
+    <w:p>
+      <w:pPr>
+        <w:pStyle w:val="a5"/>
+        <w:spacing w:before="0" w:beforeAutospacing="0" w:after="0" w:afterAutospacing="0" w:line="360" w:lineRule="auto"/>
+        <w:ind w:firstLine="709"/>
+        <w:jc w:val="center"/>
+        <w:rPr>
+          <w:sz w:val="28"/>
+          <w:szCs w:val="28"/>
+        </w:rPr>
+      </w:pPr>
+      <w:r>
+        <w:rPr>
+          <w:noProof/>
+        </w:rPr>
+        <w:lastRenderedPageBreak/>
+        <w:drawing>
+          <wp:anchor distT="0" distB="0" distL="114300" distR="114300" simplePos="0" relativeHeight="251661312" behindDoc="0" locked="0" layoutInCell="1" allowOverlap="1" wp14:anchorId="3A2F7F34" wp14:editId="78D4126F">
+            <wp:simplePos x="0" y="0"/>
+            <wp:positionH relativeFrom="column">
+              <wp:posOffset>-89535</wp:posOffset>
+            </wp:positionH>
+            <wp:positionV relativeFrom="paragraph">
+              <wp:posOffset>0</wp:posOffset>
+            </wp:positionV>
+            <wp:extent cx="6120130" cy="3213100"/>
+            <wp:effectExtent l="0" t="0" r="0" b="6350"/>
+            <wp:wrapTopAndBottom/>
+            <wp:docPr id="13" name="Рисунок 13"/>
+            <wp:cNvGraphicFramePr>
+              <a:graphicFrameLocks xmlns:a="http://schemas.openxmlformats.org/drawingml/2006/main" noChangeAspect="1"/>
+            </wp:cNvGraphicFramePr>
+            <a:graphic xmlns:a="http://schemas.openxmlformats.org/drawingml/2006/main">
+              <a:graphicData uri="http://schemas.openxmlformats.org/drawingml/2006/picture">
+                <pic:pic xmlns:pic="http://schemas.openxmlformats.org/drawingml/2006/picture">
+                  <pic:nvPicPr>
+                    <pic:cNvPr id="1" name=""/>
+                    <pic:cNvPicPr/>
+                  </pic:nvPicPr>
+                  <pic:blipFill>
+                    <a:blip r:embed="rId16">
+                      <a:extLst>
+                        <a:ext uri="{28A0092B-C50C-407E-A947-70E740481C1C}">
+                          <a14:useLocalDpi xmlns:a14="http://schemas.microsoft.com/office/drawing/2010/main" val="0"/>
+                        </a:ext>
+                      </a:extLst>
+                    </a:blip>
+                    <a:stretch>
+                      <a:fillRect/>
+                    </a:stretch>
+                  </pic:blipFill>
+                  <pic:spPr>
+                    <a:xfrm>
+                      <a:off x="0" y="0"/>
+                      <a:ext cx="6120130" cy="3213100"/>
+                    </a:xfrm>
+                    <a:prstGeom prst="rect">
+                      <a:avLst/>
+                    </a:prstGeom>
+                  </pic:spPr>
+                </pic:pic>
+              </a:graphicData>
+            </a:graphic>
+            <wp14:sizeRelH relativeFrom="page">
+              <wp14:pctWidth>0</wp14:pctWidth>
+            </wp14:sizeRelH>
+            <wp14:sizeRelV relativeFrom="page">
+              <wp14:pctHeight>0</wp14:pctHeight>
+            </wp14:sizeRelV>
+          </wp:anchor>
+        </w:drawing>
+      </w:r>
+      <w:r>
+        <w:rPr>
+          <w:sz w:val="28"/>
+          <w:szCs w:val="28"/>
+        </w:rPr>
+        <w:t>Рисунок 7</w:t>
+      </w:r>
+      <w:bookmarkStart w:id="10" w:name="_GoBack"/>
+      <w:bookmarkEnd w:id="10"/>
+    </w:p>
+    <w:p>
+      <w:pPr>
+        <w:pStyle w:val="a5"/>
+        <w:spacing w:before="0" w:beforeAutospacing="0" w:after="0" w:afterAutospacing="0" w:line="360" w:lineRule="auto"/>
+        <w:ind w:firstLine="709"/>
+        <w:rPr>
+          <w:sz w:val="28"/>
+          <w:szCs w:val="28"/>
+        </w:rPr>
+      </w:pPr>
+      <w:r>
+        <w:rPr>
+          <w:sz w:val="28"/>
+          <w:szCs w:val="28"/>
+        </w:rPr>
+        <w:t>В процессе разработки использовались различные плагины, включая конструктор страниц Elementor, обеспечивающий удобное визуальное редактирование контента. Дополнительно применялись плагины для настройки структуры сайта, такие как инструменты создания шапки и подвала.</w:t>
+      </w:r>
+    </w:p>
+    <w:p>
+      <w:pPr>
+        <w:pStyle w:val="a5"/>
+        <w:spacing w:before="0" w:beforeAutospacing="0" w:after="0" w:afterAutospacing="0" w:line="360" w:lineRule="auto"/>
+        <w:ind w:firstLine="709"/>
+        <w:rPr>
+          <w:sz w:val="28"/>
+          <w:szCs w:val="28"/>
+        </w:rPr>
+      </w:pPr>
+      <w:r>
+        <w:rPr>
+          <w:sz w:val="28"/>
+          <w:szCs w:val="28"/>
+        </w:rPr>
+        <w:t>Таким образом, раздел «Плагины» предоставляет широкие возможности для настройки и расширения функциональности сайта, обеспечивая гибкость и удобство управления системой.</w:t>
+      </w:r>
+    </w:p>
+    <w:p>
+      <w:pPr>
+        <w:pStyle w:val="a5"/>
+        <w:spacing w:before="0" w:beforeAutospacing="0" w:after="0" w:afterAutospacing="0" w:line="360" w:lineRule="auto"/>
+        <w:ind w:firstLine="709"/>
+        <w:rPr>
+          <w:sz w:val="28"/>
+          <w:szCs w:val="28"/>
+        </w:rPr>
+      </w:pPr>
     </w:p>
     <w:p>
       <w:pPr>
@@ -4566,7 +4935,7 @@
       </w:r>
     </w:p>
     <w:sectPr>
-      <w:footerReference w:type="default" r:id="rId15"/>
+      <w:footerReference w:type="default" r:id="rId17"/>
       <w:pgSz w:w="11906" w:h="16838"/>
       <w:pgMar w:top="1134" w:right="567" w:bottom="1134" w:left="1701" w:header="709" w:footer="709" w:gutter="0"/>
       <w:cols w:space="708"/>
@@ -4653,7 +5022,7 @@
             <w:noProof/>
             <w:sz w:val="28"/>
           </w:rPr>
-          <w:t>2</w:t>
+          <w:t>21</w:t>
         </w:r>
         <w:r>
           <w:rPr>
@@ -8339,7 +8708,7 @@
 </file>
 
 <file path=customXml/itemProps1.xml><?xml version="1.0" encoding="utf-8"?>
-<ds:datastoreItem xmlns:ds="http://schemas.openxmlformats.org/officeDocument/2006/customXml" ds:itemID="{37321AE1-FA11-4399-8E3E-28F1AB8C8D9E}">
+<ds:datastoreItem xmlns:ds="http://schemas.openxmlformats.org/officeDocument/2006/customXml" ds:itemID="{0C7A53F1-E79F-4ABC-A05C-E49CC2818711}">
   <ds:schemaRefs>
     <ds:schemaRef ds:uri="http://schemas.openxmlformats.org/officeDocument/2006/bibliography"/>
   </ds:schemaRefs>

--- a/Отчет по УП (6) — копия.docx
+++ b/Отчет по УП (6) — копия.docx
@@ -65,7 +65,7 @@
                                 <a14:useLocalDpi xmlns:a14="http://schemas.microsoft.com/office/drawing/2010/main" val="0"/>
                               </a:ext>
                               <a:ext uri="{96DAC541-7B7A-43D3-8B79-37D633B846F1}">
-                                <asvg:svgBlip xmlns="" xmlns:cx2="http://schemas.microsoft.com/office/drawing/2015/10/21/chartex" xmlns:cx3="http://schemas.microsoft.com/office/drawing/2016/5/9/chartex" xmlns:cx4="http://schemas.microsoft.com/office/drawing/2016/5/10/chartex" xmlns:cx5="http://schemas.microsoft.com/office/drawing/2016/5/11/chartex" xmlns:cx6="http://schemas.microsoft.com/office/drawing/2016/5/12/chartex" xmlns:cx7="http://schemas.microsoft.com/office/drawing/2016/5/13/chartex" xmlns:cx8="http://schemas.microsoft.com/office/drawing/2016/5/14/chartex" xmlns:aink="http://schemas.microsoft.com/office/drawing/2016/ink" xmlns:am3d="http://schemas.microsoft.com/office/drawing/2017/model3d" xmlns:o="urn:schemas-microsoft-com:office:office" xmlns:v="urn:schemas-microsoft-com:vml" xmlns:w10="urn:schemas-microsoft-com:office:word" xmlns:w="http://schemas.openxmlformats.org/wordprocessingml/2006/main" xmlns:w16cex="http://schemas.microsoft.com/office/word/2018/wordml/cex" xmlns:w16cid="http://schemas.microsoft.com/office/word/2016/wordml/cid" xmlns:w16="http://schemas.microsoft.com/office/word/2018/wordml" xmlns:w16sdtdh="http://schemas.microsoft.com/office/word/2020/wordml/sdtdatahash" xmlns:asvg="http://schemas.microsoft.com/office/drawing/2016/SVG/main" r:embed="rId9"/>
+                                <asvg:svgBlip xmlns:asvg="http://schemas.microsoft.com/office/drawing/2016/SVG/main" xmlns:w16sdtdh="http://schemas.microsoft.com/office/word/2020/wordml/sdtdatahash" xmlns:w16="http://schemas.microsoft.com/office/word/2018/wordml" xmlns:w16cid="http://schemas.microsoft.com/office/word/2016/wordml/cid" xmlns:w16cex="http://schemas.microsoft.com/office/word/2018/wordml/cex" xmlns:w="http://schemas.openxmlformats.org/wordprocessingml/2006/main" xmlns:w10="urn:schemas-microsoft-com:office:word" xmlns:v="urn:schemas-microsoft-com:vml" xmlns:o="urn:schemas-microsoft-com:office:office" xmlns:am3d="http://schemas.microsoft.com/office/drawing/2017/model3d" xmlns:aink="http://schemas.microsoft.com/office/drawing/2016/ink" xmlns:cx8="http://schemas.microsoft.com/office/drawing/2016/5/14/chartex" xmlns:cx7="http://schemas.microsoft.com/office/drawing/2016/5/13/chartex" xmlns:cx6="http://schemas.microsoft.com/office/drawing/2016/5/12/chartex" xmlns:cx5="http://schemas.microsoft.com/office/drawing/2016/5/11/chartex" xmlns:cx4="http://schemas.microsoft.com/office/drawing/2016/5/10/chartex" xmlns:cx3="http://schemas.microsoft.com/office/drawing/2016/5/9/chartex" xmlns:cx2="http://schemas.microsoft.com/office/drawing/2015/10/21/chartex" xmlns="" r:embed="rId9"/>
                               </a:ext>
                             </a:extLst>
                           </a:blip>
@@ -750,14 +750,14 @@
               <w:tab w:val="right" w:leader="dot" w:pos="9628"/>
             </w:tabs>
             <w:rPr>
-              <w:rFonts w:eastAsiaTheme="minorEastAsia"/>
+              <w:rFonts w:asciiTheme="minorHAnsi" w:eastAsiaTheme="minorEastAsia" w:hAnsiTheme="minorHAnsi"/>
               <w:noProof/>
               <w:lang w:eastAsia="ru-RU"/>
             </w:rPr>
           </w:pPr>
           <w:r>
             <w:rPr>
-              <w:rFonts w:ascii="Times New Roman" w:hAnsi="Times New Roman" w:cs="Times New Roman"/>
+              <w:rFonts w:cs="Times New Roman"/>
               <w:sz w:val="28"/>
               <w:szCs w:val="28"/>
             </w:rPr>
@@ -765,7 +765,7 @@
           </w:r>
           <w:r>
             <w:rPr>
-              <w:rFonts w:ascii="Times New Roman" w:hAnsi="Times New Roman" w:cs="Times New Roman"/>
+              <w:rFonts w:cs="Times New Roman"/>
               <w:sz w:val="28"/>
               <w:szCs w:val="28"/>
             </w:rPr>
@@ -773,13 +773,13 @@
           </w:r>
           <w:r>
             <w:rPr>
-              <w:rFonts w:ascii="Times New Roman" w:hAnsi="Times New Roman" w:cs="Times New Roman"/>
+              <w:rFonts w:cs="Times New Roman"/>
               <w:sz w:val="28"/>
               <w:szCs w:val="28"/>
             </w:rPr>
             <w:fldChar w:fldCharType="separate"/>
           </w:r>
-          <w:hyperlink w:anchor="_Toc225708673" w:history="1">
+          <w:hyperlink w:anchor="_Toc226906837" w:history="1">
             <w:r>
               <w:rPr>
                 <w:rStyle w:val="a4"/>
@@ -789,7 +789,7 @@
             </w:r>
             <w:r>
               <w:rPr>
-                <w:rFonts w:eastAsiaTheme="minorEastAsia"/>
+                <w:rFonts w:asciiTheme="minorHAnsi" w:eastAsiaTheme="minorEastAsia" w:hAnsiTheme="minorHAnsi"/>
                 <w:noProof/>
                 <w:lang w:eastAsia="ru-RU"/>
               </w:rPr>
@@ -821,7 +821,7 @@
                 <w:noProof/>
                 <w:webHidden/>
               </w:rPr>
-              <w:instrText xml:space="preserve"> PAGEREF _Toc225708673 \h </w:instrText>
+              <w:instrText xml:space="preserve"> PAGEREF _Toc226906837 \h </w:instrText>
             </w:r>
             <w:r>
               <w:rPr>
@@ -860,12 +860,12 @@
               <w:tab w:val="right" w:leader="dot" w:pos="9628"/>
             </w:tabs>
             <w:rPr>
-              <w:rFonts w:eastAsiaTheme="minorEastAsia"/>
+              <w:rFonts w:asciiTheme="minorHAnsi" w:eastAsiaTheme="minorEastAsia" w:hAnsiTheme="minorHAnsi"/>
               <w:noProof/>
               <w:lang w:eastAsia="ru-RU"/>
             </w:rPr>
           </w:pPr>
-          <w:hyperlink w:anchor="_Toc225708674" w:history="1">
+          <w:hyperlink w:anchor="_Toc226906838" w:history="1">
             <w:r>
               <w:rPr>
                 <w:rStyle w:val="a4"/>
@@ -875,7 +875,7 @@
             </w:r>
             <w:r>
               <w:rPr>
-                <w:rFonts w:eastAsiaTheme="minorEastAsia"/>
+                <w:rFonts w:asciiTheme="minorHAnsi" w:eastAsiaTheme="minorEastAsia" w:hAnsiTheme="minorHAnsi"/>
                 <w:noProof/>
                 <w:lang w:eastAsia="ru-RU"/>
               </w:rPr>
@@ -907,7 +907,7 @@
                 <w:noProof/>
                 <w:webHidden/>
               </w:rPr>
-              <w:instrText xml:space="preserve"> PAGEREF _Toc225708674 \h </w:instrText>
+              <w:instrText xml:space="preserve"> PAGEREF _Toc226906838 \h </w:instrText>
             </w:r>
             <w:r>
               <w:rPr>
@@ -950,7 +950,7 @@
               <w:lang w:eastAsia="ru-RU"/>
             </w:rPr>
           </w:pPr>
-          <w:hyperlink w:anchor="_Toc225708675" w:history="1">
+          <w:hyperlink w:anchor="_Toc226906839" w:history="1">
             <w:r>
               <w:rPr>
                 <w:rStyle w:val="a4"/>
@@ -977,7 +977,7 @@
                 <w:noProof/>
                 <w:webHidden/>
               </w:rPr>
-              <w:instrText xml:space="preserve"> PAGEREF _Toc225708675 \h </w:instrText>
+              <w:instrText xml:space="preserve"> PAGEREF _Toc226906839 \h </w:instrText>
             </w:r>
             <w:r>
               <w:rPr>
@@ -1020,7 +1020,7 @@
               <w:lang w:eastAsia="ru-RU"/>
             </w:rPr>
           </w:pPr>
-          <w:hyperlink w:anchor="_Toc225708676" w:history="1">
+          <w:hyperlink w:anchor="_Toc226906840" w:history="1">
             <w:r>
               <w:rPr>
                 <w:rStyle w:val="a4"/>
@@ -1047,7 +1047,7 @@
                 <w:noProof/>
                 <w:webHidden/>
               </w:rPr>
-              <w:instrText xml:space="preserve"> PAGEREF _Toc225708676 \h </w:instrText>
+              <w:instrText xml:space="preserve"> PAGEREF _Toc226906840 \h </w:instrText>
             </w:r>
             <w:r>
               <w:rPr>
@@ -1090,7 +1090,7 @@
               <w:lang w:eastAsia="ru-RU"/>
             </w:rPr>
           </w:pPr>
-          <w:hyperlink w:anchor="_Toc225708677" w:history="1">
+          <w:hyperlink w:anchor="_Toc226906841" w:history="1">
             <w:r>
               <w:rPr>
                 <w:rStyle w:val="a4"/>
@@ -1147,7 +1147,7 @@
                 <w:noProof/>
                 <w:webHidden/>
               </w:rPr>
-              <w:instrText xml:space="preserve"> PAGEREF _Toc225708677 \h </w:instrText>
+              <w:instrText xml:space="preserve"> PAGEREF _Toc226906841 \h </w:instrText>
             </w:r>
             <w:r>
               <w:rPr>
@@ -1190,7 +1190,7 @@
               <w:lang w:eastAsia="ru-RU"/>
             </w:rPr>
           </w:pPr>
-          <w:hyperlink w:anchor="_Toc225708678" w:history="1">
+          <w:hyperlink w:anchor="_Toc226906842" w:history="1">
             <w:r>
               <w:rPr>
                 <w:rStyle w:val="a4"/>
@@ -1232,7 +1232,7 @@
                 <w:noProof/>
                 <w:webHidden/>
               </w:rPr>
-              <w:instrText xml:space="preserve"> PAGEREF _Toc225708678 \h </w:instrText>
+              <w:instrText xml:space="preserve"> PAGEREF _Toc226906842 \h </w:instrText>
             </w:r>
             <w:r>
               <w:rPr>
@@ -1275,7 +1275,7 @@
               <w:lang w:eastAsia="ru-RU"/>
             </w:rPr>
           </w:pPr>
-          <w:hyperlink w:anchor="_Toc225708679" w:history="1">
+          <w:hyperlink w:anchor="_Toc226906843" w:history="1">
             <w:r>
               <w:rPr>
                 <w:rStyle w:val="a4"/>
@@ -1302,7 +1302,7 @@
                 <w:noProof/>
                 <w:webHidden/>
               </w:rPr>
-              <w:instrText xml:space="preserve"> PAGEREF _Toc225708679 \h </w:instrText>
+              <w:instrText xml:space="preserve"> PAGEREF _Toc226906843 \h </w:instrText>
             </w:r>
             <w:r>
               <w:rPr>
@@ -1345,7 +1345,7 @@
               <w:lang w:eastAsia="ru-RU"/>
             </w:rPr>
           </w:pPr>
-          <w:hyperlink w:anchor="_Toc225708680" w:history="1">
+          <w:hyperlink w:anchor="_Toc226906844" w:history="1">
             <w:r>
               <w:rPr>
                 <w:rStyle w:val="a4"/>
@@ -1372,7 +1372,7 @@
                 <w:noProof/>
                 <w:webHidden/>
               </w:rPr>
-              <w:instrText xml:space="preserve"> PAGEREF _Toc225708680 \h </w:instrText>
+              <w:instrText xml:space="preserve"> PAGEREF _Toc226906844 \h </w:instrText>
             </w:r>
             <w:r>
               <w:rPr>
@@ -1415,7 +1415,7 @@
               <w:lang w:eastAsia="ru-RU"/>
             </w:rPr>
           </w:pPr>
-          <w:hyperlink w:anchor="_Toc225708681" w:history="1">
+          <w:hyperlink w:anchor="_Toc226906845" w:history="1">
             <w:r>
               <w:rPr>
                 <w:rStyle w:val="a4"/>
@@ -1442,7 +1442,7 @@
                 <w:noProof/>
                 <w:webHidden/>
               </w:rPr>
-              <w:instrText xml:space="preserve"> PAGEREF _Toc225708681 \h </w:instrText>
+              <w:instrText xml:space="preserve"> PAGEREF _Toc226906845 \h </w:instrText>
             </w:r>
             <w:r>
               <w:rPr>
@@ -1485,7 +1485,7 @@
               <w:lang w:eastAsia="ru-RU"/>
             </w:rPr>
           </w:pPr>
-          <w:hyperlink w:anchor="_Toc225708682" w:history="1">
+          <w:hyperlink w:anchor="_Toc226906846" w:history="1">
             <w:r>
               <w:rPr>
                 <w:rStyle w:val="a4"/>
@@ -1512,7 +1512,7 @@
                 <w:noProof/>
                 <w:webHidden/>
               </w:rPr>
-              <w:instrText xml:space="preserve"> PAGEREF _Toc225708682 \h </w:instrText>
+              <w:instrText xml:space="preserve"> PAGEREF _Toc226906846 \h </w:instrText>
             </w:r>
             <w:r>
               <w:rPr>
@@ -1551,12 +1551,12 @@
               <w:tab w:val="right" w:leader="dot" w:pos="9628"/>
             </w:tabs>
             <w:rPr>
-              <w:rFonts w:eastAsiaTheme="minorEastAsia"/>
+              <w:rFonts w:asciiTheme="minorHAnsi" w:eastAsiaTheme="minorEastAsia" w:hAnsiTheme="minorHAnsi"/>
               <w:noProof/>
               <w:lang w:eastAsia="ru-RU"/>
             </w:rPr>
           </w:pPr>
-          <w:hyperlink w:anchor="_Toc225708683" w:history="1">
+          <w:hyperlink w:anchor="_Toc226906847" w:history="1">
             <w:r>
               <w:rPr>
                 <w:rStyle w:val="a4"/>
@@ -1566,7 +1566,7 @@
             </w:r>
             <w:r>
               <w:rPr>
-                <w:rFonts w:eastAsiaTheme="minorEastAsia"/>
+                <w:rFonts w:asciiTheme="minorHAnsi" w:eastAsiaTheme="minorEastAsia" w:hAnsiTheme="minorHAnsi"/>
                 <w:noProof/>
                 <w:lang w:eastAsia="ru-RU"/>
               </w:rPr>
@@ -1598,7 +1598,7 @@
                 <w:noProof/>
                 <w:webHidden/>
               </w:rPr>
-              <w:instrText xml:space="preserve"> PAGEREF _Toc225708683 \h </w:instrText>
+              <w:instrText xml:space="preserve"> PAGEREF _Toc226906847 \h </w:instrText>
             </w:r>
             <w:r>
               <w:rPr>
@@ -1618,7 +1618,7 @@
                 <w:noProof/>
                 <w:webHidden/>
               </w:rPr>
-              <w:t>20</w:t>
+              <w:t>23</w:t>
             </w:r>
             <w:r>
               <w:rPr>
@@ -1637,12 +1637,12 @@
               <w:tab w:val="right" w:leader="dot" w:pos="9628"/>
             </w:tabs>
             <w:rPr>
-              <w:rFonts w:eastAsiaTheme="minorEastAsia"/>
+              <w:rFonts w:asciiTheme="minorHAnsi" w:eastAsiaTheme="minorEastAsia" w:hAnsiTheme="minorHAnsi"/>
               <w:noProof/>
               <w:lang w:eastAsia="ru-RU"/>
             </w:rPr>
           </w:pPr>
-          <w:hyperlink w:anchor="_Toc225708684" w:history="1">
+          <w:hyperlink w:anchor="_Toc226906848" w:history="1">
             <w:r>
               <w:rPr>
                 <w:rStyle w:val="a4"/>
@@ -1653,7 +1653,7 @@
             </w:r>
             <w:r>
               <w:rPr>
-                <w:rFonts w:eastAsiaTheme="minorEastAsia"/>
+                <w:rFonts w:asciiTheme="minorHAnsi" w:eastAsiaTheme="minorEastAsia" w:hAnsiTheme="minorHAnsi"/>
                 <w:noProof/>
                 <w:lang w:eastAsia="ru-RU"/>
               </w:rPr>
@@ -1686,7 +1686,7 @@
                 <w:noProof/>
                 <w:webHidden/>
               </w:rPr>
-              <w:instrText xml:space="preserve"> PAGEREF _Toc225708684 \h </w:instrText>
+              <w:instrText xml:space="preserve"> PAGEREF _Toc226906848 \h </w:instrText>
             </w:r>
             <w:r>
               <w:rPr>
@@ -1706,7 +1706,7 @@
                 <w:noProof/>
                 <w:webHidden/>
               </w:rPr>
-              <w:t>21</w:t>
+              <w:t>24</w:t>
             </w:r>
             <w:r>
               <w:rPr>
@@ -1721,8 +1721,6 @@
           <w:r>
             <w:rPr>
               <w:rFonts w:ascii="Times New Roman" w:hAnsi="Times New Roman" w:cs="Times New Roman"/>
-              <w:b/>
-              <w:bCs/>
               <w:sz w:val="28"/>
               <w:szCs w:val="28"/>
             </w:rPr>
@@ -1864,7 +1862,7 @@
         <w:pStyle w:val="1"/>
         <w:jc w:val="center"/>
       </w:pPr>
-      <w:bookmarkStart w:id="0" w:name="_Toc225708673"/>
+      <w:bookmarkStart w:id="0" w:name="_Toc226906837"/>
       <w:r>
         <w:lastRenderedPageBreak/>
         <w:t>ВВЕДЕНИЕ</w:t>
@@ -1961,7 +1959,7 @@
           <w:szCs w:val="28"/>
         </w:rPr>
       </w:pPr>
-      <w:bookmarkStart w:id="1" w:name="_Toc225708674"/>
+      <w:bookmarkStart w:id="1" w:name="_Toc226906838"/>
       <w:r>
         <w:rPr>
           <w:szCs w:val="28"/>
@@ -1975,7 +1973,7 @@
       <w:pPr>
         <w:pStyle w:val="2"/>
       </w:pPr>
-      <w:bookmarkStart w:id="2" w:name="_Toc225708675"/>
+      <w:bookmarkStart w:id="2" w:name="_Toc226906839"/>
       <w:r>
         <w:t>Описание предметной области</w:t>
       </w:r>
@@ -2124,7 +2122,7 @@
       <w:pPr>
         <w:pStyle w:val="2"/>
       </w:pPr>
-      <w:bookmarkStart w:id="3" w:name="_Toc225708676"/>
+      <w:bookmarkStart w:id="3" w:name="_Toc226906840"/>
       <w:r>
         <w:t>Обзор аналогов</w:t>
       </w:r>
@@ -2654,7 +2652,7 @@
       <w:pPr>
         <w:pStyle w:val="2"/>
       </w:pPr>
-      <w:bookmarkStart w:id="4" w:name="_Toc225708677"/>
+      <w:bookmarkStart w:id="4" w:name="_Toc226906841"/>
       <w:r>
         <w:t xml:space="preserve">Разработка </w:t>
       </w:r>
@@ -2845,18 +2843,225 @@
         <w:pStyle w:val="a5"/>
         <w:spacing w:before="0" w:beforeAutospacing="0" w:after="0" w:afterAutospacing="0" w:line="360" w:lineRule="auto"/>
         <w:ind w:firstLine="709"/>
-        <w:jc w:val="center"/>
-        <w:rPr>
-          <w:sz w:val="28"/>
-          <w:szCs w:val="28"/>
-        </w:rPr>
-      </w:pPr>
+        <w:rPr>
+          <w:sz w:val="28"/>
+          <w:szCs w:val="28"/>
+        </w:rPr>
+      </w:pPr>
+      <w:r>
+        <w:rPr>
+          <w:sz w:val="28"/>
+          <w:szCs w:val="28"/>
+        </w:rPr>
+        <w:t xml:space="preserve">                             </w:t>
+      </w:r>
       <w:r>
         <w:rPr>
           <w:sz w:val="28"/>
           <w:szCs w:val="28"/>
         </w:rPr>
         <w:t>Рисунок 1</w:t>
+      </w:r>
+      <w:r>
+        <w:rPr>
+          <w:sz w:val="28"/>
+          <w:szCs w:val="28"/>
+        </w:rPr>
+        <w:t xml:space="preserve"> </w:t>
+      </w:r>
+      <w:r>
+        <w:rPr>
+          <w:sz w:val="28"/>
+          <w:szCs w:val="28"/>
+        </w:rPr>
+        <w:t>–</w:t>
+      </w:r>
+      <w:r>
+        <w:rPr>
+          <w:sz w:val="28"/>
+          <w:szCs w:val="28"/>
+        </w:rPr>
+        <w:t xml:space="preserve"> </w:t>
+      </w:r>
+      <w:r>
+        <w:rPr>
+          <w:sz w:val="28"/>
+          <w:szCs w:val="28"/>
+          <w:lang w:val="en-US"/>
+        </w:rPr>
+        <w:t>Use</w:t>
+      </w:r>
+      <w:r>
+        <w:rPr>
+          <w:sz w:val="28"/>
+          <w:szCs w:val="28"/>
+        </w:rPr>
+        <w:t xml:space="preserve"> </w:t>
+      </w:r>
+      <w:r>
+        <w:rPr>
+          <w:sz w:val="28"/>
+          <w:szCs w:val="28"/>
+          <w:lang w:val="en-US"/>
+        </w:rPr>
+        <w:t>case</w:t>
+      </w:r>
+      <w:r>
+        <w:rPr>
+          <w:sz w:val="28"/>
+          <w:szCs w:val="28"/>
+        </w:rPr>
+        <w:t xml:space="preserve"> </w:t>
+      </w:r>
+      <w:r>
+        <w:rPr>
+          <w:sz w:val="28"/>
+          <w:szCs w:val="28"/>
+        </w:rPr>
+        <w:t>диаграмма</w:t>
+      </w:r>
+      <w:r>
+        <w:rPr>
+          <w:sz w:val="28"/>
+          <w:szCs w:val="28"/>
+        </w:rPr>
+        <w:br/>
+      </w:r>
+      <w:r>
+        <w:rPr>
+          <w:sz w:val="28"/>
+          <w:szCs w:val="28"/>
+        </w:rPr>
+        <w:t>Гость представляет собой любого пользователя сети Интернет, который посещает сайт колледжа для получения необходимой информации. Администратор является пользователем</w:t>
+      </w:r>
+      <w:r>
+        <w:rPr>
+          <w:sz w:val="28"/>
+          <w:szCs w:val="28"/>
+        </w:rPr>
+        <w:t xml:space="preserve"> системы, у которого есть права управлять контентом и настраивать систему разными способами, будь то просто смена внешнего вида системы  или ее наполнения</w:t>
+      </w:r>
+      <w:r>
+        <w:t>.</w:t>
+      </w:r>
+    </w:p>
+    <w:p>
+      <w:pPr>
+        <w:pStyle w:val="isselectedend"/>
+        <w:spacing w:before="0" w:beforeAutospacing="0" w:after="0" w:afterAutospacing="0" w:line="360" w:lineRule="auto"/>
+        <w:ind w:firstLine="709"/>
+        <w:rPr>
+          <w:sz w:val="28"/>
+          <w:szCs w:val="28"/>
+        </w:rPr>
+      </w:pPr>
+      <w:r>
+        <w:rPr>
+          <w:sz w:val="28"/>
+          <w:szCs w:val="28"/>
+        </w:rPr>
+        <w:t xml:space="preserve">Актор «Guest» взаимодействует с системой с целью получения информации. Основными вариантами использования для данного пользователя являются просмотр расписания занятий, просмотр новостей колледжа, ознакомление со сведениями об образовательной организации, просмотр списка </w:t>
+      </w:r>
+      <w:r>
+        <w:rPr>
+          <w:sz w:val="28"/>
+          <w:szCs w:val="28"/>
+        </w:rPr>
+        <w:lastRenderedPageBreak/>
+        <w:t>специальностей, а также возможность заказа справок</w:t>
+      </w:r>
+      <w:r>
+        <w:rPr>
+          <w:sz w:val="28"/>
+          <w:szCs w:val="28"/>
+        </w:rPr>
+        <w:t xml:space="preserve"> </w:t>
+      </w:r>
+      <w:r>
+        <w:rPr>
+          <w:sz w:val="28"/>
+          <w:szCs w:val="28"/>
+        </w:rPr>
+        <w:t>и оставить сообщение о проблемах колледжа</w:t>
+      </w:r>
+      <w:r>
+        <w:rPr>
+          <w:sz w:val="28"/>
+          <w:szCs w:val="28"/>
+        </w:rPr>
+        <w:t>. Данные функции позволяют посетителям сайта получить актуальную информацию о деятельности коллед</w:t>
+      </w:r>
+      <w:r>
+        <w:rPr>
+          <w:sz w:val="28"/>
+          <w:szCs w:val="28"/>
+        </w:rPr>
+        <w:t>жа и образовательных программах, а также взаимодействовать с образовательным учреждением.</w:t>
+      </w:r>
+    </w:p>
+    <w:p>
+      <w:pPr>
+        <w:pStyle w:val="isselectedend"/>
+        <w:spacing w:before="0" w:beforeAutospacing="0" w:after="0" w:afterAutospacing="0" w:line="360" w:lineRule="auto"/>
+        <w:ind w:firstLine="709"/>
+        <w:rPr>
+          <w:sz w:val="28"/>
+          <w:szCs w:val="28"/>
+        </w:rPr>
+      </w:pPr>
+    </w:p>
+    <w:p>
+      <w:pPr>
+        <w:pStyle w:val="isselectedend"/>
+        <w:spacing w:before="0" w:beforeAutospacing="0" w:after="0" w:afterAutospacing="0" w:line="360" w:lineRule="auto"/>
+        <w:ind w:firstLine="709"/>
+        <w:rPr>
+          <w:sz w:val="28"/>
+          <w:szCs w:val="28"/>
+        </w:rPr>
+      </w:pPr>
+      <w:r>
+        <w:rPr>
+          <w:sz w:val="28"/>
+          <w:szCs w:val="28"/>
+        </w:rPr>
+        <w:t>Актор «Admin» выполняет функции управления сайтом и его содержимым. Администратор осуществляет вход в административную панель сайта, где получает доступ к инструментам управления контентом. Через панель администратора возможен просмотр списка страниц, добавление новостей, а также управление установленными плагинами.</w:t>
+      </w:r>
+    </w:p>
+    <w:p>
+      <w:pPr>
+        <w:pStyle w:val="isselectedend"/>
+        <w:spacing w:before="0" w:beforeAutospacing="0" w:after="0" w:afterAutospacing="0" w:line="360" w:lineRule="auto"/>
+        <w:ind w:firstLine="709"/>
+        <w:rPr>
+          <w:sz w:val="28"/>
+          <w:szCs w:val="28"/>
+        </w:rPr>
+      </w:pPr>
+      <w:r>
+        <w:rPr>
+          <w:sz w:val="28"/>
+          <w:szCs w:val="28"/>
+        </w:rPr>
+        <w:t>Отдельным вариантом использования является изменение контента страницы. Данный вариант использования может включать несколько дополнительных операций, таких как создание новой страницы, удаление страницы и изменение структуры страницы. Эти действия представлены на диаграмме с использованием отношения расширения, что означает возможность выполнения дополнительных операций в рамках основного процесса редактирования контента.</w:t>
+      </w:r>
+    </w:p>
+    <w:p>
+      <w:pPr>
+        <w:pStyle w:val="isselectedend"/>
+        <w:spacing w:before="0" w:beforeAutospacing="0" w:after="0" w:afterAutospacing="0" w:line="360" w:lineRule="auto"/>
+        <w:ind w:firstLine="709"/>
+        <w:rPr>
+          <w:sz w:val="28"/>
+          <w:szCs w:val="28"/>
+        </w:rPr>
+      </w:pPr>
+      <w:r>
+        <w:rPr>
+          <w:sz w:val="28"/>
+          <w:szCs w:val="28"/>
+        </w:rPr>
+        <w:t>Также администратор может управлять функциональными возможностями сайта посредством работы с плагинами. Для этого предусмотрены варианты использования установки новых плагинов и удаления существующих. Эти действия также связаны отношением расширения, поскольку выполняются в рамках общего процесса управления плагинами.</w:t>
       </w:r>
     </w:p>
     <w:p>
@@ -2864,150 +3069,47 @@
         <w:pStyle w:val="a5"/>
         <w:spacing w:before="0" w:beforeAutospacing="0" w:after="0" w:afterAutospacing="0" w:line="360" w:lineRule="auto"/>
         <w:ind w:firstLine="709"/>
-      </w:pPr>
-      <w:r>
-        <w:rPr>
-          <w:sz w:val="28"/>
-          <w:szCs w:val="28"/>
-        </w:rPr>
-        <w:br/>
-      </w:r>
-      <w:r>
-        <w:rPr>
-          <w:sz w:val="28"/>
-          <w:szCs w:val="28"/>
-        </w:rPr>
-        <w:t>Гость представляет собой любого пользователя сети Интернет, который посещает сайт колледжа для получения необходимой информации. Администратор является пользователем</w:t>
-      </w:r>
-      <w:r>
-        <w:rPr>
-          <w:sz w:val="28"/>
-          <w:szCs w:val="28"/>
-        </w:rPr>
-        <w:t xml:space="preserve"> системы, у которого есть права управлять контентом и настраивать систему разными способами, будь то просто смена внешнего вида системы  или ее наполнения</w:t>
-      </w:r>
-      <w:r>
+        <w:rPr>
+          <w:sz w:val="28"/>
+          <w:szCs w:val="28"/>
+        </w:rPr>
+      </w:pPr>
+      <w:r>
+        <w:rPr>
+          <w:sz w:val="28"/>
+          <w:szCs w:val="28"/>
+        </w:rPr>
+        <w:t>Таким образом, разработанная диаграмма вариантов использования отражает основные сценарии взаимодействия пользователей с системой и демонстрирует функциональные возможности сайта колледжа как для обычных посетителей, так и для администратора системы</w:t>
+      </w:r>
+      <w:r>
+        <w:rPr>
+          <w:sz w:val="28"/>
+          <w:szCs w:val="28"/>
+        </w:rPr>
         <w:t>.</w:t>
       </w:r>
     </w:p>
     <w:p>
       <w:pPr>
-        <w:pStyle w:val="isselectedend"/>
-        <w:spacing w:before="0" w:beforeAutospacing="0" w:after="0" w:afterAutospacing="0" w:line="360" w:lineRule="auto"/>
-        <w:ind w:firstLine="709"/>
-        <w:rPr>
-          <w:sz w:val="28"/>
-          <w:szCs w:val="28"/>
-        </w:rPr>
-      </w:pPr>
-      <w:r>
-        <w:rPr>
-          <w:sz w:val="28"/>
-          <w:szCs w:val="28"/>
-        </w:rPr>
-        <w:t xml:space="preserve">Актор «Guest» взаимодействует с системой с целью получения информации. Основными вариантами использования для данного пользователя являются просмотр расписания занятий, просмотр новостей колледжа, </w:t>
-      </w:r>
-      <w:r>
-        <w:rPr>
-          <w:sz w:val="28"/>
-          <w:szCs w:val="28"/>
-        </w:rPr>
-        <w:lastRenderedPageBreak/>
-        <w:t>ознакомление со сведениями об образовательной организации, просмотр списка специальностей, а также возможность заказа справок</w:t>
-      </w:r>
-      <w:r>
-        <w:rPr>
-          <w:sz w:val="28"/>
-          <w:szCs w:val="28"/>
-        </w:rPr>
-        <w:t xml:space="preserve"> </w:t>
-      </w:r>
-      <w:r>
-        <w:rPr>
-          <w:sz w:val="28"/>
-          <w:szCs w:val="28"/>
-        </w:rPr>
-        <w:t>и оставить сообщение о проблемах колледжа</w:t>
-      </w:r>
-      <w:r>
-        <w:rPr>
-          <w:sz w:val="28"/>
-          <w:szCs w:val="28"/>
-        </w:rPr>
-        <w:t>. Данные функции позволяют посетителям сайта получить актуальную информацию о деятельности коллед</w:t>
-      </w:r>
-      <w:r>
-        <w:rPr>
-          <w:sz w:val="28"/>
-          <w:szCs w:val="28"/>
-        </w:rPr>
-        <w:t>жа и образовательных программах, а также взаимодействовать с образовательным учреждением.</w:t>
-      </w:r>
-    </w:p>
-    <w:p>
-      <w:pPr>
-        <w:pStyle w:val="isselectedend"/>
-        <w:spacing w:before="0" w:beforeAutospacing="0" w:after="0" w:afterAutospacing="0" w:line="360" w:lineRule="auto"/>
-        <w:ind w:firstLine="709"/>
-        <w:rPr>
-          <w:sz w:val="28"/>
-          <w:szCs w:val="28"/>
-        </w:rPr>
-      </w:pPr>
-    </w:p>
-    <w:p>
-      <w:pPr>
-        <w:pStyle w:val="isselectedend"/>
-        <w:spacing w:before="0" w:beforeAutospacing="0" w:after="0" w:afterAutospacing="0" w:line="360" w:lineRule="auto"/>
-        <w:ind w:firstLine="709"/>
-        <w:rPr>
-          <w:sz w:val="28"/>
-          <w:szCs w:val="28"/>
-        </w:rPr>
-      </w:pPr>
-      <w:r>
-        <w:rPr>
-          <w:sz w:val="28"/>
-          <w:szCs w:val="28"/>
-        </w:rPr>
-        <w:t>Актор «Admin» выполняет функции управления сайтом и его содержимым. Администратор осуществляет вход в административную панель сайта, где получает доступ к инструментам управления контентом. Через панель администратора возможен просмотр списка страниц, добавление новостей, а также управление установленными плагинами.</w:t>
-      </w:r>
-    </w:p>
-    <w:p>
-      <w:pPr>
-        <w:pStyle w:val="isselectedend"/>
-        <w:spacing w:before="0" w:beforeAutospacing="0" w:after="0" w:afterAutospacing="0" w:line="360" w:lineRule="auto"/>
-        <w:ind w:firstLine="709"/>
-        <w:rPr>
-          <w:sz w:val="28"/>
-          <w:szCs w:val="28"/>
-        </w:rPr>
-      </w:pPr>
-      <w:r>
-        <w:rPr>
-          <w:sz w:val="28"/>
-          <w:szCs w:val="28"/>
-        </w:rPr>
-        <w:t>Отдельным вариантом использования является изменение контента страницы. Данный вариант использования может включать несколько дополнительных операций, таких как создание новой страницы, удаление страницы и изменение структуры страницы. Эти действия представлены на диаграмме с использованием отношения расширения, что означает возможность выполнения дополнительных операций в рамках основного процесса редактирования контента.</w:t>
-      </w:r>
-    </w:p>
-    <w:p>
-      <w:pPr>
-        <w:pStyle w:val="isselectedend"/>
-        <w:spacing w:before="0" w:beforeAutospacing="0" w:after="0" w:afterAutospacing="0" w:line="360" w:lineRule="auto"/>
-        <w:ind w:firstLine="709"/>
-        <w:rPr>
-          <w:sz w:val="28"/>
-          <w:szCs w:val="28"/>
-        </w:rPr>
-      </w:pPr>
-      <w:r>
-        <w:rPr>
-          <w:sz w:val="28"/>
-          <w:szCs w:val="28"/>
-        </w:rPr>
-        <w:t>Также администратор может управлять функциональными возможностями сайта посредством работы с плагинами. Для этого предусмотрены варианты использования установки новых плагинов и удаления существующих. Эти действия также связаны отношением расширения, поскольку выполняются в рамках общего процесса управления плагинами.</w:t>
-      </w:r>
+        <w:pStyle w:val="2"/>
+      </w:pPr>
+      <w:bookmarkStart w:id="5" w:name="_Toc226906842"/>
+      <w:r>
+        <w:t xml:space="preserve">Разработка </w:t>
+      </w:r>
+      <w:r>
+        <w:rPr>
+          <w:lang w:val="en-US"/>
+        </w:rPr>
+        <w:t>idef</w:t>
+      </w:r>
+      <w:r>
+        <w:t xml:space="preserve">0 </w:t>
+      </w:r>
+      <w:r>
+        <w:t>диаграммы</w:t>
+      </w:r>
+      <w:bookmarkEnd w:id="5"/>
     </w:p>
     <w:p>
       <w:pPr>
@@ -3024,55 +3126,15 @@
           <w:sz w:val="28"/>
           <w:szCs w:val="28"/>
         </w:rPr>
-        <w:t>Таким образом, разработанная диаграмма вариантов использования отражает основные сценарии взаимодействия пользователей с системой и демонстрирует функциональные возможности сайта колледжа как для обычных посетителей, так и для администратора системы</w:t>
-      </w:r>
-      <w:r>
-        <w:rPr>
-          <w:sz w:val="28"/>
-          <w:szCs w:val="28"/>
-        </w:rPr>
-        <w:t>.</w:t>
-      </w:r>
-    </w:p>
-    <w:p>
-      <w:pPr>
-        <w:pStyle w:val="2"/>
-      </w:pPr>
-      <w:bookmarkStart w:id="5" w:name="_Toc225708678"/>
-      <w:r>
-        <w:t xml:space="preserve">Разработка </w:t>
-      </w:r>
-      <w:r>
-        <w:rPr>
-          <w:lang w:val="en-US"/>
-        </w:rPr>
-        <w:t>idef</w:t>
-      </w:r>
-      <w:r>
-        <w:t xml:space="preserve">0 </w:t>
-      </w:r>
-      <w:r>
-        <w:t>диаграммы</w:t>
-      </w:r>
-      <w:bookmarkEnd w:id="5"/>
-    </w:p>
-    <w:p>
-      <w:pPr>
-        <w:pStyle w:val="a5"/>
-        <w:spacing w:before="0" w:beforeAutospacing="0" w:after="0" w:afterAutospacing="0" w:line="360" w:lineRule="auto"/>
-        <w:ind w:firstLine="709"/>
-        <w:rPr>
-          <w:sz w:val="28"/>
-          <w:szCs w:val="28"/>
-        </w:rPr>
-      </w:pPr>
+        <w:t xml:space="preserve">Для проектирования функциональной структуры информационной системы сайта колледжа была использована методология IDEF0 (Integration </w:t>
+      </w:r>
       <w:r>
         <w:rPr>
           <w:sz w:val="28"/>
           <w:szCs w:val="28"/>
         </w:rPr>
         <w:lastRenderedPageBreak/>
-        <w:t>Для проектирования функциональной структуры информационной системы сайта колледжа была использована методология IDEF0 (Integration Definition for Function Modeling). Данная методология предназначена для построения функциональных моделей и позволяет наглядно представить процессы, происходящие в системе, а также связи между ними.</w:t>
+        <w:t>Definition for Function Modeling). Данная методология предназначена для построения функциональных моделей и позволяет наглядно представить процессы, происходящие в системе, а также связи между ними.</w:t>
       </w:r>
     </w:p>
     <w:p>
@@ -3216,6 +3278,49 @@
         </w:rPr>
         <w:t>Рисунок 2</w:t>
       </w:r>
+      <w:r>
+        <w:rPr>
+          <w:sz w:val="28"/>
+          <w:szCs w:val="28"/>
+        </w:rPr>
+        <w:t xml:space="preserve"> </w:t>
+      </w:r>
+      <w:r>
+        <w:rPr>
+          <w:sz w:val="28"/>
+          <w:szCs w:val="28"/>
+        </w:rPr>
+        <w:t>–</w:t>
+      </w:r>
+      <w:r>
+        <w:rPr>
+          <w:sz w:val="28"/>
+          <w:szCs w:val="28"/>
+        </w:rPr>
+        <w:t xml:space="preserve"> </w:t>
+      </w:r>
+      <w:r>
+        <w:rPr>
+          <w:sz w:val="28"/>
+          <w:szCs w:val="28"/>
+          <w:lang w:val="en-US"/>
+        </w:rPr>
+        <w:t>idef</w:t>
+      </w:r>
+      <w:r>
+        <w:rPr>
+          <w:sz w:val="28"/>
+          <w:szCs w:val="28"/>
+        </w:rPr>
+        <w:t xml:space="preserve">0 </w:t>
+      </w:r>
+      <w:r>
+        <w:rPr>
+          <w:sz w:val="28"/>
+          <w:szCs w:val="28"/>
+        </w:rPr>
+        <w:t>диаграмма</w:t>
+      </w:r>
     </w:p>
     <w:p>
       <w:pPr>
@@ -3250,8 +3355,15 @@
           <w:sz w:val="28"/>
           <w:szCs w:val="28"/>
         </w:rPr>
+        <w:t xml:space="preserve">В качестве управляющих воздействий выступают техническое задание, определяющее требования к разработке системы, а также Федеральный закон </w:t>
+      </w:r>
+      <w:r>
+        <w:rPr>
+          <w:sz w:val="28"/>
+          <w:szCs w:val="28"/>
+        </w:rPr>
         <w:lastRenderedPageBreak/>
-        <w:t>В качестве управляющих воздействий выступают техническое задание, определяющее требования к разработке системы, а также Федеральный закон №152-ФЗ «О персональных данных», регламентирующий порядок обработки персональной информации пользователей.</w:t>
+        <w:t>№152-ФЗ «О персональных данных», регламентирующий порядок обработки персональной информации пользователей.</w:t>
       </w:r>
     </w:p>
     <w:p>
@@ -3294,7 +3406,7 @@
       <w:pPr>
         <w:pStyle w:val="3"/>
       </w:pPr>
-      <w:bookmarkStart w:id="6" w:name="_Toc225708679"/>
+      <w:bookmarkStart w:id="6" w:name="_Toc226906843"/>
       <w:r>
         <w:t>Декомпозиция первого уровня</w:t>
       </w:r>
@@ -3365,10 +3477,10 @@
       </w:pPr>
       <w:r>
         <w:rPr>
-          <w:sz w:val="28"/>
-          <w:szCs w:val="28"/>
-        </w:rPr>
-        <w:lastRenderedPageBreak/>
+          <w:noProof/>
+          <w:sz w:val="28"/>
+          <w:szCs w:val="28"/>
+        </w:rPr>
         <w:drawing>
           <wp:anchor distT="0" distB="0" distL="114300" distR="114300" simplePos="0" relativeHeight="251659264" behindDoc="0" locked="0" layoutInCell="1" allowOverlap="1" wp14:anchorId="4A99243C" wp14:editId="700FF12E">
             <wp:simplePos x="0" y="0"/>
@@ -3432,6 +3544,27 @@
         </w:rPr>
         <w:t>Рисунок 3</w:t>
       </w:r>
+      <w:r>
+        <w:rPr>
+          <w:sz w:val="28"/>
+          <w:szCs w:val="28"/>
+        </w:rPr>
+        <w:t xml:space="preserve"> </w:t>
+      </w:r>
+      <w:r>
+        <w:rPr>
+          <w:sz w:val="28"/>
+          <w:szCs w:val="28"/>
+        </w:rPr>
+        <w:t>–</w:t>
+      </w:r>
+      <w:r>
+        <w:rPr>
+          <w:sz w:val="28"/>
+          <w:szCs w:val="28"/>
+        </w:rPr>
+        <w:t xml:space="preserve"> Декомпозиция первого уровня</w:t>
+      </w:r>
     </w:p>
     <w:p>
       <w:pPr>
@@ -3462,6 +3595,7 @@
           <w:szCs w:val="28"/>
           <w:lang w:eastAsia="ru-RU"/>
         </w:rPr>
+        <w:lastRenderedPageBreak/>
         <w:t>Блок A1 «Управление пользователем» отвечает за обработку данных пользователей системы. Входным потоком для данного блока являются данные пользователя. Управляющими воздействиями выступают техническое задание и требования законодательства, в частности Федеральный закон №152-ФЗ «О персональных данных». В результате работы блока формируется информация о пользователе, которая может использоваться другими компонентами системы. Основная роль в реализации данного процесса принадлежит администратору.</w:t>
       </w:r>
     </w:p>
@@ -3504,17 +3638,7 @@
           <w:szCs w:val="28"/>
           <w:lang w:eastAsia="ru-RU"/>
         </w:rPr>
-        <w:t xml:space="preserve">Блок A3 «Управление контентом страницы» является ключевым элементом системы, обеспечивающим наполнение сайта информацией. Входные данные включают новости колледжа, информацию о занятиях, </w:t>
-      </w:r>
-      <w:r>
-        <w:rPr>
-          <w:rFonts w:ascii="Times New Roman" w:eastAsia="Times New Roman" w:hAnsi="Times New Roman" w:cs="Times New Roman"/>
-          <w:sz w:val="28"/>
-          <w:szCs w:val="28"/>
-          <w:lang w:eastAsia="ru-RU"/>
-        </w:rPr>
-        <w:lastRenderedPageBreak/>
-        <w:t>медиафайлы, а также сведения об установленны</w:t>
+        <w:t>Блок A3 «Управление контентом страницы» является ключевым элементом системы, обеспечивающим наполнение сайта информацией. Входные данные включают новости колледжа, информацию о занятиях, медиафайлы, а также сведения об установленны</w:t>
       </w:r>
       <w:r>
         <w:rPr>
@@ -3583,7 +3707,17 @@
           <w:szCs w:val="28"/>
           <w:lang w:eastAsia="ru-RU"/>
         </w:rPr>
-        <w:t>Между функциональными блоками установлены следующие связи: от блока A1 к блоку A2 передаётся информация о пользователе, обеспечивающая корректную работу системы управления плагинами; от блока A2 к блоку A3 передаётся информация об установленных плагинах, необходимая для управления контентом сайта. Таким образом, обеспечивается последовательная обработка данных — от управления пользователями и настройкой системы до формирования и публикации контента.</w:t>
+        <w:t xml:space="preserve">Между функциональными блоками установлены следующие связи: от блока A1 к блоку A2 передаётся информация о пользователе, обеспечивающая корректную работу системы управления плагинами; от блока A2 к блоку A3 передаётся информация об установленных плагинах, необходимая для управления контентом сайта. Таким образом, обеспечивается последовательная </w:t>
+      </w:r>
+      <w:r>
+        <w:rPr>
+          <w:rFonts w:ascii="Times New Roman" w:eastAsia="Times New Roman" w:hAnsi="Times New Roman" w:cs="Times New Roman"/>
+          <w:sz w:val="28"/>
+          <w:szCs w:val="28"/>
+          <w:lang w:eastAsia="ru-RU"/>
+        </w:rPr>
+        <w:lastRenderedPageBreak/>
+        <w:t>обработка данных — от управления пользователями и настройкой системы до формирования и публикации контента.</w:t>
       </w:r>
     </w:p>
     <w:p>
@@ -3635,7 +3769,7 @@
           <w:szCs w:val="28"/>
         </w:rPr>
       </w:pPr>
-      <w:bookmarkStart w:id="7" w:name="_Toc225708680"/>
+      <w:bookmarkStart w:id="7" w:name="_Toc226906844"/>
       <w:r>
         <w:rPr>
           <w:rStyle w:val="20"/>
@@ -3780,6 +3914,35 @@
         </w:rPr>
         <w:t>Рисунок 4</w:t>
       </w:r>
+      <w:r>
+        <w:rPr>
+          <w:sz w:val="28"/>
+          <w:szCs w:val="28"/>
+        </w:rPr>
+        <w:t xml:space="preserve"> </w:t>
+      </w:r>
+      <w:r>
+        <w:rPr>
+          <w:sz w:val="28"/>
+          <w:szCs w:val="28"/>
+        </w:rPr>
+        <w:t>–</w:t>
+      </w:r>
+      <w:r>
+        <w:rPr>
+          <w:sz w:val="28"/>
+          <w:szCs w:val="28"/>
+          <w:lang w:val="en-US"/>
+        </w:rPr>
+        <w:t xml:space="preserve"> Er </w:t>
+      </w:r>
+      <w:r>
+        <w:rPr>
+          <w:sz w:val="28"/>
+          <w:szCs w:val="28"/>
+        </w:rPr>
+        <w:t>диаграмма</w:t>
+      </w:r>
     </w:p>
     <w:p>
       <w:pPr>
@@ -3966,7 +4129,7 @@
       <w:pPr>
         <w:pStyle w:val="2"/>
       </w:pPr>
-      <w:bookmarkStart w:id="8" w:name="_Toc225708681"/>
+      <w:bookmarkStart w:id="8" w:name="_Toc226906845"/>
       <w:r>
         <w:t>Выбор программных средств реализаций</w:t>
       </w:r>
@@ -4190,10 +4353,10 @@
         <w:lastRenderedPageBreak/>
         <w:t xml:space="preserve"> </w:t>
       </w:r>
-      <w:bookmarkStart w:id="9" w:name="_Toc225708682"/>
       <w:r>
         <w:t xml:space="preserve"> </w:t>
       </w:r>
+      <w:bookmarkStart w:id="9" w:name="_Toc226906846"/>
       <w:r>
         <w:t>Практическая реализация</w:t>
       </w:r>
@@ -4313,6 +4476,35 @@
           <w:szCs w:val="28"/>
         </w:rPr>
         <w:t>Рисунок 6</w:t>
+      </w:r>
+      <w:r>
+        <w:rPr>
+          <w:sz w:val="28"/>
+          <w:szCs w:val="28"/>
+        </w:rPr>
+        <w:t xml:space="preserve"> </w:t>
+      </w:r>
+      <w:r>
+        <w:rPr>
+          <w:sz w:val="28"/>
+          <w:szCs w:val="28"/>
+        </w:rPr>
+        <w:t>–</w:t>
+      </w:r>
+      <w:r>
+        <w:rPr>
+          <w:sz w:val="28"/>
+          <w:szCs w:val="28"/>
+        </w:rPr>
+        <w:t xml:space="preserve"> Панель администратора </w:t>
+      </w:r>
+      <w:r>
+        <w:rPr>
+          <w:sz w:val="28"/>
+          <w:szCs w:val="28"/>
+          <w:lang w:val="en-US"/>
+        </w:rPr>
+        <w:t>wordpress</w:t>
       </w:r>
     </w:p>
     <w:p>
@@ -4553,8 +4745,34 @@
         </w:rPr>
         <w:t>Рисунок 7</w:t>
       </w:r>
-      <w:bookmarkStart w:id="10" w:name="_GoBack"/>
-      <w:bookmarkEnd w:id="10"/>
+      <w:r>
+        <w:rPr>
+          <w:sz w:val="28"/>
+          <w:szCs w:val="28"/>
+        </w:rPr>
+        <w:t xml:space="preserve"> </w:t>
+      </w:r>
+      <w:r>
+        <w:rPr>
+          <w:sz w:val="28"/>
+          <w:szCs w:val="28"/>
+        </w:rPr>
+        <w:t>–</w:t>
+      </w:r>
+      <w:r>
+        <w:rPr>
+          <w:sz w:val="28"/>
+          <w:szCs w:val="28"/>
+        </w:rPr>
+        <w:t xml:space="preserve"> </w:t>
+      </w:r>
+      <w:r>
+        <w:rPr>
+          <w:sz w:val="28"/>
+          <w:szCs w:val="28"/>
+        </w:rPr>
+        <w:t>Страница управления плагинами</w:t>
+      </w:r>
     </w:p>
     <w:p>
       <w:pPr>
@@ -4594,6 +4812,1196 @@
     </w:p>
     <w:p>
       <w:pPr>
+        <w:spacing w:after="0" w:line="360" w:lineRule="auto"/>
+        <w:ind w:firstLine="709"/>
+        <w:rPr>
+          <w:rFonts w:ascii="Times New Roman" w:eastAsia="Times New Roman" w:hAnsi="Times New Roman" w:cs="Times New Roman"/>
+          <w:sz w:val="28"/>
+          <w:szCs w:val="28"/>
+          <w:lang w:eastAsia="ru-RU"/>
+        </w:rPr>
+      </w:pPr>
+      <w:r>
+        <w:rPr>
+          <w:rFonts w:ascii="Times New Roman" w:eastAsia="Times New Roman" w:hAnsi="Times New Roman" w:cs="Times New Roman"/>
+          <w:sz w:val="28"/>
+          <w:szCs w:val="28"/>
+          <w:lang w:eastAsia="ru-RU"/>
+        </w:rPr>
+        <w:t>Помимо настройки функциональных возможностей сайта с помощью плагинов, важным этапом разработки является реализация отдельных страниц и внедрение дополнительного функционала, необходимого для решения прикладных задач.</w:t>
+      </w:r>
+    </w:p>
+    <w:p>
+      <w:pPr>
+        <w:spacing w:after="0" w:line="360" w:lineRule="auto"/>
+        <w:ind w:firstLine="709"/>
+        <w:rPr>
+          <w:rFonts w:ascii="Times New Roman" w:eastAsia="Times New Roman" w:hAnsi="Times New Roman" w:cs="Times New Roman"/>
+          <w:sz w:val="28"/>
+          <w:szCs w:val="28"/>
+          <w:lang w:eastAsia="ru-RU"/>
+        </w:rPr>
+      </w:pPr>
+      <w:r>
+        <w:rPr>
+          <w:rFonts w:ascii="Times New Roman" w:eastAsia="Times New Roman" w:hAnsi="Times New Roman" w:cs="Times New Roman"/>
+          <w:sz w:val="28"/>
+          <w:szCs w:val="28"/>
+          <w:lang w:eastAsia="ru-RU"/>
+        </w:rPr>
+        <w:t>Одной из таких задач стала разработка страницы с расписанием занятий, обеспечивающей удобный доступ пользователей к актуальной информации.</w:t>
+      </w:r>
+    </w:p>
+    <w:p>
+      <w:pPr>
+        <w:spacing w:after="0" w:line="360" w:lineRule="auto"/>
+        <w:ind w:firstLine="709"/>
+        <w:rPr>
+          <w:rFonts w:ascii="Times New Roman" w:eastAsia="Times New Roman" w:hAnsi="Times New Roman" w:cs="Times New Roman"/>
+          <w:sz w:val="28"/>
+          <w:szCs w:val="28"/>
+          <w:lang w:eastAsia="ru-RU"/>
+        </w:rPr>
+      </w:pPr>
+      <w:r>
+        <w:rPr>
+          <w:rFonts w:ascii="Times New Roman" w:eastAsia="Times New Roman" w:hAnsi="Times New Roman" w:cs="Times New Roman"/>
+          <w:sz w:val="28"/>
+          <w:szCs w:val="28"/>
+          <w:lang w:eastAsia="ru-RU"/>
+        </w:rPr>
+        <w:t>В процессе разработки сайта была реализована страница с расписанием занятий. Данный раздел предназначен для предоставления пользователям актуальной информации о времени и формате проведения занятий.</w:t>
+      </w:r>
+    </w:p>
+    <w:p>
+      <w:pPr>
+        <w:spacing w:after="0" w:line="360" w:lineRule="auto"/>
+        <w:ind w:firstLine="709"/>
+        <w:rPr>
+          <w:rFonts w:ascii="Times New Roman" w:eastAsia="Times New Roman" w:hAnsi="Times New Roman" w:cs="Times New Roman"/>
+          <w:sz w:val="28"/>
+          <w:szCs w:val="28"/>
+          <w:lang w:eastAsia="ru-RU"/>
+        </w:rPr>
+      </w:pPr>
+      <w:r>
+        <w:rPr>
+          <w:rFonts w:ascii="Times New Roman" w:eastAsia="Times New Roman" w:hAnsi="Times New Roman" w:cs="Times New Roman"/>
+          <w:sz w:val="28"/>
+          <w:szCs w:val="28"/>
+          <w:lang w:eastAsia="ru-RU"/>
+        </w:rPr>
+        <w:t xml:space="preserve">Для повышения удобства использования на странице был интегрирован сторонний сервис, обеспечивающий отображение расписания и возможность </w:t>
+      </w:r>
+      <w:r>
+        <w:rPr>
+          <w:rFonts w:ascii="Times New Roman" w:eastAsia="Times New Roman" w:hAnsi="Times New Roman" w:cs="Times New Roman"/>
+          <w:sz w:val="28"/>
+          <w:szCs w:val="28"/>
+          <w:lang w:eastAsia="ru-RU"/>
+        </w:rPr>
+        <w:lastRenderedPageBreak/>
+        <w:t>регистрации. Взаимодействие с сервисом реализовано с использованием встроенного веб-компонента (iframe), что позволило встроить внешний функционал непосредственно в структуру страницы сайта.</w:t>
+      </w:r>
+    </w:p>
+    <w:p>
+      <w:pPr>
+        <w:spacing w:after="0" w:line="360" w:lineRule="auto"/>
+        <w:ind w:firstLine="709"/>
+        <w:rPr>
+          <w:rFonts w:ascii="Times New Roman" w:eastAsia="Times New Roman" w:hAnsi="Times New Roman" w:cs="Times New Roman"/>
+          <w:sz w:val="28"/>
+          <w:szCs w:val="28"/>
+          <w:lang w:eastAsia="ru-RU"/>
+        </w:rPr>
+      </w:pPr>
+      <w:r>
+        <w:rPr>
+          <w:rFonts w:ascii="Times New Roman" w:eastAsia="Times New Roman" w:hAnsi="Times New Roman" w:cs="Times New Roman"/>
+          <w:sz w:val="28"/>
+          <w:szCs w:val="28"/>
+          <w:lang w:eastAsia="ru-RU"/>
+        </w:rPr>
+        <w:t>Использование стороннего решения позволило избежать необходимости самостоятельной разработки сложной логики обработки расписания и регистрации пользователей. Все данные обновляются на стороне сервиса и автоматически отображаются на сайте, что обеспечивает актуальность информации.</w:t>
+      </w:r>
+    </w:p>
+    <w:p>
+      <w:pPr>
+        <w:spacing w:after="0" w:line="360" w:lineRule="auto"/>
+        <w:ind w:firstLine="709"/>
+        <w:rPr>
+          <w:rFonts w:ascii="Times New Roman" w:eastAsia="Times New Roman" w:hAnsi="Times New Roman" w:cs="Times New Roman"/>
+          <w:sz w:val="28"/>
+          <w:szCs w:val="28"/>
+          <w:lang w:eastAsia="ru-RU"/>
+        </w:rPr>
+      </w:pPr>
+      <w:r>
+        <w:rPr>
+          <w:rFonts w:ascii="Times New Roman" w:eastAsia="Times New Roman" w:hAnsi="Times New Roman" w:cs="Times New Roman"/>
+          <w:sz w:val="28"/>
+          <w:szCs w:val="28"/>
+          <w:lang w:eastAsia="ru-RU"/>
+        </w:rPr>
+        <w:t>Интеграция была выполнена средствами системы WordPress, с использованием стандартных инструментов редактирования страниц. Это позволило сохранить целостность дизайна сайта и обеспечить корректное отображение расписания на различных устройствах.</w:t>
+      </w:r>
+    </w:p>
+    <w:p>
+      <w:pPr>
+        <w:spacing w:after="0" w:line="360" w:lineRule="auto"/>
+        <w:ind w:firstLine="709"/>
+        <w:rPr>
+          <w:rFonts w:ascii="Times New Roman" w:eastAsia="Times New Roman" w:hAnsi="Times New Roman" w:cs="Times New Roman"/>
+          <w:sz w:val="28"/>
+          <w:szCs w:val="28"/>
+          <w:lang w:eastAsia="ru-RU"/>
+        </w:rPr>
+      </w:pPr>
+      <w:r>
+        <w:rPr>
+          <w:rFonts w:ascii="Times New Roman" w:eastAsia="Times New Roman" w:hAnsi="Times New Roman" w:cs="Times New Roman"/>
+          <w:sz w:val="28"/>
+          <w:szCs w:val="28"/>
+          <w:lang w:eastAsia="ru-RU"/>
+        </w:rPr>
+        <w:t>Таким образом, реализация страницы с расписанием и интеграция внешнего сервиса позволили расширить функциональные возможности сайта и обеспечить пользователям удобный доступ к информации и регистрации.</w:t>
+      </w:r>
+    </w:p>
+    <w:p>
+      <w:pPr>
+        <w:spacing w:after="0" w:line="360" w:lineRule="auto"/>
+        <w:ind w:firstLine="709"/>
+        <w:rPr>
+          <w:rFonts w:ascii="Times New Roman" w:eastAsia="Times New Roman" w:hAnsi="Times New Roman" w:cs="Times New Roman"/>
+          <w:sz w:val="28"/>
+          <w:szCs w:val="28"/>
+          <w:lang w:eastAsia="ru-RU"/>
+        </w:rPr>
+      </w:pPr>
+      <w:r>
+        <w:rPr>
+          <w:rFonts w:ascii="Times New Roman" w:eastAsia="Times New Roman" w:hAnsi="Times New Roman" w:cs="Times New Roman"/>
+          <w:sz w:val="28"/>
+          <w:szCs w:val="28"/>
+          <w:lang w:eastAsia="ru-RU"/>
+        </w:rPr>
+        <w:t>Фото</w:t>
+      </w:r>
+    </w:p>
+    <w:p>
+      <w:pPr>
+        <w:pStyle w:val="3"/>
+        <w:rPr>
+          <w:rFonts w:cs="Times New Roman"/>
+        </w:rPr>
+      </w:pPr>
+      <w:r>
+        <w:rPr>
+          <w:rFonts w:eastAsia="Times New Roman"/>
+          <w:lang w:eastAsia="ru-RU"/>
+        </w:rPr>
+        <w:tab/>
+      </w:r>
+      <w:r>
+        <w:rPr>
+          <w:rFonts w:cs="Times New Roman"/>
+        </w:rPr>
+        <w:t>Руководство администратора</w:t>
+      </w:r>
+    </w:p>
+    <w:p>
+      <w:pPr>
+        <w:pStyle w:val="2"/>
+      </w:pPr>
+      <w:r>
+        <w:t>Руководство администратора</w:t>
+      </w:r>
+    </w:p>
+    <w:p>
+      <w:pPr>
+        <w:pStyle w:val="isselectedend"/>
+        <w:spacing w:before="0" w:beforeAutospacing="0" w:after="0" w:afterAutospacing="0" w:line="360" w:lineRule="auto"/>
+        <w:ind w:firstLine="709"/>
+        <w:rPr>
+          <w:sz w:val="28"/>
+          <w:szCs w:val="28"/>
+        </w:rPr>
+      </w:pPr>
+      <w:r>
+        <w:rPr>
+          <w:sz w:val="28"/>
+          <w:szCs w:val="28"/>
+        </w:rPr>
+        <w:t>Настоящее руководство предназначено для администратора информационной системы сайта колледжа. В документе описаны основные принципы работы с системой управления сайтом, а также порядок выполнения операций по управлению контентом, настройке функциональности и поддержке работоспособности ресурса.</w:t>
+      </w:r>
+    </w:p>
+    <w:p>
+      <w:pPr>
+        <w:pStyle w:val="isselectedend"/>
+        <w:spacing w:before="0" w:beforeAutospacing="0" w:after="0" w:afterAutospacing="0" w:line="360" w:lineRule="auto"/>
+        <w:ind w:firstLine="709"/>
+        <w:rPr>
+          <w:sz w:val="28"/>
+          <w:szCs w:val="28"/>
+        </w:rPr>
+      </w:pPr>
+      <w:r>
+        <w:rPr>
+          <w:sz w:val="28"/>
+          <w:szCs w:val="28"/>
+        </w:rPr>
+        <w:t>Администратор системы отвечает за актуальность информации, размещаемой на сайте, корректность работы всех разделов и своевременное обновление содержимого.</w:t>
+      </w:r>
+    </w:p>
+    <w:p>
+      <w:pPr>
+        <w:pStyle w:val="3"/>
+        <w:spacing w:before="0" w:line="360" w:lineRule="auto"/>
+        <w:ind w:firstLine="709"/>
+        <w:rPr>
+          <w:rFonts w:cs="Times New Roman"/>
+          <w:szCs w:val="28"/>
+        </w:rPr>
+      </w:pPr>
+      <w:r>
+        <w:rPr>
+          <w:rFonts w:cs="Times New Roman"/>
+          <w:szCs w:val="28"/>
+        </w:rPr>
+        <w:t>Авторизация в системе</w:t>
+      </w:r>
+    </w:p>
+    <w:p>
+      <w:pPr>
+        <w:pStyle w:val="isselectedend"/>
+        <w:spacing w:before="0" w:beforeAutospacing="0" w:after="0" w:afterAutospacing="0" w:line="360" w:lineRule="auto"/>
+        <w:ind w:firstLine="709"/>
+        <w:rPr>
+          <w:sz w:val="28"/>
+          <w:szCs w:val="28"/>
+        </w:rPr>
+      </w:pPr>
+      <w:r>
+        <w:rPr>
+          <w:sz w:val="28"/>
+          <w:szCs w:val="28"/>
+        </w:rPr>
+        <w:t>Для входа в административную панель необходимо выполнить следующие действия:</w:t>
+      </w:r>
+    </w:p>
+    <w:p>
+      <w:pPr>
+        <w:numPr>
+          <w:ilvl w:val="0"/>
+          <w:numId w:val="26"/>
+        </w:numPr>
+        <w:spacing w:after="0" w:line="360" w:lineRule="auto"/>
+        <w:rPr>
+          <w:rFonts w:ascii="Times New Roman" w:hAnsi="Times New Roman" w:cs="Times New Roman"/>
+          <w:sz w:val="28"/>
+          <w:szCs w:val="28"/>
+        </w:rPr>
+      </w:pPr>
+      <w:r>
+        <w:rPr>
+          <w:rFonts w:ascii="Times New Roman" w:hAnsi="Times New Roman" w:cs="Times New Roman"/>
+          <w:sz w:val="28"/>
+          <w:szCs w:val="28"/>
+        </w:rPr>
+        <w:lastRenderedPageBreak/>
+        <w:t>открыть страницу авторизации системы управления сайтом;</w:t>
+      </w:r>
+    </w:p>
+    <w:p>
+      <w:pPr>
+        <w:numPr>
+          <w:ilvl w:val="0"/>
+          <w:numId w:val="26"/>
+        </w:numPr>
+        <w:spacing w:after="0" w:line="360" w:lineRule="auto"/>
+        <w:rPr>
+          <w:rFonts w:ascii="Times New Roman" w:hAnsi="Times New Roman" w:cs="Times New Roman"/>
+          <w:sz w:val="28"/>
+          <w:szCs w:val="28"/>
+        </w:rPr>
+      </w:pPr>
+      <w:r>
+        <w:rPr>
+          <w:rFonts w:ascii="Times New Roman" w:hAnsi="Times New Roman" w:cs="Times New Roman"/>
+          <w:sz w:val="28"/>
+          <w:szCs w:val="28"/>
+        </w:rPr>
+        <w:t>ввести логин и пароль администратора;</w:t>
+      </w:r>
+    </w:p>
+    <w:p>
+      <w:pPr>
+        <w:numPr>
+          <w:ilvl w:val="0"/>
+          <w:numId w:val="26"/>
+        </w:numPr>
+        <w:spacing w:after="0" w:line="360" w:lineRule="auto"/>
+        <w:rPr>
+          <w:rFonts w:ascii="Times New Roman" w:hAnsi="Times New Roman" w:cs="Times New Roman"/>
+          <w:sz w:val="28"/>
+          <w:szCs w:val="28"/>
+        </w:rPr>
+      </w:pPr>
+      <w:r>
+        <w:rPr>
+          <w:rFonts w:ascii="Times New Roman" w:hAnsi="Times New Roman" w:cs="Times New Roman"/>
+          <w:sz w:val="28"/>
+          <w:szCs w:val="28"/>
+        </w:rPr>
+        <w:t>нажать кнопку «Войти».</w:t>
+      </w:r>
+    </w:p>
+    <w:p>
+      <w:pPr>
+        <w:pStyle w:val="isselectedend"/>
+        <w:spacing w:before="0" w:beforeAutospacing="0" w:after="0" w:afterAutospacing="0" w:line="360" w:lineRule="auto"/>
+        <w:ind w:firstLine="709"/>
+        <w:rPr>
+          <w:sz w:val="28"/>
+          <w:szCs w:val="28"/>
+        </w:rPr>
+      </w:pPr>
+      <w:r>
+        <w:rPr>
+          <w:sz w:val="28"/>
+          <w:szCs w:val="28"/>
+        </w:rPr>
+        <w:t>После успешной авторизации пользователь получает доступ к административной панели WordPress, которая предоставляет полный набор инструментов для управления сайтом.</w:t>
+      </w:r>
+    </w:p>
+    <w:p>
+      <w:pPr>
+        <w:pStyle w:val="3"/>
+        <w:spacing w:before="0" w:line="360" w:lineRule="auto"/>
+        <w:ind w:firstLine="709"/>
+        <w:rPr>
+          <w:rFonts w:cs="Times New Roman"/>
+          <w:szCs w:val="28"/>
+        </w:rPr>
+      </w:pPr>
+      <w:r>
+        <w:rPr>
+          <w:rFonts w:cs="Times New Roman"/>
+          <w:szCs w:val="28"/>
+        </w:rPr>
+        <w:t>Структура административной панели</w:t>
+      </w:r>
+    </w:p>
+    <w:p>
+      <w:pPr>
+        <w:pStyle w:val="isselectedend"/>
+        <w:spacing w:before="0" w:beforeAutospacing="0" w:after="0" w:afterAutospacing="0" w:line="360" w:lineRule="auto"/>
+        <w:ind w:firstLine="709"/>
+        <w:rPr>
+          <w:sz w:val="28"/>
+          <w:szCs w:val="28"/>
+        </w:rPr>
+      </w:pPr>
+      <w:r>
+        <w:rPr>
+          <w:sz w:val="28"/>
+          <w:szCs w:val="28"/>
+        </w:rPr>
+        <w:t>Административная панель представляет собой интерфейс, содержащий основные разделы управления сайтом. Навигация осуществляется с помощью бокового меню, расположенного в левой части экрана.</w:t>
+      </w:r>
+    </w:p>
+    <w:p>
+      <w:pPr>
+        <w:pStyle w:val="isselectedend"/>
+        <w:spacing w:before="0" w:beforeAutospacing="0" w:after="0" w:afterAutospacing="0" w:line="360" w:lineRule="auto"/>
+        <w:ind w:firstLine="709"/>
+        <w:rPr>
+          <w:sz w:val="28"/>
+          <w:szCs w:val="28"/>
+        </w:rPr>
+      </w:pPr>
+      <w:r>
+        <w:rPr>
+          <w:sz w:val="28"/>
+          <w:szCs w:val="28"/>
+        </w:rPr>
+        <w:t>К основным разделам относятся:</w:t>
+      </w:r>
+    </w:p>
+    <w:p>
+      <w:pPr>
+        <w:numPr>
+          <w:ilvl w:val="0"/>
+          <w:numId w:val="23"/>
+        </w:numPr>
+        <w:spacing w:after="0" w:line="360" w:lineRule="auto"/>
+        <w:ind w:left="0" w:firstLine="709"/>
+        <w:rPr>
+          <w:rFonts w:ascii="Times New Roman" w:hAnsi="Times New Roman" w:cs="Times New Roman"/>
+          <w:sz w:val="28"/>
+          <w:szCs w:val="28"/>
+        </w:rPr>
+      </w:pPr>
+      <w:r>
+        <w:rPr>
+          <w:rStyle w:val="a6"/>
+          <w:rFonts w:ascii="Times New Roman" w:hAnsi="Times New Roman" w:cs="Times New Roman"/>
+          <w:sz w:val="28"/>
+          <w:szCs w:val="28"/>
+        </w:rPr>
+        <w:t>Страницы</w:t>
+      </w:r>
+      <w:r>
+        <w:rPr>
+          <w:rFonts w:ascii="Times New Roman" w:hAnsi="Times New Roman" w:cs="Times New Roman"/>
+          <w:sz w:val="28"/>
+          <w:szCs w:val="28"/>
+        </w:rPr>
+        <w:t xml:space="preserve"> — предназначены для создания, редактирования и удаления статических страниц сайта;</w:t>
+      </w:r>
+    </w:p>
+    <w:p>
+      <w:pPr>
+        <w:numPr>
+          <w:ilvl w:val="0"/>
+          <w:numId w:val="23"/>
+        </w:numPr>
+        <w:spacing w:after="0" w:line="360" w:lineRule="auto"/>
+        <w:ind w:left="0" w:firstLine="709"/>
+        <w:rPr>
+          <w:rFonts w:ascii="Times New Roman" w:hAnsi="Times New Roman" w:cs="Times New Roman"/>
+          <w:sz w:val="28"/>
+          <w:szCs w:val="28"/>
+        </w:rPr>
+      </w:pPr>
+      <w:r>
+        <w:rPr>
+          <w:rStyle w:val="a6"/>
+          <w:rFonts w:ascii="Times New Roman" w:hAnsi="Times New Roman" w:cs="Times New Roman"/>
+          <w:sz w:val="28"/>
+          <w:szCs w:val="28"/>
+        </w:rPr>
+        <w:t>Записи</w:t>
+      </w:r>
+      <w:r>
+        <w:rPr>
+          <w:rFonts w:ascii="Times New Roman" w:hAnsi="Times New Roman" w:cs="Times New Roman"/>
+          <w:sz w:val="28"/>
+          <w:szCs w:val="28"/>
+        </w:rPr>
+        <w:t xml:space="preserve"> — используются для публикации новостей и информационных материалов;</w:t>
+      </w:r>
+    </w:p>
+    <w:p>
+      <w:pPr>
+        <w:numPr>
+          <w:ilvl w:val="0"/>
+          <w:numId w:val="23"/>
+        </w:numPr>
+        <w:spacing w:after="0" w:line="360" w:lineRule="auto"/>
+        <w:ind w:left="0" w:firstLine="709"/>
+        <w:rPr>
+          <w:rFonts w:ascii="Times New Roman" w:hAnsi="Times New Roman" w:cs="Times New Roman"/>
+          <w:sz w:val="28"/>
+          <w:szCs w:val="28"/>
+        </w:rPr>
+      </w:pPr>
+      <w:r>
+        <w:rPr>
+          <w:rStyle w:val="a6"/>
+          <w:rFonts w:ascii="Times New Roman" w:hAnsi="Times New Roman" w:cs="Times New Roman"/>
+          <w:sz w:val="28"/>
+          <w:szCs w:val="28"/>
+        </w:rPr>
+        <w:t>Медиафайлы</w:t>
+      </w:r>
+      <w:r>
+        <w:rPr>
+          <w:rFonts w:ascii="Times New Roman" w:hAnsi="Times New Roman" w:cs="Times New Roman"/>
+          <w:sz w:val="28"/>
+          <w:szCs w:val="28"/>
+        </w:rPr>
+        <w:t xml:space="preserve"> — обеспечивают загрузку, хранение и управление изображениями и другими файлами;</w:t>
+      </w:r>
+    </w:p>
+    <w:p>
+      <w:pPr>
+        <w:numPr>
+          <w:ilvl w:val="0"/>
+          <w:numId w:val="23"/>
+        </w:numPr>
+        <w:spacing w:after="0" w:line="360" w:lineRule="auto"/>
+        <w:ind w:left="0" w:firstLine="709"/>
+        <w:rPr>
+          <w:rFonts w:ascii="Times New Roman" w:hAnsi="Times New Roman" w:cs="Times New Roman"/>
+          <w:sz w:val="28"/>
+          <w:szCs w:val="28"/>
+        </w:rPr>
+      </w:pPr>
+      <w:r>
+        <w:rPr>
+          <w:rStyle w:val="a6"/>
+          <w:rFonts w:ascii="Times New Roman" w:hAnsi="Times New Roman" w:cs="Times New Roman"/>
+          <w:sz w:val="28"/>
+          <w:szCs w:val="28"/>
+        </w:rPr>
+        <w:t>Комментарии</w:t>
+      </w:r>
+      <w:r>
+        <w:rPr>
+          <w:rFonts w:ascii="Times New Roman" w:hAnsi="Times New Roman" w:cs="Times New Roman"/>
+          <w:sz w:val="28"/>
+          <w:szCs w:val="28"/>
+        </w:rPr>
+        <w:t xml:space="preserve"> — позволяют просматривать и модерировать комментарии пользователей;</w:t>
+      </w:r>
+    </w:p>
+    <w:p>
+      <w:pPr>
+        <w:numPr>
+          <w:ilvl w:val="0"/>
+          <w:numId w:val="23"/>
+        </w:numPr>
+        <w:spacing w:after="0" w:line="360" w:lineRule="auto"/>
+        <w:ind w:left="0" w:firstLine="709"/>
+        <w:rPr>
+          <w:rFonts w:ascii="Times New Roman" w:hAnsi="Times New Roman" w:cs="Times New Roman"/>
+          <w:sz w:val="28"/>
+          <w:szCs w:val="28"/>
+        </w:rPr>
+      </w:pPr>
+      <w:r>
+        <w:rPr>
+          <w:rStyle w:val="a6"/>
+          <w:rFonts w:ascii="Times New Roman" w:hAnsi="Times New Roman" w:cs="Times New Roman"/>
+          <w:sz w:val="28"/>
+          <w:szCs w:val="28"/>
+        </w:rPr>
+        <w:t>Внешний вид</w:t>
+      </w:r>
+      <w:r>
+        <w:rPr>
+          <w:rFonts w:ascii="Times New Roman" w:hAnsi="Times New Roman" w:cs="Times New Roman"/>
+          <w:sz w:val="28"/>
+          <w:szCs w:val="28"/>
+        </w:rPr>
+        <w:t xml:space="preserve"> — используется для настройки темы оформления, меню и элементов интерфейса;</w:t>
+      </w:r>
+    </w:p>
+    <w:p>
+      <w:pPr>
+        <w:numPr>
+          <w:ilvl w:val="0"/>
+          <w:numId w:val="23"/>
+        </w:numPr>
+        <w:spacing w:after="0" w:line="360" w:lineRule="auto"/>
+        <w:ind w:left="0" w:firstLine="709"/>
+        <w:rPr>
+          <w:rFonts w:ascii="Times New Roman" w:hAnsi="Times New Roman" w:cs="Times New Roman"/>
+          <w:sz w:val="28"/>
+          <w:szCs w:val="28"/>
+        </w:rPr>
+      </w:pPr>
+      <w:r>
+        <w:rPr>
+          <w:rStyle w:val="a6"/>
+          <w:rFonts w:ascii="Times New Roman" w:hAnsi="Times New Roman" w:cs="Times New Roman"/>
+          <w:sz w:val="28"/>
+          <w:szCs w:val="28"/>
+        </w:rPr>
+        <w:t>Плагины</w:t>
+      </w:r>
+      <w:r>
+        <w:rPr>
+          <w:rFonts w:ascii="Times New Roman" w:hAnsi="Times New Roman" w:cs="Times New Roman"/>
+          <w:sz w:val="28"/>
+          <w:szCs w:val="28"/>
+        </w:rPr>
+        <w:t xml:space="preserve"> — позволяют расширять функциональные возможности сайта;</w:t>
+      </w:r>
+    </w:p>
+    <w:p>
+      <w:pPr>
+        <w:numPr>
+          <w:ilvl w:val="0"/>
+          <w:numId w:val="23"/>
+        </w:numPr>
+        <w:spacing w:after="0" w:line="360" w:lineRule="auto"/>
+        <w:ind w:left="0" w:firstLine="709"/>
+        <w:rPr>
+          <w:rFonts w:ascii="Times New Roman" w:hAnsi="Times New Roman" w:cs="Times New Roman"/>
+          <w:sz w:val="28"/>
+          <w:szCs w:val="28"/>
+        </w:rPr>
+      </w:pPr>
+      <w:r>
+        <w:rPr>
+          <w:rStyle w:val="a6"/>
+          <w:rFonts w:ascii="Times New Roman" w:hAnsi="Times New Roman" w:cs="Times New Roman"/>
+          <w:sz w:val="28"/>
+          <w:szCs w:val="28"/>
+        </w:rPr>
+        <w:t>Пользователи</w:t>
+      </w:r>
+      <w:r>
+        <w:rPr>
+          <w:rFonts w:ascii="Times New Roman" w:hAnsi="Times New Roman" w:cs="Times New Roman"/>
+          <w:sz w:val="28"/>
+          <w:szCs w:val="28"/>
+        </w:rPr>
+        <w:t xml:space="preserve"> — обеспечивают управление учетными записями и правами доступа;</w:t>
+      </w:r>
+    </w:p>
+    <w:p>
+      <w:pPr>
+        <w:numPr>
+          <w:ilvl w:val="0"/>
+          <w:numId w:val="23"/>
+        </w:numPr>
+        <w:spacing w:after="0" w:line="360" w:lineRule="auto"/>
+        <w:ind w:left="0" w:firstLine="709"/>
+        <w:rPr>
+          <w:rFonts w:ascii="Times New Roman" w:hAnsi="Times New Roman" w:cs="Times New Roman"/>
+          <w:sz w:val="28"/>
+          <w:szCs w:val="28"/>
+        </w:rPr>
+      </w:pPr>
+      <w:r>
+        <w:rPr>
+          <w:rStyle w:val="a6"/>
+          <w:rFonts w:ascii="Times New Roman" w:hAnsi="Times New Roman" w:cs="Times New Roman"/>
+          <w:sz w:val="28"/>
+          <w:szCs w:val="28"/>
+        </w:rPr>
+        <w:t>Настройки</w:t>
+      </w:r>
+      <w:r>
+        <w:rPr>
+          <w:rFonts w:ascii="Times New Roman" w:hAnsi="Times New Roman" w:cs="Times New Roman"/>
+          <w:sz w:val="28"/>
+          <w:szCs w:val="28"/>
+        </w:rPr>
+        <w:t xml:space="preserve"> — содержат основные параметры конфигурации сайта.</w:t>
+      </w:r>
+    </w:p>
+    <w:p>
+      <w:pPr>
+        <w:pStyle w:val="3"/>
+        <w:spacing w:before="0" w:line="360" w:lineRule="auto"/>
+        <w:ind w:firstLine="709"/>
+        <w:rPr>
+          <w:rFonts w:cs="Times New Roman"/>
+          <w:szCs w:val="28"/>
+        </w:rPr>
+      </w:pPr>
+      <w:r>
+        <w:rPr>
+          <w:rFonts w:cs="Times New Roman"/>
+          <w:szCs w:val="28"/>
+        </w:rPr>
+        <w:t>Создание и редактирование страниц</w:t>
+      </w:r>
+    </w:p>
+    <w:p>
+      <w:pPr>
+        <w:pStyle w:val="isselectedend"/>
+        <w:spacing w:before="0" w:beforeAutospacing="0" w:after="0" w:afterAutospacing="0" w:line="360" w:lineRule="auto"/>
+        <w:ind w:firstLine="709"/>
+        <w:rPr>
+          <w:sz w:val="28"/>
+          <w:szCs w:val="28"/>
+        </w:rPr>
+      </w:pPr>
+      <w:r>
+        <w:rPr>
+          <w:sz w:val="28"/>
+          <w:szCs w:val="28"/>
+        </w:rPr>
+        <w:t>Для добавления новой страницы необходимо:</w:t>
+      </w:r>
+    </w:p>
+    <w:p>
+      <w:pPr>
+        <w:numPr>
+          <w:ilvl w:val="0"/>
+          <w:numId w:val="24"/>
+        </w:numPr>
+        <w:spacing w:after="0" w:line="360" w:lineRule="auto"/>
+        <w:rPr>
+          <w:rFonts w:ascii="Times New Roman" w:hAnsi="Times New Roman" w:cs="Times New Roman"/>
+          <w:sz w:val="28"/>
+          <w:szCs w:val="28"/>
+        </w:rPr>
+      </w:pPr>
+      <w:r>
+        <w:rPr>
+          <w:rFonts w:ascii="Times New Roman" w:hAnsi="Times New Roman" w:cs="Times New Roman"/>
+          <w:sz w:val="28"/>
+          <w:szCs w:val="28"/>
+        </w:rPr>
+        <w:t>перейти в раздел «Страницы»;</w:t>
+      </w:r>
+    </w:p>
+    <w:p>
+      <w:pPr>
+        <w:numPr>
+          <w:ilvl w:val="0"/>
+          <w:numId w:val="24"/>
+        </w:numPr>
+        <w:spacing w:after="0" w:line="360" w:lineRule="auto"/>
+        <w:rPr>
+          <w:rFonts w:ascii="Times New Roman" w:hAnsi="Times New Roman" w:cs="Times New Roman"/>
+          <w:sz w:val="28"/>
+          <w:szCs w:val="28"/>
+        </w:rPr>
+      </w:pPr>
+      <w:r>
+        <w:rPr>
+          <w:rFonts w:ascii="Times New Roman" w:hAnsi="Times New Roman" w:cs="Times New Roman"/>
+          <w:sz w:val="28"/>
+          <w:szCs w:val="28"/>
+        </w:rPr>
+        <w:lastRenderedPageBreak/>
+        <w:t>нажать кнопку «Добавить новую»;</w:t>
+      </w:r>
+    </w:p>
+    <w:p>
+      <w:pPr>
+        <w:numPr>
+          <w:ilvl w:val="0"/>
+          <w:numId w:val="24"/>
+        </w:numPr>
+        <w:spacing w:after="0" w:line="360" w:lineRule="auto"/>
+        <w:rPr>
+          <w:rFonts w:ascii="Times New Roman" w:hAnsi="Times New Roman" w:cs="Times New Roman"/>
+          <w:sz w:val="28"/>
+          <w:szCs w:val="28"/>
+        </w:rPr>
+      </w:pPr>
+      <w:r>
+        <w:rPr>
+          <w:rFonts w:ascii="Times New Roman" w:hAnsi="Times New Roman" w:cs="Times New Roman"/>
+          <w:sz w:val="28"/>
+          <w:szCs w:val="28"/>
+        </w:rPr>
+        <w:t>ввести заголовок страницы и основной текст;</w:t>
+      </w:r>
+    </w:p>
+    <w:p>
+      <w:pPr>
+        <w:numPr>
+          <w:ilvl w:val="0"/>
+          <w:numId w:val="24"/>
+        </w:numPr>
+        <w:spacing w:after="0" w:line="360" w:lineRule="auto"/>
+        <w:rPr>
+          <w:rFonts w:ascii="Times New Roman" w:hAnsi="Times New Roman" w:cs="Times New Roman"/>
+          <w:sz w:val="28"/>
+          <w:szCs w:val="28"/>
+        </w:rPr>
+      </w:pPr>
+      <w:r>
+        <w:rPr>
+          <w:rFonts w:ascii="Times New Roman" w:hAnsi="Times New Roman" w:cs="Times New Roman"/>
+          <w:sz w:val="28"/>
+          <w:szCs w:val="28"/>
+        </w:rPr>
+        <w:t>при необходимости отредактировать страницу с помощью визуального конструктора;</w:t>
+      </w:r>
+    </w:p>
+    <w:p>
+      <w:pPr>
+        <w:numPr>
+          <w:ilvl w:val="0"/>
+          <w:numId w:val="24"/>
+        </w:numPr>
+        <w:spacing w:after="0" w:line="360" w:lineRule="auto"/>
+        <w:rPr>
+          <w:rFonts w:ascii="Times New Roman" w:hAnsi="Times New Roman" w:cs="Times New Roman"/>
+          <w:sz w:val="28"/>
+          <w:szCs w:val="28"/>
+        </w:rPr>
+      </w:pPr>
+      <w:r>
+        <w:rPr>
+          <w:rFonts w:ascii="Times New Roman" w:hAnsi="Times New Roman" w:cs="Times New Roman"/>
+          <w:sz w:val="28"/>
+          <w:szCs w:val="28"/>
+        </w:rPr>
+        <w:t>нажать кнопку «Опубликовать».</w:t>
+      </w:r>
+    </w:p>
+    <w:p>
+      <w:pPr>
+        <w:pStyle w:val="isselectedend"/>
+        <w:spacing w:before="0" w:beforeAutospacing="0" w:after="0" w:afterAutospacing="0" w:line="360" w:lineRule="auto"/>
+        <w:ind w:firstLine="709"/>
+        <w:rPr>
+          <w:sz w:val="28"/>
+          <w:szCs w:val="28"/>
+        </w:rPr>
+      </w:pPr>
+      <w:r>
+        <w:rPr>
+          <w:sz w:val="28"/>
+          <w:szCs w:val="28"/>
+        </w:rPr>
+        <w:t>Редактирование существующих страниц осуществляется через список страниц, где администратор может выбрать нужную запись и внести изменения.</w:t>
+      </w:r>
+    </w:p>
+    <w:p>
+      <w:pPr>
+        <w:pStyle w:val="3"/>
+        <w:spacing w:before="0" w:line="360" w:lineRule="auto"/>
+        <w:ind w:firstLine="709"/>
+        <w:rPr>
+          <w:rFonts w:cs="Times New Roman"/>
+          <w:szCs w:val="28"/>
+        </w:rPr>
+      </w:pPr>
+      <w:r>
+        <w:rPr>
+          <w:rFonts w:cs="Times New Roman"/>
+          <w:szCs w:val="28"/>
+        </w:rPr>
+        <w:t>Работа с записями (новостями)</w:t>
+      </w:r>
+    </w:p>
+    <w:p>
+      <w:pPr>
+        <w:pStyle w:val="isselectedend"/>
+        <w:spacing w:before="0" w:beforeAutospacing="0" w:after="0" w:afterAutospacing="0" w:line="360" w:lineRule="auto"/>
+        <w:ind w:firstLine="709"/>
+        <w:rPr>
+          <w:sz w:val="28"/>
+          <w:szCs w:val="28"/>
+        </w:rPr>
+      </w:pPr>
+      <w:r>
+        <w:rPr>
+          <w:sz w:val="28"/>
+          <w:szCs w:val="28"/>
+        </w:rPr>
+        <w:t>Раздел «Записи» используется для добавления новостных материалов. Процесс создания записи аналогичен созданию страницы и включает ввод заголовка, текста и дополнительных параметров (категории, изображения).</w:t>
+      </w:r>
+    </w:p>
+    <w:p>
+      <w:pPr>
+        <w:pStyle w:val="isselectedend"/>
+        <w:spacing w:before="0" w:beforeAutospacing="0" w:after="0" w:afterAutospacing="0" w:line="360" w:lineRule="auto"/>
+        <w:ind w:firstLine="709"/>
+        <w:rPr>
+          <w:sz w:val="28"/>
+          <w:szCs w:val="28"/>
+        </w:rPr>
+      </w:pPr>
+      <w:r>
+        <w:rPr>
+          <w:sz w:val="28"/>
+          <w:szCs w:val="28"/>
+        </w:rPr>
+        <w:t>Публикация новостей позволяет поддерживать актуальность информации на сайте и информировать пользователей о событиях колледжа.</w:t>
+      </w:r>
+    </w:p>
+    <w:p>
+      <w:pPr>
+        <w:pStyle w:val="3"/>
+        <w:spacing w:before="0" w:line="360" w:lineRule="auto"/>
+        <w:ind w:firstLine="709"/>
+        <w:rPr>
+          <w:rFonts w:cs="Times New Roman"/>
+          <w:szCs w:val="28"/>
+        </w:rPr>
+      </w:pPr>
+      <w:r>
+        <w:rPr>
+          <w:rFonts w:cs="Times New Roman"/>
+          <w:szCs w:val="28"/>
+        </w:rPr>
+        <w:t>Управление медиафайлами</w:t>
+      </w:r>
+    </w:p>
+    <w:p>
+      <w:pPr>
+        <w:pStyle w:val="isselectedend"/>
+        <w:spacing w:before="0" w:beforeAutospacing="0" w:after="0" w:afterAutospacing="0" w:line="360" w:lineRule="auto"/>
+        <w:ind w:firstLine="709"/>
+        <w:rPr>
+          <w:sz w:val="28"/>
+          <w:szCs w:val="28"/>
+        </w:rPr>
+      </w:pPr>
+      <w:r>
+        <w:rPr>
+          <w:sz w:val="28"/>
+          <w:szCs w:val="28"/>
+        </w:rPr>
+        <w:t>Раздел «Медиафайлы» предназначен для загрузки и хранения изображений, документов и других файлов. Для добавления файла необходимо:</w:t>
+      </w:r>
+    </w:p>
+    <w:p>
+      <w:pPr>
+        <w:numPr>
+          <w:ilvl w:val="0"/>
+          <w:numId w:val="25"/>
+        </w:numPr>
+        <w:spacing w:after="0" w:line="360" w:lineRule="auto"/>
+        <w:rPr>
+          <w:rFonts w:ascii="Times New Roman" w:hAnsi="Times New Roman" w:cs="Times New Roman"/>
+          <w:sz w:val="28"/>
+          <w:szCs w:val="28"/>
+        </w:rPr>
+      </w:pPr>
+      <w:r>
+        <w:rPr>
+          <w:rFonts w:ascii="Times New Roman" w:hAnsi="Times New Roman" w:cs="Times New Roman"/>
+          <w:sz w:val="28"/>
+          <w:szCs w:val="28"/>
+        </w:rPr>
+        <w:t>перейти в раздел «Медиафайлы»;</w:t>
+      </w:r>
+    </w:p>
+    <w:p>
+      <w:pPr>
+        <w:numPr>
+          <w:ilvl w:val="0"/>
+          <w:numId w:val="25"/>
+        </w:numPr>
+        <w:spacing w:after="0" w:line="360" w:lineRule="auto"/>
+        <w:rPr>
+          <w:rFonts w:ascii="Times New Roman" w:hAnsi="Times New Roman" w:cs="Times New Roman"/>
+          <w:sz w:val="28"/>
+          <w:szCs w:val="28"/>
+        </w:rPr>
+      </w:pPr>
+      <w:r>
+        <w:rPr>
+          <w:rFonts w:ascii="Times New Roman" w:hAnsi="Times New Roman" w:cs="Times New Roman"/>
+          <w:sz w:val="28"/>
+          <w:szCs w:val="28"/>
+        </w:rPr>
+        <w:t>нажать «Добавить новый»;</w:t>
+      </w:r>
+    </w:p>
+    <w:p>
+      <w:pPr>
+        <w:numPr>
+          <w:ilvl w:val="0"/>
+          <w:numId w:val="25"/>
+        </w:numPr>
+        <w:spacing w:after="0" w:line="360" w:lineRule="auto"/>
+        <w:rPr>
+          <w:rFonts w:ascii="Times New Roman" w:hAnsi="Times New Roman" w:cs="Times New Roman"/>
+          <w:sz w:val="28"/>
+          <w:szCs w:val="28"/>
+        </w:rPr>
+      </w:pPr>
+      <w:r>
+        <w:rPr>
+          <w:rFonts w:ascii="Times New Roman" w:hAnsi="Times New Roman" w:cs="Times New Roman"/>
+          <w:sz w:val="28"/>
+          <w:szCs w:val="28"/>
+        </w:rPr>
+        <w:t>выбрать файл с компьютера и загрузить его в систему.</w:t>
+      </w:r>
+    </w:p>
+    <w:p>
+      <w:pPr>
+        <w:pStyle w:val="isselectedend"/>
+        <w:spacing w:before="0" w:beforeAutospacing="0" w:after="0" w:afterAutospacing="0" w:line="360" w:lineRule="auto"/>
+        <w:ind w:firstLine="709"/>
+        <w:rPr>
+          <w:sz w:val="28"/>
+          <w:szCs w:val="28"/>
+        </w:rPr>
+      </w:pPr>
+      <w:r>
+        <w:rPr>
+          <w:sz w:val="28"/>
+          <w:szCs w:val="28"/>
+        </w:rPr>
+        <w:t>Загруженные файлы могут использоваться при создании страниц и записей.</w:t>
+      </w:r>
+    </w:p>
+    <w:p>
+      <w:pPr>
+        <w:pStyle w:val="3"/>
+        <w:spacing w:before="0" w:line="360" w:lineRule="auto"/>
+        <w:ind w:firstLine="709"/>
+        <w:rPr>
+          <w:rFonts w:cs="Times New Roman"/>
+          <w:szCs w:val="28"/>
+        </w:rPr>
+      </w:pPr>
+      <w:r>
+        <w:rPr>
+          <w:rFonts w:cs="Times New Roman"/>
+          <w:szCs w:val="28"/>
+        </w:rPr>
+        <w:t>Управление плагинами</w:t>
+      </w:r>
+    </w:p>
+    <w:p>
+      <w:pPr>
+        <w:pStyle w:val="isselectedend"/>
+        <w:spacing w:before="0" w:beforeAutospacing="0" w:after="0" w:afterAutospacing="0" w:line="360" w:lineRule="auto"/>
+        <w:ind w:firstLine="709"/>
+        <w:rPr>
+          <w:sz w:val="28"/>
+          <w:szCs w:val="28"/>
+        </w:rPr>
+      </w:pPr>
+      <w:r>
+        <w:rPr>
+          <w:sz w:val="28"/>
+          <w:szCs w:val="28"/>
+        </w:rPr>
+        <w:t>Раздел «Плагины» позволяет устанавливать, активировать и удалять дополнительные модули системы. С помощью плагинов можно расширять функциональность сайта, добавляя новые возможности без изменения исходного кода.</w:t>
+      </w:r>
+    </w:p>
+    <w:p>
+      <w:pPr>
+        <w:pStyle w:val="isselectedend"/>
+        <w:spacing w:before="0" w:beforeAutospacing="0" w:after="0" w:afterAutospacing="0" w:line="360" w:lineRule="auto"/>
+        <w:ind w:firstLine="709"/>
+        <w:rPr>
+          <w:sz w:val="28"/>
+          <w:szCs w:val="28"/>
+        </w:rPr>
+      </w:pPr>
+      <w:r>
+        <w:rPr>
+          <w:sz w:val="28"/>
+          <w:szCs w:val="28"/>
+        </w:rPr>
+        <w:lastRenderedPageBreak/>
+        <w:t>Администратор должен регулярно проверять наличие обновлений плагинов и своевременно их устанавливать для обеспечения стабильной и безопасной работы системы.</w:t>
+      </w:r>
+    </w:p>
+    <w:p>
+      <w:pPr>
+        <w:pStyle w:val="3"/>
+        <w:spacing w:before="0" w:line="360" w:lineRule="auto"/>
+        <w:ind w:firstLine="709"/>
+        <w:rPr>
+          <w:rFonts w:cs="Times New Roman"/>
+          <w:szCs w:val="28"/>
+        </w:rPr>
+      </w:pPr>
+      <w:r>
+        <w:rPr>
+          <w:rFonts w:cs="Times New Roman"/>
+          <w:szCs w:val="28"/>
+        </w:rPr>
+        <w:t>Управление пользователями</w:t>
+      </w:r>
+    </w:p>
+    <w:p>
+      <w:pPr>
+        <w:pStyle w:val="isselectedend"/>
+        <w:spacing w:before="0" w:beforeAutospacing="0" w:after="0" w:afterAutospacing="0" w:line="360" w:lineRule="auto"/>
+        <w:ind w:firstLine="709"/>
+        <w:rPr>
+          <w:sz w:val="28"/>
+          <w:szCs w:val="28"/>
+        </w:rPr>
+      </w:pPr>
+      <w:r>
+        <w:rPr>
+          <w:sz w:val="28"/>
+          <w:szCs w:val="28"/>
+        </w:rPr>
+        <w:t>В разделе «Пользователи» администратор может добавлять новые учетные записи, изменять права доступа и редактировать данные пользователей. Это позволяет разграничивать доступ к системе и обеспечивать безопасность работы сайта.</w:t>
+      </w:r>
+    </w:p>
+    <w:p>
+      <w:pPr>
+        <w:pStyle w:val="3"/>
+        <w:spacing w:before="0" w:line="360" w:lineRule="auto"/>
+        <w:ind w:firstLine="709"/>
+        <w:rPr>
+          <w:rFonts w:cs="Times New Roman"/>
+          <w:szCs w:val="28"/>
+        </w:rPr>
+      </w:pPr>
+      <w:r>
+        <w:rPr>
+          <w:rFonts w:cs="Times New Roman"/>
+          <w:szCs w:val="28"/>
+        </w:rPr>
+        <w:t>Общие настройки системы</w:t>
+      </w:r>
+    </w:p>
+    <w:p>
+      <w:pPr>
+        <w:pStyle w:val="isselectedend"/>
+        <w:spacing w:before="0" w:beforeAutospacing="0" w:after="0" w:afterAutospacing="0" w:line="360" w:lineRule="auto"/>
+        <w:ind w:firstLine="709"/>
+        <w:rPr>
+          <w:sz w:val="28"/>
+          <w:szCs w:val="28"/>
+        </w:rPr>
+      </w:pPr>
+      <w:r>
+        <w:rPr>
+          <w:sz w:val="28"/>
+          <w:szCs w:val="28"/>
+        </w:rPr>
+        <w:t>Раздел «Настройки» содержит основные параметры сайта, включая название ресурса, адрес, формат отображения дат и времени, а также другие конфигурационные параметры.</w:t>
+      </w:r>
+    </w:p>
+    <w:p>
+      <w:pPr>
+        <w:pStyle w:val="isselectedend"/>
+        <w:spacing w:before="0" w:beforeAutospacing="0" w:after="0" w:afterAutospacing="0" w:line="360" w:lineRule="auto"/>
+        <w:ind w:firstLine="709"/>
+        <w:rPr>
+          <w:sz w:val="28"/>
+          <w:szCs w:val="28"/>
+        </w:rPr>
+      </w:pPr>
+      <w:r>
+        <w:rPr>
+          <w:sz w:val="28"/>
+          <w:szCs w:val="28"/>
+        </w:rPr>
+        <w:t>Корректная настройка системы обеспечивает стабильную работу сайта и удобство его использования.</w:t>
+      </w:r>
+    </w:p>
+    <w:p/>
+    <w:p>
+      <w:pPr>
+        <w:rPr>
+          <w:rFonts w:ascii="Times New Roman" w:eastAsia="Times New Roman" w:hAnsi="Times New Roman" w:cs="Times New Roman"/>
+          <w:b/>
+          <w:bCs/>
+          <w:sz w:val="28"/>
+          <w:szCs w:val="36"/>
+          <w:lang w:eastAsia="ru-RU"/>
+        </w:rPr>
+      </w:pPr>
+      <w:r>
+        <w:br w:type="page"/>
+      </w:r>
+    </w:p>
+    <w:p>
+      <w:pPr>
+        <w:pStyle w:val="2"/>
+      </w:pPr>
+    </w:p>
+    <w:p>
+      <w:pPr>
+        <w:pStyle w:val="1"/>
+        <w:jc w:val="center"/>
+      </w:pPr>
+      <w:bookmarkStart w:id="10" w:name="_Toc226906847"/>
+      <w:r>
+        <w:t>ЗАКЛЮЧЕНИЕ</w:t>
+      </w:r>
+      <w:bookmarkEnd w:id="10"/>
+    </w:p>
+    <w:p>
+      <w:pPr>
         <w:pStyle w:val="a5"/>
         <w:spacing w:before="0" w:beforeAutospacing="0" w:after="0" w:afterAutospacing="0" w:line="360" w:lineRule="auto"/>
         <w:ind w:firstLine="709"/>
@@ -4602,273 +6010,138 @@
           <w:szCs w:val="28"/>
         </w:rPr>
       </w:pPr>
-    </w:p>
-    <w:p>
-      <w:pPr>
-        <w:pStyle w:val="2"/>
-      </w:pPr>
-    </w:p>
-    <w:p>
-      <w:pPr>
-        <w:rPr>
-          <w:rFonts w:ascii="Times New Roman" w:eastAsia="Times New Roman" w:hAnsi="Times New Roman" w:cs="Times New Roman"/>
+      <w:bookmarkStart w:id="11" w:name="_GoBack"/>
+      <w:bookmarkEnd w:id="11"/>
+      <w:r>
+        <w:rPr>
+          <w:sz w:val="28"/>
+          <w:szCs w:val="28"/>
+        </w:rPr>
+        <w:t>Таким образом, в ходе прохождения учебной практики были освоены и применены на практике профессиональные компетенции, предусмотренные профессиональным модулем ПМ.09 «Проектирование, разработка и оптимизация веб-приложений».</w:t>
+      </w:r>
+    </w:p>
+    <w:p>
+      <w:pPr>
+        <w:pStyle w:val="a5"/>
+        <w:spacing w:before="0" w:beforeAutospacing="0" w:after="0" w:afterAutospacing="0" w:line="360" w:lineRule="auto"/>
+        <w:ind w:firstLine="709"/>
+        <w:rPr>
+          <w:sz w:val="28"/>
+          <w:szCs w:val="28"/>
+        </w:rPr>
+      </w:pPr>
+      <w:r>
+        <w:rPr>
+          <w:sz w:val="28"/>
+          <w:szCs w:val="28"/>
+        </w:rPr>
+        <w:t>В процессе выполнения индивидуального задания по разработке информационной системы сайта колледжа был проведён анализ предметной области, рассмотрены существующие аналоги, а также выполнено проектирование системы с использованием современных методологий, включая IDEF0, UML (Use Case) и ER-диаграммы.</w:t>
+      </w:r>
+    </w:p>
+    <w:p>
+      <w:pPr>
+        <w:pStyle w:val="a5"/>
+        <w:spacing w:before="0" w:beforeAutospacing="0" w:after="0" w:afterAutospacing="0" w:line="360" w:lineRule="auto"/>
+        <w:ind w:firstLine="709"/>
+        <w:rPr>
+          <w:sz w:val="28"/>
+          <w:szCs w:val="28"/>
+        </w:rPr>
+      </w:pPr>
+      <w:r>
+        <w:rPr>
+          <w:sz w:val="28"/>
+          <w:szCs w:val="28"/>
+        </w:rPr>
+        <w:t>В рамках работы был осуществлён выбор программных средств реализации, в качестве основной платформы выбрана система управления контентом WordPress, обеспечивающая удобство разработки и сопровождения веб-ресурса. Также была спроектирована структура базы данных и рассмотрены принципы её организации.</w:t>
+      </w:r>
+    </w:p>
+    <w:p>
+      <w:pPr>
+        <w:pStyle w:val="a5"/>
+        <w:spacing w:before="0" w:beforeAutospacing="0" w:after="0" w:afterAutospacing="0" w:line="360" w:lineRule="auto"/>
+        <w:ind w:firstLine="709"/>
+        <w:rPr>
+          <w:sz w:val="28"/>
+          <w:szCs w:val="28"/>
+        </w:rPr>
+      </w:pPr>
+      <w:r>
+        <w:rPr>
+          <w:sz w:val="28"/>
+          <w:szCs w:val="28"/>
+        </w:rPr>
+        <w:t>Практическая часть включала разработку структуры сайта, создание основных страниц, настройку административной панели и подключение дополнительных плагинов. Была реализована страница с расписанием занятий с использованием стороннего сервиса, интегрированного в сайт. Это позволило обеспечить удобный доступ пользователей к актуальной информации и дополнительному функционалу.</w:t>
+      </w:r>
+    </w:p>
+    <w:p>
+      <w:pPr>
+        <w:pStyle w:val="a5"/>
+        <w:spacing w:before="0" w:beforeAutospacing="0" w:after="0" w:afterAutospacing="0" w:line="360" w:lineRule="auto"/>
+        <w:ind w:firstLine="709"/>
+        <w:rPr>
+          <w:sz w:val="28"/>
+          <w:szCs w:val="28"/>
+        </w:rPr>
+      </w:pPr>
+      <w:r>
+        <w:rPr>
+          <w:sz w:val="28"/>
+          <w:szCs w:val="28"/>
+        </w:rPr>
+        <w:t>Разработанный сайт представляет собой рабочий прототип информационной системы, обеспечивающий публикацию новостей, отображение информации о колледже и организацию пользовательского взаимодействия с контентом. Система может быть доработана и расширена в дальнейшем в соответствии с требованиями образовательного учреждения.</w:t>
+      </w:r>
+    </w:p>
+    <w:p>
+      <w:pPr>
+        <w:pStyle w:val="a5"/>
+        <w:spacing w:before="0" w:beforeAutospacing="0" w:after="0" w:afterAutospacing="0" w:line="360" w:lineRule="auto"/>
+        <w:ind w:firstLine="709"/>
+        <w:rPr>
+          <w:sz w:val="28"/>
+          <w:szCs w:val="28"/>
+        </w:rPr>
+      </w:pPr>
+      <w:r>
+        <w:rPr>
+          <w:sz w:val="28"/>
+          <w:szCs w:val="28"/>
+        </w:rPr>
+        <w:lastRenderedPageBreak/>
+        <w:t>Таким образом, поставленные цели учебной практики были достигнуты, а полученные знания и навыки могут быть использованы при дальнейшем обучении и выполнении выпускной квалификационной работы.</w:t>
+      </w:r>
+    </w:p>
+    <w:p>
+      <w:pPr>
+        <w:spacing w:after="0" w:line="360" w:lineRule="auto"/>
+        <w:ind w:firstLine="709"/>
+        <w:rPr>
+          <w:rFonts w:ascii="Times New Roman" w:hAnsi="Times New Roman" w:cs="Times New Roman"/>
+          <w:sz w:val="28"/>
+        </w:rPr>
+      </w:pPr>
+      <w:r>
+        <w:rPr>
+          <w:rFonts w:ascii="Times New Roman" w:hAnsi="Times New Roman" w:cs="Times New Roman"/>
           <w:b/>
-          <w:bCs/>
-          <w:sz w:val="28"/>
-          <w:szCs w:val="36"/>
-          <w:lang w:eastAsia="ru-RU"/>
-        </w:rPr>
-      </w:pPr>
-      <w:r>
+          <w:color w:val="000000" w:themeColor="text1"/>
+          <w:sz w:val="32"/>
+          <w:szCs w:val="28"/>
+        </w:rPr>
         <w:br w:type="page"/>
       </w:r>
-    </w:p>
-    <w:p>
-      <w:pPr>
-        <w:pStyle w:val="2"/>
-      </w:pPr>
     </w:p>
     <w:p>
       <w:pPr>
         <w:pStyle w:val="1"/>
         <w:jc w:val="center"/>
-      </w:pPr>
-      <w:bookmarkStart w:id="11" w:name="_Toc225708683"/>
-      <w:r>
-        <w:t>ЗАКЛЮЧЕНИЕ</w:t>
-      </w:r>
-      <w:bookmarkEnd w:id="11"/>
-    </w:p>
-    <w:p>
-      <w:pPr>
-        <w:spacing w:after="0" w:line="360" w:lineRule="auto"/>
-        <w:ind w:firstLine="708"/>
-        <w:jc w:val="both"/>
-        <w:rPr>
-          <w:rFonts w:ascii="Times New Roman" w:hAnsi="Times New Roman" w:cs="Times New Roman"/>
-          <w:sz w:val="28"/>
-        </w:rPr>
-      </w:pPr>
-      <w:r>
-        <w:rPr>
-          <w:rFonts w:ascii="Times New Roman" w:hAnsi="Times New Roman" w:cs="Times New Roman"/>
-          <w:sz w:val="28"/>
-        </w:rPr>
-        <w:t xml:space="preserve">Таким образом, за время </w:t>
-      </w:r>
-      <w:r>
-        <w:rPr>
-          <w:rFonts w:ascii="Times New Roman" w:hAnsi="Times New Roman" w:cs="Times New Roman"/>
-          <w:sz w:val="28"/>
-        </w:rPr>
-        <w:t xml:space="preserve">прохождения </w:t>
-      </w:r>
-      <w:r>
-        <w:rPr>
-          <w:rFonts w:ascii="Times New Roman" w:hAnsi="Times New Roman" w:cs="Times New Roman"/>
-          <w:sz w:val="28"/>
-        </w:rPr>
-        <w:t>учебной</w:t>
-      </w:r>
-      <w:r>
-        <w:rPr>
-          <w:rFonts w:ascii="Times New Roman" w:hAnsi="Times New Roman" w:cs="Times New Roman"/>
-          <w:sz w:val="28"/>
-        </w:rPr>
-        <w:t xml:space="preserve"> практики были освоены все необходимы</w:t>
-      </w:r>
-      <w:r>
-        <w:rPr>
-          <w:rFonts w:ascii="Times New Roman" w:hAnsi="Times New Roman" w:cs="Times New Roman"/>
-          <w:sz w:val="28"/>
-        </w:rPr>
-        <w:t>е</w:t>
-      </w:r>
-      <w:r>
-        <w:rPr>
-          <w:rFonts w:ascii="Times New Roman" w:hAnsi="Times New Roman" w:cs="Times New Roman"/>
-          <w:sz w:val="28"/>
-        </w:rPr>
-        <w:t xml:space="preserve"> практически</w:t>
-      </w:r>
-      <w:r>
-        <w:rPr>
-          <w:rFonts w:ascii="Times New Roman" w:hAnsi="Times New Roman" w:cs="Times New Roman"/>
-          <w:sz w:val="28"/>
-        </w:rPr>
-        <w:t>е</w:t>
-      </w:r>
-      <w:r>
-        <w:rPr>
-          <w:rFonts w:ascii="Times New Roman" w:hAnsi="Times New Roman" w:cs="Times New Roman"/>
-          <w:sz w:val="28"/>
-        </w:rPr>
-        <w:t xml:space="preserve"> компетенци</w:t>
-      </w:r>
-      <w:r>
-        <w:rPr>
-          <w:rFonts w:ascii="Times New Roman" w:hAnsi="Times New Roman" w:cs="Times New Roman"/>
-          <w:sz w:val="28"/>
-        </w:rPr>
-        <w:t>и</w:t>
-      </w:r>
-      <w:r>
-        <w:rPr>
-          <w:rFonts w:ascii="Times New Roman" w:hAnsi="Times New Roman" w:cs="Times New Roman"/>
-          <w:sz w:val="28"/>
-        </w:rPr>
-        <w:t xml:space="preserve"> </w:t>
-      </w:r>
-      <w:r>
-        <w:rPr>
-          <w:rFonts w:ascii="Times New Roman" w:hAnsi="Times New Roman" w:cs="Times New Roman"/>
-          <w:sz w:val="28"/>
-        </w:rPr>
-        <w:t>(</w:t>
-      </w:r>
-      <w:r>
-        <w:rPr>
-          <w:rFonts w:ascii="Times New Roman" w:hAnsi="Times New Roman" w:cs="Times New Roman"/>
-          <w:sz w:val="28"/>
-        </w:rPr>
-        <w:t>ПК</w:t>
-      </w:r>
-      <w:r>
-        <w:rPr>
-          <w:rFonts w:ascii="Times New Roman" w:hAnsi="Times New Roman" w:cs="Times New Roman"/>
-          <w:sz w:val="28"/>
-        </w:rPr>
-        <w:t xml:space="preserve"> 9.1 — ПК.9.10</w:t>
-      </w:r>
-      <w:r>
-        <w:rPr>
-          <w:rFonts w:ascii="Times New Roman" w:hAnsi="Times New Roman" w:cs="Times New Roman"/>
-          <w:sz w:val="28"/>
-        </w:rPr>
-        <w:t>)</w:t>
-      </w:r>
-      <w:r>
-        <w:rPr>
-          <w:rFonts w:ascii="Times New Roman" w:hAnsi="Times New Roman" w:cs="Times New Roman"/>
-          <w:sz w:val="28"/>
-        </w:rPr>
-        <w:t xml:space="preserve">, предполагаемые профессиональным модулем </w:t>
-      </w:r>
-      <w:r>
-        <w:rPr>
-          <w:rFonts w:ascii="Times New Roman" w:hAnsi="Times New Roman" w:cs="Times New Roman"/>
-          <w:sz w:val="28"/>
-        </w:rPr>
-        <w:t>ПМ.09: «Проектирование, разработка и оптимизация веб-приложений»</w:t>
-      </w:r>
-      <w:r>
-        <w:rPr>
-          <w:rFonts w:ascii="Times New Roman" w:hAnsi="Times New Roman" w:cs="Times New Roman"/>
-          <w:sz w:val="28"/>
-        </w:rPr>
-        <w:t>.</w:t>
-      </w:r>
-      <w:r>
-        <w:rPr>
-          <w:rFonts w:ascii="Times New Roman" w:hAnsi="Times New Roman" w:cs="Times New Roman"/>
-          <w:sz w:val="28"/>
-        </w:rPr>
-        <w:t xml:space="preserve"> </w:t>
-      </w:r>
-    </w:p>
-    <w:p>
-      <w:pPr>
-        <w:spacing w:after="0" w:line="360" w:lineRule="auto"/>
-        <w:ind w:firstLine="708"/>
-        <w:jc w:val="both"/>
-        <w:rPr>
-          <w:rFonts w:ascii="Times New Roman" w:hAnsi="Times New Roman" w:cs="Times New Roman"/>
-          <w:sz w:val="28"/>
-        </w:rPr>
-      </w:pPr>
-      <w:r>
-        <w:rPr>
-          <w:rFonts w:ascii="Times New Roman" w:hAnsi="Times New Roman" w:cs="Times New Roman"/>
-          <w:sz w:val="28"/>
-          <w:highlight w:val="yellow"/>
-        </w:rPr>
-        <w:t xml:space="preserve">ТУТ ДОЛЖНО БЫТЬ </w:t>
-      </w:r>
-      <w:r>
-        <w:rPr>
-          <w:rFonts w:ascii="Times New Roman" w:hAnsi="Times New Roman" w:cs="Times New Roman"/>
-          <w:sz w:val="28"/>
-          <w:highlight w:val="yellow"/>
-        </w:rPr>
-        <w:t>ЗАКЛЮЧЕНИ</w:t>
-      </w:r>
-      <w:r>
-        <w:rPr>
-          <w:rFonts w:ascii="Times New Roman" w:hAnsi="Times New Roman" w:cs="Times New Roman"/>
-          <w:sz w:val="28"/>
-          <w:highlight w:val="yellow"/>
-        </w:rPr>
-        <w:t>Е!!!</w:t>
-      </w:r>
-    </w:p>
-    <w:p>
-      <w:pPr>
-        <w:rPr>
-          <w:rFonts w:ascii="Times New Roman" w:hAnsi="Times New Roman" w:cs="Times New Roman"/>
-          <w:sz w:val="28"/>
-        </w:rPr>
-      </w:pPr>
-    </w:p>
-    <w:p>
-      <w:pPr>
-        <w:rPr>
-          <w:rFonts w:ascii="Times New Roman" w:hAnsi="Times New Roman" w:cs="Times New Roman"/>
-          <w:sz w:val="28"/>
-        </w:rPr>
-      </w:pPr>
-    </w:p>
-    <w:p>
-      <w:pPr>
-        <w:rPr>
-          <w:rFonts w:ascii="Times New Roman" w:hAnsi="Times New Roman" w:cs="Times New Roman"/>
-          <w:sz w:val="28"/>
-        </w:rPr>
-      </w:pPr>
-    </w:p>
-    <w:p>
-      <w:pPr>
-        <w:spacing w:after="0" w:line="360" w:lineRule="auto"/>
-        <w:jc w:val="center"/>
-        <w:rPr>
-          <w:rFonts w:ascii="Times New Roman" w:hAnsi="Times New Roman" w:cs="Times New Roman"/>
-          <w:b/>
-          <w:color w:val="000000" w:themeColor="text1"/>
-          <w:sz w:val="32"/>
-          <w:szCs w:val="28"/>
-        </w:rPr>
-      </w:pPr>
-      <w:r>
-        <w:rPr>
-          <w:rFonts w:ascii="Times New Roman" w:hAnsi="Times New Roman" w:cs="Times New Roman"/>
-          <w:b/>
-          <w:color w:val="000000" w:themeColor="text1"/>
-          <w:sz w:val="32"/>
-          <w:szCs w:val="28"/>
-        </w:rPr>
-        <w:br w:type="page"/>
-      </w:r>
-    </w:p>
-    <w:p>
-      <w:pPr>
-        <w:pStyle w:val="1"/>
-        <w:jc w:val="center"/>
         <w:rPr>
           <w:rFonts w:eastAsiaTheme="majorEastAsia"/>
           <w:szCs w:val="28"/>
         </w:rPr>
       </w:pPr>
       <w:bookmarkStart w:id="12" w:name="_Toc161611545"/>
-      <w:bookmarkStart w:id="13" w:name="_Toc225708684"/>
+      <w:bookmarkStart w:id="13" w:name="_Toc226906848"/>
       <w:r>
         <w:rPr>
           <w:rFonts w:eastAsiaTheme="majorEastAsia"/>
@@ -4882,24 +6155,1686 @@
     </w:p>
     <w:p>
       <w:pPr>
-        <w:rPr>
-          <w:rFonts w:ascii="Times New Roman" w:hAnsi="Times New Roman" w:cs="Times New Roman"/>
-          <w:sz w:val="28"/>
-        </w:rPr>
-      </w:pPr>
-    </w:p>
-    <w:p>
-      <w:pPr>
-        <w:rPr>
-          <w:rFonts w:ascii="Times New Roman" w:hAnsi="Times New Roman" w:cs="Times New Roman"/>
-          <w:sz w:val="28"/>
-        </w:rPr>
-      </w:pPr>
-      <w:r>
-        <w:rPr>
-          <w:rFonts w:ascii="Times New Roman" w:hAnsi="Times New Roman" w:cs="Times New Roman"/>
-          <w:sz w:val="28"/>
-        </w:rPr>
+        <w:numPr>
+          <w:ilvl w:val="0"/>
+          <w:numId w:val="27"/>
+        </w:numPr>
+        <w:tabs>
+          <w:tab w:val="left" w:pos="993"/>
+        </w:tabs>
+        <w:spacing w:after="0" w:line="360" w:lineRule="auto"/>
+        <w:ind w:left="0" w:firstLine="709"/>
+        <w:contextualSpacing/>
+        <w:jc w:val="both"/>
+        <w:rPr>
+          <w:rFonts w:ascii="Times New Roman" w:hAnsi="Times New Roman" w:cs="Times New Roman"/>
+          <w:color w:val="000000" w:themeColor="text1"/>
+          <w:sz w:val="28"/>
+          <w:szCs w:val="28"/>
+        </w:rPr>
+      </w:pPr>
+      <w:r>
+        <w:rPr>
+          <w:rFonts w:ascii="Times New Roman" w:hAnsi="Times New Roman" w:cs="Times New Roman"/>
+          <w:color w:val="000000" w:themeColor="text1"/>
+          <w:sz w:val="28"/>
+          <w:szCs w:val="28"/>
+        </w:rPr>
+        <w:t xml:space="preserve">Использование диаграммы вариантов использования UML при проектировании программного обеспечения [Электронный ресурс]. </w:t>
+      </w:r>
+      <w:r>
+        <w:rPr>
+          <w:rFonts w:ascii="Times New Roman" w:hAnsi="Times New Roman" w:cs="Times New Roman"/>
+          <w:bCs/>
+          <w:color w:val="000000" w:themeColor="text1"/>
+          <w:sz w:val="28"/>
+          <w:szCs w:val="28"/>
+        </w:rPr>
+        <w:t xml:space="preserve">– </w:t>
+      </w:r>
+      <w:r>
+        <w:rPr>
+          <w:rFonts w:ascii="Times New Roman" w:hAnsi="Times New Roman" w:cs="Times New Roman"/>
+          <w:color w:val="000000" w:themeColor="text1"/>
+          <w:sz w:val="28"/>
+          <w:szCs w:val="28"/>
+        </w:rPr>
+        <w:t xml:space="preserve">Режим доступа: https://habr.com/ru/articles/566218/ (дата обращения: </w:t>
+      </w:r>
+      <w:r>
+        <w:rPr>
+          <w:rFonts w:ascii="Times New Roman" w:hAnsi="Times New Roman" w:cs="Times New Roman"/>
+          <w:color w:val="000000" w:themeColor="text1"/>
+          <w:sz w:val="28"/>
+          <w:szCs w:val="28"/>
+        </w:rPr>
+        <w:t>03</w:t>
+      </w:r>
+      <w:r>
+        <w:rPr>
+          <w:rFonts w:ascii="Times New Roman" w:hAnsi="Times New Roman" w:cs="Times New Roman"/>
+          <w:color w:val="000000" w:themeColor="text1"/>
+          <w:sz w:val="28"/>
+          <w:szCs w:val="28"/>
+        </w:rPr>
+        <w:t>.0</w:t>
+      </w:r>
+      <w:r>
+        <w:rPr>
+          <w:rFonts w:ascii="Times New Roman" w:hAnsi="Times New Roman" w:cs="Times New Roman"/>
+          <w:color w:val="000000" w:themeColor="text1"/>
+          <w:sz w:val="28"/>
+          <w:szCs w:val="28"/>
+        </w:rPr>
+        <w:t>3.2026</w:t>
+      </w:r>
+      <w:r>
+        <w:rPr>
+          <w:rFonts w:ascii="Times New Roman" w:hAnsi="Times New Roman" w:cs="Times New Roman"/>
+          <w:color w:val="000000" w:themeColor="text1"/>
+          <w:sz w:val="28"/>
+          <w:szCs w:val="28"/>
+        </w:rPr>
+        <w:t>).</w:t>
+      </w:r>
+    </w:p>
+    <w:p>
+      <w:pPr>
+        <w:pStyle w:val="a3"/>
+        <w:numPr>
+          <w:ilvl w:val="0"/>
+          <w:numId w:val="27"/>
+        </w:numPr>
+        <w:tabs>
+          <w:tab w:val="left" w:pos="993"/>
+        </w:tabs>
+        <w:spacing w:after="0" w:line="360" w:lineRule="auto"/>
+        <w:ind w:left="0" w:firstLine="709"/>
+        <w:jc w:val="both"/>
+        <w:rPr>
+          <w:rFonts w:ascii="Times New Roman" w:hAnsi="Times New Roman" w:cs="Times New Roman"/>
+          <w:color w:val="000000" w:themeColor="text1"/>
+          <w:sz w:val="28"/>
+          <w:szCs w:val="28"/>
+        </w:rPr>
+      </w:pPr>
+      <w:r>
+        <w:rPr>
+          <w:rFonts w:ascii="Times New Roman" w:hAnsi="Times New Roman" w:cs="Times New Roman"/>
+          <w:color w:val="000000" w:themeColor="text1"/>
+          <w:sz w:val="28"/>
+          <w:szCs w:val="28"/>
+        </w:rPr>
+        <w:t xml:space="preserve">ГОСТ 7.32-2017 - Отчет о научно-исследовательской работе [Электронный ресурс]. </w:t>
+      </w:r>
+      <w:r>
+        <w:rPr>
+          <w:rFonts w:ascii="Times New Roman" w:hAnsi="Times New Roman" w:cs="Times New Roman"/>
+          <w:bCs/>
+          <w:color w:val="000000" w:themeColor="text1"/>
+          <w:sz w:val="28"/>
+          <w:szCs w:val="28"/>
+        </w:rPr>
+        <w:t xml:space="preserve">– </w:t>
+      </w:r>
+      <w:r>
+        <w:rPr>
+          <w:rFonts w:ascii="Times New Roman" w:hAnsi="Times New Roman" w:cs="Times New Roman"/>
+          <w:color w:val="000000" w:themeColor="text1"/>
+          <w:sz w:val="28"/>
+          <w:szCs w:val="28"/>
+        </w:rPr>
+        <w:t>Режим доступа:</w:t>
+      </w:r>
+      <w:r>
+        <w:rPr>
+          <w:rFonts w:ascii="Times New Roman" w:hAnsi="Times New Roman" w:cs="Times New Roman"/>
+          <w:color w:val="000000" w:themeColor="text1"/>
+          <w:sz w:val="28"/>
+          <w:szCs w:val="28"/>
+        </w:rPr>
+        <w:t xml:space="preserve"> </w:t>
+      </w:r>
+      <w:r>
+        <w:rPr>
+          <w:rFonts w:ascii="Times New Roman" w:hAnsi="Times New Roman" w:cs="Times New Roman"/>
+          <w:color w:val="000000" w:themeColor="text1"/>
+          <w:sz w:val="28"/>
+          <w:szCs w:val="28"/>
+        </w:rPr>
+        <w:t xml:space="preserve">https://www.hse.ru/data/2020/10/06/1370744192, </w:t>
+      </w:r>
+      <w:r>
+        <w:rPr>
+          <w:rFonts w:ascii="Times New Roman" w:hAnsi="Times New Roman" w:cs="Times New Roman"/>
+          <w:color w:val="000000" w:themeColor="text1"/>
+          <w:sz w:val="28"/>
+          <w:szCs w:val="28"/>
+        </w:rPr>
+        <w:t>(дата обращения: 03.03.2026</w:t>
+      </w:r>
+      <w:r>
+        <w:rPr>
+          <w:rFonts w:ascii="Times New Roman" w:hAnsi="Times New Roman" w:cs="Times New Roman"/>
+          <w:color w:val="000000" w:themeColor="text1"/>
+          <w:sz w:val="28"/>
+          <w:szCs w:val="28"/>
+        </w:rPr>
+        <w:t xml:space="preserve">). </w:t>
+      </w:r>
+    </w:p>
+    <w:p>
+      <w:pPr>
+        <w:pStyle w:val="a3"/>
+        <w:numPr>
+          <w:ilvl w:val="0"/>
+          <w:numId w:val="27"/>
+        </w:numPr>
+        <w:tabs>
+          <w:tab w:val="left" w:pos="993"/>
+        </w:tabs>
+        <w:ind w:left="0" w:firstLine="709"/>
+        <w:jc w:val="both"/>
+        <w:rPr>
+          <w:rFonts w:ascii="Times New Roman" w:hAnsi="Times New Roman" w:cs="Times New Roman"/>
+          <w:color w:val="000000" w:themeColor="text1"/>
+          <w:sz w:val="28"/>
+          <w:szCs w:val="28"/>
+        </w:rPr>
+      </w:pPr>
+      <w:r>
+        <w:rPr>
+          <w:rFonts w:ascii="Times New Roman" w:hAnsi="Times New Roman" w:cs="Times New Roman"/>
+          <w:bCs/>
+          <w:color w:val="000000" w:themeColor="text1"/>
+          <w:sz w:val="28"/>
+          <w:szCs w:val="28"/>
+        </w:rPr>
+        <w:t>IDEF0. Знакомство с нотацией и пример использования</w:t>
+      </w:r>
+      <w:r>
+        <w:rPr>
+          <w:rFonts w:ascii="Times New Roman" w:hAnsi="Times New Roman" w:cs="Times New Roman"/>
+          <w:bCs/>
+          <w:color w:val="000000" w:themeColor="text1"/>
+          <w:sz w:val="28"/>
+          <w:szCs w:val="28"/>
+        </w:rPr>
+        <w:t xml:space="preserve"> </w:t>
+      </w:r>
+      <w:r>
+        <w:rPr>
+          <w:rFonts w:ascii="Times New Roman" w:hAnsi="Times New Roman" w:cs="Times New Roman"/>
+          <w:bCs/>
+          <w:color w:val="000000" w:themeColor="text1"/>
+          <w:sz w:val="28"/>
+          <w:szCs w:val="28"/>
+        </w:rPr>
+        <w:t>[</w:t>
+      </w:r>
+      <w:r>
+        <w:rPr>
+          <w:rFonts w:ascii="Times New Roman" w:hAnsi="Times New Roman" w:cs="Times New Roman"/>
+          <w:bCs/>
+          <w:color w:val="000000" w:themeColor="text1"/>
+          <w:sz w:val="28"/>
+          <w:szCs w:val="28"/>
+        </w:rPr>
+        <w:t>Электронный ресурс</w:t>
+      </w:r>
+      <w:r>
+        <w:rPr>
+          <w:rFonts w:ascii="Times New Roman" w:hAnsi="Times New Roman" w:cs="Times New Roman"/>
+          <w:bCs/>
+          <w:color w:val="000000" w:themeColor="text1"/>
+          <w:sz w:val="28"/>
+          <w:szCs w:val="28"/>
+        </w:rPr>
+        <w:t>].</w:t>
+      </w:r>
+      <w:r>
+        <w:rPr>
+          <w:rFonts w:ascii="Times New Roman" w:hAnsi="Times New Roman" w:cs="Times New Roman"/>
+          <w:bCs/>
+          <w:color w:val="000000" w:themeColor="text1"/>
+          <w:sz w:val="28"/>
+          <w:szCs w:val="28"/>
+        </w:rPr>
+        <w:t xml:space="preserve">  – </w:t>
+      </w:r>
+      <w:r>
+        <w:rPr>
+          <w:rFonts w:ascii="Times New Roman" w:hAnsi="Times New Roman" w:cs="Times New Roman"/>
+          <w:color w:val="000000" w:themeColor="text1"/>
+          <w:sz w:val="28"/>
+          <w:szCs w:val="28"/>
+        </w:rPr>
+        <w:t>Режим доступа</w:t>
+      </w:r>
+      <w:r>
+        <w:rPr>
+          <w:rFonts w:ascii="Times New Roman" w:hAnsi="Times New Roman" w:cs="Times New Roman"/>
+          <w:color w:val="000000" w:themeColor="text1"/>
+          <w:sz w:val="28"/>
+          <w:szCs w:val="28"/>
+        </w:rPr>
+        <w:t xml:space="preserve">: </w:t>
+      </w:r>
+      <w:r>
+        <w:rPr>
+          <w:rFonts w:ascii="Times New Roman" w:hAnsi="Times New Roman" w:cs="Times New Roman"/>
+          <w:color w:val="000000" w:themeColor="text1"/>
+          <w:sz w:val="28"/>
+          <w:szCs w:val="28"/>
+        </w:rPr>
+        <w:t>https://www.trinion.org/blog/idef0-znakomstvo-s-notaciey-i-primer-ispol</w:t>
+      </w:r>
+      <w:r>
+        <w:rPr>
+          <w:rFonts w:ascii="Times New Roman" w:hAnsi="Times New Roman" w:cs="Times New Roman"/>
+          <w:color w:val="000000" w:themeColor="text1"/>
+          <w:sz w:val="28"/>
+          <w:szCs w:val="28"/>
+        </w:rPr>
+        <w:t>zovaniya, (дата обращения: 04.03.2026).</w:t>
+      </w:r>
+    </w:p>
+    <w:p>
+      <w:pPr>
+        <w:pStyle w:val="a3"/>
+        <w:numPr>
+          <w:ilvl w:val="0"/>
+          <w:numId w:val="27"/>
+        </w:numPr>
+        <w:tabs>
+          <w:tab w:val="left" w:pos="993"/>
+        </w:tabs>
+        <w:ind w:left="0" w:firstLine="709"/>
+        <w:jc w:val="both"/>
+        <w:rPr>
+          <w:rFonts w:ascii="Times New Roman" w:hAnsi="Times New Roman" w:cs="Times New Roman"/>
+          <w:color w:val="000000" w:themeColor="text1"/>
+          <w:sz w:val="28"/>
+          <w:szCs w:val="28"/>
+        </w:rPr>
+      </w:pPr>
+      <w:r>
+        <w:rPr>
+          <w:rFonts w:ascii="Times New Roman" w:hAnsi="Times New Roman" w:cs="Times New Roman"/>
+          <w:color w:val="000000" w:themeColor="text1"/>
+          <w:sz w:val="28"/>
+          <w:szCs w:val="28"/>
+        </w:rPr>
+        <w:t xml:space="preserve">Методология </w:t>
+      </w:r>
+      <w:r>
+        <w:rPr>
+          <w:rFonts w:ascii="Times New Roman" w:hAnsi="Times New Roman" w:cs="Times New Roman"/>
+          <w:color w:val="000000" w:themeColor="text1"/>
+          <w:sz w:val="28"/>
+          <w:szCs w:val="28"/>
+          <w:lang w:val="en-US"/>
+        </w:rPr>
+        <w:t>IDEF</w:t>
+      </w:r>
+      <w:r>
+        <w:rPr>
+          <w:rFonts w:ascii="Times New Roman" w:hAnsi="Times New Roman" w:cs="Times New Roman"/>
+          <w:color w:val="000000" w:themeColor="text1"/>
+          <w:sz w:val="28"/>
+          <w:szCs w:val="28"/>
+        </w:rPr>
+        <w:t>0</w:t>
+      </w:r>
+      <w:r>
+        <w:rPr>
+          <w:rFonts w:ascii="Times New Roman" w:hAnsi="Times New Roman" w:cs="Times New Roman"/>
+          <w:color w:val="000000" w:themeColor="text1"/>
+          <w:sz w:val="28"/>
+          <w:szCs w:val="28"/>
+        </w:rPr>
+        <w:t>. Стандарт</w:t>
+      </w:r>
+      <w:r>
+        <w:rPr>
+          <w:rFonts w:ascii="Times New Roman" w:hAnsi="Times New Roman" w:cs="Times New Roman"/>
+          <w:color w:val="000000" w:themeColor="text1"/>
+          <w:sz w:val="28"/>
+          <w:szCs w:val="28"/>
+        </w:rPr>
+        <w:t xml:space="preserve">. </w:t>
+      </w:r>
+      <w:r>
+        <w:rPr>
+          <w:rFonts w:ascii="Times New Roman" w:hAnsi="Times New Roman" w:cs="Times New Roman"/>
+          <w:color w:val="000000" w:themeColor="text1"/>
+          <w:sz w:val="28"/>
+          <w:szCs w:val="28"/>
+        </w:rPr>
+        <w:t>Русская версия</w:t>
+      </w:r>
+      <w:r>
+        <w:rPr>
+          <w:rFonts w:ascii="Times New Roman" w:hAnsi="Times New Roman" w:cs="Times New Roman"/>
+          <w:color w:val="000000" w:themeColor="text1"/>
+          <w:sz w:val="28"/>
+          <w:szCs w:val="28"/>
+        </w:rPr>
+        <w:t xml:space="preserve"> [</w:t>
+      </w:r>
+      <w:r>
+        <w:rPr>
+          <w:rFonts w:ascii="Times New Roman" w:hAnsi="Times New Roman" w:cs="Times New Roman"/>
+          <w:color w:val="000000" w:themeColor="text1"/>
+          <w:sz w:val="28"/>
+          <w:szCs w:val="28"/>
+        </w:rPr>
+        <w:t>Электронный ресурс</w:t>
+      </w:r>
+      <w:r>
+        <w:rPr>
+          <w:rFonts w:ascii="Times New Roman" w:hAnsi="Times New Roman" w:cs="Times New Roman"/>
+          <w:color w:val="000000" w:themeColor="text1"/>
+          <w:sz w:val="28"/>
+          <w:szCs w:val="28"/>
+        </w:rPr>
+        <w:t>].</w:t>
+      </w:r>
+      <w:r>
+        <w:rPr>
+          <w:rFonts w:ascii="Times New Roman" w:hAnsi="Times New Roman" w:cs="Times New Roman"/>
+          <w:color w:val="000000" w:themeColor="text1"/>
+          <w:sz w:val="28"/>
+          <w:szCs w:val="28"/>
+        </w:rPr>
+        <w:t xml:space="preserve"> – Режим доступа: </w:t>
+      </w:r>
+      <w:r>
+        <w:rPr>
+          <w:rFonts w:ascii="Times New Roman" w:hAnsi="Times New Roman" w:cs="Times New Roman"/>
+          <w:color w:val="000000" w:themeColor="text1"/>
+          <w:sz w:val="28"/>
+          <w:szCs w:val="28"/>
+        </w:rPr>
+        <w:t>https://e-learning.bmstu.ru/iu6/pluginfile.php/5193/mod_resource/content/1/%D0%A1%D1%82%D0%B0%D0%BD%D0%B4%D0%B0%D1%80%D1%82%20IDEF0.pdf</w:t>
+      </w:r>
+      <w:r>
+        <w:rPr>
+          <w:rFonts w:ascii="Times New Roman" w:hAnsi="Times New Roman" w:cs="Times New Roman"/>
+          <w:color w:val="000000" w:themeColor="text1"/>
+          <w:sz w:val="28"/>
+          <w:szCs w:val="28"/>
+        </w:rPr>
+        <w:t>, (дата обращения: 13.03.2026).</w:t>
+      </w:r>
+    </w:p>
+    <w:p>
+      <w:pPr>
+        <w:pStyle w:val="a3"/>
+        <w:numPr>
+          <w:ilvl w:val="0"/>
+          <w:numId w:val="27"/>
+        </w:numPr>
+        <w:tabs>
+          <w:tab w:val="left" w:pos="993"/>
+        </w:tabs>
+        <w:spacing w:line="360" w:lineRule="auto"/>
+        <w:ind w:left="0" w:firstLine="709"/>
+        <w:jc w:val="both"/>
+        <w:rPr>
+          <w:rFonts w:ascii="Times New Roman" w:hAnsi="Times New Roman" w:cs="Times New Roman"/>
+          <w:bCs/>
+          <w:color w:val="000000" w:themeColor="text1"/>
+          <w:sz w:val="28"/>
+          <w:szCs w:val="28"/>
+        </w:rPr>
+      </w:pPr>
+      <w:r>
+        <w:rPr>
+          <w:rFonts w:ascii="Times New Roman" w:hAnsi="Times New Roman" w:cs="Times New Roman"/>
+          <w:bCs/>
+          <w:color w:val="000000" w:themeColor="text1"/>
+          <w:sz w:val="28"/>
+          <w:szCs w:val="28"/>
+        </w:rPr>
+        <w:t xml:space="preserve">Санатории-России.рф </w:t>
+      </w:r>
+      <w:r>
+        <w:rPr>
+          <w:rFonts w:ascii="Times New Roman" w:hAnsi="Times New Roman" w:cs="Times New Roman"/>
+          <w:bCs/>
+          <w:color w:val="000000" w:themeColor="text1"/>
+          <w:sz w:val="28"/>
+          <w:szCs w:val="28"/>
+        </w:rPr>
+        <w:t>[</w:t>
+      </w:r>
+      <w:r>
+        <w:rPr>
+          <w:rFonts w:ascii="Times New Roman" w:hAnsi="Times New Roman" w:cs="Times New Roman"/>
+          <w:bCs/>
+          <w:color w:val="000000" w:themeColor="text1"/>
+          <w:sz w:val="28"/>
+          <w:szCs w:val="28"/>
+        </w:rPr>
+        <w:t>Электронный ресурс</w:t>
+      </w:r>
+      <w:r>
+        <w:rPr>
+          <w:rFonts w:ascii="Times New Roman" w:hAnsi="Times New Roman" w:cs="Times New Roman"/>
+          <w:bCs/>
+          <w:color w:val="000000" w:themeColor="text1"/>
+          <w:sz w:val="28"/>
+          <w:szCs w:val="28"/>
+        </w:rPr>
+        <w:t>].</w:t>
+      </w:r>
+      <w:r>
+        <w:rPr>
+          <w:rFonts w:ascii="Times New Roman" w:hAnsi="Times New Roman" w:cs="Times New Roman"/>
+          <w:bCs/>
+          <w:color w:val="000000" w:themeColor="text1"/>
+          <w:sz w:val="28"/>
+          <w:szCs w:val="28"/>
+        </w:rPr>
+        <w:t xml:space="preserve"> – Режим доступа: </w:t>
+      </w:r>
+      <w:r>
+        <w:rPr>
+          <w:rFonts w:ascii="Times New Roman" w:hAnsi="Times New Roman" w:cs="Times New Roman"/>
+          <w:bCs/>
+          <w:color w:val="000000" w:themeColor="text1"/>
+          <w:sz w:val="28"/>
+          <w:szCs w:val="28"/>
+        </w:rPr>
+        <w:t>https://xn----7sba6aaba8akdsdekah.xn--p1ai/</w:t>
+      </w:r>
+      <w:r>
+        <w:rPr>
+          <w:rFonts w:ascii="Times New Roman" w:hAnsi="Times New Roman" w:cs="Times New Roman"/>
+          <w:bCs/>
+          <w:color w:val="000000" w:themeColor="text1"/>
+          <w:sz w:val="28"/>
+          <w:szCs w:val="28"/>
+        </w:rPr>
+        <w:t>, (дата обращения: 12.03.2026).</w:t>
+      </w:r>
+    </w:p>
+    <w:p>
+      <w:pPr>
+        <w:pStyle w:val="a3"/>
+        <w:numPr>
+          <w:ilvl w:val="0"/>
+          <w:numId w:val="27"/>
+        </w:numPr>
+        <w:tabs>
+          <w:tab w:val="left" w:pos="993"/>
+        </w:tabs>
+        <w:spacing w:line="360" w:lineRule="auto"/>
+        <w:ind w:left="0" w:firstLine="709"/>
+        <w:jc w:val="both"/>
+        <w:rPr>
+          <w:rFonts w:ascii="Times New Roman" w:hAnsi="Times New Roman" w:cs="Times New Roman"/>
+          <w:bCs/>
+          <w:color w:val="000000" w:themeColor="text1"/>
+          <w:sz w:val="28"/>
+          <w:szCs w:val="28"/>
+        </w:rPr>
+      </w:pPr>
+      <w:r>
+        <w:rPr>
+          <w:rFonts w:ascii="Times New Roman" w:hAnsi="Times New Roman" w:cs="Times New Roman"/>
+          <w:bCs/>
+          <w:color w:val="000000" w:themeColor="text1"/>
+          <w:sz w:val="28"/>
+          <w:szCs w:val="28"/>
+        </w:rPr>
+        <w:t xml:space="preserve">Полное руководство по </w:t>
+      </w:r>
+      <w:r>
+        <w:rPr>
+          <w:rFonts w:ascii="Times New Roman" w:hAnsi="Times New Roman" w:cs="Times New Roman"/>
+          <w:bCs/>
+          <w:color w:val="000000" w:themeColor="text1"/>
+          <w:sz w:val="28"/>
+          <w:szCs w:val="28"/>
+          <w:lang w:val="en-US"/>
+        </w:rPr>
+        <w:t>Yii</w:t>
+      </w:r>
+      <w:r>
+        <w:rPr>
+          <w:rFonts w:ascii="Times New Roman" w:hAnsi="Times New Roman" w:cs="Times New Roman"/>
+          <w:bCs/>
+          <w:color w:val="000000" w:themeColor="text1"/>
+          <w:sz w:val="28"/>
+          <w:szCs w:val="28"/>
+        </w:rPr>
+        <w:t xml:space="preserve"> 2 [</w:t>
+      </w:r>
+      <w:r>
+        <w:rPr>
+          <w:rFonts w:ascii="Times New Roman" w:hAnsi="Times New Roman" w:cs="Times New Roman"/>
+          <w:bCs/>
+          <w:color w:val="000000" w:themeColor="text1"/>
+          <w:sz w:val="28"/>
+          <w:szCs w:val="28"/>
+        </w:rPr>
+        <w:t>Электронный ресурс</w:t>
+      </w:r>
+      <w:r>
+        <w:rPr>
+          <w:rFonts w:ascii="Times New Roman" w:hAnsi="Times New Roman" w:cs="Times New Roman"/>
+          <w:bCs/>
+          <w:color w:val="000000" w:themeColor="text1"/>
+          <w:sz w:val="28"/>
+          <w:szCs w:val="28"/>
+        </w:rPr>
+        <w:t xml:space="preserve">]. </w:t>
+      </w:r>
+      <w:r>
+        <w:rPr>
+          <w:rFonts w:ascii="Times New Roman" w:hAnsi="Times New Roman" w:cs="Times New Roman"/>
+          <w:bCs/>
+          <w:color w:val="000000" w:themeColor="text1"/>
+          <w:sz w:val="28"/>
+          <w:szCs w:val="28"/>
+        </w:rPr>
+        <w:t xml:space="preserve">– Режим доступа: </w:t>
+      </w:r>
+      <w:r>
+        <w:rPr>
+          <w:rFonts w:ascii="Times New Roman" w:hAnsi="Times New Roman" w:cs="Times New Roman"/>
+          <w:bCs/>
+          <w:color w:val="000000" w:themeColor="text1"/>
+          <w:sz w:val="28"/>
+          <w:szCs w:val="28"/>
+        </w:rPr>
+        <w:t>https://www.yiiframework.com/doc/guide/2.0/ru</w:t>
+      </w:r>
+      <w:r>
+        <w:rPr>
+          <w:rFonts w:ascii="Times New Roman" w:hAnsi="Times New Roman" w:cs="Times New Roman"/>
+          <w:bCs/>
+          <w:color w:val="000000" w:themeColor="text1"/>
+          <w:sz w:val="28"/>
+          <w:szCs w:val="28"/>
+        </w:rPr>
+        <w:t>, (дата обращения: 03.03.2026).</w:t>
+      </w:r>
+    </w:p>
+    <w:p>
+      <w:pPr>
+        <w:pStyle w:val="a3"/>
+        <w:numPr>
+          <w:ilvl w:val="0"/>
+          <w:numId w:val="27"/>
+        </w:numPr>
+        <w:tabs>
+          <w:tab w:val="left" w:pos="993"/>
+        </w:tabs>
+        <w:spacing w:line="360" w:lineRule="auto"/>
+        <w:ind w:left="0" w:firstLine="709"/>
+        <w:jc w:val="both"/>
+        <w:rPr>
+          <w:rFonts w:ascii="Times New Roman" w:hAnsi="Times New Roman" w:cs="Times New Roman"/>
+          <w:bCs/>
+          <w:color w:val="000000" w:themeColor="text1"/>
+          <w:sz w:val="28"/>
+          <w:szCs w:val="28"/>
+        </w:rPr>
+      </w:pPr>
+      <w:r>
+        <w:rPr>
+          <w:rFonts w:ascii="Times New Roman" w:hAnsi="Times New Roman" w:cs="Times New Roman"/>
+          <w:bCs/>
+          <w:color w:val="000000" w:themeColor="text1"/>
+          <w:sz w:val="28"/>
+          <w:szCs w:val="28"/>
+        </w:rPr>
+        <w:t>Что такое Yii2: руководство для начинающих веб-разработчиков [Электронный ресурс]</w:t>
+      </w:r>
+      <w:r>
+        <w:rPr>
+          <w:rFonts w:ascii="Times New Roman" w:hAnsi="Times New Roman" w:cs="Times New Roman"/>
+          <w:bCs/>
+          <w:color w:val="000000" w:themeColor="text1"/>
+          <w:sz w:val="28"/>
+          <w:szCs w:val="28"/>
+        </w:rPr>
+        <w:t>.</w:t>
+      </w:r>
+      <w:r>
+        <w:rPr>
+          <w:rFonts w:ascii="Times New Roman" w:hAnsi="Times New Roman" w:cs="Times New Roman"/>
+          <w:bCs/>
+          <w:color w:val="000000" w:themeColor="text1"/>
+          <w:sz w:val="28"/>
+          <w:szCs w:val="28"/>
+        </w:rPr>
+        <w:t xml:space="preserve"> – Режим доступа: https://ru.hexlet.io/blog/posts/chto-takoe-yii2-rukovodstvo-dlya-nachinayuschih-veb-razrabotchikov (дата обращения: 05.03.2026).</w:t>
+      </w:r>
+    </w:p>
+    <w:p>
+      <w:pPr>
+        <w:pStyle w:val="a3"/>
+        <w:numPr>
+          <w:ilvl w:val="0"/>
+          <w:numId w:val="27"/>
+        </w:numPr>
+        <w:tabs>
+          <w:tab w:val="left" w:pos="993"/>
+        </w:tabs>
+        <w:spacing w:line="360" w:lineRule="auto"/>
+        <w:ind w:left="0" w:firstLine="709"/>
+        <w:jc w:val="both"/>
+        <w:rPr>
+          <w:rFonts w:ascii="Times New Roman" w:hAnsi="Times New Roman" w:cs="Times New Roman"/>
+          <w:bCs/>
+          <w:color w:val="000000" w:themeColor="text1"/>
+          <w:sz w:val="28"/>
+          <w:szCs w:val="28"/>
+        </w:rPr>
+      </w:pPr>
+      <w:r>
+        <w:rPr>
+          <w:rFonts w:ascii="Times New Roman" w:hAnsi="Times New Roman" w:cs="Times New Roman"/>
+          <w:bCs/>
+          <w:color w:val="000000" w:themeColor="text1"/>
+          <w:sz w:val="28"/>
+          <w:szCs w:val="28"/>
+        </w:rPr>
+        <w:t xml:space="preserve">Руководство по </w:t>
+      </w:r>
+      <w:r>
+        <w:rPr>
+          <w:rFonts w:ascii="Times New Roman" w:hAnsi="Times New Roman" w:cs="Times New Roman"/>
+          <w:bCs/>
+          <w:color w:val="000000" w:themeColor="text1"/>
+          <w:sz w:val="28"/>
+          <w:szCs w:val="28"/>
+          <w:lang w:val="en-US"/>
+        </w:rPr>
+        <w:t>php</w:t>
+      </w:r>
+      <w:r>
+        <w:rPr>
+          <w:rFonts w:ascii="Times New Roman" w:hAnsi="Times New Roman" w:cs="Times New Roman"/>
+          <w:bCs/>
+          <w:color w:val="000000" w:themeColor="text1"/>
+          <w:sz w:val="28"/>
+          <w:szCs w:val="28"/>
+        </w:rPr>
+        <w:t xml:space="preserve"> [</w:t>
+      </w:r>
+      <w:r>
+        <w:rPr>
+          <w:rFonts w:ascii="Times New Roman" w:hAnsi="Times New Roman" w:cs="Times New Roman"/>
+          <w:bCs/>
+          <w:color w:val="000000" w:themeColor="text1"/>
+          <w:sz w:val="28"/>
+          <w:szCs w:val="28"/>
+        </w:rPr>
+        <w:t>Электронный ресурс</w:t>
+      </w:r>
+      <w:r>
+        <w:rPr>
+          <w:rFonts w:ascii="Times New Roman" w:hAnsi="Times New Roman" w:cs="Times New Roman"/>
+          <w:bCs/>
+          <w:color w:val="000000" w:themeColor="text1"/>
+          <w:sz w:val="28"/>
+          <w:szCs w:val="28"/>
+        </w:rPr>
+        <w:t>].</w:t>
+      </w:r>
+      <w:r>
+        <w:rPr>
+          <w:rFonts w:ascii="Times New Roman" w:hAnsi="Times New Roman" w:cs="Times New Roman"/>
+          <w:bCs/>
+          <w:color w:val="000000" w:themeColor="text1"/>
+          <w:sz w:val="28"/>
+          <w:szCs w:val="28"/>
+        </w:rPr>
+        <w:t xml:space="preserve"> – Режим доступа: </w:t>
+      </w:r>
+      <w:r>
+        <w:rPr>
+          <w:rFonts w:ascii="Times New Roman" w:hAnsi="Times New Roman" w:cs="Times New Roman"/>
+          <w:bCs/>
+          <w:color w:val="000000" w:themeColor="text1"/>
+          <w:sz w:val="28"/>
+          <w:szCs w:val="28"/>
+        </w:rPr>
+        <w:t>https://www.php.net/manual/ru/index.php</w:t>
+      </w:r>
+      <w:r>
+        <w:rPr>
+          <w:rFonts w:ascii="Times New Roman" w:hAnsi="Times New Roman" w:cs="Times New Roman"/>
+          <w:bCs/>
+          <w:color w:val="000000" w:themeColor="text1"/>
+          <w:sz w:val="28"/>
+          <w:szCs w:val="28"/>
+        </w:rPr>
+        <w:t>, (дата обращения: 09.03.2026).</w:t>
+      </w:r>
+    </w:p>
+    <w:p>
+      <w:pPr>
+        <w:pStyle w:val="a3"/>
+        <w:numPr>
+          <w:ilvl w:val="0"/>
+          <w:numId w:val="27"/>
+        </w:numPr>
+        <w:tabs>
+          <w:tab w:val="left" w:pos="993"/>
+        </w:tabs>
+        <w:spacing w:line="360" w:lineRule="auto"/>
+        <w:ind w:left="0" w:firstLine="709"/>
+        <w:jc w:val="both"/>
+        <w:rPr>
+          <w:rFonts w:ascii="Times New Roman" w:hAnsi="Times New Roman" w:cs="Times New Roman"/>
+          <w:bCs/>
+          <w:color w:val="000000" w:themeColor="text1"/>
+          <w:sz w:val="28"/>
+          <w:szCs w:val="28"/>
+        </w:rPr>
+      </w:pPr>
+      <w:r>
+        <w:rPr>
+          <w:rFonts w:ascii="Times New Roman" w:hAnsi="Times New Roman" w:cs="Times New Roman"/>
+          <w:bCs/>
+          <w:color w:val="000000" w:themeColor="text1"/>
+          <w:sz w:val="28"/>
+          <w:szCs w:val="28"/>
+        </w:rPr>
+        <w:t xml:space="preserve">Компоненты. </w:t>
+      </w:r>
+      <w:r>
+        <w:rPr>
+          <w:rFonts w:ascii="Times New Roman" w:hAnsi="Times New Roman" w:cs="Times New Roman"/>
+          <w:bCs/>
+          <w:color w:val="000000" w:themeColor="text1"/>
+          <w:sz w:val="28"/>
+          <w:szCs w:val="28"/>
+          <w:lang w:val="en-US"/>
+        </w:rPr>
+        <w:t>Bootstrap</w:t>
+      </w:r>
+      <w:r>
+        <w:rPr>
+          <w:rFonts w:ascii="Times New Roman" w:hAnsi="Times New Roman" w:cs="Times New Roman"/>
+          <w:bCs/>
+          <w:color w:val="000000" w:themeColor="text1"/>
+          <w:sz w:val="28"/>
+          <w:szCs w:val="28"/>
+        </w:rPr>
+        <w:t xml:space="preserve"> 5 [</w:t>
+      </w:r>
+      <w:r>
+        <w:rPr>
+          <w:rFonts w:ascii="Times New Roman" w:hAnsi="Times New Roman" w:cs="Times New Roman"/>
+          <w:bCs/>
+          <w:color w:val="000000" w:themeColor="text1"/>
+          <w:sz w:val="28"/>
+          <w:szCs w:val="28"/>
+        </w:rPr>
+        <w:t>Электронный ресурс</w:t>
+      </w:r>
+      <w:r>
+        <w:rPr>
+          <w:rFonts w:ascii="Times New Roman" w:hAnsi="Times New Roman" w:cs="Times New Roman"/>
+          <w:bCs/>
+          <w:color w:val="000000" w:themeColor="text1"/>
+          <w:sz w:val="28"/>
+          <w:szCs w:val="28"/>
+        </w:rPr>
+        <w:t>]. –</w:t>
+      </w:r>
+      <w:r>
+        <w:rPr>
+          <w:rFonts w:ascii="Times New Roman" w:hAnsi="Times New Roman" w:cs="Times New Roman"/>
+          <w:bCs/>
+          <w:color w:val="000000" w:themeColor="text1"/>
+          <w:sz w:val="28"/>
+          <w:szCs w:val="28"/>
+        </w:rPr>
+        <w:t xml:space="preserve"> Режим доступа: </w:t>
+      </w:r>
+      <w:r>
+        <w:rPr>
+          <w:rFonts w:ascii="Times New Roman" w:hAnsi="Times New Roman" w:cs="Times New Roman"/>
+          <w:bCs/>
+          <w:color w:val="000000" w:themeColor="text1"/>
+          <w:sz w:val="28"/>
+          <w:szCs w:val="28"/>
+        </w:rPr>
+        <w:t xml:space="preserve">https://bootstrap-4.ru/docs/5.3/components/, </w:t>
+      </w:r>
+      <w:r>
+        <w:rPr>
+          <w:rFonts w:ascii="Times New Roman" w:hAnsi="Times New Roman" w:cs="Times New Roman"/>
+          <w:bCs/>
+          <w:color w:val="000000" w:themeColor="text1"/>
+          <w:sz w:val="28"/>
+          <w:szCs w:val="28"/>
+        </w:rPr>
+        <w:t>(дата обращения: 12.03.2026).</w:t>
+      </w:r>
+    </w:p>
+    <w:p>
+      <w:pPr>
+        <w:pStyle w:val="a3"/>
+        <w:numPr>
+          <w:ilvl w:val="0"/>
+          <w:numId w:val="27"/>
+        </w:numPr>
+        <w:tabs>
+          <w:tab w:val="left" w:pos="993"/>
+        </w:tabs>
+        <w:spacing w:line="360" w:lineRule="auto"/>
+        <w:ind w:left="0" w:firstLine="709"/>
+        <w:jc w:val="both"/>
+        <w:rPr>
+          <w:rFonts w:ascii="Times New Roman" w:hAnsi="Times New Roman" w:cs="Times New Roman"/>
+          <w:bCs/>
+          <w:color w:val="000000" w:themeColor="text1"/>
+          <w:sz w:val="28"/>
+          <w:szCs w:val="28"/>
+        </w:rPr>
+      </w:pPr>
+      <w:r>
+        <w:rPr>
+          <w:rFonts w:ascii="Times New Roman" w:hAnsi="Times New Roman" w:cs="Times New Roman"/>
+          <w:bCs/>
+          <w:color w:val="000000" w:themeColor="text1"/>
+          <w:sz w:val="28"/>
+          <w:szCs w:val="28"/>
+        </w:rPr>
+        <w:t xml:space="preserve">ГОСТ 7.32-2017. </w:t>
+      </w:r>
+      <w:r>
+        <w:rPr>
+          <w:rFonts w:ascii="Times New Roman" w:hAnsi="Times New Roman" w:cs="Times New Roman"/>
+          <w:bCs/>
+          <w:color w:val="000000" w:themeColor="text1"/>
+          <w:sz w:val="28"/>
+          <w:szCs w:val="28"/>
+        </w:rPr>
+        <w:t>Система стандартов по информации, библиотечному и издательскому делу</w:t>
+      </w:r>
+      <w:r>
+        <w:rPr>
+          <w:rFonts w:ascii="Times New Roman" w:hAnsi="Times New Roman" w:cs="Times New Roman"/>
+          <w:bCs/>
+          <w:color w:val="000000" w:themeColor="text1"/>
+          <w:sz w:val="28"/>
+          <w:szCs w:val="28"/>
+        </w:rPr>
+        <w:t>.</w:t>
+      </w:r>
+      <w:r>
+        <w:rPr>
+          <w:rFonts w:ascii="Times New Roman" w:hAnsi="Times New Roman" w:cs="Times New Roman"/>
+          <w:bCs/>
+          <w:color w:val="000000" w:themeColor="text1"/>
+          <w:sz w:val="28"/>
+          <w:szCs w:val="28"/>
+        </w:rPr>
+        <w:t xml:space="preserve"> </w:t>
+      </w:r>
+      <w:r>
+        <w:rPr>
+          <w:rFonts w:ascii="Times New Roman" w:hAnsi="Times New Roman" w:cs="Times New Roman"/>
+          <w:bCs/>
+          <w:color w:val="000000" w:themeColor="text1"/>
+          <w:sz w:val="28"/>
+          <w:szCs w:val="28"/>
+        </w:rPr>
+        <w:t>Отчет о научно-исследовательской работе.</w:t>
+      </w:r>
+      <w:r>
+        <w:rPr>
+          <w:rFonts w:ascii="Times New Roman" w:hAnsi="Times New Roman" w:cs="Times New Roman"/>
+          <w:bCs/>
+          <w:color w:val="000000" w:themeColor="text1"/>
+          <w:sz w:val="28"/>
+          <w:szCs w:val="28"/>
+        </w:rPr>
+        <w:t xml:space="preserve"> Структура и правила оформления</w:t>
+      </w:r>
+      <w:r>
+        <w:rPr>
+          <w:rFonts w:ascii="Times New Roman" w:hAnsi="Times New Roman" w:cs="Times New Roman"/>
+          <w:bCs/>
+          <w:color w:val="000000" w:themeColor="text1"/>
+          <w:sz w:val="28"/>
+          <w:szCs w:val="28"/>
+        </w:rPr>
+        <w:t xml:space="preserve"> </w:t>
+      </w:r>
+      <w:r>
+        <w:rPr>
+          <w:rFonts w:ascii="Times New Roman" w:hAnsi="Times New Roman" w:cs="Times New Roman"/>
+          <w:bCs/>
+          <w:color w:val="000000" w:themeColor="text1"/>
+          <w:sz w:val="28"/>
+          <w:szCs w:val="28"/>
+        </w:rPr>
+        <w:t>[</w:t>
+      </w:r>
+      <w:r>
+        <w:rPr>
+          <w:rFonts w:ascii="Times New Roman" w:hAnsi="Times New Roman" w:cs="Times New Roman"/>
+          <w:bCs/>
+          <w:color w:val="000000" w:themeColor="text1"/>
+          <w:sz w:val="28"/>
+          <w:szCs w:val="28"/>
+        </w:rPr>
+        <w:t>Текст</w:t>
+      </w:r>
+      <w:r>
+        <w:rPr>
+          <w:rFonts w:ascii="Times New Roman" w:hAnsi="Times New Roman" w:cs="Times New Roman"/>
+          <w:bCs/>
+          <w:color w:val="000000" w:themeColor="text1"/>
+          <w:sz w:val="28"/>
+          <w:szCs w:val="28"/>
+        </w:rPr>
+        <w:t>]</w:t>
+      </w:r>
+      <w:r>
+        <w:rPr>
+          <w:rFonts w:ascii="Times New Roman" w:hAnsi="Times New Roman" w:cs="Times New Roman"/>
+          <w:bCs/>
+          <w:color w:val="000000" w:themeColor="text1"/>
+          <w:sz w:val="28"/>
+          <w:szCs w:val="28"/>
+        </w:rPr>
+        <w:t xml:space="preserve">. – </w:t>
+      </w:r>
+      <w:r>
+        <w:rPr>
+          <w:rFonts w:ascii="Times New Roman" w:hAnsi="Times New Roman" w:cs="Times New Roman"/>
+          <w:bCs/>
+          <w:color w:val="000000" w:themeColor="text1"/>
+          <w:sz w:val="28"/>
+          <w:szCs w:val="28"/>
+        </w:rPr>
+        <w:t>Москва</w:t>
+      </w:r>
+      <w:r>
+        <w:rPr>
+          <w:rFonts w:ascii="Times New Roman" w:hAnsi="Times New Roman" w:cs="Times New Roman"/>
+          <w:bCs/>
+          <w:color w:val="000000" w:themeColor="text1"/>
+          <w:sz w:val="28"/>
+          <w:szCs w:val="28"/>
+        </w:rPr>
+        <w:t xml:space="preserve"> </w:t>
+      </w:r>
+      <w:r>
+        <w:rPr>
+          <w:rFonts w:ascii="Times New Roman" w:hAnsi="Times New Roman" w:cs="Times New Roman"/>
+          <w:bCs/>
+          <w:color w:val="000000" w:themeColor="text1"/>
+          <w:sz w:val="28"/>
+          <w:szCs w:val="28"/>
+        </w:rPr>
+        <w:t>:</w:t>
+      </w:r>
+      <w:r>
+        <w:rPr>
+          <w:rFonts w:ascii="Times New Roman" w:hAnsi="Times New Roman" w:cs="Times New Roman"/>
+          <w:bCs/>
+          <w:color w:val="000000" w:themeColor="text1"/>
+          <w:sz w:val="28"/>
+          <w:szCs w:val="28"/>
+        </w:rPr>
+        <w:t xml:space="preserve"> Стаидартинформ 2017</w:t>
+      </w:r>
+      <w:r>
+        <w:rPr>
+          <w:rFonts w:ascii="Times New Roman" w:hAnsi="Times New Roman" w:cs="Times New Roman"/>
+          <w:bCs/>
+          <w:color w:val="000000" w:themeColor="text1"/>
+          <w:sz w:val="28"/>
+          <w:szCs w:val="28"/>
+        </w:rPr>
+        <w:t>. – 32 с.</w:t>
+      </w:r>
+    </w:p>
+    <w:p>
+      <w:pPr>
+        <w:pStyle w:val="a3"/>
+        <w:numPr>
+          <w:ilvl w:val="0"/>
+          <w:numId w:val="27"/>
+        </w:numPr>
+        <w:tabs>
+          <w:tab w:val="left" w:pos="993"/>
+        </w:tabs>
+        <w:spacing w:line="360" w:lineRule="auto"/>
+        <w:ind w:left="0" w:firstLine="709"/>
+        <w:jc w:val="both"/>
+        <w:rPr>
+          <w:rFonts w:ascii="Times New Roman" w:hAnsi="Times New Roman" w:cs="Times New Roman"/>
+          <w:bCs/>
+          <w:color w:val="000000" w:themeColor="text1"/>
+          <w:sz w:val="28"/>
+          <w:szCs w:val="28"/>
+        </w:rPr>
+      </w:pPr>
+      <w:r>
+        <w:rPr>
+          <w:rFonts w:ascii="Times New Roman" w:hAnsi="Times New Roman" w:cs="Times New Roman"/>
+          <w:bCs/>
+          <w:color w:val="000000" w:themeColor="text1"/>
+          <w:sz w:val="28"/>
+          <w:szCs w:val="28"/>
+        </w:rPr>
+        <w:lastRenderedPageBreak/>
+        <w:t>ГОСТ Р 7.0</w:t>
+      </w:r>
+      <w:r>
+        <w:rPr>
+          <w:rFonts w:ascii="Times New Roman" w:hAnsi="Times New Roman" w:cs="Times New Roman"/>
+          <w:bCs/>
+          <w:color w:val="000000" w:themeColor="text1"/>
+          <w:sz w:val="28"/>
+          <w:szCs w:val="28"/>
+        </w:rPr>
+        <w:t>.100-2018</w:t>
+      </w:r>
+      <w:r>
+        <w:rPr>
+          <w:rFonts w:ascii="Times New Roman" w:hAnsi="Times New Roman" w:cs="Times New Roman"/>
+          <w:bCs/>
+          <w:color w:val="000000" w:themeColor="text1"/>
+          <w:sz w:val="28"/>
+          <w:szCs w:val="28"/>
+        </w:rPr>
+        <w:t>. Система стандартов по информации, библиотечному и издательскому делу. Библиографическое описание. Общие требования и правила составления</w:t>
+      </w:r>
+      <w:r>
+        <w:rPr>
+          <w:rFonts w:ascii="Times New Roman" w:hAnsi="Times New Roman" w:cs="Times New Roman"/>
+          <w:bCs/>
+          <w:color w:val="000000" w:themeColor="text1"/>
+          <w:sz w:val="28"/>
+          <w:szCs w:val="28"/>
+        </w:rPr>
+        <w:t xml:space="preserve"> [</w:t>
+      </w:r>
+      <w:r>
+        <w:rPr>
+          <w:rFonts w:ascii="Times New Roman" w:hAnsi="Times New Roman" w:cs="Times New Roman"/>
+          <w:bCs/>
+          <w:color w:val="000000" w:themeColor="text1"/>
+          <w:sz w:val="28"/>
+          <w:szCs w:val="28"/>
+        </w:rPr>
+        <w:t>Текст</w:t>
+      </w:r>
+      <w:r>
+        <w:rPr>
+          <w:rFonts w:ascii="Times New Roman" w:hAnsi="Times New Roman" w:cs="Times New Roman"/>
+          <w:bCs/>
+          <w:color w:val="000000" w:themeColor="text1"/>
+          <w:sz w:val="28"/>
+          <w:szCs w:val="28"/>
+        </w:rPr>
+        <w:t>].</w:t>
+      </w:r>
+      <w:r>
+        <w:rPr>
+          <w:rFonts w:ascii="Times New Roman" w:hAnsi="Times New Roman" w:cs="Times New Roman"/>
+          <w:bCs/>
+          <w:color w:val="000000" w:themeColor="text1"/>
+          <w:sz w:val="28"/>
+          <w:szCs w:val="28"/>
+        </w:rPr>
+        <w:t xml:space="preserve"> – Введ. 2019-07-01. – Москва </w:t>
+      </w:r>
+      <w:r>
+        <w:rPr>
+          <w:rFonts w:ascii="Times New Roman" w:hAnsi="Times New Roman" w:cs="Times New Roman"/>
+          <w:bCs/>
+          <w:color w:val="000000" w:themeColor="text1"/>
+          <w:sz w:val="28"/>
+          <w:szCs w:val="28"/>
+        </w:rPr>
+        <w:t xml:space="preserve">: </w:t>
+      </w:r>
+      <w:r>
+        <w:rPr>
+          <w:rFonts w:ascii="Times New Roman" w:hAnsi="Times New Roman" w:cs="Times New Roman"/>
+          <w:bCs/>
+          <w:color w:val="000000" w:themeColor="text1"/>
+          <w:sz w:val="28"/>
+          <w:szCs w:val="28"/>
+        </w:rPr>
+        <w:t>Стаидартинформ 201</w:t>
+      </w:r>
+      <w:r>
+        <w:rPr>
+          <w:rFonts w:ascii="Times New Roman" w:hAnsi="Times New Roman" w:cs="Times New Roman"/>
+          <w:bCs/>
+          <w:color w:val="000000" w:themeColor="text1"/>
+          <w:sz w:val="28"/>
+          <w:szCs w:val="28"/>
+        </w:rPr>
+        <w:t>9</w:t>
+      </w:r>
+      <w:r>
+        <w:rPr>
+          <w:rFonts w:ascii="Times New Roman" w:hAnsi="Times New Roman" w:cs="Times New Roman"/>
+          <w:bCs/>
+          <w:color w:val="000000" w:themeColor="text1"/>
+          <w:sz w:val="28"/>
+          <w:szCs w:val="28"/>
+        </w:rPr>
+        <w:t>. – 3</w:t>
+      </w:r>
+      <w:r>
+        <w:rPr>
+          <w:rFonts w:ascii="Times New Roman" w:hAnsi="Times New Roman" w:cs="Times New Roman"/>
+          <w:bCs/>
+          <w:color w:val="000000" w:themeColor="text1"/>
+          <w:sz w:val="28"/>
+          <w:szCs w:val="28"/>
+        </w:rPr>
+        <w:t>5</w:t>
+      </w:r>
+      <w:r>
+        <w:rPr>
+          <w:rFonts w:ascii="Times New Roman" w:hAnsi="Times New Roman" w:cs="Times New Roman"/>
+          <w:bCs/>
+          <w:color w:val="000000" w:themeColor="text1"/>
+          <w:sz w:val="28"/>
+          <w:szCs w:val="28"/>
+        </w:rPr>
+        <w:t xml:space="preserve"> с.</w:t>
+      </w:r>
+    </w:p>
+    <w:p>
+      <w:pPr>
+        <w:pStyle w:val="a3"/>
+        <w:numPr>
+          <w:ilvl w:val="0"/>
+          <w:numId w:val="27"/>
+        </w:numPr>
+        <w:tabs>
+          <w:tab w:val="left" w:pos="993"/>
+        </w:tabs>
+        <w:spacing w:line="360" w:lineRule="auto"/>
+        <w:ind w:left="0" w:firstLine="709"/>
+        <w:jc w:val="both"/>
+        <w:rPr>
+          <w:rFonts w:ascii="Times New Roman" w:hAnsi="Times New Roman" w:cs="Times New Roman"/>
+          <w:bCs/>
+          <w:color w:val="000000" w:themeColor="text1"/>
+          <w:sz w:val="28"/>
+          <w:szCs w:val="28"/>
+        </w:rPr>
+      </w:pPr>
+      <w:r>
+        <w:rPr>
+          <w:rFonts w:ascii="Times New Roman" w:hAnsi="Times New Roman" w:cs="Times New Roman"/>
+          <w:bCs/>
+          <w:color w:val="000000" w:themeColor="text1"/>
+          <w:sz w:val="28"/>
+          <w:szCs w:val="28"/>
+        </w:rPr>
+        <w:t>Отчет о научно-исследовательской работе: структура и правила оформления в соответствии с требованиями ГОСТ 7.32 – 2017 (краткие методические рекомендации)</w:t>
+      </w:r>
+      <w:r>
+        <w:rPr>
+          <w:rFonts w:ascii="Times New Roman" w:hAnsi="Times New Roman" w:cs="Times New Roman"/>
+          <w:bCs/>
+          <w:color w:val="000000" w:themeColor="text1"/>
+          <w:sz w:val="28"/>
+          <w:szCs w:val="28"/>
+        </w:rPr>
+        <w:t xml:space="preserve"> </w:t>
+      </w:r>
+      <w:r>
+        <w:rPr>
+          <w:rFonts w:ascii="Times New Roman" w:hAnsi="Times New Roman" w:cs="Times New Roman"/>
+          <w:bCs/>
+          <w:color w:val="000000" w:themeColor="text1"/>
+          <w:sz w:val="28"/>
+          <w:szCs w:val="28"/>
+        </w:rPr>
+        <w:t>[</w:t>
+      </w:r>
+      <w:r>
+        <w:rPr>
+          <w:rFonts w:ascii="Times New Roman" w:hAnsi="Times New Roman" w:cs="Times New Roman"/>
+          <w:bCs/>
+          <w:color w:val="000000" w:themeColor="text1"/>
+          <w:sz w:val="28"/>
+          <w:szCs w:val="28"/>
+        </w:rPr>
+        <w:t>Текст</w:t>
+      </w:r>
+      <w:r>
+        <w:rPr>
+          <w:rFonts w:ascii="Times New Roman" w:hAnsi="Times New Roman" w:cs="Times New Roman"/>
+          <w:bCs/>
+          <w:color w:val="000000" w:themeColor="text1"/>
+          <w:sz w:val="28"/>
+          <w:szCs w:val="28"/>
+        </w:rPr>
+        <w:t>]</w:t>
+      </w:r>
+      <w:r>
+        <w:rPr>
+          <w:rFonts w:ascii="Times New Roman" w:hAnsi="Times New Roman" w:cs="Times New Roman"/>
+          <w:bCs/>
+          <w:color w:val="000000" w:themeColor="text1"/>
+          <w:sz w:val="28"/>
+          <w:szCs w:val="28"/>
+        </w:rPr>
+        <w:t xml:space="preserve"> – Москва</w:t>
+      </w:r>
+      <w:r>
+        <w:rPr>
+          <w:rFonts w:ascii="Times New Roman" w:hAnsi="Times New Roman" w:cs="Times New Roman"/>
+          <w:bCs/>
+          <w:color w:val="000000" w:themeColor="text1"/>
+          <w:sz w:val="28"/>
+          <w:szCs w:val="28"/>
+        </w:rPr>
+        <w:t xml:space="preserve"> : </w:t>
+      </w:r>
+      <w:r>
+        <w:rPr>
+          <w:rFonts w:ascii="Times New Roman" w:hAnsi="Times New Roman" w:cs="Times New Roman"/>
+          <w:bCs/>
+          <w:color w:val="000000" w:themeColor="text1"/>
+          <w:sz w:val="28"/>
+          <w:szCs w:val="28"/>
+        </w:rPr>
+        <w:t>НИУ ВШЭ,</w:t>
+      </w:r>
+      <w:r>
+        <w:rPr>
+          <w:rFonts w:ascii="Times New Roman" w:hAnsi="Times New Roman" w:cs="Times New Roman"/>
+          <w:bCs/>
+          <w:color w:val="000000" w:themeColor="text1"/>
+          <w:sz w:val="28"/>
+          <w:szCs w:val="28"/>
+        </w:rPr>
+        <w:t xml:space="preserve"> 2020.</w:t>
+      </w:r>
+    </w:p>
+    <w:p>
+      <w:pPr>
+        <w:pStyle w:val="a3"/>
+        <w:numPr>
+          <w:ilvl w:val="0"/>
+          <w:numId w:val="27"/>
+        </w:numPr>
+        <w:tabs>
+          <w:tab w:val="left" w:pos="993"/>
+        </w:tabs>
+        <w:spacing w:line="360" w:lineRule="auto"/>
+        <w:ind w:left="0" w:firstLine="709"/>
+        <w:jc w:val="both"/>
+        <w:rPr>
+          <w:rFonts w:ascii="Times New Roman" w:hAnsi="Times New Roman" w:cs="Times New Roman"/>
+          <w:bCs/>
+          <w:color w:val="000000" w:themeColor="text1"/>
+          <w:sz w:val="28"/>
+          <w:szCs w:val="28"/>
+        </w:rPr>
+      </w:pPr>
+      <w:r>
+        <w:rPr>
+          <w:rFonts w:ascii="Times New Roman" w:hAnsi="Times New Roman" w:cs="Times New Roman"/>
+          <w:bCs/>
+          <w:color w:val="000000" w:themeColor="text1"/>
+          <w:sz w:val="28"/>
+          <w:szCs w:val="28"/>
+        </w:rPr>
+        <w:t>Ульман, Л. PHP и MySQL: создание динамических веб-сайтов [Текст] / Л. Ульман ; пер. с англ. – Москва : Диалектика, 2022. – 768 с.</w:t>
+      </w:r>
+    </w:p>
+    <w:p>
+      <w:pPr>
+        <w:pStyle w:val="a3"/>
+        <w:numPr>
+          <w:ilvl w:val="0"/>
+          <w:numId w:val="27"/>
+        </w:numPr>
+        <w:tabs>
+          <w:tab w:val="left" w:pos="993"/>
+        </w:tabs>
+        <w:spacing w:line="360" w:lineRule="auto"/>
+        <w:ind w:left="0" w:firstLine="709"/>
+        <w:jc w:val="both"/>
+        <w:rPr>
+          <w:rFonts w:ascii="Times New Roman" w:hAnsi="Times New Roman" w:cs="Times New Roman"/>
+          <w:bCs/>
+          <w:color w:val="000000" w:themeColor="text1"/>
+          <w:sz w:val="28"/>
+          <w:szCs w:val="28"/>
+        </w:rPr>
+      </w:pPr>
+      <w:r>
+        <w:rPr>
+          <w:rFonts w:ascii="Times New Roman" w:hAnsi="Times New Roman" w:cs="Times New Roman"/>
+          <w:bCs/>
+          <w:color w:val="000000" w:themeColor="text1"/>
+          <w:sz w:val="28"/>
+          <w:szCs w:val="28"/>
+        </w:rPr>
+        <w:t>Комаров, А. В. Методология функционального моделирования IDEF0: учебное пособие [Текст] / А. В. Комаров. – Москва : МГТУ им. Н.Э. Баумана, 2021. – 112 с.</w:t>
+      </w:r>
+    </w:p>
+    <w:p>
+      <w:pPr>
+        <w:pStyle w:val="a3"/>
+        <w:numPr>
+          <w:ilvl w:val="0"/>
+          <w:numId w:val="27"/>
+        </w:numPr>
+        <w:tabs>
+          <w:tab w:val="left" w:pos="993"/>
+        </w:tabs>
+        <w:spacing w:line="360" w:lineRule="auto"/>
+        <w:ind w:left="0" w:firstLine="709"/>
+        <w:jc w:val="both"/>
+        <w:rPr>
+          <w:rFonts w:ascii="Times New Roman" w:hAnsi="Times New Roman" w:cs="Times New Roman"/>
+          <w:bCs/>
+          <w:color w:val="000000" w:themeColor="text1"/>
+          <w:sz w:val="28"/>
+          <w:szCs w:val="28"/>
+        </w:rPr>
+      </w:pPr>
+      <w:r>
+        <w:rPr>
+          <w:rFonts w:ascii="Times New Roman" w:hAnsi="Times New Roman" w:cs="Times New Roman"/>
+          <w:bCs/>
+          <w:color w:val="000000" w:themeColor="text1"/>
+          <w:sz w:val="28"/>
+          <w:szCs w:val="28"/>
+        </w:rPr>
+        <w:t>Чернышов, В. Н. Разработка веб-приложений на Yii2: практическое руководство [Текст] / В. Н. Чернышов. – Москва : Солон-Пресс, 2023. – 288 с.</w:t>
+      </w:r>
+    </w:p>
+    <w:p>
+      <w:pPr>
+        <w:pStyle w:val="a3"/>
+        <w:numPr>
+          <w:ilvl w:val="0"/>
+          <w:numId w:val="27"/>
+        </w:numPr>
+        <w:tabs>
+          <w:tab w:val="left" w:pos="993"/>
+        </w:tabs>
+        <w:spacing w:line="360" w:lineRule="auto"/>
+        <w:ind w:left="0" w:firstLine="709"/>
+        <w:jc w:val="both"/>
+        <w:rPr>
+          <w:rFonts w:ascii="Times New Roman" w:hAnsi="Times New Roman" w:cs="Times New Roman"/>
+          <w:bCs/>
+          <w:color w:val="000000" w:themeColor="text1"/>
+          <w:sz w:val="28"/>
+          <w:szCs w:val="28"/>
+        </w:rPr>
+      </w:pPr>
+      <w:r>
+        <w:rPr>
+          <w:rFonts w:ascii="Times New Roman" w:hAnsi="Times New Roman" w:cs="Times New Roman"/>
+          <w:bCs/>
+          <w:color w:val="000000" w:themeColor="text1"/>
+          <w:sz w:val="28"/>
+          <w:szCs w:val="28"/>
+        </w:rPr>
+        <w:t>ГОСТ 2.105-2019. Единая система конструкторской документации. Общие требования к текстовым документам. – Москва : Стаидартинформ, 2019. – 35 с.</w:t>
+      </w:r>
+    </w:p>
+    <w:p>
+      <w:pPr>
+        <w:pStyle w:val="a3"/>
+        <w:numPr>
+          <w:ilvl w:val="0"/>
+          <w:numId w:val="27"/>
+        </w:numPr>
+        <w:tabs>
+          <w:tab w:val="left" w:pos="993"/>
+        </w:tabs>
+        <w:spacing w:line="360" w:lineRule="auto"/>
+        <w:ind w:left="0" w:firstLine="709"/>
+        <w:jc w:val="both"/>
+        <w:rPr>
+          <w:rFonts w:ascii="Times New Roman" w:hAnsi="Times New Roman" w:cs="Times New Roman"/>
+          <w:bCs/>
+          <w:color w:val="000000" w:themeColor="text1"/>
+          <w:sz w:val="28"/>
+          <w:szCs w:val="28"/>
+        </w:rPr>
+      </w:pPr>
+      <w:r>
+        <w:rPr>
+          <w:rFonts w:ascii="Times New Roman" w:hAnsi="Times New Roman" w:cs="Times New Roman"/>
+          <w:bCs/>
+          <w:color w:val="000000" w:themeColor="text1"/>
+          <w:sz w:val="28"/>
+          <w:szCs w:val="28"/>
+        </w:rPr>
+        <w:t>Федеральный закон от 27.07.2006 № 152-ФЗ «О персональных данных» (ред. от 02.07.2021) // Собрание законодательства РФ. – 2006. – № 31. – Ст. 3451.</w:t>
+      </w:r>
+    </w:p>
+    <w:p>
+      <w:pPr>
+        <w:pStyle w:val="a3"/>
+        <w:numPr>
+          <w:ilvl w:val="0"/>
+          <w:numId w:val="27"/>
+        </w:numPr>
+        <w:tabs>
+          <w:tab w:val="left" w:pos="993"/>
+        </w:tabs>
+        <w:spacing w:line="360" w:lineRule="auto"/>
+        <w:ind w:left="0" w:firstLine="709"/>
+        <w:jc w:val="both"/>
+        <w:rPr>
+          <w:rFonts w:ascii="Times New Roman" w:hAnsi="Times New Roman" w:cs="Times New Roman"/>
+          <w:bCs/>
+          <w:color w:val="000000" w:themeColor="text1"/>
+          <w:sz w:val="28"/>
+          <w:szCs w:val="28"/>
+        </w:rPr>
+      </w:pPr>
+      <w:r>
+        <w:rPr>
+          <w:rFonts w:ascii="Times New Roman" w:hAnsi="Times New Roman" w:cs="Times New Roman"/>
+          <w:bCs/>
+          <w:color w:val="000000" w:themeColor="text1"/>
+          <w:sz w:val="28"/>
+          <w:szCs w:val="28"/>
+        </w:rPr>
+        <w:t>Кириллов, В. В. Введение в реляционные базы данных</w:t>
+      </w:r>
+      <w:r>
+        <w:rPr>
+          <w:rFonts w:ascii="Times New Roman" w:hAnsi="Times New Roman" w:cs="Times New Roman"/>
+          <w:bCs/>
+          <w:color w:val="000000" w:themeColor="text1"/>
+          <w:sz w:val="28"/>
+          <w:szCs w:val="28"/>
+        </w:rPr>
+        <w:t xml:space="preserve"> </w:t>
+      </w:r>
+      <w:r>
+        <w:rPr>
+          <w:rFonts w:ascii="Times New Roman" w:hAnsi="Times New Roman" w:cs="Times New Roman"/>
+          <w:bCs/>
+          <w:color w:val="000000" w:themeColor="text1"/>
+          <w:sz w:val="28"/>
+          <w:szCs w:val="28"/>
+        </w:rPr>
+        <w:t>[</w:t>
+      </w:r>
+      <w:r>
+        <w:rPr>
+          <w:rFonts w:ascii="Times New Roman" w:hAnsi="Times New Roman" w:cs="Times New Roman"/>
+          <w:bCs/>
+          <w:color w:val="000000" w:themeColor="text1"/>
+          <w:sz w:val="28"/>
+          <w:szCs w:val="28"/>
+        </w:rPr>
+        <w:t>Текст</w:t>
+      </w:r>
+      <w:r>
+        <w:rPr>
+          <w:rFonts w:ascii="Times New Roman" w:hAnsi="Times New Roman" w:cs="Times New Roman"/>
+          <w:bCs/>
+          <w:color w:val="000000" w:themeColor="text1"/>
+          <w:sz w:val="28"/>
+          <w:szCs w:val="28"/>
+        </w:rPr>
+        <w:t>]</w:t>
+      </w:r>
+      <w:r>
+        <w:rPr>
+          <w:rFonts w:ascii="Times New Roman" w:hAnsi="Times New Roman" w:cs="Times New Roman"/>
+          <w:bCs/>
+          <w:color w:val="000000" w:themeColor="text1"/>
+          <w:sz w:val="28"/>
+          <w:szCs w:val="28"/>
+        </w:rPr>
+        <w:t xml:space="preserve"> / В. В. Кириллов, Г. Ю. Громов. – Санкт-Петербург : БХВ-Петербург, 2021. – 464 с.</w:t>
+      </w:r>
+    </w:p>
+    <w:p>
+      <w:pPr>
+        <w:pStyle w:val="a3"/>
+        <w:numPr>
+          <w:ilvl w:val="0"/>
+          <w:numId w:val="27"/>
+        </w:numPr>
+        <w:tabs>
+          <w:tab w:val="left" w:pos="993"/>
+        </w:tabs>
+        <w:spacing w:line="360" w:lineRule="auto"/>
+        <w:ind w:left="0" w:firstLine="709"/>
+        <w:jc w:val="both"/>
+        <w:rPr>
+          <w:rFonts w:ascii="Times New Roman" w:hAnsi="Times New Roman" w:cs="Times New Roman"/>
+          <w:bCs/>
+          <w:color w:val="000000" w:themeColor="text1"/>
+          <w:sz w:val="28"/>
+          <w:szCs w:val="28"/>
+        </w:rPr>
+      </w:pPr>
+      <w:r>
+        <w:rPr>
+          <w:rFonts w:ascii="Times New Roman" w:hAnsi="Times New Roman" w:cs="Times New Roman"/>
+          <w:bCs/>
+          <w:color w:val="000000" w:themeColor="text1"/>
+          <w:sz w:val="28"/>
+          <w:szCs w:val="28"/>
+        </w:rPr>
+        <w:t>Ветитнев, А. М. Информационные технологии в санаторно-курортном деле</w:t>
+      </w:r>
+      <w:r>
+        <w:rPr>
+          <w:rFonts w:ascii="Times New Roman" w:hAnsi="Times New Roman" w:cs="Times New Roman"/>
+          <w:bCs/>
+          <w:color w:val="000000" w:themeColor="text1"/>
+          <w:sz w:val="28"/>
+          <w:szCs w:val="28"/>
+        </w:rPr>
+        <w:t xml:space="preserve"> </w:t>
+      </w:r>
+      <w:r>
+        <w:rPr>
+          <w:rFonts w:ascii="Times New Roman" w:hAnsi="Times New Roman" w:cs="Times New Roman"/>
+          <w:bCs/>
+          <w:color w:val="000000" w:themeColor="text1"/>
+          <w:sz w:val="28"/>
+          <w:szCs w:val="28"/>
+        </w:rPr>
+        <w:t>[</w:t>
+      </w:r>
+      <w:r>
+        <w:rPr>
+          <w:rFonts w:ascii="Times New Roman" w:hAnsi="Times New Roman" w:cs="Times New Roman"/>
+          <w:bCs/>
+          <w:color w:val="000000" w:themeColor="text1"/>
+          <w:sz w:val="28"/>
+          <w:szCs w:val="28"/>
+        </w:rPr>
+        <w:t>Текст</w:t>
+      </w:r>
+      <w:r>
+        <w:rPr>
+          <w:rFonts w:ascii="Times New Roman" w:hAnsi="Times New Roman" w:cs="Times New Roman"/>
+          <w:bCs/>
+          <w:color w:val="000000" w:themeColor="text1"/>
+          <w:sz w:val="28"/>
+          <w:szCs w:val="28"/>
+        </w:rPr>
+        <w:t>] / А. М. Ветитнев, А. А. Торгашева. – Москва : Медицина, 2021. – 256 с.</w:t>
+      </w:r>
+    </w:p>
+    <w:p>
+      <w:pPr>
+        <w:pStyle w:val="a3"/>
+        <w:numPr>
+          <w:ilvl w:val="0"/>
+          <w:numId w:val="27"/>
+        </w:numPr>
+        <w:tabs>
+          <w:tab w:val="left" w:pos="993"/>
+        </w:tabs>
+        <w:spacing w:line="360" w:lineRule="auto"/>
+        <w:ind w:left="0" w:firstLine="709"/>
+        <w:jc w:val="both"/>
+        <w:rPr>
+          <w:rFonts w:ascii="Times New Roman" w:hAnsi="Times New Roman" w:cs="Times New Roman"/>
+          <w:bCs/>
+          <w:color w:val="000000" w:themeColor="text1"/>
+          <w:sz w:val="28"/>
+          <w:szCs w:val="28"/>
+        </w:rPr>
+      </w:pPr>
+      <w:r>
+        <w:rPr>
+          <w:rFonts w:ascii="Times New Roman" w:hAnsi="Times New Roman" w:cs="Times New Roman"/>
+          <w:bCs/>
+          <w:color w:val="000000" w:themeColor="text1"/>
+          <w:sz w:val="28"/>
+          <w:szCs w:val="28"/>
+        </w:rPr>
+        <w:t>Федеральный закон от 21.11.2011 № 323-ФЗ «Об основах охраны здоровья граждан в Российской Федерации» (ред. от 28.12.2022) // Собрание законодательства РФ. – 2011. – № 48. – Ст. 6724.</w:t>
+      </w:r>
+    </w:p>
+    <w:p>
+      <w:pPr>
+        <w:rPr>
+          <w:rFonts w:ascii="Times New Roman" w:hAnsi="Times New Roman" w:cs="Times New Roman"/>
+          <w:sz w:val="28"/>
+        </w:rPr>
+      </w:pPr>
+    </w:p>
+    <w:p>
+      <w:pPr>
+        <w:rPr>
+          <w:rFonts w:ascii="Times New Roman" w:hAnsi="Times New Roman" w:cs="Times New Roman"/>
+          <w:sz w:val="28"/>
+        </w:rPr>
+      </w:pPr>
+      <w:r>
+        <w:rPr>
+          <w:rFonts w:ascii="Times New Roman" w:hAnsi="Times New Roman" w:cs="Times New Roman"/>
+          <w:sz w:val="28"/>
+        </w:rPr>
+        <w:lastRenderedPageBreak/>
         <w:t xml:space="preserve">  </w:t>
       </w:r>
     </w:p>
@@ -5022,7 +7957,7 @@
             <w:noProof/>
             <w:sz w:val="28"/>
           </w:rPr>
-          <w:t>21</w:t>
+          <w:t>26</w:t>
         </w:r>
         <w:r>
           <w:rPr>
@@ -6042,6 +8977,92 @@
     </w:lvl>
   </w:abstractNum>
   <w:abstractNum w:abstractNumId="8" w15:restartNumberingAfterBreak="0">
+    <w:nsid w:val="3DC6044F"/>
+    <w:multiLevelType w:val="hybridMultilevel"/>
+    <w:tmpl w:val="25802672"/>
+    <w:lvl w:ilvl="0" w:tplc="0419000F">
+      <w:start w:val="1"/>
+      <w:numFmt w:val="decimal"/>
+      <w:lvlText w:val="%1."/>
+      <w:lvlJc w:val="left"/>
+      <w:pPr>
+        <w:ind w:left="720" w:hanging="360"/>
+      </w:pPr>
+    </w:lvl>
+    <w:lvl w:ilvl="1" w:tplc="04190019" w:tentative="1">
+      <w:start w:val="1"/>
+      <w:numFmt w:val="lowerLetter"/>
+      <w:lvlText w:val="%2."/>
+      <w:lvlJc w:val="left"/>
+      <w:pPr>
+        <w:ind w:left="1440" w:hanging="360"/>
+      </w:pPr>
+    </w:lvl>
+    <w:lvl w:ilvl="2" w:tplc="0419001B" w:tentative="1">
+      <w:start w:val="1"/>
+      <w:numFmt w:val="lowerRoman"/>
+      <w:lvlText w:val="%3."/>
+      <w:lvlJc w:val="right"/>
+      <w:pPr>
+        <w:ind w:left="2160" w:hanging="180"/>
+      </w:pPr>
+    </w:lvl>
+    <w:lvl w:ilvl="3" w:tplc="0419000F" w:tentative="1">
+      <w:start w:val="1"/>
+      <w:numFmt w:val="decimal"/>
+      <w:lvlText w:val="%4."/>
+      <w:lvlJc w:val="left"/>
+      <w:pPr>
+        <w:ind w:left="2880" w:hanging="360"/>
+      </w:pPr>
+    </w:lvl>
+    <w:lvl w:ilvl="4" w:tplc="04190019" w:tentative="1">
+      <w:start w:val="1"/>
+      <w:numFmt w:val="lowerLetter"/>
+      <w:lvlText w:val="%5."/>
+      <w:lvlJc w:val="left"/>
+      <w:pPr>
+        <w:ind w:left="3600" w:hanging="360"/>
+      </w:pPr>
+    </w:lvl>
+    <w:lvl w:ilvl="5" w:tplc="0419001B" w:tentative="1">
+      <w:start w:val="1"/>
+      <w:numFmt w:val="lowerRoman"/>
+      <w:lvlText w:val="%6."/>
+      <w:lvlJc w:val="right"/>
+      <w:pPr>
+        <w:ind w:left="4320" w:hanging="180"/>
+      </w:pPr>
+    </w:lvl>
+    <w:lvl w:ilvl="6" w:tplc="0419000F" w:tentative="1">
+      <w:start w:val="1"/>
+      <w:numFmt w:val="decimal"/>
+      <w:lvlText w:val="%7."/>
+      <w:lvlJc w:val="left"/>
+      <w:pPr>
+        <w:ind w:left="5040" w:hanging="360"/>
+      </w:pPr>
+    </w:lvl>
+    <w:lvl w:ilvl="7" w:tplc="04190019" w:tentative="1">
+      <w:start w:val="1"/>
+      <w:numFmt w:val="lowerLetter"/>
+      <w:lvlText w:val="%8."/>
+      <w:lvlJc w:val="left"/>
+      <w:pPr>
+        <w:ind w:left="5760" w:hanging="360"/>
+      </w:pPr>
+    </w:lvl>
+    <w:lvl w:ilvl="8" w:tplc="0419001B" w:tentative="1">
+      <w:start w:val="1"/>
+      <w:numFmt w:val="lowerRoman"/>
+      <w:lvlText w:val="%9."/>
+      <w:lvlJc w:val="right"/>
+      <w:pPr>
+        <w:ind w:left="6480" w:hanging="180"/>
+      </w:pPr>
+    </w:lvl>
+  </w:abstractNum>
+  <w:abstractNum w:abstractNumId="9" w15:restartNumberingAfterBreak="0">
     <w:nsid w:val="42806BE6"/>
     <w:multiLevelType w:val="multilevel"/>
     <w:tmpl w:val="59D6EA9A"/>
@@ -6190,7 +9211,7 @@
       </w:rPr>
     </w:lvl>
   </w:abstractNum>
-  <w:abstractNum w:abstractNumId="9" w15:restartNumberingAfterBreak="0">
+  <w:abstractNum w:abstractNumId="10" w15:restartNumberingAfterBreak="0">
     <w:nsid w:val="42B601E8"/>
     <w:multiLevelType w:val="hybridMultilevel"/>
     <w:tmpl w:val="A2E0F54C"/>
@@ -6276,7 +9297,156 @@
       </w:pPr>
     </w:lvl>
   </w:abstractNum>
-  <w:abstractNum w:abstractNumId="10" w15:restartNumberingAfterBreak="0">
+  <w:abstractNum w:abstractNumId="11" w15:restartNumberingAfterBreak="0">
+    <w:nsid w:val="488A2434"/>
+    <w:multiLevelType w:val="multilevel"/>
+    <w:tmpl w:val="39828898"/>
+    <w:lvl w:ilvl="0">
+      <w:start w:val="1"/>
+      <w:numFmt w:val="bullet"/>
+      <w:lvlText w:val=""/>
+      <w:lvlJc w:val="left"/>
+      <w:pPr>
+        <w:tabs>
+          <w:tab w:val="num" w:pos="720"/>
+        </w:tabs>
+        <w:ind w:left="720" w:hanging="360"/>
+      </w:pPr>
+      <w:rPr>
+        <w:rFonts w:ascii="Symbol" w:hAnsi="Symbol" w:hint="default"/>
+        <w:sz w:val="20"/>
+      </w:rPr>
+    </w:lvl>
+    <w:lvl w:ilvl="1" w:tentative="1">
+      <w:start w:val="1"/>
+      <w:numFmt w:val="bullet"/>
+      <w:lvlText w:val="o"/>
+      <w:lvlJc w:val="left"/>
+      <w:pPr>
+        <w:tabs>
+          <w:tab w:val="num" w:pos="1440"/>
+        </w:tabs>
+        <w:ind w:left="1440" w:hanging="360"/>
+      </w:pPr>
+      <w:rPr>
+        <w:rFonts w:ascii="Courier New" w:hAnsi="Courier New" w:hint="default"/>
+        <w:sz w:val="20"/>
+      </w:rPr>
+    </w:lvl>
+    <w:lvl w:ilvl="2" w:tentative="1">
+      <w:start w:val="1"/>
+      <w:numFmt w:val="bullet"/>
+      <w:lvlText w:val=""/>
+      <w:lvlJc w:val="left"/>
+      <w:pPr>
+        <w:tabs>
+          <w:tab w:val="num" w:pos="2160"/>
+        </w:tabs>
+        <w:ind w:left="2160" w:hanging="360"/>
+      </w:pPr>
+      <w:rPr>
+        <w:rFonts w:ascii="Wingdings" w:hAnsi="Wingdings" w:hint="default"/>
+        <w:sz w:val="20"/>
+      </w:rPr>
+    </w:lvl>
+    <w:lvl w:ilvl="3" w:tentative="1">
+      <w:start w:val="1"/>
+      <w:numFmt w:val="bullet"/>
+      <w:lvlText w:val=""/>
+      <w:lvlJc w:val="left"/>
+      <w:pPr>
+        <w:tabs>
+          <w:tab w:val="num" w:pos="2880"/>
+        </w:tabs>
+        <w:ind w:left="2880" w:hanging="360"/>
+      </w:pPr>
+      <w:rPr>
+        <w:rFonts w:ascii="Wingdings" w:hAnsi="Wingdings" w:hint="default"/>
+        <w:sz w:val="20"/>
+      </w:rPr>
+    </w:lvl>
+    <w:lvl w:ilvl="4" w:tentative="1">
+      <w:start w:val="1"/>
+      <w:numFmt w:val="bullet"/>
+      <w:lvlText w:val=""/>
+      <w:lvlJc w:val="left"/>
+      <w:pPr>
+        <w:tabs>
+          <w:tab w:val="num" w:pos="3600"/>
+        </w:tabs>
+        <w:ind w:left="3600" w:hanging="360"/>
+      </w:pPr>
+      <w:rPr>
+        <w:rFonts w:ascii="Wingdings" w:hAnsi="Wingdings" w:hint="default"/>
+        <w:sz w:val="20"/>
+      </w:rPr>
+    </w:lvl>
+    <w:lvl w:ilvl="5" w:tentative="1">
+      <w:start w:val="1"/>
+      <w:numFmt w:val="bullet"/>
+      <w:lvlText w:val=""/>
+      <w:lvlJc w:val="left"/>
+      <w:pPr>
+        <w:tabs>
+          <w:tab w:val="num" w:pos="4320"/>
+        </w:tabs>
+        <w:ind w:left="4320" w:hanging="360"/>
+      </w:pPr>
+      <w:rPr>
+        <w:rFonts w:ascii="Wingdings" w:hAnsi="Wingdings" w:hint="default"/>
+        <w:sz w:val="20"/>
+      </w:rPr>
+    </w:lvl>
+    <w:lvl w:ilvl="6" w:tentative="1">
+      <w:start w:val="1"/>
+      <w:numFmt w:val="bullet"/>
+      <w:lvlText w:val=""/>
+      <w:lvlJc w:val="left"/>
+      <w:pPr>
+        <w:tabs>
+          <w:tab w:val="num" w:pos="5040"/>
+        </w:tabs>
+        <w:ind w:left="5040" w:hanging="360"/>
+      </w:pPr>
+      <w:rPr>
+        <w:rFonts w:ascii="Wingdings" w:hAnsi="Wingdings" w:hint="default"/>
+        <w:sz w:val="20"/>
+      </w:rPr>
+    </w:lvl>
+    <w:lvl w:ilvl="7" w:tentative="1">
+      <w:start w:val="1"/>
+      <w:numFmt w:val="bullet"/>
+      <w:lvlText w:val=""/>
+      <w:lvlJc w:val="left"/>
+      <w:pPr>
+        <w:tabs>
+          <w:tab w:val="num" w:pos="5760"/>
+        </w:tabs>
+        <w:ind w:left="5760" w:hanging="360"/>
+      </w:pPr>
+      <w:rPr>
+        <w:rFonts w:ascii="Wingdings" w:hAnsi="Wingdings" w:hint="default"/>
+        <w:sz w:val="20"/>
+      </w:rPr>
+    </w:lvl>
+    <w:lvl w:ilvl="8" w:tentative="1">
+      <w:start w:val="1"/>
+      <w:numFmt w:val="bullet"/>
+      <w:lvlText w:val=""/>
+      <w:lvlJc w:val="left"/>
+      <w:pPr>
+        <w:tabs>
+          <w:tab w:val="num" w:pos="6480"/>
+        </w:tabs>
+        <w:ind w:left="6480" w:hanging="360"/>
+      </w:pPr>
+      <w:rPr>
+        <w:rFonts w:ascii="Wingdings" w:hAnsi="Wingdings" w:hint="default"/>
+        <w:sz w:val="20"/>
+      </w:rPr>
+    </w:lvl>
+  </w:abstractNum>
+  <w:abstractNum w:abstractNumId="12" w15:restartNumberingAfterBreak="0">
     <w:nsid w:val="48FA6313"/>
     <w:multiLevelType w:val="hybridMultilevel"/>
     <w:tmpl w:val="1884CE48"/>
@@ -6389,7 +9559,7 @@
       </w:rPr>
     </w:lvl>
   </w:abstractNum>
-  <w:abstractNum w:abstractNumId="11" w15:restartNumberingAfterBreak="0">
+  <w:abstractNum w:abstractNumId="13" w15:restartNumberingAfterBreak="0">
     <w:nsid w:val="532E61FB"/>
     <w:multiLevelType w:val="hybridMultilevel"/>
     <w:tmpl w:val="3392CE6A"/>
@@ -6478,7 +9648,7 @@
       </w:pPr>
     </w:lvl>
   </w:abstractNum>
-  <w:abstractNum w:abstractNumId="12" w15:restartNumberingAfterBreak="0">
+  <w:abstractNum w:abstractNumId="14" w15:restartNumberingAfterBreak="0">
     <w:nsid w:val="53F23E31"/>
     <w:multiLevelType w:val="multilevel"/>
     <w:tmpl w:val="49A4B11A"/>
@@ -6627,7 +9797,123 @@
       </w:rPr>
     </w:lvl>
   </w:abstractNum>
-  <w:abstractNum w:abstractNumId="13" w15:restartNumberingAfterBreak="0">
+  <w:abstractNum w:abstractNumId="15" w15:restartNumberingAfterBreak="0">
+    <w:nsid w:val="565A0878"/>
+    <w:multiLevelType w:val="multilevel"/>
+    <w:tmpl w:val="0FEE6838"/>
+    <w:lvl w:ilvl="0">
+      <w:start w:val="1"/>
+      <w:numFmt w:val="bullet"/>
+      <w:lvlText w:val=""/>
+      <w:lvlJc w:val="left"/>
+      <w:pPr>
+        <w:tabs>
+          <w:tab w:val="num" w:pos="720"/>
+        </w:tabs>
+        <w:ind w:left="720" w:hanging="360"/>
+      </w:pPr>
+      <w:rPr>
+        <w:rFonts w:ascii="Symbol" w:hAnsi="Symbol" w:hint="default"/>
+      </w:rPr>
+    </w:lvl>
+    <w:lvl w:ilvl="1" w:tentative="1">
+      <w:start w:val="1"/>
+      <w:numFmt w:val="decimal"/>
+      <w:lvlText w:val="%2."/>
+      <w:lvlJc w:val="left"/>
+      <w:pPr>
+        <w:tabs>
+          <w:tab w:val="num" w:pos="1440"/>
+        </w:tabs>
+        <w:ind w:left="1440" w:hanging="360"/>
+      </w:pPr>
+    </w:lvl>
+    <w:lvl w:ilvl="2" w:tentative="1">
+      <w:start w:val="1"/>
+      <w:numFmt w:val="decimal"/>
+      <w:lvlText w:val="%3."/>
+      <w:lvlJc w:val="left"/>
+      <w:pPr>
+        <w:tabs>
+          <w:tab w:val="num" w:pos="2160"/>
+        </w:tabs>
+        <w:ind w:left="2160" w:hanging="360"/>
+      </w:pPr>
+    </w:lvl>
+    <w:lvl w:ilvl="3" w:tentative="1">
+      <w:start w:val="1"/>
+      <w:numFmt w:val="decimal"/>
+      <w:lvlText w:val="%4."/>
+      <w:lvlJc w:val="left"/>
+      <w:pPr>
+        <w:tabs>
+          <w:tab w:val="num" w:pos="2880"/>
+        </w:tabs>
+        <w:ind w:left="2880" w:hanging="360"/>
+      </w:pPr>
+    </w:lvl>
+    <w:lvl w:ilvl="4" w:tentative="1">
+      <w:start w:val="1"/>
+      <w:numFmt w:val="decimal"/>
+      <w:lvlText w:val="%5."/>
+      <w:lvlJc w:val="left"/>
+      <w:pPr>
+        <w:tabs>
+          <w:tab w:val="num" w:pos="3600"/>
+        </w:tabs>
+        <w:ind w:left="3600" w:hanging="360"/>
+      </w:pPr>
+    </w:lvl>
+    <w:lvl w:ilvl="5" w:tentative="1">
+      <w:start w:val="1"/>
+      <w:numFmt w:val="decimal"/>
+      <w:lvlText w:val="%6."/>
+      <w:lvlJc w:val="left"/>
+      <w:pPr>
+        <w:tabs>
+          <w:tab w:val="num" w:pos="4320"/>
+        </w:tabs>
+        <w:ind w:left="4320" w:hanging="360"/>
+      </w:pPr>
+    </w:lvl>
+    <w:lvl w:ilvl="6" w:tentative="1">
+      <w:start w:val="1"/>
+      <w:numFmt w:val="decimal"/>
+      <w:lvlText w:val="%7."/>
+      <w:lvlJc w:val="left"/>
+      <w:pPr>
+        <w:tabs>
+          <w:tab w:val="num" w:pos="5040"/>
+        </w:tabs>
+        <w:ind w:left="5040" w:hanging="360"/>
+      </w:pPr>
+    </w:lvl>
+    <w:lvl w:ilvl="7" w:tentative="1">
+      <w:start w:val="1"/>
+      <w:numFmt w:val="decimal"/>
+      <w:lvlText w:val="%8."/>
+      <w:lvlJc w:val="left"/>
+      <w:pPr>
+        <w:tabs>
+          <w:tab w:val="num" w:pos="5760"/>
+        </w:tabs>
+        <w:ind w:left="5760" w:hanging="360"/>
+      </w:pPr>
+    </w:lvl>
+    <w:lvl w:ilvl="8" w:tentative="1">
+      <w:start w:val="1"/>
+      <w:numFmt w:val="decimal"/>
+      <w:lvlText w:val="%9."/>
+      <w:lvlJc w:val="left"/>
+      <w:pPr>
+        <w:tabs>
+          <w:tab w:val="num" w:pos="6480"/>
+        </w:tabs>
+        <w:ind w:left="6480" w:hanging="360"/>
+      </w:pPr>
+    </w:lvl>
+  </w:abstractNum>
+  <w:abstractNum w:abstractNumId="16" w15:restartNumberingAfterBreak="0">
     <w:nsid w:val="59432DC5"/>
     <w:multiLevelType w:val="hybridMultilevel"/>
     <w:tmpl w:val="5388F2AE"/>
@@ -6740,7 +10026,7 @@
       </w:rPr>
     </w:lvl>
   </w:abstractNum>
-  <w:abstractNum w:abstractNumId="14" w15:restartNumberingAfterBreak="0">
+  <w:abstractNum w:abstractNumId="17" w15:restartNumberingAfterBreak="0">
     <w:nsid w:val="59D872F5"/>
     <w:multiLevelType w:val="multilevel"/>
     <w:tmpl w:val="C8482C96"/>
@@ -6889,7 +10175,7 @@
       </w:rPr>
     </w:lvl>
   </w:abstractNum>
-  <w:abstractNum w:abstractNumId="15" w15:restartNumberingAfterBreak="0">
+  <w:abstractNum w:abstractNumId="18" w15:restartNumberingAfterBreak="0">
     <w:nsid w:val="5A44292F"/>
     <w:multiLevelType w:val="hybridMultilevel"/>
     <w:tmpl w:val="400A16DC"/>
@@ -7003,7 +10289,7 @@
       </w:rPr>
     </w:lvl>
   </w:abstractNum>
-  <w:abstractNum w:abstractNumId="16" w15:restartNumberingAfterBreak="0">
+  <w:abstractNum w:abstractNumId="19" w15:restartNumberingAfterBreak="0">
     <w:nsid w:val="6B9D2BBD"/>
     <w:multiLevelType w:val="hybridMultilevel"/>
     <w:tmpl w:val="56626378"/>
@@ -7092,7 +10378,123 @@
       </w:pPr>
     </w:lvl>
   </w:abstractNum>
-  <w:abstractNum w:abstractNumId="17" w15:restartNumberingAfterBreak="0">
+  <w:abstractNum w:abstractNumId="20" w15:restartNumberingAfterBreak="0">
+    <w:nsid w:val="6D076C90"/>
+    <w:multiLevelType w:val="multilevel"/>
+    <w:tmpl w:val="0FEE6838"/>
+    <w:lvl w:ilvl="0">
+      <w:start w:val="1"/>
+      <w:numFmt w:val="bullet"/>
+      <w:lvlText w:val=""/>
+      <w:lvlJc w:val="left"/>
+      <w:pPr>
+        <w:tabs>
+          <w:tab w:val="num" w:pos="720"/>
+        </w:tabs>
+        <w:ind w:left="720" w:hanging="360"/>
+      </w:pPr>
+      <w:rPr>
+        <w:rFonts w:ascii="Symbol" w:hAnsi="Symbol" w:hint="default"/>
+      </w:rPr>
+    </w:lvl>
+    <w:lvl w:ilvl="1" w:tentative="1">
+      <w:start w:val="1"/>
+      <w:numFmt w:val="decimal"/>
+      <w:lvlText w:val="%2."/>
+      <w:lvlJc w:val="left"/>
+      <w:pPr>
+        <w:tabs>
+          <w:tab w:val="num" w:pos="1440"/>
+        </w:tabs>
+        <w:ind w:left="1440" w:hanging="360"/>
+      </w:pPr>
+    </w:lvl>
+    <w:lvl w:ilvl="2" w:tentative="1">
+      <w:start w:val="1"/>
+      <w:numFmt w:val="decimal"/>
+      <w:lvlText w:val="%3."/>
+      <w:lvlJc w:val="left"/>
+      <w:pPr>
+        <w:tabs>
+          <w:tab w:val="num" w:pos="2160"/>
+        </w:tabs>
+        <w:ind w:left="2160" w:hanging="360"/>
+      </w:pPr>
+    </w:lvl>
+    <w:lvl w:ilvl="3" w:tentative="1">
+      <w:start w:val="1"/>
+      <w:numFmt w:val="decimal"/>
+      <w:lvlText w:val="%4."/>
+      <w:lvlJc w:val="left"/>
+      <w:pPr>
+        <w:tabs>
+          <w:tab w:val="num" w:pos="2880"/>
+        </w:tabs>
+        <w:ind w:left="2880" w:hanging="360"/>
+      </w:pPr>
+    </w:lvl>
+    <w:lvl w:ilvl="4" w:tentative="1">
+      <w:start w:val="1"/>
+      <w:numFmt w:val="decimal"/>
+      <w:lvlText w:val="%5."/>
+      <w:lvlJc w:val="left"/>
+      <w:pPr>
+        <w:tabs>
+          <w:tab w:val="num" w:pos="3600"/>
+        </w:tabs>
+        <w:ind w:left="3600" w:hanging="360"/>
+      </w:pPr>
+    </w:lvl>
+    <w:lvl w:ilvl="5" w:tentative="1">
+      <w:start w:val="1"/>
+      <w:numFmt w:val="decimal"/>
+      <w:lvlText w:val="%6."/>
+      <w:lvlJc w:val="left"/>
+      <w:pPr>
+        <w:tabs>
+          <w:tab w:val="num" w:pos="4320"/>
+        </w:tabs>
+        <w:ind w:left="4320" w:hanging="360"/>
+      </w:pPr>
+    </w:lvl>
+    <w:lvl w:ilvl="6" w:tentative="1">
+      <w:start w:val="1"/>
+      <w:numFmt w:val="decimal"/>
+      <w:lvlText w:val="%7."/>
+      <w:lvlJc w:val="left"/>
+      <w:pPr>
+        <w:tabs>
+          <w:tab w:val="num" w:pos="5040"/>
+        </w:tabs>
+        <w:ind w:left="5040" w:hanging="360"/>
+      </w:pPr>
+    </w:lvl>
+    <w:lvl w:ilvl="7" w:tentative="1">
+      <w:start w:val="1"/>
+      <w:numFmt w:val="decimal"/>
+      <w:lvlText w:val="%8."/>
+      <w:lvlJc w:val="left"/>
+      <w:pPr>
+        <w:tabs>
+          <w:tab w:val="num" w:pos="5760"/>
+        </w:tabs>
+        <w:ind w:left="5760" w:hanging="360"/>
+      </w:pPr>
+    </w:lvl>
+    <w:lvl w:ilvl="8" w:tentative="1">
+      <w:start w:val="1"/>
+      <w:numFmt w:val="decimal"/>
+      <w:lvlText w:val="%9."/>
+      <w:lvlJc w:val="left"/>
+      <w:pPr>
+        <w:tabs>
+          <w:tab w:val="num" w:pos="6480"/>
+        </w:tabs>
+        <w:ind w:left="6480" w:hanging="360"/>
+      </w:pPr>
+    </w:lvl>
+  </w:abstractNum>
+  <w:abstractNum w:abstractNumId="21" w15:restartNumberingAfterBreak="0">
     <w:nsid w:val="6E660CFE"/>
     <w:multiLevelType w:val="multilevel"/>
     <w:tmpl w:val="4F003F5E"/>
@@ -7241,7 +10643,7 @@
       </w:rPr>
     </w:lvl>
   </w:abstractNum>
-  <w:abstractNum w:abstractNumId="18" w15:restartNumberingAfterBreak="0">
+  <w:abstractNum w:abstractNumId="22" w15:restartNumberingAfterBreak="0">
     <w:nsid w:val="71FA5772"/>
     <w:multiLevelType w:val="multilevel"/>
     <w:tmpl w:val="D3829E26"/>
@@ -7390,7 +10792,236 @@
       </w:rPr>
     </w:lvl>
   </w:abstractNum>
-  <w:abstractNum w:abstractNumId="19" w15:restartNumberingAfterBreak="0">
+  <w:abstractNum w:abstractNumId="23" w15:restartNumberingAfterBreak="0">
+    <w:nsid w:val="78A34880"/>
+    <w:multiLevelType w:val="multilevel"/>
+    <w:tmpl w:val="2F623D64"/>
+    <w:lvl w:ilvl="0">
+      <w:start w:val="1"/>
+      <w:numFmt w:val="decimal"/>
+      <w:lvlText w:val="%1."/>
+      <w:lvlJc w:val="left"/>
+      <w:pPr>
+        <w:tabs>
+          <w:tab w:val="num" w:pos="720"/>
+        </w:tabs>
+        <w:ind w:left="720" w:hanging="360"/>
+      </w:pPr>
+    </w:lvl>
+    <w:lvl w:ilvl="1" w:tentative="1">
+      <w:start w:val="1"/>
+      <w:numFmt w:val="decimal"/>
+      <w:lvlText w:val="%2."/>
+      <w:lvlJc w:val="left"/>
+      <w:pPr>
+        <w:tabs>
+          <w:tab w:val="num" w:pos="1440"/>
+        </w:tabs>
+        <w:ind w:left="1440" w:hanging="360"/>
+      </w:pPr>
+    </w:lvl>
+    <w:lvl w:ilvl="2" w:tentative="1">
+      <w:start w:val="1"/>
+      <w:numFmt w:val="decimal"/>
+      <w:lvlText w:val="%3."/>
+      <w:lvlJc w:val="left"/>
+      <w:pPr>
+        <w:tabs>
+          <w:tab w:val="num" w:pos="2160"/>
+        </w:tabs>
+        <w:ind w:left="2160" w:hanging="360"/>
+      </w:pPr>
+    </w:lvl>
+    <w:lvl w:ilvl="3" w:tentative="1">
+      <w:start w:val="1"/>
+      <w:numFmt w:val="decimal"/>
+      <w:lvlText w:val="%4."/>
+      <w:lvlJc w:val="left"/>
+      <w:pPr>
+        <w:tabs>
+          <w:tab w:val="num" w:pos="2880"/>
+        </w:tabs>
+        <w:ind w:left="2880" w:hanging="360"/>
+      </w:pPr>
+    </w:lvl>
+    <w:lvl w:ilvl="4" w:tentative="1">
+      <w:start w:val="1"/>
+      <w:numFmt w:val="decimal"/>
+      <w:lvlText w:val="%5."/>
+      <w:lvlJc w:val="left"/>
+      <w:pPr>
+        <w:tabs>
+          <w:tab w:val="num" w:pos="3600"/>
+        </w:tabs>
+        <w:ind w:left="3600" w:hanging="360"/>
+      </w:pPr>
+    </w:lvl>
+    <w:lvl w:ilvl="5" w:tentative="1">
+      <w:start w:val="1"/>
+      <w:numFmt w:val="decimal"/>
+      <w:lvlText w:val="%6."/>
+      <w:lvlJc w:val="left"/>
+      <w:pPr>
+        <w:tabs>
+          <w:tab w:val="num" w:pos="4320"/>
+        </w:tabs>
+        <w:ind w:left="4320" w:hanging="360"/>
+      </w:pPr>
+    </w:lvl>
+    <w:lvl w:ilvl="6" w:tentative="1">
+      <w:start w:val="1"/>
+      <w:numFmt w:val="decimal"/>
+      <w:lvlText w:val="%7."/>
+      <w:lvlJc w:val="left"/>
+      <w:pPr>
+        <w:tabs>
+          <w:tab w:val="num" w:pos="5040"/>
+        </w:tabs>
+        <w:ind w:left="5040" w:hanging="360"/>
+      </w:pPr>
+    </w:lvl>
+    <w:lvl w:ilvl="7" w:tentative="1">
+      <w:start w:val="1"/>
+      <w:numFmt w:val="decimal"/>
+      <w:lvlText w:val="%8."/>
+      <w:lvlJc w:val="left"/>
+      <w:pPr>
+        <w:tabs>
+          <w:tab w:val="num" w:pos="5760"/>
+        </w:tabs>
+        <w:ind w:left="5760" w:hanging="360"/>
+      </w:pPr>
+    </w:lvl>
+    <w:lvl w:ilvl="8" w:tentative="1">
+      <w:start w:val="1"/>
+      <w:numFmt w:val="decimal"/>
+      <w:lvlText w:val="%9."/>
+      <w:lvlJc w:val="left"/>
+      <w:pPr>
+        <w:tabs>
+          <w:tab w:val="num" w:pos="6480"/>
+        </w:tabs>
+        <w:ind w:left="6480" w:hanging="360"/>
+      </w:pPr>
+    </w:lvl>
+  </w:abstractNum>
+  <w:abstractNum w:abstractNumId="24" w15:restartNumberingAfterBreak="0">
+    <w:nsid w:val="7AA857E5"/>
+    <w:multiLevelType w:val="multilevel"/>
+    <w:tmpl w:val="0FEE6838"/>
+    <w:lvl w:ilvl="0">
+      <w:start w:val="1"/>
+      <w:numFmt w:val="bullet"/>
+      <w:lvlText w:val=""/>
+      <w:lvlJc w:val="left"/>
+      <w:pPr>
+        <w:tabs>
+          <w:tab w:val="num" w:pos="720"/>
+        </w:tabs>
+        <w:ind w:left="720" w:hanging="360"/>
+      </w:pPr>
+      <w:rPr>
+        <w:rFonts w:ascii="Symbol" w:hAnsi="Symbol" w:hint="default"/>
+      </w:rPr>
+    </w:lvl>
+    <w:lvl w:ilvl="1" w:tentative="1">
+      <w:start w:val="1"/>
+      <w:numFmt w:val="decimal"/>
+      <w:lvlText w:val="%2."/>
+      <w:lvlJc w:val="left"/>
+      <w:pPr>
+        <w:tabs>
+          <w:tab w:val="num" w:pos="1440"/>
+        </w:tabs>
+        <w:ind w:left="1440" w:hanging="360"/>
+      </w:pPr>
+    </w:lvl>
+    <w:lvl w:ilvl="2" w:tentative="1">
+      <w:start w:val="1"/>
+      <w:numFmt w:val="decimal"/>
+      <w:lvlText w:val="%3."/>
+      <w:lvlJc w:val="left"/>
+      <w:pPr>
+        <w:tabs>
+          <w:tab w:val="num" w:pos="2160"/>
+        </w:tabs>
+        <w:ind w:left="2160" w:hanging="360"/>
+      </w:pPr>
+    </w:lvl>
+    <w:lvl w:ilvl="3" w:tentative="1">
+      <w:start w:val="1"/>
+      <w:numFmt w:val="decimal"/>
+      <w:lvlText w:val="%4."/>
+      <w:lvlJc w:val="left"/>
+      <w:pPr>
+        <w:tabs>
+          <w:tab w:val="num" w:pos="2880"/>
+        </w:tabs>
+        <w:ind w:left="2880" w:hanging="360"/>
+      </w:pPr>
+    </w:lvl>
+    <w:lvl w:ilvl="4" w:tentative="1">
+      <w:start w:val="1"/>
+      <w:numFmt w:val="decimal"/>
+      <w:lvlText w:val="%5."/>
+      <w:lvlJc w:val="left"/>
+      <w:pPr>
+        <w:tabs>
+          <w:tab w:val="num" w:pos="3600"/>
+        </w:tabs>
+        <w:ind w:left="3600" w:hanging="360"/>
+      </w:pPr>
+    </w:lvl>
+    <w:lvl w:ilvl="5" w:tentative="1">
+      <w:start w:val="1"/>
+      <w:numFmt w:val="decimal"/>
+      <w:lvlText w:val="%6."/>
+      <w:lvlJc w:val="left"/>
+      <w:pPr>
+        <w:tabs>
+          <w:tab w:val="num" w:pos="4320"/>
+        </w:tabs>
+        <w:ind w:left="4320" w:hanging="360"/>
+      </w:pPr>
+    </w:lvl>
+    <w:lvl w:ilvl="6" w:tentative="1">
+      <w:start w:val="1"/>
+      <w:numFmt w:val="decimal"/>
+      <w:lvlText w:val="%7."/>
+      <w:lvlJc w:val="left"/>
+      <w:pPr>
+        <w:tabs>
+          <w:tab w:val="num" w:pos="5040"/>
+        </w:tabs>
+        <w:ind w:left="5040" w:hanging="360"/>
+      </w:pPr>
+    </w:lvl>
+    <w:lvl w:ilvl="7" w:tentative="1">
+      <w:start w:val="1"/>
+      <w:numFmt w:val="decimal"/>
+      <w:lvlText w:val="%8."/>
+      <w:lvlJc w:val="left"/>
+      <w:pPr>
+        <w:tabs>
+          <w:tab w:val="num" w:pos="5760"/>
+        </w:tabs>
+        <w:ind w:left="5760" w:hanging="360"/>
+      </w:pPr>
+    </w:lvl>
+    <w:lvl w:ilvl="8" w:tentative="1">
+      <w:start w:val="1"/>
+      <w:numFmt w:val="decimal"/>
+      <w:lvlText w:val="%9."/>
+      <w:lvlJc w:val="left"/>
+      <w:pPr>
+        <w:tabs>
+          <w:tab w:val="num" w:pos="6480"/>
+        </w:tabs>
+        <w:ind w:left="6480" w:hanging="360"/>
+      </w:pPr>
+    </w:lvl>
+  </w:abstractNum>
+  <w:abstractNum w:abstractNumId="25" w15:restartNumberingAfterBreak="0">
     <w:nsid w:val="7BD7319F"/>
     <w:multiLevelType w:val="hybridMultilevel"/>
     <w:tmpl w:val="C0945F86"/>
@@ -7503,7 +11134,7 @@
       </w:rPr>
     </w:lvl>
   </w:abstractNum>
-  <w:abstractNum w:abstractNumId="20" w15:restartNumberingAfterBreak="0">
+  <w:abstractNum w:abstractNumId="26" w15:restartNumberingAfterBreak="0">
     <w:nsid w:val="7F27452D"/>
     <w:multiLevelType w:val="hybridMultilevel"/>
     <w:tmpl w:val="2DB85594"/>
@@ -7623,31 +11254,31 @@
     <w:abstractNumId w:val="2"/>
   </w:num>
   <w:num w:numId="3">
-    <w:abstractNumId w:val="11"/>
+    <w:abstractNumId w:val="13"/>
   </w:num>
   <w:num w:numId="4">
-    <w:abstractNumId w:val="16"/>
+    <w:abstractNumId w:val="19"/>
   </w:num>
   <w:num w:numId="5">
-    <w:abstractNumId w:val="10"/>
+    <w:abstractNumId w:val="12"/>
   </w:num>
   <w:num w:numId="6">
-    <w:abstractNumId w:val="15"/>
+    <w:abstractNumId w:val="18"/>
   </w:num>
   <w:num w:numId="7">
     <w:abstractNumId w:val="5"/>
   </w:num>
   <w:num w:numId="8">
-    <w:abstractNumId w:val="13"/>
+    <w:abstractNumId w:val="16"/>
   </w:num>
   <w:num w:numId="9">
-    <w:abstractNumId w:val="12"/>
+    <w:abstractNumId w:val="14"/>
   </w:num>
   <w:num w:numId="10">
-    <w:abstractNumId w:val="8"/>
+    <w:abstractNumId w:val="9"/>
   </w:num>
   <w:num w:numId="11">
-    <w:abstractNumId w:val="14"/>
+    <w:abstractNumId w:val="17"/>
   </w:num>
   <w:num w:numId="12">
     <w:abstractNumId w:val="0"/>
@@ -7656,28 +11287,46 @@
     <w:abstractNumId w:val="4"/>
   </w:num>
   <w:num w:numId="14">
-    <w:abstractNumId w:val="20"/>
+    <w:abstractNumId w:val="26"/>
   </w:num>
   <w:num w:numId="15">
-    <w:abstractNumId w:val="19"/>
+    <w:abstractNumId w:val="25"/>
   </w:num>
   <w:num w:numId="16">
     <w:abstractNumId w:val="1"/>
   </w:num>
   <w:num w:numId="17">
-    <w:abstractNumId w:val="18"/>
+    <w:abstractNumId w:val="22"/>
   </w:num>
   <w:num w:numId="18">
-    <w:abstractNumId w:val="17"/>
+    <w:abstractNumId w:val="21"/>
   </w:num>
   <w:num w:numId="19">
     <w:abstractNumId w:val="6"/>
   </w:num>
   <w:num w:numId="20">
-    <w:abstractNumId w:val="9"/>
+    <w:abstractNumId w:val="10"/>
   </w:num>
   <w:num w:numId="21">
     <w:abstractNumId w:val="7"/>
+  </w:num>
+  <w:num w:numId="22">
+    <w:abstractNumId w:val="23"/>
+  </w:num>
+  <w:num w:numId="23">
+    <w:abstractNumId w:val="11"/>
+  </w:num>
+  <w:num w:numId="24">
+    <w:abstractNumId w:val="20"/>
+  </w:num>
+  <w:num w:numId="25">
+    <w:abstractNumId w:val="24"/>
+  </w:num>
+  <w:num w:numId="26">
+    <w:abstractNumId w:val="15"/>
+  </w:num>
+  <w:num w:numId="27">
+    <w:abstractNumId w:val="8"/>
   </w:num>
 </w:numbering>
 </file>
@@ -8377,10 +12026,13 @@
     <w:autoRedefine/>
     <w:uiPriority w:val="39"/>
     <w:unhideWhenUsed/>
-    <w:rsid w:val="00155ED4"/>
+    <w:rsid w:val="000F7D8D"/>
     <w:pPr>
       <w:spacing w:after="100"/>
     </w:pPr>
+    <w:rPr>
+      <w:rFonts w:ascii="Times New Roman" w:hAnsi="Times New Roman"/>
+    </w:rPr>
   </w:style>
   <w:style w:type="paragraph" w:customStyle="1" w:styleId="isselectedend">
     <w:name w:val="isselectedend"/>
@@ -8708,7 +12360,7 @@
 </file>
 
 <file path=customXml/itemProps1.xml><?xml version="1.0" encoding="utf-8"?>
-<ds:datastoreItem xmlns:ds="http://schemas.openxmlformats.org/officeDocument/2006/customXml" ds:itemID="{0C7A53F1-E79F-4ABC-A05C-E49CC2818711}">
+<ds:datastoreItem xmlns:ds="http://schemas.openxmlformats.org/officeDocument/2006/customXml" ds:itemID="{148B7974-277B-43EB-90ED-8A8227B2D969}">
   <ds:schemaRefs>
     <ds:schemaRef ds:uri="http://schemas.openxmlformats.org/officeDocument/2006/bibliography"/>
   </ds:schemaRefs>

--- a/Отчет по УП (6) — копия.docx
+++ b/Отчет по УП (6) — копия.docx
@@ -65,7 +65,7 @@
                                 <a14:useLocalDpi xmlns:a14="http://schemas.microsoft.com/office/drawing/2010/main" val="0"/>
                               </a:ext>
                               <a:ext uri="{96DAC541-7B7A-43D3-8B79-37D633B846F1}">
-                                <asvg:svgBlip xmlns:asvg="http://schemas.microsoft.com/office/drawing/2016/SVG/main" xmlns:w16sdtdh="http://schemas.microsoft.com/office/word/2020/wordml/sdtdatahash" xmlns:w16="http://schemas.microsoft.com/office/word/2018/wordml" xmlns:w16cid="http://schemas.microsoft.com/office/word/2016/wordml/cid" xmlns:w16cex="http://schemas.microsoft.com/office/word/2018/wordml/cex" xmlns:w="http://schemas.openxmlformats.org/wordprocessingml/2006/main" xmlns:w10="urn:schemas-microsoft-com:office:word" xmlns:v="urn:schemas-microsoft-com:vml" xmlns:o="urn:schemas-microsoft-com:office:office" xmlns:am3d="http://schemas.microsoft.com/office/drawing/2017/model3d" xmlns:aink="http://schemas.microsoft.com/office/drawing/2016/ink" xmlns:cx8="http://schemas.microsoft.com/office/drawing/2016/5/14/chartex" xmlns:cx7="http://schemas.microsoft.com/office/drawing/2016/5/13/chartex" xmlns:cx6="http://schemas.microsoft.com/office/drawing/2016/5/12/chartex" xmlns:cx5="http://schemas.microsoft.com/office/drawing/2016/5/11/chartex" xmlns:cx4="http://schemas.microsoft.com/office/drawing/2016/5/10/chartex" xmlns:cx3="http://schemas.microsoft.com/office/drawing/2016/5/9/chartex" xmlns:cx2="http://schemas.microsoft.com/office/drawing/2015/10/21/chartex" xmlns="" r:embed="rId9"/>
+                                <asvg:svgBlip xmlns="" xmlns:cx2="http://schemas.microsoft.com/office/drawing/2015/10/21/chartex" xmlns:cx3="http://schemas.microsoft.com/office/drawing/2016/5/9/chartex" xmlns:cx4="http://schemas.microsoft.com/office/drawing/2016/5/10/chartex" xmlns:cx5="http://schemas.microsoft.com/office/drawing/2016/5/11/chartex" xmlns:cx6="http://schemas.microsoft.com/office/drawing/2016/5/12/chartex" xmlns:cx7="http://schemas.microsoft.com/office/drawing/2016/5/13/chartex" xmlns:cx8="http://schemas.microsoft.com/office/drawing/2016/5/14/chartex" xmlns:aink="http://schemas.microsoft.com/office/drawing/2016/ink" xmlns:am3d="http://schemas.microsoft.com/office/drawing/2017/model3d" xmlns:o="urn:schemas-microsoft-com:office:office" xmlns:v="urn:schemas-microsoft-com:vml" xmlns:w10="urn:schemas-microsoft-com:office:word" xmlns:w="http://schemas.openxmlformats.org/wordprocessingml/2006/main" xmlns:w16cex="http://schemas.microsoft.com/office/word/2018/wordml/cex" xmlns:w16cid="http://schemas.microsoft.com/office/word/2016/wordml/cid" xmlns:w16="http://schemas.microsoft.com/office/word/2018/wordml" xmlns:w16sdtdh="http://schemas.microsoft.com/office/word/2020/wordml/sdtdatahash" xmlns:asvg="http://schemas.microsoft.com/office/drawing/2016/SVG/main" r:embed="rId9"/>
                               </a:ext>
                             </a:extLst>
                           </a:blip>
@@ -253,7 +253,13 @@
         </w:tc>
       </w:tr>
     </w:tbl>
-    <w:p/>
+    <w:p>
+      <w:pPr>
+        <w:rPr>
+          <w:rFonts w:ascii="Times New Roman" w:hAnsi="Times New Roman" w:cs="Times New Roman"/>
+        </w:rPr>
+      </w:pPr>
+    </w:p>
     <w:p>
       <w:pPr>
         <w:jc w:val="center"/>
@@ -423,7 +429,7 @@
           <w:sz w:val="28"/>
           <w:szCs w:val="40"/>
         </w:rPr>
-        <w:t>с</w:t>
+        <w:t>специальности</w:t>
       </w:r>
       <w:r>
         <w:rPr>
@@ -431,7 +437,7 @@
           <w:sz w:val="28"/>
           <w:szCs w:val="40"/>
         </w:rPr>
-        <w:t>пециальности</w:t>
+        <w:t xml:space="preserve"> </w:t>
       </w:r>
       <w:r>
         <w:rPr>
@@ -439,6 +445,42 @@
           <w:sz w:val="28"/>
           <w:szCs w:val="40"/>
         </w:rPr>
+        <w:t>09.02.07. Информационные системы и программирование</w:t>
+      </w:r>
+    </w:p>
+    <w:p>
+      <w:pPr>
+        <w:jc w:val="center"/>
+        <w:rPr>
+          <w:rFonts w:ascii="Times New Roman" w:hAnsi="Times New Roman" w:cs="Times New Roman"/>
+          <w:sz w:val="28"/>
+          <w:szCs w:val="40"/>
+        </w:rPr>
+      </w:pPr>
+      <w:r>
+        <w:rPr>
+          <w:rFonts w:ascii="Times New Roman" w:hAnsi="Times New Roman" w:cs="Times New Roman"/>
+          <w:sz w:val="28"/>
+          <w:szCs w:val="40"/>
+        </w:rPr>
+        <w:t>сроки прохождения практики</w:t>
+      </w:r>
+    </w:p>
+    <w:p>
+      <w:pPr>
+        <w:jc w:val="center"/>
+        <w:rPr>
+          <w:rFonts w:ascii="Times New Roman" w:hAnsi="Times New Roman" w:cs="Times New Roman"/>
+          <w:sz w:val="28"/>
+          <w:szCs w:val="40"/>
+        </w:rPr>
+      </w:pPr>
+      <w:r>
+        <w:rPr>
+          <w:rFonts w:ascii="Times New Roman" w:hAnsi="Times New Roman" w:cs="Times New Roman"/>
+          <w:sz w:val="28"/>
+          <w:szCs w:val="40"/>
+        </w:rPr>
         <w:t xml:space="preserve"> </w:t>
       </w:r>
       <w:r>
@@ -447,99 +489,39 @@
           <w:sz w:val="28"/>
           <w:szCs w:val="40"/>
         </w:rPr>
-        <w:t>09.02.07. Информационные системы и программирование</w:t>
-      </w:r>
-    </w:p>
-    <w:p>
-      <w:pPr>
-        <w:jc w:val="center"/>
+        <w:t>с «1</w:t>
+      </w:r>
+      <w:r>
         <w:rPr>
           <w:rFonts w:ascii="Times New Roman" w:hAnsi="Times New Roman" w:cs="Times New Roman"/>
           <w:sz w:val="28"/>
           <w:szCs w:val="40"/>
         </w:rPr>
-      </w:pPr>
+        <w:t>1</w:t>
+      </w:r>
       <w:r>
         <w:rPr>
           <w:rFonts w:ascii="Times New Roman" w:hAnsi="Times New Roman" w:cs="Times New Roman"/>
           <w:sz w:val="28"/>
           <w:szCs w:val="40"/>
         </w:rPr>
-        <w:t>сроки прохождения практики</w:t>
-      </w:r>
-    </w:p>
-    <w:p>
-      <w:pPr>
-        <w:jc w:val="center"/>
+        <w:t>» февраля 202</w:t>
+      </w:r>
+      <w:r>
         <w:rPr>
           <w:rFonts w:ascii="Times New Roman" w:hAnsi="Times New Roman" w:cs="Times New Roman"/>
           <w:sz w:val="28"/>
           <w:szCs w:val="40"/>
         </w:rPr>
-      </w:pPr>
+        <w:t>6</w:t>
+      </w:r>
       <w:r>
         <w:rPr>
           <w:rFonts w:ascii="Times New Roman" w:hAnsi="Times New Roman" w:cs="Times New Roman"/>
           <w:sz w:val="28"/>
           <w:szCs w:val="40"/>
         </w:rPr>
-        <w:t xml:space="preserve"> </w:t>
-      </w:r>
-      <w:r>
-        <w:rPr>
-          <w:rFonts w:ascii="Times New Roman" w:hAnsi="Times New Roman" w:cs="Times New Roman"/>
-          <w:sz w:val="28"/>
-          <w:szCs w:val="40"/>
-        </w:rPr>
-        <w:t>с «</w:t>
-      </w:r>
-      <w:r>
-        <w:rPr>
-          <w:rFonts w:ascii="Times New Roman" w:hAnsi="Times New Roman" w:cs="Times New Roman"/>
-          <w:sz w:val="28"/>
-          <w:szCs w:val="40"/>
-        </w:rPr>
-        <w:t>1</w:t>
-      </w:r>
-      <w:r>
-        <w:rPr>
-          <w:rFonts w:ascii="Times New Roman" w:hAnsi="Times New Roman" w:cs="Times New Roman"/>
-          <w:sz w:val="28"/>
-          <w:szCs w:val="40"/>
-        </w:rPr>
-        <w:t>1</w:t>
-      </w:r>
-      <w:r>
-        <w:rPr>
-          <w:rFonts w:ascii="Times New Roman" w:hAnsi="Times New Roman" w:cs="Times New Roman"/>
-          <w:sz w:val="28"/>
-          <w:szCs w:val="40"/>
-        </w:rPr>
-        <w:t>» февраля 202</w:t>
-      </w:r>
-      <w:r>
-        <w:rPr>
-          <w:rFonts w:ascii="Times New Roman" w:hAnsi="Times New Roman" w:cs="Times New Roman"/>
-          <w:sz w:val="28"/>
-          <w:szCs w:val="40"/>
-        </w:rPr>
-        <w:t>6</w:t>
-      </w:r>
-      <w:r>
-        <w:rPr>
-          <w:rFonts w:ascii="Times New Roman" w:hAnsi="Times New Roman" w:cs="Times New Roman"/>
-          <w:sz w:val="28"/>
-          <w:szCs w:val="40"/>
-        </w:rPr>
-        <w:t xml:space="preserve"> по «</w:t>
-      </w:r>
-      <w:r>
-        <w:rPr>
-          <w:rFonts w:ascii="Times New Roman" w:hAnsi="Times New Roman" w:cs="Times New Roman"/>
-          <w:sz w:val="28"/>
-          <w:szCs w:val="40"/>
-        </w:rPr>
-        <w:t>1</w:t>
+        <w:t xml:space="preserve"> по «1</w:t>
       </w:r>
       <w:r>
         <w:rPr>
@@ -601,7 +583,15 @@
       </w:r>
     </w:p>
     <w:p>
-      <w:r>
+      <w:pPr>
+        <w:rPr>
+          <w:rFonts w:ascii="Times New Roman" w:hAnsi="Times New Roman" w:cs="Times New Roman"/>
+        </w:rPr>
+      </w:pPr>
+      <w:r>
+        <w:rPr>
+          <w:rFonts w:ascii="Times New Roman" w:hAnsi="Times New Roman" w:cs="Times New Roman"/>
+        </w:rPr>
         <w:t>_____________________________________________________________________________________</w:t>
       </w:r>
     </w:p>
@@ -649,14 +639,7 @@
           <w:rFonts w:ascii="Times New Roman" w:hAnsi="Times New Roman" w:cs="Times New Roman"/>
           <w:sz w:val="28"/>
         </w:rPr>
-        <w:t>Руководитель практики:</w:t>
-      </w:r>
-      <w:r>
-        <w:rPr>
-          <w:rFonts w:ascii="Times New Roman" w:hAnsi="Times New Roman" w:cs="Times New Roman"/>
-          <w:sz w:val="28"/>
-        </w:rPr>
-        <w:t xml:space="preserve"> </w:t>
+        <w:t xml:space="preserve">Руководитель практики: </w:t>
       </w:r>
       <w:r>
         <w:rPr>
@@ -746,19 +729,19 @@
           <w:pPr>
             <w:pStyle w:val="11"/>
             <w:tabs>
-              <w:tab w:val="left" w:pos="440"/>
+              <w:tab w:val="left" w:pos="660"/>
               <w:tab w:val="right" w:leader="dot" w:pos="9628"/>
             </w:tabs>
             <w:rPr>
               <w:rFonts w:asciiTheme="minorHAnsi" w:eastAsiaTheme="minorEastAsia" w:hAnsiTheme="minorHAnsi"/>
               <w:noProof/>
+              <w:sz w:val="22"/>
               <w:lang w:eastAsia="ru-RU"/>
             </w:rPr>
           </w:pPr>
           <w:r>
             <w:rPr>
               <w:rFonts w:cs="Times New Roman"/>
-              <w:sz w:val="28"/>
               <w:szCs w:val="28"/>
             </w:rPr>
             <w:fldChar w:fldCharType="begin"/>
@@ -766,7 +749,6 @@
           <w:r>
             <w:rPr>
               <w:rFonts w:cs="Times New Roman"/>
-              <w:sz w:val="28"/>
               <w:szCs w:val="28"/>
             </w:rPr>
             <w:instrText xml:space="preserve"> TOC \o "1-3" \h \z \u </w:instrText>
@@ -774,12 +756,11 @@
           <w:r>
             <w:rPr>
               <w:rFonts w:cs="Times New Roman"/>
-              <w:sz w:val="28"/>
               <w:szCs w:val="28"/>
             </w:rPr>
             <w:fldChar w:fldCharType="separate"/>
           </w:r>
-          <w:hyperlink w:anchor="_Toc226906837" w:history="1">
+          <w:hyperlink w:anchor="_Toc227180124" w:history="1">
             <w:r>
               <w:rPr>
                 <w:rStyle w:val="a4"/>
@@ -791,6 +772,7 @@
               <w:rPr>
                 <w:rFonts w:asciiTheme="minorHAnsi" w:eastAsiaTheme="minorEastAsia" w:hAnsiTheme="minorHAnsi"/>
                 <w:noProof/>
+                <w:sz w:val="22"/>
                 <w:lang w:eastAsia="ru-RU"/>
               </w:rPr>
               <w:tab/>
@@ -821,7 +803,7 @@
                 <w:noProof/>
                 <w:webHidden/>
               </w:rPr>
-              <w:instrText xml:space="preserve"> PAGEREF _Toc226906837 \h </w:instrText>
+              <w:instrText xml:space="preserve"> PAGEREF _Toc227180124 \h </w:instrText>
             </w:r>
             <w:r>
               <w:rPr>
@@ -841,7 +823,7 @@
                 <w:noProof/>
                 <w:webHidden/>
               </w:rPr>
-              <w:t>3</w:t>
+              <w:t>4</w:t>
             </w:r>
             <w:r>
               <w:rPr>
@@ -856,16 +838,17 @@
           <w:pPr>
             <w:pStyle w:val="11"/>
             <w:tabs>
-              <w:tab w:val="left" w:pos="440"/>
+              <w:tab w:val="left" w:pos="660"/>
               <w:tab w:val="right" w:leader="dot" w:pos="9628"/>
             </w:tabs>
             <w:rPr>
               <w:rFonts w:asciiTheme="minorHAnsi" w:eastAsiaTheme="minorEastAsia" w:hAnsiTheme="minorHAnsi"/>
               <w:noProof/>
+              <w:sz w:val="22"/>
               <w:lang w:eastAsia="ru-RU"/>
             </w:rPr>
           </w:pPr>
-          <w:hyperlink w:anchor="_Toc226906838" w:history="1">
+          <w:hyperlink w:anchor="_Toc227180125" w:history="1">
             <w:r>
               <w:rPr>
                 <w:rStyle w:val="a4"/>
@@ -877,6 +860,7 @@
               <w:rPr>
                 <w:rFonts w:asciiTheme="minorHAnsi" w:eastAsiaTheme="minorEastAsia" w:hAnsiTheme="minorHAnsi"/>
                 <w:noProof/>
+                <w:sz w:val="22"/>
                 <w:lang w:eastAsia="ru-RU"/>
               </w:rPr>
               <w:tab/>
@@ -907,7 +891,7 @@
                 <w:noProof/>
                 <w:webHidden/>
               </w:rPr>
-              <w:instrText xml:space="preserve"> PAGEREF _Toc226906838 \h </w:instrText>
+              <w:instrText xml:space="preserve"> PAGEREF _Toc227180125 \h </w:instrText>
             </w:r>
             <w:r>
               <w:rPr>
@@ -927,7 +911,7 @@
                 <w:noProof/>
                 <w:webHidden/>
               </w:rPr>
-              <w:t>4</w:t>
+              <w:t>5</w:t>
             </w:r>
             <w:r>
               <w:rPr>
@@ -945,12 +929,13 @@
               <w:tab w:val="right" w:leader="dot" w:pos="9628"/>
             </w:tabs>
             <w:rPr>
-              <w:rFonts w:eastAsiaTheme="minorEastAsia"/>
+              <w:rFonts w:asciiTheme="minorHAnsi" w:eastAsiaTheme="minorEastAsia" w:hAnsiTheme="minorHAnsi"/>
               <w:noProof/>
+              <w:sz w:val="22"/>
               <w:lang w:eastAsia="ru-RU"/>
             </w:rPr>
           </w:pPr>
-          <w:hyperlink w:anchor="_Toc226906839" w:history="1">
+          <w:hyperlink w:anchor="_Toc227180126" w:history="1">
             <w:r>
               <w:rPr>
                 <w:rStyle w:val="a4"/>
@@ -977,7 +962,7 @@
                 <w:noProof/>
                 <w:webHidden/>
               </w:rPr>
-              <w:instrText xml:space="preserve"> PAGEREF _Toc226906839 \h </w:instrText>
+              <w:instrText xml:space="preserve"> PAGEREF _Toc227180126 \h </w:instrText>
             </w:r>
             <w:r>
               <w:rPr>
@@ -997,7 +982,7 @@
                 <w:noProof/>
                 <w:webHidden/>
               </w:rPr>
-              <w:t>4</w:t>
+              <w:t>5</w:t>
             </w:r>
             <w:r>
               <w:rPr>
@@ -1015,12 +1000,13 @@
               <w:tab w:val="right" w:leader="dot" w:pos="9628"/>
             </w:tabs>
             <w:rPr>
-              <w:rFonts w:eastAsiaTheme="minorEastAsia"/>
+              <w:rFonts w:asciiTheme="minorHAnsi" w:eastAsiaTheme="minorEastAsia" w:hAnsiTheme="minorHAnsi"/>
               <w:noProof/>
+              <w:sz w:val="22"/>
               <w:lang w:eastAsia="ru-RU"/>
             </w:rPr>
           </w:pPr>
-          <w:hyperlink w:anchor="_Toc226906840" w:history="1">
+          <w:hyperlink w:anchor="_Toc227180127" w:history="1">
             <w:r>
               <w:rPr>
                 <w:rStyle w:val="a4"/>
@@ -1047,7 +1033,7 @@
                 <w:noProof/>
                 <w:webHidden/>
               </w:rPr>
-              <w:instrText xml:space="preserve"> PAGEREF _Toc226906840 \h </w:instrText>
+              <w:instrText xml:space="preserve"> PAGEREF _Toc227180127 \h </w:instrText>
             </w:r>
             <w:r>
               <w:rPr>
@@ -1067,7 +1053,7 @@
                 <w:noProof/>
                 <w:webHidden/>
               </w:rPr>
-              <w:t>5</w:t>
+              <w:t>6</w:t>
             </w:r>
             <w:r>
               <w:rPr>
@@ -1085,12 +1071,13 @@
               <w:tab w:val="right" w:leader="dot" w:pos="9628"/>
             </w:tabs>
             <w:rPr>
-              <w:rFonts w:eastAsiaTheme="minorEastAsia"/>
+              <w:rFonts w:asciiTheme="minorHAnsi" w:eastAsiaTheme="minorEastAsia" w:hAnsiTheme="minorHAnsi"/>
               <w:noProof/>
+              <w:sz w:val="22"/>
               <w:lang w:eastAsia="ru-RU"/>
             </w:rPr>
           </w:pPr>
-          <w:hyperlink w:anchor="_Toc226906841" w:history="1">
+          <w:hyperlink w:anchor="_Toc227180128" w:history="1">
             <w:r>
               <w:rPr>
                 <w:rStyle w:val="a4"/>
@@ -1147,7 +1134,7 @@
                 <w:noProof/>
                 <w:webHidden/>
               </w:rPr>
-              <w:instrText xml:space="preserve"> PAGEREF _Toc226906841 \h </w:instrText>
+              <w:instrText xml:space="preserve"> PAGEREF _Toc227180128 \h </w:instrText>
             </w:r>
             <w:r>
               <w:rPr>
@@ -1167,7 +1154,7 @@
                 <w:noProof/>
                 <w:webHidden/>
               </w:rPr>
-              <w:t>6</w:t>
+              <w:t>7</w:t>
             </w:r>
             <w:r>
               <w:rPr>
@@ -1185,12 +1172,13 @@
               <w:tab w:val="right" w:leader="dot" w:pos="9628"/>
             </w:tabs>
             <w:rPr>
-              <w:rFonts w:eastAsiaTheme="minorEastAsia"/>
+              <w:rFonts w:asciiTheme="minorHAnsi" w:eastAsiaTheme="minorEastAsia" w:hAnsiTheme="minorHAnsi"/>
               <w:noProof/>
+              <w:sz w:val="22"/>
               <w:lang w:eastAsia="ru-RU"/>
             </w:rPr>
           </w:pPr>
-          <w:hyperlink w:anchor="_Toc226906842" w:history="1">
+          <w:hyperlink w:anchor="_Toc227180129" w:history="1">
             <w:r>
               <w:rPr>
                 <w:rStyle w:val="a4"/>
@@ -1232,7 +1220,7 @@
                 <w:noProof/>
                 <w:webHidden/>
               </w:rPr>
-              <w:instrText xml:space="preserve"> PAGEREF _Toc226906842 \h </w:instrText>
+              <w:instrText xml:space="preserve"> PAGEREF _Toc227180129 \h </w:instrText>
             </w:r>
             <w:r>
               <w:rPr>
@@ -1252,7 +1240,7 @@
                 <w:noProof/>
                 <w:webHidden/>
               </w:rPr>
-              <w:t>8</w:t>
+              <w:t>9</w:t>
             </w:r>
             <w:r>
               <w:rPr>
@@ -1270,15 +1258,17 @@
               <w:tab w:val="right" w:leader="dot" w:pos="9628"/>
             </w:tabs>
             <w:rPr>
-              <w:rFonts w:eastAsiaTheme="minorEastAsia"/>
+              <w:rFonts w:asciiTheme="minorHAnsi" w:eastAsiaTheme="minorEastAsia" w:hAnsiTheme="minorHAnsi"/>
               <w:noProof/>
+              <w:sz w:val="22"/>
               <w:lang w:eastAsia="ru-RU"/>
             </w:rPr>
           </w:pPr>
-          <w:hyperlink w:anchor="_Toc226906843" w:history="1">
+          <w:hyperlink w:anchor="_Toc227180130" w:history="1">
             <w:r>
               <w:rPr>
                 <w:rStyle w:val="a4"/>
+                <w:rFonts w:cs="Times New Roman"/>
                 <w:noProof/>
               </w:rPr>
               <w:t>Декомпозиция первого уровня</w:t>
@@ -1302,7 +1292,7 @@
                 <w:noProof/>
                 <w:webHidden/>
               </w:rPr>
-              <w:instrText xml:space="preserve"> PAGEREF _Toc226906843 \h </w:instrText>
+              <w:instrText xml:space="preserve"> PAGEREF _Toc227180130 \h </w:instrText>
             </w:r>
             <w:r>
               <w:rPr>
@@ -1322,7 +1312,7 @@
                 <w:noProof/>
                 <w:webHidden/>
               </w:rPr>
-              <w:t>10</w:t>
+              <w:t>11</w:t>
             </w:r>
             <w:r>
               <w:rPr>
@@ -1340,12 +1330,13 @@
               <w:tab w:val="right" w:leader="dot" w:pos="9628"/>
             </w:tabs>
             <w:rPr>
-              <w:rFonts w:eastAsiaTheme="minorEastAsia"/>
+              <w:rFonts w:asciiTheme="minorHAnsi" w:eastAsiaTheme="minorEastAsia" w:hAnsiTheme="minorHAnsi"/>
               <w:noProof/>
+              <w:sz w:val="22"/>
               <w:lang w:eastAsia="ru-RU"/>
             </w:rPr>
           </w:pPr>
-          <w:hyperlink w:anchor="_Toc226906844" w:history="1">
+          <w:hyperlink w:anchor="_Toc227180131" w:history="1">
             <w:r>
               <w:rPr>
                 <w:rStyle w:val="a4"/>
@@ -1372,7 +1363,7 @@
                 <w:noProof/>
                 <w:webHidden/>
               </w:rPr>
-              <w:instrText xml:space="preserve"> PAGEREF _Toc226906844 \h </w:instrText>
+              <w:instrText xml:space="preserve"> PAGEREF _Toc227180131 \h </w:instrText>
             </w:r>
             <w:r>
               <w:rPr>
@@ -1392,7 +1383,7 @@
                 <w:noProof/>
                 <w:webHidden/>
               </w:rPr>
-              <w:t>13</w:t>
+              <w:t>14</w:t>
             </w:r>
             <w:r>
               <w:rPr>
@@ -1410,12 +1401,13 @@
               <w:tab w:val="right" w:leader="dot" w:pos="9628"/>
             </w:tabs>
             <w:rPr>
-              <w:rFonts w:eastAsiaTheme="minorEastAsia"/>
+              <w:rFonts w:asciiTheme="minorHAnsi" w:eastAsiaTheme="minorEastAsia" w:hAnsiTheme="minorHAnsi"/>
               <w:noProof/>
+              <w:sz w:val="22"/>
               <w:lang w:eastAsia="ru-RU"/>
             </w:rPr>
           </w:pPr>
-          <w:hyperlink w:anchor="_Toc226906845" w:history="1">
+          <w:hyperlink w:anchor="_Toc227180132" w:history="1">
             <w:r>
               <w:rPr>
                 <w:rStyle w:val="a4"/>
@@ -1442,7 +1434,7 @@
                 <w:noProof/>
                 <w:webHidden/>
               </w:rPr>
-              <w:instrText xml:space="preserve"> PAGEREF _Toc226906845 \h </w:instrText>
+              <w:instrText xml:space="preserve"> PAGEREF _Toc227180132 \h </w:instrText>
             </w:r>
             <w:r>
               <w:rPr>
@@ -1462,7 +1454,7 @@
                 <w:noProof/>
                 <w:webHidden/>
               </w:rPr>
-              <w:t>16</w:t>
+              <w:t>17</w:t>
             </w:r>
             <w:r>
               <w:rPr>
@@ -1480,12 +1472,13 @@
               <w:tab w:val="right" w:leader="dot" w:pos="9628"/>
             </w:tabs>
             <w:rPr>
-              <w:rFonts w:eastAsiaTheme="minorEastAsia"/>
+              <w:rFonts w:asciiTheme="minorHAnsi" w:eastAsiaTheme="minorEastAsia" w:hAnsiTheme="minorHAnsi"/>
               <w:noProof/>
+              <w:sz w:val="22"/>
               <w:lang w:eastAsia="ru-RU"/>
             </w:rPr>
           </w:pPr>
-          <w:hyperlink w:anchor="_Toc226906846" w:history="1">
+          <w:hyperlink w:anchor="_Toc227180133" w:history="1">
             <w:r>
               <w:rPr>
                 <w:rStyle w:val="a4"/>
@@ -1512,7 +1505,7 @@
                 <w:noProof/>
                 <w:webHidden/>
               </w:rPr>
-              <w:instrText xml:space="preserve"> PAGEREF _Toc226906846 \h </w:instrText>
+              <w:instrText xml:space="preserve"> PAGEREF _Toc227180133 \h </w:instrText>
             </w:r>
             <w:r>
               <w:rPr>
@@ -1532,7 +1525,654 @@
                 <w:noProof/>
                 <w:webHidden/>
               </w:rPr>
-              <w:t>19</w:t>
+              <w:t>20</w:t>
+            </w:r>
+            <w:r>
+              <w:rPr>
+                <w:noProof/>
+                <w:webHidden/>
+              </w:rPr>
+              <w:fldChar w:fldCharType="end"/>
+            </w:r>
+          </w:hyperlink>
+        </w:p>
+        <w:p>
+          <w:pPr>
+            <w:pStyle w:val="21"/>
+            <w:tabs>
+              <w:tab w:val="right" w:leader="dot" w:pos="9628"/>
+            </w:tabs>
+            <w:rPr>
+              <w:rFonts w:asciiTheme="minorHAnsi" w:eastAsiaTheme="minorEastAsia" w:hAnsiTheme="minorHAnsi"/>
+              <w:noProof/>
+              <w:sz w:val="22"/>
+              <w:lang w:eastAsia="ru-RU"/>
+            </w:rPr>
+          </w:pPr>
+          <w:hyperlink w:anchor="_Toc227180134" w:history="1">
+            <w:r>
+              <w:rPr>
+                <w:rStyle w:val="a4"/>
+                <w:noProof/>
+              </w:rPr>
+              <w:t>Руководство администратора</w:t>
+            </w:r>
+            <w:r>
+              <w:rPr>
+                <w:noProof/>
+                <w:webHidden/>
+              </w:rPr>
+              <w:tab/>
+            </w:r>
+            <w:r>
+              <w:rPr>
+                <w:noProof/>
+                <w:webHidden/>
+              </w:rPr>
+              <w:fldChar w:fldCharType="begin"/>
+            </w:r>
+            <w:r>
+              <w:rPr>
+                <w:noProof/>
+                <w:webHidden/>
+              </w:rPr>
+              <w:instrText xml:space="preserve"> PAGEREF _Toc227180134 \h </w:instrText>
+            </w:r>
+            <w:r>
+              <w:rPr>
+                <w:noProof/>
+                <w:webHidden/>
+              </w:rPr>
+            </w:r>
+            <w:r>
+              <w:rPr>
+                <w:noProof/>
+                <w:webHidden/>
+              </w:rPr>
+              <w:fldChar w:fldCharType="separate"/>
+            </w:r>
+            <w:r>
+              <w:rPr>
+                <w:noProof/>
+                <w:webHidden/>
+              </w:rPr>
+              <w:t>23</w:t>
+            </w:r>
+            <w:r>
+              <w:rPr>
+                <w:noProof/>
+                <w:webHidden/>
+              </w:rPr>
+              <w:fldChar w:fldCharType="end"/>
+            </w:r>
+          </w:hyperlink>
+        </w:p>
+        <w:p>
+          <w:pPr>
+            <w:pStyle w:val="31"/>
+            <w:tabs>
+              <w:tab w:val="right" w:leader="dot" w:pos="9628"/>
+            </w:tabs>
+            <w:rPr>
+              <w:rFonts w:asciiTheme="minorHAnsi" w:eastAsiaTheme="minorEastAsia" w:hAnsiTheme="minorHAnsi"/>
+              <w:noProof/>
+              <w:sz w:val="22"/>
+              <w:lang w:eastAsia="ru-RU"/>
+            </w:rPr>
+          </w:pPr>
+          <w:hyperlink w:anchor="_Toc227180135" w:history="1">
+            <w:r>
+              <w:rPr>
+                <w:rStyle w:val="a4"/>
+                <w:rFonts w:cs="Times New Roman"/>
+                <w:noProof/>
+              </w:rPr>
+              <w:t>Авторизация в системе</w:t>
+            </w:r>
+            <w:r>
+              <w:rPr>
+                <w:noProof/>
+                <w:webHidden/>
+              </w:rPr>
+              <w:tab/>
+            </w:r>
+            <w:r>
+              <w:rPr>
+                <w:noProof/>
+                <w:webHidden/>
+              </w:rPr>
+              <w:fldChar w:fldCharType="begin"/>
+            </w:r>
+            <w:r>
+              <w:rPr>
+                <w:noProof/>
+                <w:webHidden/>
+              </w:rPr>
+              <w:instrText xml:space="preserve"> PAGEREF _Toc227180135 \h </w:instrText>
+            </w:r>
+            <w:r>
+              <w:rPr>
+                <w:noProof/>
+                <w:webHidden/>
+              </w:rPr>
+            </w:r>
+            <w:r>
+              <w:rPr>
+                <w:noProof/>
+                <w:webHidden/>
+              </w:rPr>
+              <w:fldChar w:fldCharType="separate"/>
+            </w:r>
+            <w:r>
+              <w:rPr>
+                <w:noProof/>
+                <w:webHidden/>
+              </w:rPr>
+              <w:t>24</w:t>
+            </w:r>
+            <w:r>
+              <w:rPr>
+                <w:noProof/>
+                <w:webHidden/>
+              </w:rPr>
+              <w:fldChar w:fldCharType="end"/>
+            </w:r>
+          </w:hyperlink>
+        </w:p>
+        <w:p>
+          <w:pPr>
+            <w:pStyle w:val="31"/>
+            <w:tabs>
+              <w:tab w:val="right" w:leader="dot" w:pos="9628"/>
+            </w:tabs>
+            <w:rPr>
+              <w:rFonts w:asciiTheme="minorHAnsi" w:eastAsiaTheme="minorEastAsia" w:hAnsiTheme="minorHAnsi"/>
+              <w:noProof/>
+              <w:sz w:val="22"/>
+              <w:lang w:eastAsia="ru-RU"/>
+            </w:rPr>
+          </w:pPr>
+          <w:hyperlink w:anchor="_Toc227180136" w:history="1">
+            <w:r>
+              <w:rPr>
+                <w:rStyle w:val="a4"/>
+                <w:rFonts w:cs="Times New Roman"/>
+                <w:noProof/>
+              </w:rPr>
+              <w:t>Структура административной панели</w:t>
+            </w:r>
+            <w:r>
+              <w:rPr>
+                <w:noProof/>
+                <w:webHidden/>
+              </w:rPr>
+              <w:tab/>
+            </w:r>
+            <w:r>
+              <w:rPr>
+                <w:noProof/>
+                <w:webHidden/>
+              </w:rPr>
+              <w:fldChar w:fldCharType="begin"/>
+            </w:r>
+            <w:r>
+              <w:rPr>
+                <w:noProof/>
+                <w:webHidden/>
+              </w:rPr>
+              <w:instrText xml:space="preserve"> PAGEREF _Toc227180136 \h </w:instrText>
+            </w:r>
+            <w:r>
+              <w:rPr>
+                <w:noProof/>
+                <w:webHidden/>
+              </w:rPr>
+            </w:r>
+            <w:r>
+              <w:rPr>
+                <w:noProof/>
+                <w:webHidden/>
+              </w:rPr>
+              <w:fldChar w:fldCharType="separate"/>
+            </w:r>
+            <w:r>
+              <w:rPr>
+                <w:noProof/>
+                <w:webHidden/>
+              </w:rPr>
+              <w:t>24</w:t>
+            </w:r>
+            <w:r>
+              <w:rPr>
+                <w:noProof/>
+                <w:webHidden/>
+              </w:rPr>
+              <w:fldChar w:fldCharType="end"/>
+            </w:r>
+          </w:hyperlink>
+        </w:p>
+        <w:p>
+          <w:pPr>
+            <w:pStyle w:val="31"/>
+            <w:tabs>
+              <w:tab w:val="right" w:leader="dot" w:pos="9628"/>
+            </w:tabs>
+            <w:rPr>
+              <w:rFonts w:asciiTheme="minorHAnsi" w:eastAsiaTheme="minorEastAsia" w:hAnsiTheme="minorHAnsi"/>
+              <w:noProof/>
+              <w:sz w:val="22"/>
+              <w:lang w:eastAsia="ru-RU"/>
+            </w:rPr>
+          </w:pPr>
+          <w:hyperlink w:anchor="_Toc227180137" w:history="1">
+            <w:r>
+              <w:rPr>
+                <w:rStyle w:val="a4"/>
+                <w:rFonts w:cs="Times New Roman"/>
+                <w:noProof/>
+              </w:rPr>
+              <w:t>Создание и редактирование страниц</w:t>
+            </w:r>
+            <w:r>
+              <w:rPr>
+                <w:noProof/>
+                <w:webHidden/>
+              </w:rPr>
+              <w:tab/>
+            </w:r>
+            <w:r>
+              <w:rPr>
+                <w:noProof/>
+                <w:webHidden/>
+              </w:rPr>
+              <w:fldChar w:fldCharType="begin"/>
+            </w:r>
+            <w:r>
+              <w:rPr>
+                <w:noProof/>
+                <w:webHidden/>
+              </w:rPr>
+              <w:instrText xml:space="preserve"> PAGEREF _Toc227180137 \h </w:instrText>
+            </w:r>
+            <w:r>
+              <w:rPr>
+                <w:noProof/>
+                <w:webHidden/>
+              </w:rPr>
+            </w:r>
+            <w:r>
+              <w:rPr>
+                <w:noProof/>
+                <w:webHidden/>
+              </w:rPr>
+              <w:fldChar w:fldCharType="separate"/>
+            </w:r>
+            <w:r>
+              <w:rPr>
+                <w:noProof/>
+                <w:webHidden/>
+              </w:rPr>
+              <w:t>25</w:t>
+            </w:r>
+            <w:r>
+              <w:rPr>
+                <w:noProof/>
+                <w:webHidden/>
+              </w:rPr>
+              <w:fldChar w:fldCharType="end"/>
+            </w:r>
+          </w:hyperlink>
+        </w:p>
+        <w:p>
+          <w:pPr>
+            <w:pStyle w:val="31"/>
+            <w:tabs>
+              <w:tab w:val="right" w:leader="dot" w:pos="9628"/>
+            </w:tabs>
+            <w:rPr>
+              <w:rFonts w:asciiTheme="minorHAnsi" w:eastAsiaTheme="minorEastAsia" w:hAnsiTheme="minorHAnsi"/>
+              <w:noProof/>
+              <w:sz w:val="22"/>
+              <w:lang w:eastAsia="ru-RU"/>
+            </w:rPr>
+          </w:pPr>
+          <w:hyperlink w:anchor="_Toc227180138" w:history="1">
+            <w:r>
+              <w:rPr>
+                <w:rStyle w:val="a4"/>
+                <w:rFonts w:cs="Times New Roman"/>
+                <w:noProof/>
+              </w:rPr>
+              <w:t>Работа с записями (новостями)</w:t>
+            </w:r>
+            <w:r>
+              <w:rPr>
+                <w:noProof/>
+                <w:webHidden/>
+              </w:rPr>
+              <w:tab/>
+            </w:r>
+            <w:r>
+              <w:rPr>
+                <w:noProof/>
+                <w:webHidden/>
+              </w:rPr>
+              <w:fldChar w:fldCharType="begin"/>
+            </w:r>
+            <w:r>
+              <w:rPr>
+                <w:noProof/>
+                <w:webHidden/>
+              </w:rPr>
+              <w:instrText xml:space="preserve"> PAGEREF _Toc227180138 \h </w:instrText>
+            </w:r>
+            <w:r>
+              <w:rPr>
+                <w:noProof/>
+                <w:webHidden/>
+              </w:rPr>
+            </w:r>
+            <w:r>
+              <w:rPr>
+                <w:noProof/>
+                <w:webHidden/>
+              </w:rPr>
+              <w:fldChar w:fldCharType="separate"/>
+            </w:r>
+            <w:r>
+              <w:rPr>
+                <w:noProof/>
+                <w:webHidden/>
+              </w:rPr>
+              <w:t>25</w:t>
+            </w:r>
+            <w:r>
+              <w:rPr>
+                <w:noProof/>
+                <w:webHidden/>
+              </w:rPr>
+              <w:fldChar w:fldCharType="end"/>
+            </w:r>
+          </w:hyperlink>
+        </w:p>
+        <w:p>
+          <w:pPr>
+            <w:pStyle w:val="31"/>
+            <w:tabs>
+              <w:tab w:val="right" w:leader="dot" w:pos="9628"/>
+            </w:tabs>
+            <w:rPr>
+              <w:rFonts w:asciiTheme="minorHAnsi" w:eastAsiaTheme="minorEastAsia" w:hAnsiTheme="minorHAnsi"/>
+              <w:noProof/>
+              <w:sz w:val="22"/>
+              <w:lang w:eastAsia="ru-RU"/>
+            </w:rPr>
+          </w:pPr>
+          <w:hyperlink w:anchor="_Toc227180139" w:history="1">
+            <w:r>
+              <w:rPr>
+                <w:rStyle w:val="a4"/>
+                <w:rFonts w:cs="Times New Roman"/>
+                <w:noProof/>
+              </w:rPr>
+              <w:t>Управление медиафайлами</w:t>
+            </w:r>
+            <w:r>
+              <w:rPr>
+                <w:noProof/>
+                <w:webHidden/>
+              </w:rPr>
+              <w:tab/>
+            </w:r>
+            <w:r>
+              <w:rPr>
+                <w:noProof/>
+                <w:webHidden/>
+              </w:rPr>
+              <w:fldChar w:fldCharType="begin"/>
+            </w:r>
+            <w:r>
+              <w:rPr>
+                <w:noProof/>
+                <w:webHidden/>
+              </w:rPr>
+              <w:instrText xml:space="preserve"> PAGEREF _Toc227180139 \h </w:instrText>
+            </w:r>
+            <w:r>
+              <w:rPr>
+                <w:noProof/>
+                <w:webHidden/>
+              </w:rPr>
+            </w:r>
+            <w:r>
+              <w:rPr>
+                <w:noProof/>
+                <w:webHidden/>
+              </w:rPr>
+              <w:fldChar w:fldCharType="separate"/>
+            </w:r>
+            <w:r>
+              <w:rPr>
+                <w:noProof/>
+                <w:webHidden/>
+              </w:rPr>
+              <w:t>25</w:t>
+            </w:r>
+            <w:r>
+              <w:rPr>
+                <w:noProof/>
+                <w:webHidden/>
+              </w:rPr>
+              <w:fldChar w:fldCharType="end"/>
+            </w:r>
+          </w:hyperlink>
+        </w:p>
+        <w:p>
+          <w:pPr>
+            <w:pStyle w:val="31"/>
+            <w:tabs>
+              <w:tab w:val="right" w:leader="dot" w:pos="9628"/>
+            </w:tabs>
+            <w:rPr>
+              <w:rFonts w:asciiTheme="minorHAnsi" w:eastAsiaTheme="minorEastAsia" w:hAnsiTheme="minorHAnsi"/>
+              <w:noProof/>
+              <w:sz w:val="22"/>
+              <w:lang w:eastAsia="ru-RU"/>
+            </w:rPr>
+          </w:pPr>
+          <w:hyperlink w:anchor="_Toc227180140" w:history="1">
+            <w:r>
+              <w:rPr>
+                <w:rStyle w:val="a4"/>
+                <w:rFonts w:cs="Times New Roman"/>
+                <w:noProof/>
+              </w:rPr>
+              <w:t>Управление плагинами</w:t>
+            </w:r>
+            <w:r>
+              <w:rPr>
+                <w:noProof/>
+                <w:webHidden/>
+              </w:rPr>
+              <w:tab/>
+            </w:r>
+            <w:r>
+              <w:rPr>
+                <w:noProof/>
+                <w:webHidden/>
+              </w:rPr>
+              <w:fldChar w:fldCharType="begin"/>
+            </w:r>
+            <w:r>
+              <w:rPr>
+                <w:noProof/>
+                <w:webHidden/>
+              </w:rPr>
+              <w:instrText xml:space="preserve"> PAGEREF _Toc227180140 \h </w:instrText>
+            </w:r>
+            <w:r>
+              <w:rPr>
+                <w:noProof/>
+                <w:webHidden/>
+              </w:rPr>
+            </w:r>
+            <w:r>
+              <w:rPr>
+                <w:noProof/>
+                <w:webHidden/>
+              </w:rPr>
+              <w:fldChar w:fldCharType="separate"/>
+            </w:r>
+            <w:r>
+              <w:rPr>
+                <w:noProof/>
+                <w:webHidden/>
+              </w:rPr>
+              <w:t>26</w:t>
+            </w:r>
+            <w:r>
+              <w:rPr>
+                <w:noProof/>
+                <w:webHidden/>
+              </w:rPr>
+              <w:fldChar w:fldCharType="end"/>
+            </w:r>
+          </w:hyperlink>
+        </w:p>
+        <w:p>
+          <w:pPr>
+            <w:pStyle w:val="31"/>
+            <w:tabs>
+              <w:tab w:val="right" w:leader="dot" w:pos="9628"/>
+            </w:tabs>
+            <w:rPr>
+              <w:rFonts w:asciiTheme="minorHAnsi" w:eastAsiaTheme="minorEastAsia" w:hAnsiTheme="minorHAnsi"/>
+              <w:noProof/>
+              <w:sz w:val="22"/>
+              <w:lang w:eastAsia="ru-RU"/>
+            </w:rPr>
+          </w:pPr>
+          <w:hyperlink w:anchor="_Toc227180141" w:history="1">
+            <w:r>
+              <w:rPr>
+                <w:rStyle w:val="a4"/>
+                <w:rFonts w:cs="Times New Roman"/>
+                <w:noProof/>
+              </w:rPr>
+              <w:t>Управление пользователями</w:t>
+            </w:r>
+            <w:r>
+              <w:rPr>
+                <w:noProof/>
+                <w:webHidden/>
+              </w:rPr>
+              <w:tab/>
+            </w:r>
+            <w:r>
+              <w:rPr>
+                <w:noProof/>
+                <w:webHidden/>
+              </w:rPr>
+              <w:fldChar w:fldCharType="begin"/>
+            </w:r>
+            <w:r>
+              <w:rPr>
+                <w:noProof/>
+                <w:webHidden/>
+              </w:rPr>
+              <w:instrText xml:space="preserve"> PAGEREF _Toc227180141 \h </w:instrText>
+            </w:r>
+            <w:r>
+              <w:rPr>
+                <w:noProof/>
+                <w:webHidden/>
+              </w:rPr>
+            </w:r>
+            <w:r>
+              <w:rPr>
+                <w:noProof/>
+                <w:webHidden/>
+              </w:rPr>
+              <w:fldChar w:fldCharType="separate"/>
+            </w:r>
+            <w:r>
+              <w:rPr>
+                <w:noProof/>
+                <w:webHidden/>
+              </w:rPr>
+              <w:t>26</w:t>
+            </w:r>
+            <w:r>
+              <w:rPr>
+                <w:noProof/>
+                <w:webHidden/>
+              </w:rPr>
+              <w:fldChar w:fldCharType="end"/>
+            </w:r>
+          </w:hyperlink>
+        </w:p>
+        <w:p>
+          <w:pPr>
+            <w:pStyle w:val="31"/>
+            <w:tabs>
+              <w:tab w:val="right" w:leader="dot" w:pos="9628"/>
+            </w:tabs>
+            <w:rPr>
+              <w:rFonts w:asciiTheme="minorHAnsi" w:eastAsiaTheme="minorEastAsia" w:hAnsiTheme="minorHAnsi"/>
+              <w:noProof/>
+              <w:sz w:val="22"/>
+              <w:lang w:eastAsia="ru-RU"/>
+            </w:rPr>
+          </w:pPr>
+          <w:hyperlink w:anchor="_Toc227180142" w:history="1">
+            <w:r>
+              <w:rPr>
+                <w:rStyle w:val="a4"/>
+                <w:rFonts w:cs="Times New Roman"/>
+                <w:noProof/>
+              </w:rPr>
+              <w:t>Общие настройки системы</w:t>
+            </w:r>
+            <w:r>
+              <w:rPr>
+                <w:noProof/>
+                <w:webHidden/>
+              </w:rPr>
+              <w:tab/>
+            </w:r>
+            <w:r>
+              <w:rPr>
+                <w:noProof/>
+                <w:webHidden/>
+              </w:rPr>
+              <w:fldChar w:fldCharType="begin"/>
+            </w:r>
+            <w:r>
+              <w:rPr>
+                <w:noProof/>
+                <w:webHidden/>
+              </w:rPr>
+              <w:instrText xml:space="preserve"> PAGEREF _Toc227180142 \h </w:instrText>
+            </w:r>
+            <w:r>
+              <w:rPr>
+                <w:noProof/>
+                <w:webHidden/>
+              </w:rPr>
+            </w:r>
+            <w:r>
+              <w:rPr>
+                <w:noProof/>
+                <w:webHidden/>
+              </w:rPr>
+              <w:fldChar w:fldCharType="separate"/>
+            </w:r>
+            <w:r>
+              <w:rPr>
+                <w:noProof/>
+                <w:webHidden/>
+              </w:rPr>
+              <w:t>26</w:t>
             </w:r>
             <w:r>
               <w:rPr>
@@ -1547,16 +2187,17 @@
           <w:pPr>
             <w:pStyle w:val="11"/>
             <w:tabs>
-              <w:tab w:val="left" w:pos="440"/>
+              <w:tab w:val="left" w:pos="660"/>
               <w:tab w:val="right" w:leader="dot" w:pos="9628"/>
             </w:tabs>
             <w:rPr>
               <w:rFonts w:asciiTheme="minorHAnsi" w:eastAsiaTheme="minorEastAsia" w:hAnsiTheme="minorHAnsi"/>
               <w:noProof/>
+              <w:sz w:val="22"/>
               <w:lang w:eastAsia="ru-RU"/>
             </w:rPr>
           </w:pPr>
-          <w:hyperlink w:anchor="_Toc226906847" w:history="1">
+          <w:hyperlink w:anchor="_Toc227180143" w:history="1">
             <w:r>
               <w:rPr>
                 <w:rStyle w:val="a4"/>
@@ -1568,6 +2209,7 @@
               <w:rPr>
                 <w:rFonts w:asciiTheme="minorHAnsi" w:eastAsiaTheme="minorEastAsia" w:hAnsiTheme="minorHAnsi"/>
                 <w:noProof/>
+                <w:sz w:val="22"/>
                 <w:lang w:eastAsia="ru-RU"/>
               </w:rPr>
               <w:tab/>
@@ -1598,7 +2240,7 @@
                 <w:noProof/>
                 <w:webHidden/>
               </w:rPr>
-              <w:instrText xml:space="preserve"> PAGEREF _Toc226906847 \h </w:instrText>
+              <w:instrText xml:space="preserve"> PAGEREF _Toc227180143 \h </w:instrText>
             </w:r>
             <w:r>
               <w:rPr>
@@ -1618,7 +2260,7 @@
                 <w:noProof/>
                 <w:webHidden/>
               </w:rPr>
-              <w:t>23</w:t>
+              <w:t>27</w:t>
             </w:r>
             <w:r>
               <w:rPr>
@@ -1633,16 +2275,17 @@
           <w:pPr>
             <w:pStyle w:val="11"/>
             <w:tabs>
-              <w:tab w:val="left" w:pos="440"/>
+              <w:tab w:val="left" w:pos="660"/>
               <w:tab w:val="right" w:leader="dot" w:pos="9628"/>
             </w:tabs>
             <w:rPr>
               <w:rFonts w:asciiTheme="minorHAnsi" w:eastAsiaTheme="minorEastAsia" w:hAnsiTheme="minorHAnsi"/>
               <w:noProof/>
+              <w:sz w:val="22"/>
               <w:lang w:eastAsia="ru-RU"/>
             </w:rPr>
           </w:pPr>
-          <w:hyperlink w:anchor="_Toc226906848" w:history="1">
+          <w:hyperlink w:anchor="_Toc227180144" w:history="1">
             <w:r>
               <w:rPr>
                 <w:rStyle w:val="a4"/>
@@ -1655,6 +2298,7 @@
               <w:rPr>
                 <w:rFonts w:asciiTheme="minorHAnsi" w:eastAsiaTheme="minorEastAsia" w:hAnsiTheme="minorHAnsi"/>
                 <w:noProof/>
+                <w:sz w:val="22"/>
                 <w:lang w:eastAsia="ru-RU"/>
               </w:rPr>
               <w:tab/>
@@ -1686,7 +2330,7 @@
                 <w:noProof/>
                 <w:webHidden/>
               </w:rPr>
-              <w:instrText xml:space="preserve"> PAGEREF _Toc226906848 \h </w:instrText>
+              <w:instrText xml:space="preserve"> PAGEREF _Toc227180144 \h </w:instrText>
             </w:r>
             <w:r>
               <w:rPr>
@@ -1706,7 +2350,7 @@
                 <w:noProof/>
                 <w:webHidden/>
               </w:rPr>
-              <w:t>24</w:t>
+              <w:t>29</w:t>
             </w:r>
             <w:r>
               <w:rPr>
@@ -1718,6 +2362,11 @@
           </w:hyperlink>
         </w:p>
         <w:p>
+          <w:pPr>
+            <w:rPr>
+              <w:rFonts w:ascii="Times New Roman" w:hAnsi="Times New Roman" w:cs="Times New Roman"/>
+            </w:rPr>
+          </w:pPr>
           <w:r>
             <w:rPr>
               <w:rFonts w:ascii="Times New Roman" w:hAnsi="Times New Roman" w:cs="Times New Roman"/>
@@ -1727,6 +2376,8 @@
             <w:fldChar w:fldCharType="end"/>
           </w:r>
         </w:p>
+        <w:bookmarkStart w:id="0" w:name="_GoBack" w:displacedByCustomXml="next"/>
+        <w:bookmarkEnd w:id="0" w:displacedByCustomXml="next"/>
       </w:sdtContent>
     </w:sdt>
     <w:p>
@@ -1862,12 +2513,12 @@
         <w:pStyle w:val="1"/>
         <w:jc w:val="center"/>
       </w:pPr>
-      <w:bookmarkStart w:id="0" w:name="_Toc226906837"/>
+      <w:bookmarkStart w:id="1" w:name="_Toc227180124"/>
       <w:r>
         <w:lastRenderedPageBreak/>
         <w:t>ВВЕДЕНИЕ</w:t>
       </w:r>
-      <w:bookmarkEnd w:id="0"/>
+      <w:bookmarkEnd w:id="1"/>
     </w:p>
     <w:p>
       <w:pPr>
@@ -1959,7 +2610,7 @@
           <w:szCs w:val="28"/>
         </w:rPr>
       </w:pPr>
-      <w:bookmarkStart w:id="1" w:name="_Toc226906838"/>
+      <w:bookmarkStart w:id="2" w:name="_Toc227180125"/>
       <w:r>
         <w:rPr>
           <w:szCs w:val="28"/>
@@ -1967,17 +2618,17 @@
         <w:lastRenderedPageBreak/>
         <w:t>СОДЕРЖАНИЕ УЧЕБНОЙ ПРАКТИКИ</w:t>
       </w:r>
-      <w:bookmarkEnd w:id="1"/>
+      <w:bookmarkEnd w:id="2"/>
     </w:p>
     <w:p>
       <w:pPr>
         <w:pStyle w:val="2"/>
       </w:pPr>
-      <w:bookmarkStart w:id="2" w:name="_Toc226906839"/>
+      <w:bookmarkStart w:id="3" w:name="_Toc227180126"/>
       <w:r>
         <w:t>Описание предметной области</w:t>
       </w:r>
-      <w:bookmarkEnd w:id="2"/>
+      <w:bookmarkEnd w:id="3"/>
     </w:p>
     <w:p>
       <w:pPr>
@@ -2122,11 +2773,11 @@
       <w:pPr>
         <w:pStyle w:val="2"/>
       </w:pPr>
-      <w:bookmarkStart w:id="3" w:name="_Toc226906840"/>
+      <w:bookmarkStart w:id="4" w:name="_Toc227180127"/>
       <w:r>
         <w:t>Обзор аналогов</w:t>
       </w:r>
-      <w:bookmarkEnd w:id="3"/>
+      <w:bookmarkEnd w:id="4"/>
       <w:r>
         <w:br/>
       </w:r>
@@ -2652,7 +3303,7 @@
       <w:pPr>
         <w:pStyle w:val="2"/>
       </w:pPr>
-      <w:bookmarkStart w:id="4" w:name="_Toc226906841"/>
+      <w:bookmarkStart w:id="5" w:name="_Toc227180128"/>
       <w:r>
         <w:t xml:space="preserve">Разработка </w:t>
       </w:r>
@@ -2672,12 +3323,9 @@
         <w:t>case</w:t>
       </w:r>
       <w:r>
-        <w:t xml:space="preserve"> </w:t>
-      </w:r>
-      <w:r>
-        <w:t>диаграммы</w:t>
-      </w:r>
-      <w:bookmarkEnd w:id="4"/>
+        <w:t xml:space="preserve"> диаграммы</w:t>
+      </w:r>
+      <w:bookmarkEnd w:id="5"/>
       <w:r>
         <w:br/>
       </w:r>
@@ -2752,14 +3400,7 @@
           <w:sz w:val="28"/>
           <w:szCs w:val="28"/>
         </w:rPr>
-        <w:t xml:space="preserve"> диаграмме, представленной ниже (Рисунок 1), видно </w:t>
-      </w:r>
-      <w:r>
-        <w:rPr>
-          <w:sz w:val="28"/>
-          <w:szCs w:val="28"/>
-        </w:rPr>
-        <w:t>2</w:t>
+        <w:t xml:space="preserve"> диаграмме, представленной ниже (Рисунок 1), видно 2</w:t>
       </w:r>
       <w:r>
         <w:rPr>
@@ -2867,43 +3508,29 @@
           <w:sz w:val="28"/>
           <w:szCs w:val="28"/>
         </w:rPr>
+        <w:t xml:space="preserve"> – </w:t>
+      </w:r>
+      <w:r>
+        <w:rPr>
+          <w:sz w:val="28"/>
+          <w:szCs w:val="28"/>
+          <w:lang w:val="en-US"/>
+        </w:rPr>
+        <w:t>Use</w:t>
+      </w:r>
+      <w:r>
+        <w:rPr>
+          <w:sz w:val="28"/>
+          <w:szCs w:val="28"/>
+        </w:rPr>
         <w:t xml:space="preserve"> </w:t>
       </w:r>
       <w:r>
         <w:rPr>
           <w:sz w:val="28"/>
           <w:szCs w:val="28"/>
-        </w:rPr>
-        <w:t>–</w:t>
-      </w:r>
-      <w:r>
-        <w:rPr>
-          <w:sz w:val="28"/>
-          <w:szCs w:val="28"/>
-        </w:rPr>
-        <w:t xml:space="preserve"> </w:t>
-      </w:r>
-      <w:r>
-        <w:rPr>
-          <w:sz w:val="28"/>
-          <w:szCs w:val="28"/>
           <w:lang w:val="en-US"/>
         </w:rPr>
-        <w:t>Use</w:t>
-      </w:r>
-      <w:r>
-        <w:rPr>
-          <w:sz w:val="28"/>
-          <w:szCs w:val="28"/>
-        </w:rPr>
-        <w:t xml:space="preserve"> </w:t>
-      </w:r>
-      <w:r>
-        <w:rPr>
-          <w:sz w:val="28"/>
-          <w:szCs w:val="28"/>
-          <w:lang w:val="en-US"/>
-        </w:rPr>
         <w:t>case</w:t>
       </w:r>
       <w:r>
@@ -2911,14 +3538,7 @@
           <w:sz w:val="28"/>
           <w:szCs w:val="28"/>
         </w:rPr>
-        <w:t xml:space="preserve"> </w:t>
-      </w:r>
-      <w:r>
-        <w:rPr>
-          <w:sz w:val="28"/>
-          <w:szCs w:val="28"/>
-        </w:rPr>
-        <w:t>диаграмма</w:t>
+        <w:t xml:space="preserve"> диаграмма</w:t>
       </w:r>
       <w:r>
         <w:rPr>
@@ -2926,20 +3546,7 @@
           <w:szCs w:val="28"/>
         </w:rPr>
         <w:br/>
-      </w:r>
-      <w:r>
-        <w:rPr>
-          <w:sz w:val="28"/>
-          <w:szCs w:val="28"/>
-        </w:rPr>
-        <w:t>Гость представляет собой любого пользователя сети Интернет, который посещает сайт колледжа для получения необходимой информации. Администратор является пользователем</w:t>
-      </w:r>
-      <w:r>
-        <w:rPr>
-          <w:sz w:val="28"/>
-          <w:szCs w:val="28"/>
-        </w:rPr>
-        <w:t xml:space="preserve"> системы, у которого есть права управлять контентом и настраивать систему разными способами, будь то просто смена внешнего вида системы  или ее наполнения</w:t>
+        <w:t>Гость представляет собой любого пользователя сети Интернет, который посещает сайт колледжа для получения необходимой информации. Администратор является пользователем системы, у которого есть права управлять контентом и настраивать систему разными способами, будь то просто смена внешнего вида системы  или ее наполнения</w:t>
       </w:r>
       <w:r>
         <w:t>.</w:t>
@@ -2975,14 +3582,7 @@
           <w:sz w:val="28"/>
           <w:szCs w:val="28"/>
         </w:rPr>
-        <w:t xml:space="preserve"> </w:t>
-      </w:r>
-      <w:r>
-        <w:rPr>
-          <w:sz w:val="28"/>
-          <w:szCs w:val="28"/>
-        </w:rPr>
-        <w:t>и оставить сообщение о проблемах колледжа</w:t>
+        <w:t xml:space="preserve"> и оставить сообщение о проблемах колледжа</w:t>
       </w:r>
       <w:r>
         <w:rPr>
@@ -3079,21 +3679,14 @@
           <w:sz w:val="28"/>
           <w:szCs w:val="28"/>
         </w:rPr>
-        <w:t>Таким образом, разработанная диаграмма вариантов использования отражает основные сценарии взаимодействия пользователей с системой и демонстрирует функциональные возможности сайта колледжа как для обычных посетителей, так и для администратора системы</w:t>
-      </w:r>
-      <w:r>
-        <w:rPr>
-          <w:sz w:val="28"/>
-          <w:szCs w:val="28"/>
-        </w:rPr>
-        <w:t>.</w:t>
+        <w:t>Таким образом, разработанная диаграмма вариантов использования отражает основные сценарии взаимодействия пользователей с системой и демонстрирует функциональные возможности сайта колледжа как для обычных посетителей, так и для администратора системы.</w:t>
       </w:r>
     </w:p>
     <w:p>
       <w:pPr>
         <w:pStyle w:val="2"/>
       </w:pPr>
-      <w:bookmarkStart w:id="5" w:name="_Toc226906842"/>
+      <w:bookmarkStart w:id="6" w:name="_Toc227180129"/>
       <w:r>
         <w:t xml:space="preserve">Разработка </w:t>
       </w:r>
@@ -3104,12 +3697,9 @@
         <w:t>idef</w:t>
       </w:r>
       <w:r>
-        <w:t xml:space="preserve">0 </w:t>
-      </w:r>
-      <w:r>
-        <w:t>диаграммы</w:t>
-      </w:r>
-      <w:bookmarkEnd w:id="5"/>
+        <w:t>0 диаграммы</w:t>
+      </w:r>
+      <w:bookmarkEnd w:id="6"/>
     </w:p>
     <w:p>
       <w:pPr>
@@ -3283,21 +3873,7 @@
           <w:sz w:val="28"/>
           <w:szCs w:val="28"/>
         </w:rPr>
-        <w:t xml:space="preserve"> </w:t>
-      </w:r>
-      <w:r>
-        <w:rPr>
-          <w:sz w:val="28"/>
-          <w:szCs w:val="28"/>
-        </w:rPr>
-        <w:t>–</w:t>
-      </w:r>
-      <w:r>
-        <w:rPr>
-          <w:sz w:val="28"/>
-          <w:szCs w:val="28"/>
-        </w:rPr>
-        <w:t xml:space="preserve"> </w:t>
+        <w:t xml:space="preserve"> – </w:t>
       </w:r>
       <w:r>
         <w:rPr>
@@ -3312,14 +3888,7 @@
           <w:sz w:val="28"/>
           <w:szCs w:val="28"/>
         </w:rPr>
-        <w:t xml:space="preserve">0 </w:t>
-      </w:r>
-      <w:r>
-        <w:rPr>
-          <w:sz w:val="28"/>
-          <w:szCs w:val="28"/>
-        </w:rPr>
-        <w:t>диаграмма</w:t>
+        <w:t>0 диаграмма</w:t>
       </w:r>
     </w:p>
     <w:p>
@@ -3405,13 +3974,22 @@
     <w:p>
       <w:pPr>
         <w:pStyle w:val="3"/>
-      </w:pPr>
-      <w:bookmarkStart w:id="6" w:name="_Toc226906843"/>
-      <w:r>
+        <w:rPr>
+          <w:rFonts w:cs="Times New Roman"/>
+        </w:rPr>
+      </w:pPr>
+      <w:bookmarkStart w:id="7" w:name="_Toc227180130"/>
+      <w:r>
+        <w:rPr>
+          <w:rFonts w:cs="Times New Roman"/>
+        </w:rPr>
         <w:t>Декомпозиция первого уровня</w:t>
       </w:r>
-      <w:bookmarkEnd w:id="6"/>
-      <w:r>
+      <w:bookmarkEnd w:id="7"/>
+      <w:r>
+        <w:rPr>
+          <w:rFonts w:cs="Times New Roman"/>
+        </w:rPr>
         <w:br/>
       </w:r>
     </w:p>
@@ -3454,14 +4032,7 @@
           <w:sz w:val="28"/>
           <w:szCs w:val="28"/>
         </w:rPr>
-        <w:t xml:space="preserve">. </w:t>
-      </w:r>
-      <w:r>
-        <w:rPr>
-          <w:sz w:val="28"/>
-          <w:szCs w:val="28"/>
-        </w:rPr>
-        <w:t>A1 — «Управление пользователем», A2 — «Управление плагинами системы» и A3 — «Управление контентом страницы». Данная декомпозиция позволяет более детально рассмотреть процессы, происходящие в информационной системе сайта колледжа, а также определить взаимосвязи между ними.</w:t>
+        <w:t>. A1 — «Управление пользователем», A2 — «Управление плагинами системы» и A3 — «Управление контентом страницы». Данная декомпозиция позволяет более детально рассмотреть процессы, происходящие в информационной системе сайта колледжа, а также определить взаимосвязи между ними.</w:t>
       </w:r>
     </w:p>
     <w:p>
@@ -3549,21 +4120,7 @@
           <w:sz w:val="28"/>
           <w:szCs w:val="28"/>
         </w:rPr>
-        <w:t xml:space="preserve"> </w:t>
-      </w:r>
-      <w:r>
-        <w:rPr>
-          <w:sz w:val="28"/>
-          <w:szCs w:val="28"/>
-        </w:rPr>
-        <w:t>–</w:t>
-      </w:r>
-      <w:r>
-        <w:rPr>
-          <w:sz w:val="28"/>
-          <w:szCs w:val="28"/>
-        </w:rPr>
-        <w:t xml:space="preserve"> Декомпозиция первого уровня</w:t>
+        <w:t xml:space="preserve"> – Декомпозиция первого уровня</w:t>
       </w:r>
     </w:p>
     <w:p>
@@ -3638,7 +4195,7 @@
           <w:szCs w:val="28"/>
           <w:lang w:eastAsia="ru-RU"/>
         </w:rPr>
-        <w:t>Блок A3 «Управление контентом страницы» является ключевым элементом системы, обеспечивающим наполнение сайта информацией. Входные данные включают новости колледжа, информацию о занятиях, медиафайлы, а также сведения об установленны</w:t>
+        <w:t xml:space="preserve">Блок A3 «Управление контентом страницы» является ключевым элементом системы, обеспечивающим наполнение сайта информацией. Входные данные включают новости колледжа, информацию о занятиях, медиафайлы, а также сведения об установленны </w:t>
       </w:r>
       <w:r>
         <w:rPr>
@@ -3647,24 +4204,7 @@
           <w:szCs w:val="28"/>
           <w:lang w:eastAsia="ru-RU"/>
         </w:rPr>
-        <w:t xml:space="preserve"> </w:t>
-      </w:r>
-      <w:r>
-        <w:rPr>
-          <w:rFonts w:ascii="Times New Roman" w:eastAsia="Times New Roman" w:hAnsi="Times New Roman" w:cs="Times New Roman"/>
-          <w:sz w:val="28"/>
-          <w:szCs w:val="28"/>
-          <w:lang w:eastAsia="ru-RU"/>
-        </w:rPr>
         <w:tab/>
-      </w:r>
-      <w:r>
-        <w:rPr>
-          <w:rFonts w:ascii="Times New Roman" w:eastAsia="Times New Roman" w:hAnsi="Times New Roman" w:cs="Times New Roman"/>
-          <w:sz w:val="28"/>
-          <w:szCs w:val="28"/>
-          <w:lang w:eastAsia="ru-RU"/>
-        </w:rPr>
         <w:t>х плагинах, поступающие из блока A2. Управляющие воздействия представлены техническим заданием и требованиями законодательства.</w:t>
       </w:r>
     </w:p>
@@ -3769,7 +4309,7 @@
           <w:szCs w:val="28"/>
         </w:rPr>
       </w:pPr>
-      <w:bookmarkStart w:id="7" w:name="_Toc226906844"/>
+      <w:bookmarkStart w:id="8" w:name="_Toc227180131"/>
       <w:r>
         <w:rPr>
           <w:rStyle w:val="20"/>
@@ -3777,7 +4317,7 @@
         <w:lastRenderedPageBreak/>
         <w:t>ER диаграмма</w:t>
       </w:r>
-      <w:bookmarkEnd w:id="7"/>
+      <w:bookmarkEnd w:id="8"/>
       <w:r>
         <w:rPr>
           <w:rStyle w:val="20"/>
@@ -3825,14 +4365,7 @@
           <w:sz w:val="28"/>
           <w:szCs w:val="28"/>
         </w:rPr>
-        <w:t>В рамках данной работы ER-диаграмма отражает структуру базы данных сайта колледжа и демонстрирует организацию хранения информации, связанной с пользователями, контентом, комментариями и другими элементами системы.</w:t>
-      </w:r>
-      <w:r>
-        <w:rPr>
-          <w:sz w:val="28"/>
-          <w:szCs w:val="28"/>
-        </w:rPr>
-        <w:t xml:space="preserve"> Диаграмма представлена ниже (Рисунок 4, Рисунок 5).</w:t>
+        <w:t>В рамках данной работы ER-диаграмма отражает структуру базы данных сайта колледжа и демонстрирует организацию хранения информации, связанной с пользователями, контентом, комментариями и другими элементами системы. Диаграмма представлена ниже (Рисунок 4, Рисунок 5).</w:t>
       </w:r>
     </w:p>
     <w:p>
@@ -3919,14 +4452,7 @@
           <w:sz w:val="28"/>
           <w:szCs w:val="28"/>
         </w:rPr>
-        <w:t xml:space="preserve"> </w:t>
-      </w:r>
-      <w:r>
-        <w:rPr>
-          <w:sz w:val="28"/>
-          <w:szCs w:val="28"/>
-        </w:rPr>
-        <w:t>–</w:t>
+        <w:t xml:space="preserve"> –</w:t>
       </w:r>
       <w:r>
         <w:rPr>
@@ -4129,11 +4655,11 @@
       <w:pPr>
         <w:pStyle w:val="2"/>
       </w:pPr>
-      <w:bookmarkStart w:id="8" w:name="_Toc226906845"/>
+      <w:bookmarkStart w:id="9" w:name="_Toc227180132"/>
       <w:r>
         <w:t>Выбор программных средств реализаций</w:t>
       </w:r>
-      <w:bookmarkEnd w:id="8"/>
+      <w:bookmarkEnd w:id="9"/>
     </w:p>
     <w:p>
       <w:pPr>
@@ -4356,11 +4882,11 @@
       <w:r>
         <w:t xml:space="preserve"> </w:t>
       </w:r>
-      <w:bookmarkStart w:id="9" w:name="_Toc226906846"/>
+      <w:bookmarkStart w:id="10" w:name="_Toc227180133"/>
       <w:r>
         <w:t>Практическая реализация</w:t>
       </w:r>
-      <w:bookmarkEnd w:id="9"/>
+      <w:bookmarkEnd w:id="10"/>
     </w:p>
     <w:p>
       <w:pPr>
@@ -4395,21 +4921,7 @@
           <w:sz w:val="28"/>
           <w:szCs w:val="28"/>
         </w:rPr>
-        <w:t>После выполнения базовой настройки системы осуществляется переход в административную панель WordPress, которая является основным инструментом управления сайтом. Главная страница а</w:t>
-      </w:r>
-      <w:r>
-        <w:rPr>
-          <w:sz w:val="28"/>
-          <w:szCs w:val="28"/>
-        </w:rPr>
-        <w:t>дминистративной панели (Рисунок 6)</w:t>
-      </w:r>
-      <w:r>
-        <w:rPr>
-          <w:sz w:val="28"/>
-          <w:szCs w:val="28"/>
-        </w:rPr>
-        <w:t xml:space="preserve"> предоставляет пользователю сводную информацию о состоянии системы и быстрый доступ к основным функциям.</w:t>
+        <w:t>После выполнения базовой настройки системы осуществляется переход в административную панель WordPress, которая является основным инструментом управления сайтом. Главная страница административной панели (Рисунок 6) предоставляет пользователю сводную информацию о состоянии системы и быстрый доступ к основным функциям.</w:t>
       </w:r>
       <w:r>
         <w:rPr>
@@ -4482,21 +4994,7 @@
           <w:sz w:val="28"/>
           <w:szCs w:val="28"/>
         </w:rPr>
-        <w:t xml:space="preserve"> </w:t>
-      </w:r>
-      <w:r>
-        <w:rPr>
-          <w:sz w:val="28"/>
-          <w:szCs w:val="28"/>
-        </w:rPr>
-        <w:t>–</w:t>
-      </w:r>
-      <w:r>
-        <w:rPr>
-          <w:sz w:val="28"/>
-          <w:szCs w:val="28"/>
-        </w:rPr>
-        <w:t xml:space="preserve"> Панель администратора </w:t>
+        <w:t xml:space="preserve"> – Панель администратора </w:t>
       </w:r>
       <w:r>
         <w:rPr>
@@ -4613,21 +5111,7 @@
           <w:sz w:val="28"/>
           <w:szCs w:val="28"/>
         </w:rPr>
-        <w:t>На странице</w:t>
-      </w:r>
-      <w:r>
-        <w:rPr>
-          <w:sz w:val="28"/>
-          <w:szCs w:val="28"/>
-        </w:rPr>
-        <w:t xml:space="preserve"> (Рисунок 7)</w:t>
-      </w:r>
-      <w:r>
-        <w:rPr>
-          <w:sz w:val="28"/>
-          <w:szCs w:val="28"/>
-        </w:rPr>
-        <w:t xml:space="preserve"> отображается список всех установленных плагинов с указанием их названия, версии, описания и информации о разработчике. Администратор может выполнять основные действия, такие как активация, деактивация, обновление и удаление плагинов.</w:t>
+        <w:t>На странице (Рисунок 7) отображается список всех установленных плагинов с указанием их названия, версии, описания и информации о разработчике. Администратор может выполнять основные действия, такие как активация, деактивация, обновление и удаление плагинов.</w:t>
       </w:r>
     </w:p>
     <w:p>
@@ -4750,28 +5234,7 @@
           <w:sz w:val="28"/>
           <w:szCs w:val="28"/>
         </w:rPr>
-        <w:t xml:space="preserve"> </w:t>
-      </w:r>
-      <w:r>
-        <w:rPr>
-          <w:sz w:val="28"/>
-          <w:szCs w:val="28"/>
-        </w:rPr>
-        <w:t>–</w:t>
-      </w:r>
-      <w:r>
-        <w:rPr>
-          <w:sz w:val="28"/>
-          <w:szCs w:val="28"/>
-        </w:rPr>
-        <w:t xml:space="preserve"> </w:t>
-      </w:r>
-      <w:r>
-        <w:rPr>
-          <w:sz w:val="28"/>
-          <w:szCs w:val="28"/>
-        </w:rPr>
-        <w:t>Страница управления плагинами</w:t>
+        <w:t xml:space="preserve"> – Страница управления плагинами</w:t>
       </w:r>
     </w:p>
     <w:p>
@@ -4959,6 +5422,68 @@
       </w:pPr>
       <w:r>
         <w:rPr>
+          <w:rFonts w:ascii="Times New Roman" w:hAnsi="Times New Roman" w:cs="Times New Roman"/>
+          <w:noProof/>
+          <w:lang w:eastAsia="ru-RU"/>
+        </w:rPr>
+        <w:drawing>
+          <wp:anchor distT="0" distB="0" distL="114300" distR="114300" simplePos="0" relativeHeight="251662336" behindDoc="0" locked="0" layoutInCell="1" allowOverlap="1" wp14:anchorId="288F63B7" wp14:editId="47213EBD">
+            <wp:simplePos x="0" y="0"/>
+            <wp:positionH relativeFrom="column">
+              <wp:posOffset>-142875</wp:posOffset>
+            </wp:positionH>
+            <wp:positionV relativeFrom="paragraph">
+              <wp:posOffset>918210</wp:posOffset>
+            </wp:positionV>
+            <wp:extent cx="6120130" cy="3103245"/>
+            <wp:effectExtent l="0" t="0" r="0" b="1905"/>
+            <wp:wrapTopAndBottom/>
+            <wp:docPr id="2" name="Рисунок 2"/>
+            <wp:cNvGraphicFramePr>
+              <a:graphicFrameLocks xmlns:a="http://schemas.openxmlformats.org/drawingml/2006/main" noChangeAspect="1"/>
+            </wp:cNvGraphicFramePr>
+            <a:graphic xmlns:a="http://schemas.openxmlformats.org/drawingml/2006/main">
+              <a:graphicData uri="http://schemas.openxmlformats.org/drawingml/2006/picture">
+                <pic:pic xmlns:pic="http://schemas.openxmlformats.org/drawingml/2006/picture">
+                  <pic:nvPicPr>
+                    <pic:cNvPr id="1" name=""/>
+                    <pic:cNvPicPr/>
+                  </pic:nvPicPr>
+                  <pic:blipFill>
+                    <a:blip r:embed="rId17">
+                      <a:extLst>
+                        <a:ext uri="{28A0092B-C50C-407E-A947-70E740481C1C}">
+                          <a14:useLocalDpi xmlns:a14="http://schemas.microsoft.com/office/drawing/2010/main" val="0"/>
+                        </a:ext>
+                      </a:extLst>
+                    </a:blip>
+                    <a:stretch>
+                      <a:fillRect/>
+                    </a:stretch>
+                  </pic:blipFill>
+                  <pic:spPr>
+                    <a:xfrm>
+                      <a:off x="0" y="0"/>
+                      <a:ext cx="6120130" cy="3103245"/>
+                    </a:xfrm>
+                    <a:prstGeom prst="rect">
+                      <a:avLst/>
+                    </a:prstGeom>
+                  </pic:spPr>
+                </pic:pic>
+              </a:graphicData>
+            </a:graphic>
+            <wp14:sizeRelH relativeFrom="page">
+              <wp14:pctWidth>0</wp14:pctWidth>
+            </wp14:sizeRelH>
+            <wp14:sizeRelV relativeFrom="page">
+              <wp14:pctHeight>0</wp14:pctHeight>
+            </wp14:sizeRelV>
+          </wp:anchor>
+        </w:drawing>
+      </w:r>
+      <w:r>
+        <w:rPr>
           <w:rFonts w:ascii="Times New Roman" w:eastAsia="Times New Roman" w:hAnsi="Times New Roman" w:cs="Times New Roman"/>
           <w:sz w:val="28"/>
           <w:szCs w:val="28"/>
@@ -4971,6 +5496,7 @@
       <w:pPr>
         <w:spacing w:after="0" w:line="360" w:lineRule="auto"/>
         <w:ind w:firstLine="709"/>
+        <w:jc w:val="center"/>
         <w:rPr>
           <w:rFonts w:ascii="Times New Roman" w:eastAsia="Times New Roman" w:hAnsi="Times New Roman" w:cs="Times New Roman"/>
           <w:sz w:val="28"/>
@@ -4985,37 +5511,34 @@
           <w:szCs w:val="28"/>
           <w:lang w:eastAsia="ru-RU"/>
         </w:rPr>
-        <w:t>Фото</w:t>
-      </w:r>
-    </w:p>
-    <w:p>
-      <w:pPr>
-        <w:pStyle w:val="3"/>
-        <w:rPr>
-          <w:rFonts w:cs="Times New Roman"/>
-        </w:rPr>
-      </w:pPr>
-      <w:r>
-        <w:rPr>
-          <w:rFonts w:eastAsia="Times New Roman"/>
-          <w:lang w:eastAsia="ru-RU"/>
-        </w:rPr>
-        <w:tab/>
-      </w:r>
-      <w:r>
-        <w:rPr>
-          <w:rFonts w:cs="Times New Roman"/>
-        </w:rPr>
+        <w:t xml:space="preserve">Рисунок 8 </w:t>
+      </w:r>
+      <w:r>
+        <w:rPr>
+          <w:rFonts w:ascii="Times New Roman" w:hAnsi="Times New Roman" w:cs="Times New Roman"/>
+          <w:sz w:val="28"/>
+          <w:szCs w:val="28"/>
+        </w:rPr>
+        <w:t xml:space="preserve">– Страница управления </w:t>
+      </w:r>
+      <w:r>
+        <w:rPr>
+          <w:rFonts w:ascii="Times New Roman" w:hAnsi="Times New Roman" w:cs="Times New Roman"/>
+          <w:sz w:val="28"/>
+          <w:szCs w:val="28"/>
+        </w:rPr>
+        <w:t>расписанием</w:t>
+      </w:r>
+    </w:p>
+    <w:p>
+      <w:pPr>
+        <w:pStyle w:val="2"/>
+      </w:pPr>
+      <w:bookmarkStart w:id="11" w:name="_Toc227180134"/>
+      <w:r>
         <w:t>Руководство администратора</w:t>
       </w:r>
-    </w:p>
-    <w:p>
-      <w:pPr>
-        <w:pStyle w:val="2"/>
-      </w:pPr>
-      <w:r>
-        <w:t>Руководство администратора</w:t>
-      </w:r>
+      <w:bookmarkEnd w:id="11"/>
     </w:p>
     <w:p>
       <w:pPr>
@@ -5032,7 +5555,15 @@
           <w:sz w:val="28"/>
           <w:szCs w:val="28"/>
         </w:rPr>
-        <w:t>Настоящее руководство предназначено для администратора информационной системы сайта колледжа. В документе описаны основные принципы работы с системой управления сайтом, а также порядок выполнения операций по управлению контентом, настройке функциональности и поддержке работоспособности ресурса.</w:t>
+        <w:t xml:space="preserve">Настоящее руководство предназначено для администратора информационной системы сайта колледжа. В документе описаны основные </w:t>
+      </w:r>
+      <w:r>
+        <w:rPr>
+          <w:sz w:val="28"/>
+          <w:szCs w:val="28"/>
+        </w:rPr>
+        <w:lastRenderedPageBreak/>
+        <w:t>принципы работы с системой управления сайтом, а также порядок выполнения операций по управлению контентом, настройке функциональности и поддержке работоспособности ресурса.</w:t>
       </w:r>
     </w:p>
     <w:p>
@@ -5063,6 +5594,7 @@
           <w:szCs w:val="28"/>
         </w:rPr>
       </w:pPr>
+      <w:bookmarkStart w:id="12" w:name="_Toc227180135"/>
       <w:r>
         <w:rPr>
           <w:rFonts w:cs="Times New Roman"/>
@@ -5070,6 +5602,7 @@
         </w:rPr>
         <w:t>Авторизация в системе</w:t>
       </w:r>
+      <w:bookmarkEnd w:id="12"/>
     </w:p>
     <w:p>
       <w:pPr>
@@ -5108,7 +5641,6 @@
           <w:sz w:val="28"/>
           <w:szCs w:val="28"/>
         </w:rPr>
-        <w:lastRenderedPageBreak/>
         <w:t>открыть страницу авторизации системы управления сайтом;</w:t>
       </w:r>
     </w:p>
@@ -5184,6 +5716,7 @@
           <w:szCs w:val="28"/>
         </w:rPr>
       </w:pPr>
+      <w:bookmarkStart w:id="13" w:name="_Toc227180136"/>
       <w:r>
         <w:rPr>
           <w:rFonts w:cs="Times New Roman"/>
@@ -5191,6 +5724,7 @@
         </w:rPr>
         <w:t>Структура административной панели</w:t>
       </w:r>
+      <w:bookmarkEnd w:id="13"/>
     </w:p>
     <w:p>
       <w:pPr>
@@ -5409,6 +5943,7 @@
           <w:sz w:val="28"/>
           <w:szCs w:val="28"/>
         </w:rPr>
+        <w:lastRenderedPageBreak/>
         <w:t>Плагины</w:t>
       </w:r>
       <w:r>
@@ -5494,6 +6029,7 @@
           <w:szCs w:val="28"/>
         </w:rPr>
       </w:pPr>
+      <w:bookmarkStart w:id="14" w:name="_Toc227180137"/>
       <w:r>
         <w:rPr>
           <w:rFonts w:cs="Times New Roman"/>
@@ -5501,6 +6037,7 @@
         </w:rPr>
         <w:t>Создание и редактирование страниц</w:t>
       </w:r>
+      <w:bookmarkEnd w:id="14"/>
     </w:p>
     <w:p>
       <w:pPr>
@@ -5561,7 +6098,6 @@
           <w:sz w:val="28"/>
           <w:szCs w:val="28"/>
         </w:rPr>
-        <w:lastRenderedPageBreak/>
         <w:t>нажать кнопку «Добавить новую»;</w:t>
       </w:r>
     </w:p>
@@ -5659,6 +6195,7 @@
           <w:szCs w:val="28"/>
         </w:rPr>
       </w:pPr>
+      <w:bookmarkStart w:id="15" w:name="_Toc227180138"/>
       <w:r>
         <w:rPr>
           <w:rFonts w:cs="Times New Roman"/>
@@ -5666,6 +6203,7 @@
         </w:rPr>
         <w:t>Работа с записями (новостями)</w:t>
       </w:r>
+      <w:bookmarkEnd w:id="15"/>
     </w:p>
     <w:p>
       <w:pPr>
@@ -5713,6 +6251,7 @@
           <w:szCs w:val="28"/>
         </w:rPr>
       </w:pPr>
+      <w:bookmarkStart w:id="16" w:name="_Toc227180139"/>
       <w:r>
         <w:rPr>
           <w:rFonts w:cs="Times New Roman"/>
@@ -5720,6 +6259,7 @@
         </w:rPr>
         <w:t>Управление медиафайлами</w:t>
       </w:r>
+      <w:bookmarkEnd w:id="16"/>
     </w:p>
     <w:p>
       <w:pPr>
@@ -5820,6 +6360,7 @@
           <w:sz w:val="28"/>
           <w:szCs w:val="28"/>
         </w:rPr>
+        <w:lastRenderedPageBreak/>
         <w:t>Загруженные файлы могут использоваться при создании страниц и записей.</w:t>
       </w:r>
     </w:p>
@@ -5833,6 +6374,7 @@
           <w:szCs w:val="28"/>
         </w:rPr>
       </w:pPr>
+      <w:bookmarkStart w:id="17" w:name="_Toc227180140"/>
       <w:r>
         <w:rPr>
           <w:rFonts w:cs="Times New Roman"/>
@@ -5840,6 +6382,7 @@
         </w:rPr>
         <w:t>Управление плагинами</w:t>
       </w:r>
+      <w:bookmarkEnd w:id="17"/>
     </w:p>
     <w:p>
       <w:pPr>
@@ -5874,7 +6417,6 @@
           <w:sz w:val="28"/>
           <w:szCs w:val="28"/>
         </w:rPr>
-        <w:lastRenderedPageBreak/>
         <w:t>Администратор должен регулярно проверять наличие обновлений плагинов и своевременно их устанавливать для обеспечения стабильной и безопасной работы системы.</w:t>
       </w:r>
     </w:p>
@@ -5888,6 +6430,7 @@
           <w:szCs w:val="28"/>
         </w:rPr>
       </w:pPr>
+      <w:bookmarkStart w:id="18" w:name="_Toc227180141"/>
       <w:r>
         <w:rPr>
           <w:rFonts w:cs="Times New Roman"/>
@@ -5895,6 +6438,7 @@
         </w:rPr>
         <w:t>Управление пользователями</w:t>
       </w:r>
+      <w:bookmarkEnd w:id="18"/>
     </w:p>
     <w:p>
       <w:pPr>
@@ -5924,6 +6468,7 @@
           <w:szCs w:val="28"/>
         </w:rPr>
       </w:pPr>
+      <w:bookmarkStart w:id="19" w:name="_Toc227180142"/>
       <w:r>
         <w:rPr>
           <w:rFonts w:cs="Times New Roman"/>
@@ -5931,6 +6476,7 @@
         </w:rPr>
         <w:t>Общие настройки системы</w:t>
       </w:r>
+      <w:bookmarkEnd w:id="19"/>
     </w:p>
     <w:p>
       <w:pPr>
@@ -5968,7 +6514,13 @@
         <w:t>Корректная настройка системы обеспечивает стабильную работу сайта и удобство его использования.</w:t>
       </w:r>
     </w:p>
-    <w:p/>
+    <w:p>
+      <w:pPr>
+        <w:rPr>
+          <w:rFonts w:ascii="Times New Roman" w:hAnsi="Times New Roman" w:cs="Times New Roman"/>
+        </w:rPr>
+      </w:pPr>
+    </w:p>
     <w:p>
       <w:pPr>
         <w:rPr>
@@ -5981,6 +6533,9 @@
         </w:rPr>
       </w:pPr>
       <w:r>
+        <w:rPr>
+          <w:rFonts w:ascii="Times New Roman" w:hAnsi="Times New Roman" w:cs="Times New Roman"/>
+        </w:rPr>
         <w:br w:type="page"/>
       </w:r>
     </w:p>
@@ -5994,11 +6549,11 @@
         <w:pStyle w:val="1"/>
         <w:jc w:val="center"/>
       </w:pPr>
-      <w:bookmarkStart w:id="10" w:name="_Toc226906847"/>
+      <w:bookmarkStart w:id="20" w:name="_Toc227180143"/>
       <w:r>
         <w:t>ЗАКЛЮЧЕНИЕ</w:t>
       </w:r>
-      <w:bookmarkEnd w:id="10"/>
+      <w:bookmarkEnd w:id="20"/>
     </w:p>
     <w:p>
       <w:pPr>
@@ -6010,8 +6565,6 @@
           <w:szCs w:val="28"/>
         </w:rPr>
       </w:pPr>
-      <w:bookmarkStart w:id="11" w:name="_GoBack"/>
-      <w:bookmarkEnd w:id="11"/>
       <w:r>
         <w:rPr>
           <w:sz w:val="28"/>
@@ -6140,8 +6693,8 @@
           <w:szCs w:val="28"/>
         </w:rPr>
       </w:pPr>
-      <w:bookmarkStart w:id="12" w:name="_Toc161611545"/>
-      <w:bookmarkStart w:id="13" w:name="_Toc226906848"/>
+      <w:bookmarkStart w:id="21" w:name="_Toc161611545"/>
+      <w:bookmarkStart w:id="22" w:name="_Toc227180144"/>
       <w:r>
         <w:rPr>
           <w:rFonts w:eastAsiaTheme="majorEastAsia"/>
@@ -6150,8 +6703,8 @@
         <w:lastRenderedPageBreak/>
         <w:t>СПИСОК ИСПОЛЬЗОВАННЫХ ИСТОЧНИКОВ</w:t>
       </w:r>
-      <w:bookmarkEnd w:id="12"/>
-      <w:bookmarkEnd w:id="13"/>
+      <w:bookmarkEnd w:id="21"/>
+      <w:bookmarkEnd w:id="22"/>
     </w:p>
     <w:p>
       <w:pPr>
@@ -6199,43 +6752,7 @@
           <w:sz w:val="28"/>
           <w:szCs w:val="28"/>
         </w:rPr>
-        <w:t xml:space="preserve">Режим доступа: https://habr.com/ru/articles/566218/ (дата обращения: </w:t>
-      </w:r>
-      <w:r>
-        <w:rPr>
-          <w:rFonts w:ascii="Times New Roman" w:hAnsi="Times New Roman" w:cs="Times New Roman"/>
-          <w:color w:val="000000" w:themeColor="text1"/>
-          <w:sz w:val="28"/>
-          <w:szCs w:val="28"/>
-        </w:rPr>
-        <w:t>03</w:t>
-      </w:r>
-      <w:r>
-        <w:rPr>
-          <w:rFonts w:ascii="Times New Roman" w:hAnsi="Times New Roman" w:cs="Times New Roman"/>
-          <w:color w:val="000000" w:themeColor="text1"/>
-          <w:sz w:val="28"/>
-          <w:szCs w:val="28"/>
-        </w:rPr>
-        <w:t>.0</w:t>
-      </w:r>
-      <w:r>
-        <w:rPr>
-          <w:rFonts w:ascii="Times New Roman" w:hAnsi="Times New Roman" w:cs="Times New Roman"/>
-          <w:color w:val="000000" w:themeColor="text1"/>
-          <w:sz w:val="28"/>
-          <w:szCs w:val="28"/>
-        </w:rPr>
-        <w:t>3.2026</w:t>
-      </w:r>
-      <w:r>
-        <w:rPr>
-          <w:rFonts w:ascii="Times New Roman" w:hAnsi="Times New Roman" w:cs="Times New Roman"/>
-          <w:color w:val="000000" w:themeColor="text1"/>
-          <w:sz w:val="28"/>
-          <w:szCs w:val="28"/>
-        </w:rPr>
-        <w:t>).</w:t>
+        <w:t>Режим доступа: https://habr.com/ru/articles/566218/ (дата обращения: 03.03.2026).</w:t>
       </w:r>
     </w:p>
     <w:p>
@@ -6284,43 +6801,7 @@
           <w:sz w:val="28"/>
           <w:szCs w:val="28"/>
         </w:rPr>
-        <w:t>Режим доступа:</w:t>
-      </w:r>
-      <w:r>
-        <w:rPr>
-          <w:rFonts w:ascii="Times New Roman" w:hAnsi="Times New Roman" w:cs="Times New Roman"/>
-          <w:color w:val="000000" w:themeColor="text1"/>
-          <w:sz w:val="28"/>
-          <w:szCs w:val="28"/>
-        </w:rPr>
-        <w:t xml:space="preserve"> </w:t>
-      </w:r>
-      <w:r>
-        <w:rPr>
-          <w:rFonts w:ascii="Times New Roman" w:hAnsi="Times New Roman" w:cs="Times New Roman"/>
-          <w:color w:val="000000" w:themeColor="text1"/>
-          <w:sz w:val="28"/>
-          <w:szCs w:val="28"/>
-        </w:rPr>
-        <w:t xml:space="preserve">https://www.hse.ru/data/2020/10/06/1370744192, </w:t>
-      </w:r>
-      <w:r>
-        <w:rPr>
-          <w:rFonts w:ascii="Times New Roman" w:hAnsi="Times New Roman" w:cs="Times New Roman"/>
-          <w:color w:val="000000" w:themeColor="text1"/>
-          <w:sz w:val="28"/>
-          <w:szCs w:val="28"/>
-        </w:rPr>
-        <w:t>(дата обращения: 03.03.2026</w:t>
-      </w:r>
-      <w:r>
-        <w:rPr>
-          <w:rFonts w:ascii="Times New Roman" w:hAnsi="Times New Roman" w:cs="Times New Roman"/>
-          <w:color w:val="000000" w:themeColor="text1"/>
-          <w:sz w:val="28"/>
-          <w:szCs w:val="28"/>
-        </w:rPr>
-        <w:t xml:space="preserve">). </w:t>
+        <w:t xml:space="preserve">Режим доступа: https://www.hse.ru/data/2020/10/06/1370744192, (дата обращения: 03.03.2026). </w:t>
       </w:r>
     </w:p>
     <w:p>
@@ -6350,93 +6831,16 @@
           <w:sz w:val="28"/>
           <w:szCs w:val="28"/>
         </w:rPr>
-        <w:t>IDEF0. Знакомство с нотацией и пример использования</w:t>
-      </w:r>
-      <w:r>
-        <w:rPr>
-          <w:rFonts w:ascii="Times New Roman" w:hAnsi="Times New Roman" w:cs="Times New Roman"/>
-          <w:bCs/>
+        <w:t xml:space="preserve">IDEF0. Знакомство с нотацией и пример использования [Электронный ресурс].  – </w:t>
+      </w:r>
+      <w:r>
+        <w:rPr>
+          <w:rFonts w:ascii="Times New Roman" w:hAnsi="Times New Roman" w:cs="Times New Roman"/>
           <w:color w:val="000000" w:themeColor="text1"/>
           <w:sz w:val="28"/>
           <w:szCs w:val="28"/>
         </w:rPr>
-        <w:t xml:space="preserve"> </w:t>
-      </w:r>
-      <w:r>
-        <w:rPr>
-          <w:rFonts w:ascii="Times New Roman" w:hAnsi="Times New Roman" w:cs="Times New Roman"/>
-          <w:bCs/>
-          <w:color w:val="000000" w:themeColor="text1"/>
-          <w:sz w:val="28"/>
-          <w:szCs w:val="28"/>
-        </w:rPr>
-        <w:t>[</w:t>
-      </w:r>
-      <w:r>
-        <w:rPr>
-          <w:rFonts w:ascii="Times New Roman" w:hAnsi="Times New Roman" w:cs="Times New Roman"/>
-          <w:bCs/>
-          <w:color w:val="000000" w:themeColor="text1"/>
-          <w:sz w:val="28"/>
-          <w:szCs w:val="28"/>
-        </w:rPr>
-        <w:t>Электронный ресурс</w:t>
-      </w:r>
-      <w:r>
-        <w:rPr>
-          <w:rFonts w:ascii="Times New Roman" w:hAnsi="Times New Roman" w:cs="Times New Roman"/>
-          <w:bCs/>
-          <w:color w:val="000000" w:themeColor="text1"/>
-          <w:sz w:val="28"/>
-          <w:szCs w:val="28"/>
-        </w:rPr>
-        <w:t>].</w:t>
-      </w:r>
-      <w:r>
-        <w:rPr>
-          <w:rFonts w:ascii="Times New Roman" w:hAnsi="Times New Roman" w:cs="Times New Roman"/>
-          <w:bCs/>
-          <w:color w:val="000000" w:themeColor="text1"/>
-          <w:sz w:val="28"/>
-          <w:szCs w:val="28"/>
-        </w:rPr>
-        <w:t xml:space="preserve">  – </w:t>
-      </w:r>
-      <w:r>
-        <w:rPr>
-          <w:rFonts w:ascii="Times New Roman" w:hAnsi="Times New Roman" w:cs="Times New Roman"/>
-          <w:color w:val="000000" w:themeColor="text1"/>
-          <w:sz w:val="28"/>
-          <w:szCs w:val="28"/>
-        </w:rPr>
-        <w:t>Режим доступа</w:t>
-      </w:r>
-      <w:r>
-        <w:rPr>
-          <w:rFonts w:ascii="Times New Roman" w:hAnsi="Times New Roman" w:cs="Times New Roman"/>
-          <w:color w:val="000000" w:themeColor="text1"/>
-          <w:sz w:val="28"/>
-          <w:szCs w:val="28"/>
-        </w:rPr>
-        <w:t xml:space="preserve">: </w:t>
-      </w:r>
-      <w:r>
-        <w:rPr>
-          <w:rFonts w:ascii="Times New Roman" w:hAnsi="Times New Roman" w:cs="Times New Roman"/>
-          <w:color w:val="000000" w:themeColor="text1"/>
-          <w:sz w:val="28"/>
-          <w:szCs w:val="28"/>
-        </w:rPr>
-        <w:t>https://www.trinion.org/blog/idef0-znakomstvo-s-notaciey-i-primer-ispol</w:t>
-      </w:r>
-      <w:r>
-        <w:rPr>
-          <w:rFonts w:ascii="Times New Roman" w:hAnsi="Times New Roman" w:cs="Times New Roman"/>
-          <w:color w:val="000000" w:themeColor="text1"/>
-          <w:sz w:val="28"/>
-          <w:szCs w:val="28"/>
-        </w:rPr>
-        <w:t>zovaniya, (дата обращения: 04.03.2026).</w:t>
+        <w:t>Режим доступа: https://www.trinion.org/blog/idef0-znakomstvo-s-notaciey-i-primer-ispolzovaniya, (дата обращения: 04.03.2026).</w:t>
       </w:r>
     </w:p>
     <w:p>
@@ -6484,88 +6888,7 @@
           <w:sz w:val="28"/>
           <w:szCs w:val="28"/>
         </w:rPr>
-        <w:t>0</w:t>
-      </w:r>
-      <w:r>
-        <w:rPr>
-          <w:rFonts w:ascii="Times New Roman" w:hAnsi="Times New Roman" w:cs="Times New Roman"/>
-          <w:color w:val="000000" w:themeColor="text1"/>
-          <w:sz w:val="28"/>
-          <w:szCs w:val="28"/>
-        </w:rPr>
-        <w:t>. Стандарт</w:t>
-      </w:r>
-      <w:r>
-        <w:rPr>
-          <w:rFonts w:ascii="Times New Roman" w:hAnsi="Times New Roman" w:cs="Times New Roman"/>
-          <w:color w:val="000000" w:themeColor="text1"/>
-          <w:sz w:val="28"/>
-          <w:szCs w:val="28"/>
-        </w:rPr>
-        <w:t xml:space="preserve">. </w:t>
-      </w:r>
-      <w:r>
-        <w:rPr>
-          <w:rFonts w:ascii="Times New Roman" w:hAnsi="Times New Roman" w:cs="Times New Roman"/>
-          <w:color w:val="000000" w:themeColor="text1"/>
-          <w:sz w:val="28"/>
-          <w:szCs w:val="28"/>
-        </w:rPr>
-        <w:t>Русская версия</w:t>
-      </w:r>
-      <w:r>
-        <w:rPr>
-          <w:rFonts w:ascii="Times New Roman" w:hAnsi="Times New Roman" w:cs="Times New Roman"/>
-          <w:color w:val="000000" w:themeColor="text1"/>
-          <w:sz w:val="28"/>
-          <w:szCs w:val="28"/>
-        </w:rPr>
-        <w:t xml:space="preserve"> [</w:t>
-      </w:r>
-      <w:r>
-        <w:rPr>
-          <w:rFonts w:ascii="Times New Roman" w:hAnsi="Times New Roman" w:cs="Times New Roman"/>
-          <w:color w:val="000000" w:themeColor="text1"/>
-          <w:sz w:val="28"/>
-          <w:szCs w:val="28"/>
-        </w:rPr>
-        <w:t>Электронный ресурс</w:t>
-      </w:r>
-      <w:r>
-        <w:rPr>
-          <w:rFonts w:ascii="Times New Roman" w:hAnsi="Times New Roman" w:cs="Times New Roman"/>
-          <w:color w:val="000000" w:themeColor="text1"/>
-          <w:sz w:val="28"/>
-          <w:szCs w:val="28"/>
-        </w:rPr>
-        <w:t>].</w:t>
-      </w:r>
-      <w:r>
-        <w:rPr>
-          <w:rFonts w:ascii="Times New Roman" w:hAnsi="Times New Roman" w:cs="Times New Roman"/>
-          <w:color w:val="000000" w:themeColor="text1"/>
-          <w:sz w:val="28"/>
-          <w:szCs w:val="28"/>
-        </w:rPr>
-        <w:t xml:space="preserve"> – Режим доступа: </w:t>
-      </w:r>
-      <w:r>
-        <w:rPr>
-          <w:rFonts w:ascii="Times New Roman" w:hAnsi="Times New Roman" w:cs="Times New Roman"/>
-          <w:color w:val="000000" w:themeColor="text1"/>
-          <w:sz w:val="28"/>
-          <w:szCs w:val="28"/>
-        </w:rPr>
-        <w:t>https://e-learning.bmstu.ru/iu6/pluginfile.php/5193/mod_resource/content/1/%D0%A1%D1%82%D0%B0%D0%BD%D0%B4%D0%B0%D1%80%D1%82%20IDEF0.pdf</w:t>
-      </w:r>
-      <w:r>
-        <w:rPr>
-          <w:rFonts w:ascii="Times New Roman" w:hAnsi="Times New Roman" w:cs="Times New Roman"/>
-          <w:color w:val="000000" w:themeColor="text1"/>
-          <w:sz w:val="28"/>
-          <w:szCs w:val="28"/>
-        </w:rPr>
-        <w:t>, (дата обращения: 13.03.2026).</w:t>
+        <w:t>0. Стандарт. Русская версия [Электронный ресурс]. – Режим доступа: https://e-learning.bmstu.ru/iu6/pluginfile.php/5193/mod_resource/content/1/%D0%A1%D1%82%D0%B0%D0%BD%D0%B4%D0%B0%D1%80%D1%82%20IDEF0.pdf, (дата обращения: 13.03.2026).</w:t>
       </w:r>
     </w:p>
     <w:p>
@@ -6597,67 +6920,7 @@
           <w:sz w:val="28"/>
           <w:szCs w:val="28"/>
         </w:rPr>
-        <w:t xml:space="preserve">Санатории-России.рф </w:t>
-      </w:r>
-      <w:r>
-        <w:rPr>
-          <w:rFonts w:ascii="Times New Roman" w:hAnsi="Times New Roman" w:cs="Times New Roman"/>
-          <w:bCs/>
-          <w:color w:val="000000" w:themeColor="text1"/>
-          <w:sz w:val="28"/>
-          <w:szCs w:val="28"/>
-        </w:rPr>
-        <w:t>[</w:t>
-      </w:r>
-      <w:r>
-        <w:rPr>
-          <w:rFonts w:ascii="Times New Roman" w:hAnsi="Times New Roman" w:cs="Times New Roman"/>
-          <w:bCs/>
-          <w:color w:val="000000" w:themeColor="text1"/>
-          <w:sz w:val="28"/>
-          <w:szCs w:val="28"/>
-        </w:rPr>
-        <w:t>Электронный ресурс</w:t>
-      </w:r>
-      <w:r>
-        <w:rPr>
-          <w:rFonts w:ascii="Times New Roman" w:hAnsi="Times New Roman" w:cs="Times New Roman"/>
-          <w:bCs/>
-          <w:color w:val="000000" w:themeColor="text1"/>
-          <w:sz w:val="28"/>
-          <w:szCs w:val="28"/>
-        </w:rPr>
-        <w:t>].</w:t>
-      </w:r>
-      <w:r>
-        <w:rPr>
-          <w:rFonts w:ascii="Times New Roman" w:hAnsi="Times New Roman" w:cs="Times New Roman"/>
-          <w:bCs/>
-          <w:color w:val="000000" w:themeColor="text1"/>
-          <w:sz w:val="28"/>
-          <w:szCs w:val="28"/>
-        </w:rPr>
-        <w:t xml:space="preserve"> – Режим доступа: </w:t>
-      </w:r>
-      <w:r>
-        <w:rPr>
-          <w:rFonts w:ascii="Times New Roman" w:hAnsi="Times New Roman" w:cs="Times New Roman"/>
-          <w:bCs/>
-          <w:color w:val="000000" w:themeColor="text1"/>
-          <w:sz w:val="28"/>
-          <w:szCs w:val="28"/>
-        </w:rPr>
-        <w:t>https://xn----7sba6aaba8akdsdekah.xn--p1ai/</w:t>
-      </w:r>
-      <w:r>
-        <w:rPr>
-          <w:rFonts w:ascii="Times New Roman" w:hAnsi="Times New Roman" w:cs="Times New Roman"/>
-          <w:bCs/>
-          <w:color w:val="000000" w:themeColor="text1"/>
-          <w:sz w:val="28"/>
-          <w:szCs w:val="28"/>
-        </w:rPr>
-        <w:t>, (дата обращения: 12.03.2026).</w:t>
+        <w:t>Санатории-России.рф [Электронный ресурс]. – Режим доступа: https://xn----7sba6aaba8akdsdekah.xn--p1ai/, (дата обращения: 12.03.2026).</w:t>
       </w:r>
     </w:p>
     <w:p>
@@ -6710,57 +6973,7 @@
           <w:sz w:val="28"/>
           <w:szCs w:val="28"/>
         </w:rPr>
-        <w:t xml:space="preserve"> 2 [</w:t>
-      </w:r>
-      <w:r>
-        <w:rPr>
-          <w:rFonts w:ascii="Times New Roman" w:hAnsi="Times New Roman" w:cs="Times New Roman"/>
-          <w:bCs/>
-          <w:color w:val="000000" w:themeColor="text1"/>
-          <w:sz w:val="28"/>
-          <w:szCs w:val="28"/>
-        </w:rPr>
-        <w:t>Электронный ресурс</w:t>
-      </w:r>
-      <w:r>
-        <w:rPr>
-          <w:rFonts w:ascii="Times New Roman" w:hAnsi="Times New Roman" w:cs="Times New Roman"/>
-          <w:bCs/>
-          <w:color w:val="000000" w:themeColor="text1"/>
-          <w:sz w:val="28"/>
-          <w:szCs w:val="28"/>
-        </w:rPr>
-        <w:t xml:space="preserve">]. </w:t>
-      </w:r>
-      <w:r>
-        <w:rPr>
-          <w:rFonts w:ascii="Times New Roman" w:hAnsi="Times New Roman" w:cs="Times New Roman"/>
-          <w:bCs/>
-          <w:color w:val="000000" w:themeColor="text1"/>
-          <w:sz w:val="28"/>
-          <w:szCs w:val="28"/>
-        </w:rPr>
-        <w:t xml:space="preserve">– Режим доступа: </w:t>
-      </w:r>
-      <w:r>
-        <w:rPr>
-          <w:rFonts w:ascii="Times New Roman" w:hAnsi="Times New Roman" w:cs="Times New Roman"/>
-          <w:bCs/>
-          <w:color w:val="000000" w:themeColor="text1"/>
-          <w:sz w:val="28"/>
-          <w:szCs w:val="28"/>
-        </w:rPr>
-        <w:t>https://www.yiiframework.com/doc/guide/2.0/ru</w:t>
-      </w:r>
-      <w:r>
-        <w:rPr>
-          <w:rFonts w:ascii="Times New Roman" w:hAnsi="Times New Roman" w:cs="Times New Roman"/>
-          <w:bCs/>
-          <w:color w:val="000000" w:themeColor="text1"/>
-          <w:sz w:val="28"/>
-          <w:szCs w:val="28"/>
-        </w:rPr>
-        <w:t>, (дата обращения: 03.03.2026).</w:t>
+        <w:t xml:space="preserve"> 2 [Электронный ресурс]. – Режим доступа: https://www.yiiframework.com/doc/guide/2.0/ru, (дата обращения: 03.03.2026).</w:t>
       </w:r>
     </w:p>
     <w:p>
@@ -6792,27 +7005,7 @@
           <w:sz w:val="28"/>
           <w:szCs w:val="28"/>
         </w:rPr>
-        <w:t>Что такое Yii2: руководство для начинающих веб-разработчиков [Электронный ресурс]</w:t>
-      </w:r>
-      <w:r>
-        <w:rPr>
-          <w:rFonts w:ascii="Times New Roman" w:hAnsi="Times New Roman" w:cs="Times New Roman"/>
-          <w:bCs/>
-          <w:color w:val="000000" w:themeColor="text1"/>
-          <w:sz w:val="28"/>
-          <w:szCs w:val="28"/>
-        </w:rPr>
-        <w:t>.</w:t>
-      </w:r>
-      <w:r>
-        <w:rPr>
-          <w:rFonts w:ascii="Times New Roman" w:hAnsi="Times New Roman" w:cs="Times New Roman"/>
-          <w:bCs/>
-          <w:color w:val="000000" w:themeColor="text1"/>
-          <w:sz w:val="28"/>
-          <w:szCs w:val="28"/>
-        </w:rPr>
-        <w:t xml:space="preserve"> – Режим доступа: https://ru.hexlet.io/blog/posts/chto-takoe-yii2-rukovodstvo-dlya-nachinayuschih-veb-razrabotchikov (дата обращения: 05.03.2026).</w:t>
+        <w:t>Что такое Yii2: руководство для начинающих веб-разработчиков [Электронный ресурс]. – Режим доступа: https://ru.hexlet.io/blog/posts/chto-takoe-yii2-rukovodstvo-dlya-nachinayuschih-veb-razrabotchikov (дата обращения: 05.03.2026).</w:t>
       </w:r>
     </w:p>
     <w:p>
@@ -6865,57 +7058,7 @@
           <w:sz w:val="28"/>
           <w:szCs w:val="28"/>
         </w:rPr>
-        <w:t xml:space="preserve"> [</w:t>
-      </w:r>
-      <w:r>
-        <w:rPr>
-          <w:rFonts w:ascii="Times New Roman" w:hAnsi="Times New Roman" w:cs="Times New Roman"/>
-          <w:bCs/>
-          <w:color w:val="000000" w:themeColor="text1"/>
-          <w:sz w:val="28"/>
-          <w:szCs w:val="28"/>
-        </w:rPr>
-        <w:t>Электронный ресурс</w:t>
-      </w:r>
-      <w:r>
-        <w:rPr>
-          <w:rFonts w:ascii="Times New Roman" w:hAnsi="Times New Roman" w:cs="Times New Roman"/>
-          <w:bCs/>
-          <w:color w:val="000000" w:themeColor="text1"/>
-          <w:sz w:val="28"/>
-          <w:szCs w:val="28"/>
-        </w:rPr>
-        <w:t>].</w:t>
-      </w:r>
-      <w:r>
-        <w:rPr>
-          <w:rFonts w:ascii="Times New Roman" w:hAnsi="Times New Roman" w:cs="Times New Roman"/>
-          <w:bCs/>
-          <w:color w:val="000000" w:themeColor="text1"/>
-          <w:sz w:val="28"/>
-          <w:szCs w:val="28"/>
-        </w:rPr>
-        <w:t xml:space="preserve"> – Режим доступа: </w:t>
-      </w:r>
-      <w:r>
-        <w:rPr>
-          <w:rFonts w:ascii="Times New Roman" w:hAnsi="Times New Roman" w:cs="Times New Roman"/>
-          <w:bCs/>
-          <w:color w:val="000000" w:themeColor="text1"/>
-          <w:sz w:val="28"/>
-          <w:szCs w:val="28"/>
-        </w:rPr>
-        <w:t>https://www.php.net/manual/ru/index.php</w:t>
-      </w:r>
-      <w:r>
-        <w:rPr>
-          <w:rFonts w:ascii="Times New Roman" w:hAnsi="Times New Roman" w:cs="Times New Roman"/>
-          <w:bCs/>
-          <w:color w:val="000000" w:themeColor="text1"/>
-          <w:sz w:val="28"/>
-          <w:szCs w:val="28"/>
-        </w:rPr>
-        <w:t>, (дата обращения: 09.03.2026).</w:t>
+        <w:t xml:space="preserve"> [Электронный ресурс]. – Режим доступа: https://www.php.net/manual/ru/index.php, (дата обращения: 09.03.2026).</w:t>
       </w:r>
     </w:p>
     <w:p>
@@ -6968,57 +7111,7 @@
           <w:sz w:val="28"/>
           <w:szCs w:val="28"/>
         </w:rPr>
-        <w:t xml:space="preserve"> 5 [</w:t>
-      </w:r>
-      <w:r>
-        <w:rPr>
-          <w:rFonts w:ascii="Times New Roman" w:hAnsi="Times New Roman" w:cs="Times New Roman"/>
-          <w:bCs/>
-          <w:color w:val="000000" w:themeColor="text1"/>
-          <w:sz w:val="28"/>
-          <w:szCs w:val="28"/>
-        </w:rPr>
-        <w:t>Электронный ресурс</w:t>
-      </w:r>
-      <w:r>
-        <w:rPr>
-          <w:rFonts w:ascii="Times New Roman" w:hAnsi="Times New Roman" w:cs="Times New Roman"/>
-          <w:bCs/>
-          <w:color w:val="000000" w:themeColor="text1"/>
-          <w:sz w:val="28"/>
-          <w:szCs w:val="28"/>
-        </w:rPr>
-        <w:t>]. –</w:t>
-      </w:r>
-      <w:r>
-        <w:rPr>
-          <w:rFonts w:ascii="Times New Roman" w:hAnsi="Times New Roman" w:cs="Times New Roman"/>
-          <w:bCs/>
-          <w:color w:val="000000" w:themeColor="text1"/>
-          <w:sz w:val="28"/>
-          <w:szCs w:val="28"/>
-        </w:rPr>
-        <w:t xml:space="preserve"> Режим доступа: </w:t>
-      </w:r>
-      <w:r>
-        <w:rPr>
-          <w:rFonts w:ascii="Times New Roman" w:hAnsi="Times New Roman" w:cs="Times New Roman"/>
-          <w:bCs/>
-          <w:color w:val="000000" w:themeColor="text1"/>
-          <w:sz w:val="28"/>
-          <w:szCs w:val="28"/>
-        </w:rPr>
-        <w:t xml:space="preserve">https://bootstrap-4.ru/docs/5.3/components/, </w:t>
-      </w:r>
-      <w:r>
-        <w:rPr>
-          <w:rFonts w:ascii="Times New Roman" w:hAnsi="Times New Roman" w:cs="Times New Roman"/>
-          <w:bCs/>
-          <w:color w:val="000000" w:themeColor="text1"/>
-          <w:sz w:val="28"/>
-          <w:szCs w:val="28"/>
-        </w:rPr>
-        <w:t>(дата обращения: 12.03.2026).</w:t>
+        <w:t xml:space="preserve"> 5 [Электронный ресурс]. – Режим доступа: https://bootstrap-4.ru/docs/5.3/components/, (дата обращения: 12.03.2026).</w:t>
       </w:r>
     </w:p>
     <w:p>
@@ -7050,157 +7143,7 @@
           <w:sz w:val="28"/>
           <w:szCs w:val="28"/>
         </w:rPr>
-        <w:t xml:space="preserve">ГОСТ 7.32-2017. </w:t>
-      </w:r>
-      <w:r>
-        <w:rPr>
-          <w:rFonts w:ascii="Times New Roman" w:hAnsi="Times New Roman" w:cs="Times New Roman"/>
-          <w:bCs/>
-          <w:color w:val="000000" w:themeColor="text1"/>
-          <w:sz w:val="28"/>
-          <w:szCs w:val="28"/>
-        </w:rPr>
-        <w:t>Система стандартов по информации, библиотечному и издательскому делу</w:t>
-      </w:r>
-      <w:r>
-        <w:rPr>
-          <w:rFonts w:ascii="Times New Roman" w:hAnsi="Times New Roman" w:cs="Times New Roman"/>
-          <w:bCs/>
-          <w:color w:val="000000" w:themeColor="text1"/>
-          <w:sz w:val="28"/>
-          <w:szCs w:val="28"/>
-        </w:rPr>
-        <w:t>.</w:t>
-      </w:r>
-      <w:r>
-        <w:rPr>
-          <w:rFonts w:ascii="Times New Roman" w:hAnsi="Times New Roman" w:cs="Times New Roman"/>
-          <w:bCs/>
-          <w:color w:val="000000" w:themeColor="text1"/>
-          <w:sz w:val="28"/>
-          <w:szCs w:val="28"/>
-        </w:rPr>
-        <w:t xml:space="preserve"> </w:t>
-      </w:r>
-      <w:r>
-        <w:rPr>
-          <w:rFonts w:ascii="Times New Roman" w:hAnsi="Times New Roman" w:cs="Times New Roman"/>
-          <w:bCs/>
-          <w:color w:val="000000" w:themeColor="text1"/>
-          <w:sz w:val="28"/>
-          <w:szCs w:val="28"/>
-        </w:rPr>
-        <w:t>Отчет о научно-исследовательской работе.</w:t>
-      </w:r>
-      <w:r>
-        <w:rPr>
-          <w:rFonts w:ascii="Times New Roman" w:hAnsi="Times New Roman" w:cs="Times New Roman"/>
-          <w:bCs/>
-          <w:color w:val="000000" w:themeColor="text1"/>
-          <w:sz w:val="28"/>
-          <w:szCs w:val="28"/>
-        </w:rPr>
-        <w:t xml:space="preserve"> Структура и правила оформления</w:t>
-      </w:r>
-      <w:r>
-        <w:rPr>
-          <w:rFonts w:ascii="Times New Roman" w:hAnsi="Times New Roman" w:cs="Times New Roman"/>
-          <w:bCs/>
-          <w:color w:val="000000" w:themeColor="text1"/>
-          <w:sz w:val="28"/>
-          <w:szCs w:val="28"/>
-        </w:rPr>
-        <w:t xml:space="preserve"> </w:t>
-      </w:r>
-      <w:r>
-        <w:rPr>
-          <w:rFonts w:ascii="Times New Roman" w:hAnsi="Times New Roman" w:cs="Times New Roman"/>
-          <w:bCs/>
-          <w:color w:val="000000" w:themeColor="text1"/>
-          <w:sz w:val="28"/>
-          <w:szCs w:val="28"/>
-        </w:rPr>
-        <w:t>[</w:t>
-      </w:r>
-      <w:r>
-        <w:rPr>
-          <w:rFonts w:ascii="Times New Roman" w:hAnsi="Times New Roman" w:cs="Times New Roman"/>
-          <w:bCs/>
-          <w:color w:val="000000" w:themeColor="text1"/>
-          <w:sz w:val="28"/>
-          <w:szCs w:val="28"/>
-        </w:rPr>
-        <w:t>Текст</w:t>
-      </w:r>
-      <w:r>
-        <w:rPr>
-          <w:rFonts w:ascii="Times New Roman" w:hAnsi="Times New Roman" w:cs="Times New Roman"/>
-          <w:bCs/>
-          <w:color w:val="000000" w:themeColor="text1"/>
-          <w:sz w:val="28"/>
-          <w:szCs w:val="28"/>
-        </w:rPr>
-        <w:t>]</w:t>
-      </w:r>
-      <w:r>
-        <w:rPr>
-          <w:rFonts w:ascii="Times New Roman" w:hAnsi="Times New Roman" w:cs="Times New Roman"/>
-          <w:bCs/>
-          <w:color w:val="000000" w:themeColor="text1"/>
-          <w:sz w:val="28"/>
-          <w:szCs w:val="28"/>
-        </w:rPr>
-        <w:t xml:space="preserve">. – </w:t>
-      </w:r>
-      <w:r>
-        <w:rPr>
-          <w:rFonts w:ascii="Times New Roman" w:hAnsi="Times New Roman" w:cs="Times New Roman"/>
-          <w:bCs/>
-          <w:color w:val="000000" w:themeColor="text1"/>
-          <w:sz w:val="28"/>
-          <w:szCs w:val="28"/>
-        </w:rPr>
-        <w:t>Москва</w:t>
-      </w:r>
-      <w:r>
-        <w:rPr>
-          <w:rFonts w:ascii="Times New Roman" w:hAnsi="Times New Roman" w:cs="Times New Roman"/>
-          <w:bCs/>
-          <w:color w:val="000000" w:themeColor="text1"/>
-          <w:sz w:val="28"/>
-          <w:szCs w:val="28"/>
-        </w:rPr>
-        <w:t xml:space="preserve"> </w:t>
-      </w:r>
-      <w:r>
-        <w:rPr>
-          <w:rFonts w:ascii="Times New Roman" w:hAnsi="Times New Roman" w:cs="Times New Roman"/>
-          <w:bCs/>
-          <w:color w:val="000000" w:themeColor="text1"/>
-          <w:sz w:val="28"/>
-          <w:szCs w:val="28"/>
-        </w:rPr>
-        <w:t>:</w:t>
-      </w:r>
-      <w:r>
-        <w:rPr>
-          <w:rFonts w:ascii="Times New Roman" w:hAnsi="Times New Roman" w:cs="Times New Roman"/>
-          <w:bCs/>
-          <w:color w:val="000000" w:themeColor="text1"/>
-          <w:sz w:val="28"/>
-          <w:szCs w:val="28"/>
-        </w:rPr>
-        <w:t xml:space="preserve"> Стаидартинформ 2017</w:t>
-      </w:r>
-      <w:r>
-        <w:rPr>
-          <w:rFonts w:ascii="Times New Roman" w:hAnsi="Times New Roman" w:cs="Times New Roman"/>
-          <w:bCs/>
-          <w:color w:val="000000" w:themeColor="text1"/>
-          <w:sz w:val="28"/>
-          <w:szCs w:val="28"/>
-        </w:rPr>
-        <w:t>. – 32 с.</w:t>
+        <w:t>ГОСТ 7.32-2017. Система стандартов по информации, библиотечному и издательскому делу. Отчет о научно-исследовательской работе. Структура и правила оформления [Текст]. – Москва : Стаидартинформ 2017. – 32 с.</w:t>
       </w:r>
     </w:p>
     <w:p>
@@ -7233,127 +7176,7 @@
           <w:szCs w:val="28"/>
         </w:rPr>
         <w:lastRenderedPageBreak/>
-        <w:t>ГОСТ Р 7.0</w:t>
-      </w:r>
-      <w:r>
-        <w:rPr>
-          <w:rFonts w:ascii="Times New Roman" w:hAnsi="Times New Roman" w:cs="Times New Roman"/>
-          <w:bCs/>
-          <w:color w:val="000000" w:themeColor="text1"/>
-          <w:sz w:val="28"/>
-          <w:szCs w:val="28"/>
-        </w:rPr>
-        <w:t>.100-2018</w:t>
-      </w:r>
-      <w:r>
-        <w:rPr>
-          <w:rFonts w:ascii="Times New Roman" w:hAnsi="Times New Roman" w:cs="Times New Roman"/>
-          <w:bCs/>
-          <w:color w:val="000000" w:themeColor="text1"/>
-          <w:sz w:val="28"/>
-          <w:szCs w:val="28"/>
-        </w:rPr>
-        <w:t>. Система стандартов по информации, библиотечному и издательскому делу. Библиографическое описание. Общие требования и правила составления</w:t>
-      </w:r>
-      <w:r>
-        <w:rPr>
-          <w:rFonts w:ascii="Times New Roman" w:hAnsi="Times New Roman" w:cs="Times New Roman"/>
-          <w:bCs/>
-          <w:color w:val="000000" w:themeColor="text1"/>
-          <w:sz w:val="28"/>
-          <w:szCs w:val="28"/>
-        </w:rPr>
-        <w:t xml:space="preserve"> [</w:t>
-      </w:r>
-      <w:r>
-        <w:rPr>
-          <w:rFonts w:ascii="Times New Roman" w:hAnsi="Times New Roman" w:cs="Times New Roman"/>
-          <w:bCs/>
-          <w:color w:val="000000" w:themeColor="text1"/>
-          <w:sz w:val="28"/>
-          <w:szCs w:val="28"/>
-        </w:rPr>
-        <w:t>Текст</w:t>
-      </w:r>
-      <w:r>
-        <w:rPr>
-          <w:rFonts w:ascii="Times New Roman" w:hAnsi="Times New Roman" w:cs="Times New Roman"/>
-          <w:bCs/>
-          <w:color w:val="000000" w:themeColor="text1"/>
-          <w:sz w:val="28"/>
-          <w:szCs w:val="28"/>
-        </w:rPr>
-        <w:t>].</w:t>
-      </w:r>
-      <w:r>
-        <w:rPr>
-          <w:rFonts w:ascii="Times New Roman" w:hAnsi="Times New Roman" w:cs="Times New Roman"/>
-          <w:bCs/>
-          <w:color w:val="000000" w:themeColor="text1"/>
-          <w:sz w:val="28"/>
-          <w:szCs w:val="28"/>
-        </w:rPr>
-        <w:t xml:space="preserve"> – Введ. 2019-07-01. – Москва </w:t>
-      </w:r>
-      <w:r>
-        <w:rPr>
-          <w:rFonts w:ascii="Times New Roman" w:hAnsi="Times New Roman" w:cs="Times New Roman"/>
-          <w:bCs/>
-          <w:color w:val="000000" w:themeColor="text1"/>
-          <w:sz w:val="28"/>
-          <w:szCs w:val="28"/>
-        </w:rPr>
-        <w:t xml:space="preserve">: </w:t>
-      </w:r>
-      <w:r>
-        <w:rPr>
-          <w:rFonts w:ascii="Times New Roman" w:hAnsi="Times New Roman" w:cs="Times New Roman"/>
-          <w:bCs/>
-          <w:color w:val="000000" w:themeColor="text1"/>
-          <w:sz w:val="28"/>
-          <w:szCs w:val="28"/>
-        </w:rPr>
-        <w:t>Стаидартинформ 201</w:t>
-      </w:r>
-      <w:r>
-        <w:rPr>
-          <w:rFonts w:ascii="Times New Roman" w:hAnsi="Times New Roman" w:cs="Times New Roman"/>
-          <w:bCs/>
-          <w:color w:val="000000" w:themeColor="text1"/>
-          <w:sz w:val="28"/>
-          <w:szCs w:val="28"/>
-        </w:rPr>
-        <w:t>9</w:t>
-      </w:r>
-      <w:r>
-        <w:rPr>
-          <w:rFonts w:ascii="Times New Roman" w:hAnsi="Times New Roman" w:cs="Times New Roman"/>
-          <w:bCs/>
-          <w:color w:val="000000" w:themeColor="text1"/>
-          <w:sz w:val="28"/>
-          <w:szCs w:val="28"/>
-        </w:rPr>
-        <w:t>. – 3</w:t>
-      </w:r>
-      <w:r>
-        <w:rPr>
-          <w:rFonts w:ascii="Times New Roman" w:hAnsi="Times New Roman" w:cs="Times New Roman"/>
-          <w:bCs/>
-          <w:color w:val="000000" w:themeColor="text1"/>
-          <w:sz w:val="28"/>
-          <w:szCs w:val="28"/>
-        </w:rPr>
-        <w:t>5</w:t>
-      </w:r>
-      <w:r>
-        <w:rPr>
-          <w:rFonts w:ascii="Times New Roman" w:hAnsi="Times New Roman" w:cs="Times New Roman"/>
-          <w:bCs/>
-          <w:color w:val="000000" w:themeColor="text1"/>
-          <w:sz w:val="28"/>
-          <w:szCs w:val="28"/>
-        </w:rPr>
-        <w:t xml:space="preserve"> с.</w:t>
+        <w:t>ГОСТ Р 7.0.100-2018. Система стандартов по информации, библиотечному и издательскому делу. Библиографическое описание. Общие требования и правила составления [Текст]. – Введ. 2019-07-01. – Москва : Стаидартинформ 2019. – 35 с.</w:t>
       </w:r>
     </w:p>
     <w:p>
@@ -7385,87 +7208,7 @@
           <w:sz w:val="28"/>
           <w:szCs w:val="28"/>
         </w:rPr>
-        <w:t>Отчет о научно-исследовательской работе: структура и правила оформления в соответствии с требованиями ГОСТ 7.32 – 2017 (краткие методические рекомендации)</w:t>
-      </w:r>
-      <w:r>
-        <w:rPr>
-          <w:rFonts w:ascii="Times New Roman" w:hAnsi="Times New Roman" w:cs="Times New Roman"/>
-          <w:bCs/>
-          <w:color w:val="000000" w:themeColor="text1"/>
-          <w:sz w:val="28"/>
-          <w:szCs w:val="28"/>
-        </w:rPr>
-        <w:t xml:space="preserve"> </w:t>
-      </w:r>
-      <w:r>
-        <w:rPr>
-          <w:rFonts w:ascii="Times New Roman" w:hAnsi="Times New Roman" w:cs="Times New Roman"/>
-          <w:bCs/>
-          <w:color w:val="000000" w:themeColor="text1"/>
-          <w:sz w:val="28"/>
-          <w:szCs w:val="28"/>
-        </w:rPr>
-        <w:t>[</w:t>
-      </w:r>
-      <w:r>
-        <w:rPr>
-          <w:rFonts w:ascii="Times New Roman" w:hAnsi="Times New Roman" w:cs="Times New Roman"/>
-          <w:bCs/>
-          <w:color w:val="000000" w:themeColor="text1"/>
-          <w:sz w:val="28"/>
-          <w:szCs w:val="28"/>
-        </w:rPr>
-        <w:t>Текст</w:t>
-      </w:r>
-      <w:r>
-        <w:rPr>
-          <w:rFonts w:ascii="Times New Roman" w:hAnsi="Times New Roman" w:cs="Times New Roman"/>
-          <w:bCs/>
-          <w:color w:val="000000" w:themeColor="text1"/>
-          <w:sz w:val="28"/>
-          <w:szCs w:val="28"/>
-        </w:rPr>
-        <w:t>]</w:t>
-      </w:r>
-      <w:r>
-        <w:rPr>
-          <w:rFonts w:ascii="Times New Roman" w:hAnsi="Times New Roman" w:cs="Times New Roman"/>
-          <w:bCs/>
-          <w:color w:val="000000" w:themeColor="text1"/>
-          <w:sz w:val="28"/>
-          <w:szCs w:val="28"/>
-        </w:rPr>
-        <w:t xml:space="preserve"> – Москва</w:t>
-      </w:r>
-      <w:r>
-        <w:rPr>
-          <w:rFonts w:ascii="Times New Roman" w:hAnsi="Times New Roman" w:cs="Times New Roman"/>
-          <w:bCs/>
-          <w:color w:val="000000" w:themeColor="text1"/>
-          <w:sz w:val="28"/>
-          <w:szCs w:val="28"/>
-        </w:rPr>
-        <w:t xml:space="preserve"> : </w:t>
-      </w:r>
-      <w:r>
-        <w:rPr>
-          <w:rFonts w:ascii="Times New Roman" w:hAnsi="Times New Roman" w:cs="Times New Roman"/>
-          <w:bCs/>
-          <w:color w:val="000000" w:themeColor="text1"/>
-          <w:sz w:val="28"/>
-          <w:szCs w:val="28"/>
-        </w:rPr>
-        <w:t>НИУ ВШЭ,</w:t>
-      </w:r>
-      <w:r>
-        <w:rPr>
-          <w:rFonts w:ascii="Times New Roman" w:hAnsi="Times New Roman" w:cs="Times New Roman"/>
-          <w:bCs/>
-          <w:color w:val="000000" w:themeColor="text1"/>
-          <w:sz w:val="28"/>
-          <w:szCs w:val="28"/>
-        </w:rPr>
-        <w:t xml:space="preserve"> 2020.</w:t>
+        <w:t>Отчет о научно-исследовательской работе: структура и правила оформления в соответствии с требованиями ГОСТ 7.32 – 2017 (краткие методические рекомендации) [Текст] – Москва : НИУ ВШЭ, 2020.</w:t>
       </w:r>
     </w:p>
     <w:p>
@@ -7657,57 +7400,7 @@
           <w:sz w:val="28"/>
           <w:szCs w:val="28"/>
         </w:rPr>
-        <w:t>Кириллов, В. В. Введение в реляционные базы данных</w:t>
-      </w:r>
-      <w:r>
-        <w:rPr>
-          <w:rFonts w:ascii="Times New Roman" w:hAnsi="Times New Roman" w:cs="Times New Roman"/>
-          <w:bCs/>
-          <w:color w:val="000000" w:themeColor="text1"/>
-          <w:sz w:val="28"/>
-          <w:szCs w:val="28"/>
-        </w:rPr>
-        <w:t xml:space="preserve"> </w:t>
-      </w:r>
-      <w:r>
-        <w:rPr>
-          <w:rFonts w:ascii="Times New Roman" w:hAnsi="Times New Roman" w:cs="Times New Roman"/>
-          <w:bCs/>
-          <w:color w:val="000000" w:themeColor="text1"/>
-          <w:sz w:val="28"/>
-          <w:szCs w:val="28"/>
-        </w:rPr>
-        <w:t>[</w:t>
-      </w:r>
-      <w:r>
-        <w:rPr>
-          <w:rFonts w:ascii="Times New Roman" w:hAnsi="Times New Roman" w:cs="Times New Roman"/>
-          <w:bCs/>
-          <w:color w:val="000000" w:themeColor="text1"/>
-          <w:sz w:val="28"/>
-          <w:szCs w:val="28"/>
-        </w:rPr>
-        <w:t>Текст</w:t>
-      </w:r>
-      <w:r>
-        <w:rPr>
-          <w:rFonts w:ascii="Times New Roman" w:hAnsi="Times New Roman" w:cs="Times New Roman"/>
-          <w:bCs/>
-          <w:color w:val="000000" w:themeColor="text1"/>
-          <w:sz w:val="28"/>
-          <w:szCs w:val="28"/>
-        </w:rPr>
-        <w:t>]</w:t>
-      </w:r>
-      <w:r>
-        <w:rPr>
-          <w:rFonts w:ascii="Times New Roman" w:hAnsi="Times New Roman" w:cs="Times New Roman"/>
-          <w:bCs/>
-          <w:color w:val="000000" w:themeColor="text1"/>
-          <w:sz w:val="28"/>
-          <w:szCs w:val="28"/>
-        </w:rPr>
-        <w:t xml:space="preserve"> / В. В. Кириллов, Г. Ю. Громов. – Санкт-Петербург : БХВ-Петербург, 2021. – 464 с.</w:t>
+        <w:t>Кириллов, В. В. Введение в реляционные базы данных [Текст] / В. В. Кириллов, Г. Ю. Громов. – Санкт-Петербург : БХВ-Петербург, 2021. – 464 с.</w:t>
       </w:r>
     </w:p>
     <w:p>
@@ -7739,47 +7432,7 @@
           <w:sz w:val="28"/>
           <w:szCs w:val="28"/>
         </w:rPr>
-        <w:t>Ветитнев, А. М. Информационные технологии в санаторно-курортном деле</w:t>
-      </w:r>
-      <w:r>
-        <w:rPr>
-          <w:rFonts w:ascii="Times New Roman" w:hAnsi="Times New Roman" w:cs="Times New Roman"/>
-          <w:bCs/>
-          <w:color w:val="000000" w:themeColor="text1"/>
-          <w:sz w:val="28"/>
-          <w:szCs w:val="28"/>
-        </w:rPr>
-        <w:t xml:space="preserve"> </w:t>
-      </w:r>
-      <w:r>
-        <w:rPr>
-          <w:rFonts w:ascii="Times New Roman" w:hAnsi="Times New Roman" w:cs="Times New Roman"/>
-          <w:bCs/>
-          <w:color w:val="000000" w:themeColor="text1"/>
-          <w:sz w:val="28"/>
-          <w:szCs w:val="28"/>
-        </w:rPr>
-        <w:t>[</w:t>
-      </w:r>
-      <w:r>
-        <w:rPr>
-          <w:rFonts w:ascii="Times New Roman" w:hAnsi="Times New Roman" w:cs="Times New Roman"/>
-          <w:bCs/>
-          <w:color w:val="000000" w:themeColor="text1"/>
-          <w:sz w:val="28"/>
-          <w:szCs w:val="28"/>
-        </w:rPr>
-        <w:t>Текст</w:t>
-      </w:r>
-      <w:r>
-        <w:rPr>
-          <w:rFonts w:ascii="Times New Roman" w:hAnsi="Times New Roman" w:cs="Times New Roman"/>
-          <w:bCs/>
-          <w:color w:val="000000" w:themeColor="text1"/>
-          <w:sz w:val="28"/>
-          <w:szCs w:val="28"/>
-        </w:rPr>
-        <w:t>] / А. М. Ветитнев, А. А. Торгашева. – Москва : Медицина, 2021. – 256 с.</w:t>
+        <w:t>Ветитнев, А. М. Информационные технологии в санаторно-курортном деле [Текст] / А. М. Ветитнев, А. А. Торгашева. – Москва : Медицина, 2021. – 256 с.</w:t>
       </w:r>
     </w:p>
     <w:p>
@@ -7870,7 +7523,7 @@
       </w:r>
     </w:p>
     <w:sectPr>
-      <w:footerReference w:type="default" r:id="rId17"/>
+      <w:footerReference w:type="default" r:id="rId18"/>
       <w:pgSz w:w="11906" w:h="16838"/>
       <w:pgMar w:top="1134" w:right="567" w:bottom="1134" w:left="1701" w:header="709" w:footer="709" w:gutter="0"/>
       <w:cols w:space="708"/>
@@ -7957,7 +7610,7 @@
             <w:noProof/>
             <w:sz w:val="28"/>
           </w:rPr>
-          <w:t>26</w:t>
+          <w:t>2</w:t>
         </w:r>
         <w:r>
           <w:rPr>
@@ -12026,12 +11679,13 @@
     <w:autoRedefine/>
     <w:uiPriority w:val="39"/>
     <w:unhideWhenUsed/>
-    <w:rsid w:val="000F7D8D"/>
+    <w:rsid w:val="00A15EF0"/>
     <w:pPr>
       <w:spacing w:after="100"/>
     </w:pPr>
     <w:rPr>
       <w:rFonts w:ascii="Times New Roman" w:hAnsi="Times New Roman"/>
+      <w:sz w:val="28"/>
     </w:rPr>
   </w:style>
   <w:style w:type="paragraph" w:customStyle="1" w:styleId="isselectedend">
@@ -12055,11 +11709,15 @@
     <w:autoRedefine/>
     <w:uiPriority w:val="39"/>
     <w:unhideWhenUsed/>
-    <w:rsid w:val="00866851"/>
+    <w:rsid w:val="00A15EF0"/>
     <w:pPr>
       <w:spacing w:after="100"/>
       <w:ind w:left="220"/>
     </w:pPr>
+    <w:rPr>
+      <w:rFonts w:ascii="Times New Roman" w:hAnsi="Times New Roman"/>
+      <w:sz w:val="28"/>
+    </w:rPr>
   </w:style>
   <w:style w:type="character" w:customStyle="1" w:styleId="30">
     <w:name w:val="Заголовок 3 Знак"/>
@@ -12080,16 +11738,38 @@
     <w:autoRedefine/>
     <w:uiPriority w:val="39"/>
     <w:unhideWhenUsed/>
-    <w:rsid w:val="00C72DF5"/>
+    <w:rsid w:val="00A15EF0"/>
     <w:pPr>
       <w:spacing w:after="100"/>
       <w:ind w:left="440"/>
     </w:pPr>
+    <w:rPr>
+      <w:rFonts w:ascii="Times New Roman" w:hAnsi="Times New Roman"/>
+      <w:sz w:val="28"/>
+    </w:rPr>
   </w:style>
   <w:style w:type="character" w:customStyle="1" w:styleId="whitespace-normal">
     <w:name w:val="whitespace-normal"/>
     <w:basedOn w:val="a0"/>
     <w:rsid w:val="008A0F71"/>
+  </w:style>
+  <w:style w:type="paragraph" w:styleId="4">
+    <w:name w:val="toc 4"/>
+    <w:basedOn w:val="a"/>
+    <w:next w:val="a"/>
+    <w:autoRedefine/>
+    <w:uiPriority w:val="39"/>
+    <w:semiHidden/>
+    <w:unhideWhenUsed/>
+    <w:rsid w:val="00A15EF0"/>
+    <w:pPr>
+      <w:spacing w:after="100"/>
+      <w:ind w:left="660"/>
+    </w:pPr>
+    <w:rPr>
+      <w:rFonts w:ascii="Times New Roman" w:hAnsi="Times New Roman"/>
+      <w:sz w:val="28"/>
+    </w:rPr>
   </w:style>
 </w:styles>
 </file>
@@ -12360,7 +12040,7 @@
 </file>
 
 <file path=customXml/itemProps1.xml><?xml version="1.0" encoding="utf-8"?>
-<ds:datastoreItem xmlns:ds="http://schemas.openxmlformats.org/officeDocument/2006/customXml" ds:itemID="{148B7974-277B-43EB-90ED-8A8227B2D969}">
+<ds:datastoreItem xmlns:ds="http://schemas.openxmlformats.org/officeDocument/2006/customXml" ds:itemID="{281D6099-5F7C-4B95-9F61-F3B201FC7781}">
   <ds:schemaRefs>
     <ds:schemaRef ds:uri="http://schemas.openxmlformats.org/officeDocument/2006/bibliography"/>
   </ds:schemaRefs>
